--- a/Documentatie.docx
+++ b/Documentatie.docx
@@ -247,6 +247,9 @@
       </w:r>
       <w:proofErr w:type="spellEnd"/>
       <w:r>
+        <w:t>, email</w:t>
+      </w:r>
+      <w:r>
         <w:t xml:space="preserve">, </w:t>
       </w:r>
       <w:proofErr w:type="spellStart"/>
@@ -390,13 +393,7 @@
     </w:p>
     <w:p>
       <w:r>
-        <w:t>DELETE</w:t>
-      </w:r>
-      <w:r>
-        <w:t xml:space="preserve"> /v1/functions</w:t>
-      </w:r>
-      <w:r>
-        <w:t>/123</w:t>
+        <w:t>DELETE /v1/functions/123</w:t>
       </w:r>
     </w:p>
     <w:p>
@@ -448,6 +445,18 @@
           <w:t>https://medium.com/@anandjeyaseelan10/rest-api-development-using-spring-boot-step-by-step-7112e3be432b</w:t>
         </w:r>
       </w:hyperlink>
+    </w:p>
+    <w:p>
+      <w:hyperlink r:id="rId9" w:history="1">
+        <w:r>
+          <w:rPr>
+            <w:rStyle w:val="Hyperlink"/>
+          </w:rPr>
+          <w:t>https://medium.com/@AlexanderObregon/using-spring-boot-with-postgresql-for-data-persistence-49e843ab46fc</w:t>
+        </w:r>
+      </w:hyperlink>
+    </w:p>
+    <w:p>
       <w:r>
         <w:br/>
       </w:r>

--- a/Documentatie.docx
+++ b/Documentatie.docx
@@ -17,7 +17,348 @@
       </w:r>
     </w:p>
     <w:p/>
+    <w:sdt>
+      <w:sdtPr>
+        <w:id w:val="1957518568"/>
+        <w:docPartObj>
+          <w:docPartGallery w:val="Table of Contents"/>
+          <w:docPartUnique/>
+        </w:docPartObj>
+      </w:sdtPr>
+      <w:sdtEndPr>
+        <w:rPr>
+          <w:rFonts w:asciiTheme="minorHAnsi" w:eastAsiaTheme="minorHAnsi" w:hAnsiTheme="minorHAnsi" w:cstheme="minorBidi"/>
+          <w:b/>
+          <w:bCs/>
+          <w:noProof/>
+          <w:color w:val="auto"/>
+          <w:kern w:val="2"/>
+          <w:sz w:val="24"/>
+          <w:szCs w:val="24"/>
+          <w14:ligatures w14:val="standardContextual"/>
+        </w:rPr>
+      </w:sdtEndPr>
+      <w:sdtContent>
+        <w:p>
+          <w:pPr>
+            <w:pStyle w:val="TOCHeading"/>
+          </w:pPr>
+          <w:r>
+            <w:t>Contents</w:t>
+          </w:r>
+        </w:p>
+        <w:p>
+          <w:pPr>
+            <w:pStyle w:val="TOC1"/>
+            <w:tabs>
+              <w:tab w:val="right" w:leader="dot" w:pos="9350"/>
+            </w:tabs>
+            <w:rPr>
+              <w:noProof/>
+            </w:rPr>
+          </w:pPr>
+          <w:r>
+            <w:fldChar w:fldCharType="begin"/>
+          </w:r>
+          <w:r>
+            <w:instrText xml:space="preserve"> TOC \o "1-3" \h \z \u </w:instrText>
+          </w:r>
+          <w:r>
+            <w:fldChar w:fldCharType="separate"/>
+          </w:r>
+          <w:hyperlink w:anchor="_Toc234069809" w:history="1">
+            <w:r>
+              <w:rPr>
+                <w:rStyle w:val="Hyperlink"/>
+                <w:noProof/>
+              </w:rPr>
+              <w:t>TODO</w:t>
+            </w:r>
+            <w:r>
+              <w:rPr>
+                <w:noProof/>
+                <w:webHidden/>
+              </w:rPr>
+              <w:tab/>
+            </w:r>
+            <w:r>
+              <w:rPr>
+                <w:noProof/>
+                <w:webHidden/>
+              </w:rPr>
+              <w:fldChar w:fldCharType="begin"/>
+            </w:r>
+            <w:r>
+              <w:rPr>
+                <w:noProof/>
+                <w:webHidden/>
+              </w:rPr>
+              <w:instrText xml:space="preserve"> PAGEREF _Toc234069809 \h </w:instrText>
+            </w:r>
+            <w:r>
+              <w:rPr>
+                <w:noProof/>
+                <w:webHidden/>
+              </w:rPr>
+            </w:r>
+            <w:r>
+              <w:rPr>
+                <w:noProof/>
+                <w:webHidden/>
+              </w:rPr>
+              <w:fldChar w:fldCharType="separate"/>
+            </w:r>
+            <w:r>
+              <w:rPr>
+                <w:noProof/>
+                <w:webHidden/>
+              </w:rPr>
+              <w:t>1</w:t>
+            </w:r>
+            <w:r>
+              <w:rPr>
+                <w:noProof/>
+                <w:webHidden/>
+              </w:rPr>
+              <w:fldChar w:fldCharType="end"/>
+            </w:r>
+          </w:hyperlink>
+        </w:p>
+        <w:p>
+          <w:pPr>
+            <w:pStyle w:val="TOC1"/>
+            <w:tabs>
+              <w:tab w:val="right" w:leader="dot" w:pos="9350"/>
+            </w:tabs>
+            <w:rPr>
+              <w:noProof/>
+            </w:rPr>
+          </w:pPr>
+          <w:hyperlink w:anchor="_Toc234069810" w:history="1">
+            <w:r>
+              <w:rPr>
+                <w:rStyle w:val="Hyperlink"/>
+                <w:noProof/>
+              </w:rPr>
+              <w:t>Endpoint-uri</w:t>
+            </w:r>
+            <w:r>
+              <w:rPr>
+                <w:noProof/>
+                <w:webHidden/>
+              </w:rPr>
+              <w:tab/>
+            </w:r>
+            <w:r>
+              <w:rPr>
+                <w:noProof/>
+                <w:webHidden/>
+              </w:rPr>
+              <w:fldChar w:fldCharType="begin"/>
+            </w:r>
+            <w:r>
+              <w:rPr>
+                <w:noProof/>
+                <w:webHidden/>
+              </w:rPr>
+              <w:instrText xml:space="preserve"> PAGEREF _Toc234069810 \h </w:instrText>
+            </w:r>
+            <w:r>
+              <w:rPr>
+                <w:noProof/>
+                <w:webHidden/>
+              </w:rPr>
+            </w:r>
+            <w:r>
+              <w:rPr>
+                <w:noProof/>
+                <w:webHidden/>
+              </w:rPr>
+              <w:fldChar w:fldCharType="separate"/>
+            </w:r>
+            <w:r>
+              <w:rPr>
+                <w:noProof/>
+                <w:webHidden/>
+              </w:rPr>
+              <w:t>1</w:t>
+            </w:r>
+            <w:r>
+              <w:rPr>
+                <w:noProof/>
+                <w:webHidden/>
+              </w:rPr>
+              <w:fldChar w:fldCharType="end"/>
+            </w:r>
+          </w:hyperlink>
+        </w:p>
+        <w:p>
+          <w:pPr>
+            <w:pStyle w:val="TOC1"/>
+            <w:tabs>
+              <w:tab w:val="right" w:leader="dot" w:pos="9350"/>
+            </w:tabs>
+            <w:rPr>
+              <w:noProof/>
+            </w:rPr>
+          </w:pPr>
+          <w:hyperlink w:anchor="_Toc234069811" w:history="1">
+            <w:r>
+              <w:rPr>
+                <w:rStyle w:val="Hyperlink"/>
+                <w:noProof/>
+              </w:rPr>
+              <w:t>Model baza de date</w:t>
+            </w:r>
+            <w:r>
+              <w:rPr>
+                <w:noProof/>
+                <w:webHidden/>
+              </w:rPr>
+              <w:tab/>
+            </w:r>
+            <w:r>
+              <w:rPr>
+                <w:noProof/>
+                <w:webHidden/>
+              </w:rPr>
+              <w:fldChar w:fldCharType="begin"/>
+            </w:r>
+            <w:r>
+              <w:rPr>
+                <w:noProof/>
+                <w:webHidden/>
+              </w:rPr>
+              <w:instrText xml:space="preserve"> PAGEREF _Toc234069811 \h </w:instrText>
+            </w:r>
+            <w:r>
+              <w:rPr>
+                <w:noProof/>
+                <w:webHidden/>
+              </w:rPr>
+            </w:r>
+            <w:r>
+              <w:rPr>
+                <w:noProof/>
+                <w:webHidden/>
+              </w:rPr>
+              <w:fldChar w:fldCharType="separate"/>
+            </w:r>
+            <w:r>
+              <w:rPr>
+                <w:noProof/>
+                <w:webHidden/>
+              </w:rPr>
+              <w:t>1</w:t>
+            </w:r>
+            <w:r>
+              <w:rPr>
+                <w:noProof/>
+                <w:webHidden/>
+              </w:rPr>
+              <w:fldChar w:fldCharType="end"/>
+            </w:r>
+          </w:hyperlink>
+        </w:p>
+        <w:p>
+          <w:pPr>
+            <w:pStyle w:val="TOC1"/>
+            <w:tabs>
+              <w:tab w:val="right" w:leader="dot" w:pos="9350"/>
+            </w:tabs>
+            <w:rPr>
+              <w:noProof/>
+            </w:rPr>
+          </w:pPr>
+          <w:hyperlink w:anchor="_Toc234069812" w:history="1">
+            <w:r>
+              <w:rPr>
+                <w:rStyle w:val="Hyperlink"/>
+                <w:noProof/>
+              </w:rPr>
+              <w:t>Articole</w:t>
+            </w:r>
+            <w:r>
+              <w:rPr>
+                <w:noProof/>
+                <w:webHidden/>
+              </w:rPr>
+              <w:tab/>
+            </w:r>
+            <w:r>
+              <w:rPr>
+                <w:noProof/>
+                <w:webHidden/>
+              </w:rPr>
+              <w:fldChar w:fldCharType="begin"/>
+            </w:r>
+            <w:r>
+              <w:rPr>
+                <w:noProof/>
+                <w:webHidden/>
+              </w:rPr>
+              <w:instrText xml:space="preserve"> PAGEREF _Toc234069812 \h </w:instrText>
+            </w:r>
+            <w:r>
+              <w:rPr>
+                <w:noProof/>
+                <w:webHidden/>
+              </w:rPr>
+            </w:r>
+            <w:r>
+              <w:rPr>
+                <w:noProof/>
+                <w:webHidden/>
+              </w:rPr>
+              <w:fldChar w:fldCharType="separate"/>
+            </w:r>
+            <w:r>
+              <w:rPr>
+                <w:noProof/>
+                <w:webHidden/>
+              </w:rPr>
+              <w:t>1</w:t>
+            </w:r>
+            <w:r>
+              <w:rPr>
+                <w:noProof/>
+                <w:webHidden/>
+              </w:rPr>
+              <w:fldChar w:fldCharType="end"/>
+            </w:r>
+          </w:hyperlink>
+        </w:p>
+        <w:p>
+          <w:r>
+            <w:rPr>
+              <w:b/>
+              <w:bCs/>
+              <w:noProof/>
+            </w:rPr>
+            <w:fldChar w:fldCharType="end"/>
+          </w:r>
+        </w:p>
+      </w:sdtContent>
+    </w:sdt>
     <w:p>
+      <w:pPr>
+        <w:pStyle w:val="Heading1"/>
+      </w:pPr>
+      <w:bookmarkStart w:id="0" w:name="_Toc234069809"/>
+      <w:r>
+        <w:t>TODO</w:t>
+      </w:r>
+      <w:bookmarkEnd w:id="0"/>
+    </w:p>
+    <w:p/>
+    <w:p>
+      <w:pPr>
+        <w:pStyle w:val="ListParagraph"/>
+        <w:numPr>
+          <w:ilvl w:val="0"/>
+          <w:numId w:val="1"/>
+        </w:numPr>
+      </w:pPr>
       <w:proofErr w:type="spellStart"/>
       <w:r>
         <w:t>Creare</w:t>
@@ -42,7 +383,7 @@
       <w:r>
         <w:t xml:space="preserve"> - </w:t>
       </w:r>
-      <w:hyperlink r:id="rId4" w:history="1">
+      <w:hyperlink r:id="rId6" w:history="1">
         <w:r>
           <w:rPr>
             <w:rStyle w:val="Hyperlink"/>
@@ -52,111 +393,25 @@
       </w:hyperlink>
     </w:p>
     <w:p>
-      <w:r>
-        <w:t xml:space="preserve">Maven - </w:t>
-      </w:r>
-      <w:hyperlink r:id="rId5" w:history="1">
-        <w:r>
-          <w:rPr>
-            <w:rStyle w:val="Hyperlink"/>
-          </w:rPr>
-          <w:t>https://maven.apache.org/</w:t>
-        </w:r>
-      </w:hyperlink>
+      <w:pPr>
+        <w:pStyle w:val="ListParagraph"/>
+        <w:numPr>
+          <w:ilvl w:val="0"/>
+          <w:numId w:val="1"/>
+        </w:numPr>
+      </w:pPr>
+      <w:r>
+        <w:t xml:space="preserve">Spring </w:t>
+      </w:r>
+      <w:proofErr w:type="spellStart"/>
+      <w:r>
+        <w:t>initializr</w:t>
+      </w:r>
+      <w:proofErr w:type="spellEnd"/>
       <w:r>
         <w:t xml:space="preserve"> - </w:t>
       </w:r>
-      <w:proofErr w:type="spellStart"/>
-      <w:r>
-        <w:t>Gestionarea</w:t>
-      </w:r>
-      <w:proofErr w:type="spellEnd"/>
-      <w:r>
-        <w:t xml:space="preserve"> </w:t>
-      </w:r>
-      <w:proofErr w:type="spellStart"/>
-      <w:r>
-        <w:t>depentelor</w:t>
-      </w:r>
-      <w:proofErr w:type="spellEnd"/>
-      <w:r>
-        <w:t xml:space="preserve">, </w:t>
-      </w:r>
-      <w:proofErr w:type="spellStart"/>
-      <w:r>
-        <w:t>compileaza</w:t>
-      </w:r>
-      <w:proofErr w:type="spellEnd"/>
-      <w:r>
-        <w:t xml:space="preserve"> </w:t>
-      </w:r>
-      <w:proofErr w:type="spellStart"/>
-      <w:r>
-        <w:t>codul</w:t>
-      </w:r>
-      <w:proofErr w:type="spellEnd"/>
-      <w:r>
-        <w:t xml:space="preserve">, </w:t>
-      </w:r>
-      <w:proofErr w:type="spellStart"/>
-      <w:r>
-        <w:t>construieste</w:t>
-      </w:r>
-      <w:proofErr w:type="spellEnd"/>
-      <w:r>
-        <w:t xml:space="preserve"> </w:t>
-      </w:r>
-      <w:proofErr w:type="spellStart"/>
-      <w:r>
-        <w:t>aplicatia</w:t>
-      </w:r>
-      <w:proofErr w:type="spellEnd"/>
-      <w:r>
-        <w:t xml:space="preserve"> </w:t>
-      </w:r>
-      <w:proofErr w:type="spellStart"/>
-      <w:r>
-        <w:t>impreuna</w:t>
-      </w:r>
-      <w:proofErr w:type="spellEnd"/>
-      <w:r>
-        <w:t xml:space="preserve"> cu </w:t>
-      </w:r>
-      <w:proofErr w:type="spellStart"/>
-      <w:r>
-        <w:t>toate</w:t>
-      </w:r>
-      <w:proofErr w:type="spellEnd"/>
-      <w:r>
-        <w:t xml:space="preserve"> </w:t>
-      </w:r>
-      <w:proofErr w:type="spellStart"/>
-      <w:r>
-        <w:t>dependentele</w:t>
-      </w:r>
-      <w:proofErr w:type="spellEnd"/>
-      <w:r>
-        <w:t xml:space="preserve">, </w:t>
-      </w:r>
-      <w:proofErr w:type="spellStart"/>
-      <w:r>
-        <w:t>etc</w:t>
-      </w:r>
-      <w:proofErr w:type="spellEnd"/>
-    </w:p>
-    <w:p>
-      <w:r>
-        <w:t xml:space="preserve">Spring </w:t>
-      </w:r>
-      <w:proofErr w:type="spellStart"/>
-      <w:r>
-        <w:t>initializr</w:t>
-      </w:r>
-      <w:proofErr w:type="spellEnd"/>
-      <w:r>
-        <w:t xml:space="preserve"> - </w:t>
-      </w:r>
-      <w:hyperlink r:id="rId6" w:history="1">
+      <w:hyperlink r:id="rId7" w:history="1">
         <w:r>
           <w:rPr>
             <w:rStyle w:val="Hyperlink"/>
@@ -202,138 +457,206 @@
     </w:p>
     <w:p>
       <w:pPr>
-        <w:pStyle w:val="Heading2"/>
-      </w:pPr>
-      <w:r>
-        <w:t xml:space="preserve">Model </w:t>
-      </w:r>
-      <w:proofErr w:type="spellStart"/>
-      <w:r>
-        <w:t>baza</w:t>
-      </w:r>
-      <w:proofErr w:type="spellEnd"/>
-      <w:r>
-        <w:t xml:space="preserve"> de date</w:t>
+        <w:pStyle w:val="ListParagraph"/>
+        <w:numPr>
+          <w:ilvl w:val="0"/>
+          <w:numId w:val="1"/>
+        </w:numPr>
+      </w:pPr>
+      <w:proofErr w:type="spellStart"/>
+      <w:r>
+        <w:t>Utilizare</w:t>
+      </w:r>
+      <w:proofErr w:type="spellEnd"/>
+      <w:r>
+        <w:t xml:space="preserve"> Maven – </w:t>
+      </w:r>
+      <w:proofErr w:type="spellStart"/>
+      <w:r>
+        <w:t>gestioneaza</w:t>
+      </w:r>
+      <w:proofErr w:type="spellEnd"/>
+      <w:r>
+        <w:t xml:space="preserve"> </w:t>
+      </w:r>
+      <w:proofErr w:type="spellStart"/>
+      <w:r>
+        <w:t>dependentele</w:t>
+      </w:r>
+      <w:proofErr w:type="spellEnd"/>
+      <w:r>
+        <w:t xml:space="preserve">, </w:t>
+      </w:r>
+      <w:proofErr w:type="spellStart"/>
+      <w:r>
+        <w:t>compileaza</w:t>
+      </w:r>
+      <w:proofErr w:type="spellEnd"/>
+      <w:r>
+        <w:t xml:space="preserve"> </w:t>
+      </w:r>
+      <w:proofErr w:type="spellStart"/>
+      <w:r>
+        <w:t>si</w:t>
+      </w:r>
+      <w:proofErr w:type="spellEnd"/>
+      <w:r>
+        <w:t xml:space="preserve"> </w:t>
+      </w:r>
+      <w:proofErr w:type="spellStart"/>
+      <w:r>
+        <w:t>construieste</w:t>
+      </w:r>
+      <w:proofErr w:type="spellEnd"/>
+      <w:r>
+        <w:t xml:space="preserve"> </w:t>
+      </w:r>
+      <w:proofErr w:type="spellStart"/>
+      <w:r>
+        <w:t>aplicatia</w:t>
+      </w:r>
+      <w:proofErr w:type="spellEnd"/>
+      <w:r>
+        <w:t>, etc.</w:t>
       </w:r>
     </w:p>
     <w:p>
-      <w:proofErr w:type="spellStart"/>
-      <w:r>
-        <w:t>Angajat</w:t>
-      </w:r>
-      <w:proofErr w:type="spellEnd"/>
-      <w:r>
-        <w:t xml:space="preserve"> (</w:t>
-      </w:r>
-      <w:proofErr w:type="spellStart"/>
-      <w:r>
-        <w:t>id_angajat</w:t>
-      </w:r>
-      <w:proofErr w:type="spellEnd"/>
-      <w:r>
-        <w:t xml:space="preserve">#, </w:t>
-      </w:r>
-      <w:proofErr w:type="spellStart"/>
-      <w:r>
-        <w:t>nume</w:t>
-      </w:r>
-      <w:proofErr w:type="spellEnd"/>
-      <w:r>
-        <w:t xml:space="preserve">, </w:t>
-      </w:r>
-      <w:proofErr w:type="spellStart"/>
-      <w:r>
-        <w:t>prenume</w:t>
-      </w:r>
-      <w:proofErr w:type="spellEnd"/>
-      <w:r>
-        <w:t>, email</w:t>
-      </w:r>
-      <w:r>
-        <w:t xml:space="preserve">, </w:t>
-      </w:r>
-      <w:proofErr w:type="spellStart"/>
-      <w:r>
-        <w:t>data_angajarii</w:t>
-      </w:r>
-      <w:proofErr w:type="spellEnd"/>
-      <w:r>
-        <w:t xml:space="preserve">, </w:t>
-      </w:r>
-      <w:proofErr w:type="spellStart"/>
-      <w:r>
-        <w:t>fk_functie</w:t>
-      </w:r>
-      <w:proofErr w:type="spellEnd"/>
-      <w:r>
-        <w:t>)</w:t>
+      <w:pPr>
+        <w:pStyle w:val="ListParagraph"/>
+        <w:numPr>
+          <w:ilvl w:val="0"/>
+          <w:numId w:val="1"/>
+        </w:numPr>
+      </w:pPr>
+      <w:r>
+        <w:t xml:space="preserve">WARN 26580 --- [e1] [           main] </w:t>
+      </w:r>
+      <w:proofErr w:type="spellStart"/>
+      <w:r>
+        <w:t>JpaBaseConfiguration$</w:t>
+      </w:r>
+      <w:proofErr w:type="gramStart"/>
+      <w:r>
+        <w:t>JpaWebConfiguration</w:t>
+      </w:r>
+      <w:proofErr w:type="spellEnd"/>
+      <w:r>
+        <w:t xml:space="preserve"> :</w:t>
+      </w:r>
+      <w:proofErr w:type="gramEnd"/>
+      <w:r>
+        <w:t xml:space="preserve"> </w:t>
+      </w:r>
+      <w:proofErr w:type="spellStart"/>
+      <w:proofErr w:type="gramStart"/>
+      <w:r>
+        <w:t>spring.jpa.open</w:t>
+      </w:r>
+      <w:proofErr w:type="spellEnd"/>
+      <w:proofErr w:type="gramEnd"/>
+      <w:r>
+        <w:t xml:space="preserve">-in-view is enabled by default. Therefore, database queries may be performed during view rendering. Explicitly configure </w:t>
+      </w:r>
+      <w:proofErr w:type="spellStart"/>
+      <w:proofErr w:type="gramStart"/>
+      <w:r>
+        <w:t>spring.jpa.open</w:t>
+      </w:r>
+      <w:proofErr w:type="spellEnd"/>
+      <w:proofErr w:type="gramEnd"/>
+      <w:r>
+        <w:t>-in-view to disable this warning</w:t>
       </w:r>
     </w:p>
     <w:p>
-      <w:proofErr w:type="spellStart"/>
-      <w:r>
-        <w:t>Functie</w:t>
-      </w:r>
-      <w:proofErr w:type="spellEnd"/>
-      <w:r>
-        <w:t>(</w:t>
-      </w:r>
-      <w:proofErr w:type="spellStart"/>
-      <w:r>
-        <w:t>id_functie</w:t>
-      </w:r>
-      <w:proofErr w:type="spellEnd"/>
-      <w:r>
-        <w:t xml:space="preserve">#, </w:t>
-      </w:r>
-      <w:proofErr w:type="spellStart"/>
-      <w:r>
-        <w:t>denumire</w:t>
-      </w:r>
-      <w:proofErr w:type="spellEnd"/>
-      <w:r>
-        <w:t>)</w:t>
+      <w:pPr>
+        <w:pStyle w:val="ListParagraph"/>
+        <w:numPr>
+          <w:ilvl w:val="0"/>
+          <w:numId w:val="1"/>
+        </w:numPr>
+      </w:pPr>
+      <w:r>
+        <w:t>201 Created: New resource created successfully</w:t>
       </w:r>
     </w:p>
     <w:p>
       <w:pPr>
-        <w:pStyle w:val="Heading2"/>
-      </w:pPr>
-      <w:proofErr w:type="spellStart"/>
-      <w:r>
-        <w:t>Cazuri</w:t>
-      </w:r>
-      <w:proofErr w:type="spellEnd"/>
-      <w:r>
-        <w:t xml:space="preserve"> de </w:t>
-      </w:r>
-      <w:proofErr w:type="spellStart"/>
-      <w:r>
-        <w:t>utilizare</w:t>
-      </w:r>
-      <w:proofErr w:type="spellEnd"/>
+        <w:pStyle w:val="ListParagraph"/>
+        <w:numPr>
+          <w:ilvl w:val="0"/>
+          <w:numId w:val="1"/>
+        </w:numPr>
+      </w:pPr>
+      <w:r>
+        <w:t>400 Bad Request: Invalid request format or parameters</w:t>
+      </w:r>
     </w:p>
     <w:p>
-      <w:proofErr w:type="spellStart"/>
-      <w:r>
-        <w:t>Creare</w:t>
-      </w:r>
-      <w:proofErr w:type="spellEnd"/>
-      <w:r>
-        <w:t xml:space="preserve"> </w:t>
-      </w:r>
-      <w:proofErr w:type="spellStart"/>
-      <w:r>
-        <w:t>functie</w:t>
-      </w:r>
+      <w:pPr>
+        <w:pStyle w:val="Heading1"/>
+      </w:pPr>
+      <w:bookmarkStart w:id="1" w:name="_Toc234069810"/>
+      <w:r>
+        <w:t>Endpoint-</w:t>
+      </w:r>
+      <w:proofErr w:type="spellStart"/>
+      <w:r>
+        <w:t>uri</w:t>
+      </w:r>
+      <w:bookmarkEnd w:id="1"/>
       <w:proofErr w:type="spellEnd"/>
     </w:p>
     <w:p>
-      <w:r>
-        <w:t xml:space="preserve"> POST /v1/functions</w:t>
-      </w:r>
+      <w:pPr>
+        <w:pStyle w:val="ListParagraph"/>
+        <w:numPr>
+          <w:ilvl w:val="0"/>
+          <w:numId w:val="4"/>
+        </w:numPr>
+      </w:pPr>
+      <w:r>
+        <w:t>POST /v1/functions</w:t>
+      </w:r>
+      <w:r>
+        <w:t xml:space="preserve"> </w:t>
+      </w:r>
+      <w:proofErr w:type="spellStart"/>
+      <w:r>
+        <w:t>Creare</w:t>
+      </w:r>
+      <w:proofErr w:type="spellEnd"/>
+      <w:r>
+        <w:t xml:space="preserve"> </w:t>
+      </w:r>
+      <w:proofErr w:type="spellStart"/>
+      <w:r>
+        <w:t>functie</w:t>
+      </w:r>
+      <w:proofErr w:type="spellEnd"/>
+      <w:r>
+        <w:t xml:space="preserve"> </w:t>
+      </w:r>
+      <w:proofErr w:type="spellStart"/>
+      <w:r>
+        <w:t>angajat</w:t>
+      </w:r>
+      <w:proofErr w:type="spellEnd"/>
     </w:p>
     <w:p>
+      <w:pPr>
+        <w:pStyle w:val="ListParagraph"/>
+        <w:numPr>
+          <w:ilvl w:val="0"/>
+          <w:numId w:val="4"/>
+        </w:numPr>
+      </w:pPr>
+      <w:r>
+        <w:t>POST /v1/employees</w:t>
+      </w:r>
+      <w:r>
+        <w:t xml:space="preserve"> </w:t>
+      </w:r>
       <w:proofErr w:type="spellStart"/>
       <w:r>
         <w:t>Creare</w:t>
@@ -344,126 +667,289 @@
       </w:r>
       <w:proofErr w:type="spellStart"/>
       <w:r>
-        <w:t>Angajat</w:t>
+        <w:t>angajat</w:t>
       </w:r>
       <w:proofErr w:type="spellEnd"/>
     </w:p>
     <w:p>
-      <w:r>
-        <w:t>POST /v1/</w:t>
-      </w:r>
-      <w:r>
-        <w:t>employees</w:t>
-      </w:r>
+      <w:pPr>
+        <w:pStyle w:val="Heading1"/>
+      </w:pPr>
+      <w:bookmarkStart w:id="2" w:name="_Toc234069811"/>
+      <w:r>
+        <w:t xml:space="preserve">Model </w:t>
+      </w:r>
+      <w:proofErr w:type="spellStart"/>
+      <w:r>
+        <w:t>baza</w:t>
+      </w:r>
+      <w:proofErr w:type="spellEnd"/>
+      <w:r>
+        <w:t xml:space="preserve"> de date</w:t>
+      </w:r>
+      <w:bookmarkEnd w:id="2"/>
     </w:p>
     <w:p>
-      <w:proofErr w:type="spellStart"/>
-      <w:r>
-        <w:t>Stergere</w:t>
-      </w:r>
-      <w:proofErr w:type="spellEnd"/>
-      <w:r>
-        <w:t xml:space="preserve"> </w:t>
-      </w:r>
+      <w:pPr>
+        <w:pStyle w:val="ListParagraph"/>
+        <w:numPr>
+          <w:ilvl w:val="0"/>
+          <w:numId w:val="3"/>
+        </w:numPr>
+      </w:pPr>
       <w:proofErr w:type="spellStart"/>
       <w:r>
         <w:t>Angajat</w:t>
       </w:r>
       <w:proofErr w:type="spellEnd"/>
+      <w:r>
+        <w:t xml:space="preserve"> (</w:t>
+      </w:r>
+      <w:proofErr w:type="spellStart"/>
+      <w:r>
+        <w:t>id_angajat</w:t>
+      </w:r>
+      <w:proofErr w:type="spellEnd"/>
+      <w:r>
+        <w:t xml:space="preserve">#, </w:t>
+      </w:r>
+      <w:proofErr w:type="spellStart"/>
+      <w:r>
+        <w:t>nume</w:t>
+      </w:r>
+      <w:proofErr w:type="spellEnd"/>
+      <w:r>
+        <w:t xml:space="preserve">, </w:t>
+      </w:r>
+      <w:proofErr w:type="spellStart"/>
+      <w:r>
+        <w:t>prenume</w:t>
+      </w:r>
+      <w:proofErr w:type="spellEnd"/>
+      <w:r>
+        <w:t xml:space="preserve">, email, </w:t>
+      </w:r>
+      <w:proofErr w:type="spellStart"/>
+      <w:r>
+        <w:t>data_angajarii</w:t>
+      </w:r>
+      <w:proofErr w:type="spellEnd"/>
+      <w:r>
+        <w:t xml:space="preserve">, </w:t>
+      </w:r>
+      <w:proofErr w:type="spellStart"/>
+      <w:r>
+        <w:t>fk_functie</w:t>
+      </w:r>
+      <w:proofErr w:type="spellEnd"/>
+      <w:r>
+        <w:t>)</w:t>
+      </w:r>
     </w:p>
     <w:p>
-      <w:r>
-        <w:t>DELETE /v1/employees/123</w:t>
+      <w:pPr>
+        <w:pStyle w:val="ListParagraph"/>
+        <w:numPr>
+          <w:ilvl w:val="0"/>
+          <w:numId w:val="3"/>
+        </w:numPr>
+      </w:pPr>
+      <w:proofErr w:type="spellStart"/>
+      <w:proofErr w:type="gramStart"/>
+      <w:r>
+        <w:t>Functie</w:t>
+      </w:r>
+      <w:proofErr w:type="spellEnd"/>
+      <w:r>
+        <w:t>(</w:t>
+      </w:r>
+      <w:proofErr w:type="spellStart"/>
+      <w:proofErr w:type="gramEnd"/>
+      <w:r>
+        <w:t>id_functie</w:t>
+      </w:r>
+      <w:proofErr w:type="spellEnd"/>
+      <w:r>
+        <w:t xml:space="preserve">#, </w:t>
+      </w:r>
+      <w:proofErr w:type="spellStart"/>
+      <w:r>
+        <w:t>denumire</w:t>
+      </w:r>
+      <w:proofErr w:type="spellEnd"/>
+      <w:r>
+        <w:t>)</w:t>
       </w:r>
     </w:p>
     <w:p>
-      <w:proofErr w:type="spellStart"/>
-      <w:r>
-        <w:t>Stergere</w:t>
-      </w:r>
-      <w:proofErr w:type="spellEnd"/>
-      <w:r>
-        <w:t xml:space="preserve"> </w:t>
-      </w:r>
-      <w:proofErr w:type="spellStart"/>
-      <w:r>
-        <w:t>Functie</w:t>
-      </w:r>
+      <w:pPr>
+        <w:pStyle w:val="Heading1"/>
+      </w:pPr>
+      <w:bookmarkStart w:id="3" w:name="_Toc234069812"/>
+      <w:proofErr w:type="spellStart"/>
+      <w:r>
+        <w:lastRenderedPageBreak/>
+        <w:t>Articole</w:t>
+      </w:r>
+      <w:bookmarkEnd w:id="3"/>
       <w:proofErr w:type="spellEnd"/>
     </w:p>
     <w:p>
-      <w:r>
-        <w:t>DELETE /v1/functions/123</w:t>
+      <w:pPr>
+        <w:pStyle w:val="ListParagraph"/>
+        <w:numPr>
+          <w:ilvl w:val="0"/>
+          <w:numId w:val="2"/>
+        </w:numPr>
+      </w:pPr>
+      <w:r>
+        <w:t>https://blog.postman.com/rest-api-best-practices/</w:t>
       </w:r>
     </w:p>
     <w:p>
-      <w:proofErr w:type="spellStart"/>
-      <w:r>
-        <w:t>Editare</w:t>
-      </w:r>
-      <w:proofErr w:type="spellEnd"/>
-      <w:r>
-        <w:t xml:space="preserve"> </w:t>
-      </w:r>
-      <w:proofErr w:type="spellStart"/>
-      <w:r>
-        <w:t>Angajat</w:t>
-      </w:r>
-      <w:proofErr w:type="spellEnd"/>
+      <w:pPr>
+        <w:pStyle w:val="ListParagraph"/>
+        <w:numPr>
+          <w:ilvl w:val="0"/>
+          <w:numId w:val="2"/>
+        </w:numPr>
+      </w:pPr>
+      <w:r>
+        <w:t>https://medium.com/@anandjeyaseelan10/rest-api-development-using-spring-boot-step-by-step-7112e3be432b</w:t>
+      </w:r>
     </w:p>
     <w:p>
-      <w:r>
-        <w:t>PUT /v1/employees/123</w:t>
+      <w:pPr>
+        <w:pStyle w:val="ListParagraph"/>
+        <w:numPr>
+          <w:ilvl w:val="0"/>
+          <w:numId w:val="2"/>
+        </w:numPr>
+      </w:pPr>
+      <w:r>
+        <w:t>https://medium.com/@AlexanderObregon/using-spring-boot-with-postgresql-for-data-persistence-49e843ab46fc</w:t>
       </w:r>
     </w:p>
     <w:p>
       <w:pPr>
-        <w:pStyle w:val="Heading2"/>
-      </w:pPr>
-      <w:proofErr w:type="spellStart"/>
-      <w:r>
-        <w:t>Articole</w:t>
-      </w:r>
-      <w:proofErr w:type="spellEnd"/>
+        <w:pStyle w:val="ListParagraph"/>
+        <w:numPr>
+          <w:ilvl w:val="0"/>
+          <w:numId w:val="2"/>
+        </w:numPr>
+      </w:pPr>
+      <w:r>
+        <w:t>https://www.iso.org/iso-8601-date-and-time-format.html</w:t>
+      </w:r>
     </w:p>
     <w:p>
-      <w:hyperlink r:id="rId7" w:history="1">
-        <w:r>
-          <w:rPr>
-            <w:rStyle w:val="Hyperlink"/>
-          </w:rPr>
-          <w:t>https://blog.postman.com/rest-api-best-practices/</w:t>
-        </w:r>
-      </w:hyperlink>
+      <w:pPr>
+        <w:pStyle w:val="ListParagraph"/>
+        <w:numPr>
+          <w:ilvl w:val="0"/>
+          <w:numId w:val="2"/>
+        </w:numPr>
+      </w:pPr>
+      <w:r>
+        <w:t>http://w3schools.com/sql/sql_foreignkey.asp</w:t>
+      </w:r>
     </w:p>
     <w:p>
+      <w:pPr>
+        <w:pStyle w:val="ListParagraph"/>
+        <w:numPr>
+          <w:ilvl w:val="0"/>
+          <w:numId w:val="2"/>
+        </w:numPr>
+      </w:pPr>
+      <w:r>
+        <w:t>https://www.postgresql.org/docs/current/sql-createsequence.html</w:t>
+      </w:r>
+    </w:p>
+    <w:p>
+      <w:pPr>
+        <w:pStyle w:val="ListParagraph"/>
+        <w:numPr>
+          <w:ilvl w:val="0"/>
+          <w:numId w:val="2"/>
+        </w:numPr>
+      </w:pPr>
+      <w:r>
+        <w:t>https://www.baeldung.com/spring-jpa-sequence-nextval</w:t>
+      </w:r>
+    </w:p>
+    <w:p>
+      <w:pPr>
+        <w:pStyle w:val="ListParagraph"/>
+        <w:numPr>
+          <w:ilvl w:val="0"/>
+          <w:numId w:val="2"/>
+        </w:numPr>
+      </w:pPr>
       <w:hyperlink r:id="rId8" w:history="1">
         <w:r>
           <w:rPr>
             <w:rStyle w:val="Hyperlink"/>
           </w:rPr>
-          <w:t>https://medium.com/@anandjeyaseelan10/rest-api-development-using-spring-boot-step-by-step-7112e3be432b</w:t>
+          <w:t>https://www.baeldu</w:t>
+        </w:r>
+        <w:r>
+          <w:rPr>
+            <w:rStyle w:val="Hyperlink"/>
+          </w:rPr>
+          <w:t>n</w:t>
+        </w:r>
+        <w:r>
+          <w:rPr>
+            <w:rStyle w:val="Hyperlink"/>
+          </w:rPr>
+          <w:t>g.com/java-validation</w:t>
         </w:r>
       </w:hyperlink>
     </w:p>
     <w:p>
+      <w:pPr>
+        <w:pStyle w:val="ListParagraph"/>
+        <w:numPr>
+          <w:ilvl w:val="0"/>
+          <w:numId w:val="2"/>
+        </w:numPr>
+      </w:pPr>
       <w:hyperlink r:id="rId9" w:history="1">
         <w:r>
           <w:rPr>
             <w:rStyle w:val="Hyperlink"/>
           </w:rPr>
-          <w:t>https://medium.com/@AlexanderObregon/using-spring-boot-with-postgresql-for-data-persistence-49e843ab46fc</w:t>
+          <w:t>https://www.baeldung.com/exception-handling-for-rest-with-spring</w:t>
         </w:r>
       </w:hyperlink>
     </w:p>
     <w:p>
-      <w:r>
-        <w:br/>
-      </w:r>
+      <w:pPr>
+        <w:pStyle w:val="ListParagraph"/>
+        <w:numPr>
+          <w:ilvl w:val="0"/>
+          <w:numId w:val="2"/>
+        </w:numPr>
+      </w:pPr>
+      <w:hyperlink r:id="rId10" w:history="1">
+        <w:r>
+          <w:rPr>
+            <w:rStyle w:val="Hyperlink"/>
+          </w:rPr>
+          <w:t>https://www.baeldung.com/spring-boot-return-errors-problemdetail</w:t>
+        </w:r>
+      </w:hyperlink>
     </w:p>
-    <w:p/>
-    <w:p/>
-    <w:p/>
+    <w:p>
+      <w:pPr>
+        <w:pStyle w:val="ListParagraph"/>
+        <w:numPr>
+          <w:ilvl w:val="0"/>
+          <w:numId w:val="2"/>
+        </w:numPr>
+      </w:pPr>
+    </w:p>
     <w:sectPr>
       <w:pgSz w:w="12240" w:h="15840"/>
       <w:pgMar w:top="1440" w:right="1440" w:bottom="1440" w:left="1440" w:header="720" w:footer="720" w:gutter="0"/>
@@ -472,6 +958,475 @@
     </w:sectPr>
   </w:body>
 </w:document>
+</file>
+
+<file path=word/numbering.xml><?xml version="1.0" encoding="utf-8"?>
+<w:numbering xmlns:wpc="http://schemas.microsoft.com/office/word/2010/wordprocessingCanvas" xmlns:cx="http://schemas.microsoft.com/office/drawing/2014/chartex" xmlns:cx1="http://schemas.microsoft.com/office/drawing/2015/9/8/chartex" xmlns:cx2="http://schemas.microsoft.com/office/drawing/2015/10/21/chartex" xmlns:cx3="http://schemas.microsoft.com/office/drawing/2016/5/9/chartex" xmlns:cx4="http://schemas.microsoft.com/office/drawing/2016/5/10/chartex" xmlns:cx5="http://schemas.microsoft.com/office/drawing/2016/5/11/chartex" xmlns:cx6="http://schemas.microsoft.com/office/drawing/2016/5/12/chartex" xmlns:cx7="http://schemas.microsoft.com/office/drawing/2016/5/13/chartex" xmlns:cx8="http://schemas.microsoft.com/office/drawing/2016/5/14/chartex" xmlns:mc="http://schemas.openxmlformats.org/markup-compatibility/2006" xmlns:aink="http://schemas.microsoft.com/office/drawing/2016/ink" xmlns:am3d="http://schemas.microsoft.com/office/drawing/2017/model3d" xmlns:o="urn:schemas-microsoft-com:office:office" xmlns:oel="http://schemas.microsoft.com/office/2019/extlst" xmlns:r="http://schemas.openxmlformats.org/officeDocument/2006/relationships" xmlns:m="http://schemas.openxmlformats.org/officeDocument/2006/math" xmlns:v="urn:schemas-microsoft-com:vml" xmlns:wp14="http://schemas.microsoft.com/office/word/2010/wordprocessingDrawing" xmlns:wp="http://schemas.openxmlformats.org/drawingml/2006/wordprocessingDrawing" xmlns:w10="urn:schemas-microsoft-com:office:word" xmlns:w="http://schemas.openxmlformats.org/wordprocessingml/2006/main" xmlns:w14="http://schemas.microsoft.com/office/word/2010/wordml" xmlns:w15="http://schemas.microsoft.com/office/word/2012/wordml" xmlns:w16cex="http://schemas.microsoft.com/office/word/2018/wordml/cex" xmlns:w16cid="http://schemas.microsoft.com/office/word/2016/wordml/cid" xmlns:w16="http://schemas.microsoft.com/office/word/2018/wordml" xmlns:w16du="http://schemas.microsoft.com/office/word/2023/wordml/word16du" xmlns:w16sdtdh="http://schemas.microsoft.com/office/word/2020/wordml/sdtdatahash" xmlns:w16sdtfl="http://schemas.microsoft.com/office/word/2024/wordml/sdtformatlock" xmlns:w16se="http://schemas.microsoft.com/office/word/2015/wordml/symex" xmlns:wpg="http://schemas.microsoft.com/office/word/2010/wordprocessingGroup" xmlns:wpi="http://schemas.microsoft.com/office/word/2010/wordprocessingInk" xmlns:wne="http://schemas.microsoft.com/office/word/2006/wordml" xmlns:wps="http://schemas.microsoft.com/office/word/2010/wordprocessingShape" mc:Ignorable="w14 w15 w16se w16cid w16 w16cex w16sdtdh w16sdtfl w16du wp14">
+  <w:abstractNum w:abstractNumId="0" w15:restartNumberingAfterBreak="0">
+    <w:nsid w:val="0C3C0ED0"/>
+    <w:multiLevelType w:val="hybridMultilevel"/>
+    <w:tmpl w:val="C6FEA382"/>
+    <w:lvl w:ilvl="0" w:tplc="04090001">
+      <w:start w:val="1"/>
+      <w:numFmt w:val="bullet"/>
+      <w:lvlText w:val=""/>
+      <w:lvlJc w:val="left"/>
+      <w:pPr>
+        <w:ind w:left="720" w:hanging="360"/>
+      </w:pPr>
+      <w:rPr>
+        <w:rFonts w:ascii="Symbol" w:hAnsi="Symbol" w:hint="default"/>
+      </w:rPr>
+    </w:lvl>
+    <w:lvl w:ilvl="1" w:tplc="04090003" w:tentative="1">
+      <w:start w:val="1"/>
+      <w:numFmt w:val="bullet"/>
+      <w:lvlText w:val="o"/>
+      <w:lvlJc w:val="left"/>
+      <w:pPr>
+        <w:ind w:left="1440" w:hanging="360"/>
+      </w:pPr>
+      <w:rPr>
+        <w:rFonts w:ascii="Courier New" w:hAnsi="Courier New" w:cs="Courier New" w:hint="default"/>
+      </w:rPr>
+    </w:lvl>
+    <w:lvl w:ilvl="2" w:tplc="04090005" w:tentative="1">
+      <w:start w:val="1"/>
+      <w:numFmt w:val="bullet"/>
+      <w:lvlText w:val=""/>
+      <w:lvlJc w:val="left"/>
+      <w:pPr>
+        <w:ind w:left="2160" w:hanging="360"/>
+      </w:pPr>
+      <w:rPr>
+        <w:rFonts w:ascii="Wingdings" w:hAnsi="Wingdings" w:hint="default"/>
+      </w:rPr>
+    </w:lvl>
+    <w:lvl w:ilvl="3" w:tplc="04090001" w:tentative="1">
+      <w:start w:val="1"/>
+      <w:numFmt w:val="bullet"/>
+      <w:lvlText w:val=""/>
+      <w:lvlJc w:val="left"/>
+      <w:pPr>
+        <w:ind w:left="2880" w:hanging="360"/>
+      </w:pPr>
+      <w:rPr>
+        <w:rFonts w:ascii="Symbol" w:hAnsi="Symbol" w:hint="default"/>
+      </w:rPr>
+    </w:lvl>
+    <w:lvl w:ilvl="4" w:tplc="04090003" w:tentative="1">
+      <w:start w:val="1"/>
+      <w:numFmt w:val="bullet"/>
+      <w:lvlText w:val="o"/>
+      <w:lvlJc w:val="left"/>
+      <w:pPr>
+        <w:ind w:left="3600" w:hanging="360"/>
+      </w:pPr>
+      <w:rPr>
+        <w:rFonts w:ascii="Courier New" w:hAnsi="Courier New" w:cs="Courier New" w:hint="default"/>
+      </w:rPr>
+    </w:lvl>
+    <w:lvl w:ilvl="5" w:tplc="04090005" w:tentative="1">
+      <w:start w:val="1"/>
+      <w:numFmt w:val="bullet"/>
+      <w:lvlText w:val=""/>
+      <w:lvlJc w:val="left"/>
+      <w:pPr>
+        <w:ind w:left="4320" w:hanging="360"/>
+      </w:pPr>
+      <w:rPr>
+        <w:rFonts w:ascii="Wingdings" w:hAnsi="Wingdings" w:hint="default"/>
+      </w:rPr>
+    </w:lvl>
+    <w:lvl w:ilvl="6" w:tplc="04090001" w:tentative="1">
+      <w:start w:val="1"/>
+      <w:numFmt w:val="bullet"/>
+      <w:lvlText w:val=""/>
+      <w:lvlJc w:val="left"/>
+      <w:pPr>
+        <w:ind w:left="5040" w:hanging="360"/>
+      </w:pPr>
+      <w:rPr>
+        <w:rFonts w:ascii="Symbol" w:hAnsi="Symbol" w:hint="default"/>
+      </w:rPr>
+    </w:lvl>
+    <w:lvl w:ilvl="7" w:tplc="04090003" w:tentative="1">
+      <w:start w:val="1"/>
+      <w:numFmt w:val="bullet"/>
+      <w:lvlText w:val="o"/>
+      <w:lvlJc w:val="left"/>
+      <w:pPr>
+        <w:ind w:left="5760" w:hanging="360"/>
+      </w:pPr>
+      <w:rPr>
+        <w:rFonts w:ascii="Courier New" w:hAnsi="Courier New" w:cs="Courier New" w:hint="default"/>
+      </w:rPr>
+    </w:lvl>
+    <w:lvl w:ilvl="8" w:tplc="04090005" w:tentative="1">
+      <w:start w:val="1"/>
+      <w:numFmt w:val="bullet"/>
+      <w:lvlText w:val=""/>
+      <w:lvlJc w:val="left"/>
+      <w:pPr>
+        <w:ind w:left="6480" w:hanging="360"/>
+      </w:pPr>
+      <w:rPr>
+        <w:rFonts w:ascii="Wingdings" w:hAnsi="Wingdings" w:hint="default"/>
+      </w:rPr>
+    </w:lvl>
+  </w:abstractNum>
+  <w:abstractNum w:abstractNumId="1" w15:restartNumberingAfterBreak="0">
+    <w:nsid w:val="1CC32155"/>
+    <w:multiLevelType w:val="hybridMultilevel"/>
+    <w:tmpl w:val="C43851F8"/>
+    <w:lvl w:ilvl="0" w:tplc="04090001">
+      <w:start w:val="1"/>
+      <w:numFmt w:val="bullet"/>
+      <w:lvlText w:val=""/>
+      <w:lvlJc w:val="left"/>
+      <w:pPr>
+        <w:ind w:left="720" w:hanging="360"/>
+      </w:pPr>
+      <w:rPr>
+        <w:rFonts w:ascii="Symbol" w:hAnsi="Symbol" w:hint="default"/>
+      </w:rPr>
+    </w:lvl>
+    <w:lvl w:ilvl="1" w:tplc="04090003" w:tentative="1">
+      <w:start w:val="1"/>
+      <w:numFmt w:val="bullet"/>
+      <w:lvlText w:val="o"/>
+      <w:lvlJc w:val="left"/>
+      <w:pPr>
+        <w:ind w:left="1440" w:hanging="360"/>
+      </w:pPr>
+      <w:rPr>
+        <w:rFonts w:ascii="Courier New" w:hAnsi="Courier New" w:cs="Courier New" w:hint="default"/>
+      </w:rPr>
+    </w:lvl>
+    <w:lvl w:ilvl="2" w:tplc="04090005" w:tentative="1">
+      <w:start w:val="1"/>
+      <w:numFmt w:val="bullet"/>
+      <w:lvlText w:val=""/>
+      <w:lvlJc w:val="left"/>
+      <w:pPr>
+        <w:ind w:left="2160" w:hanging="360"/>
+      </w:pPr>
+      <w:rPr>
+        <w:rFonts w:ascii="Wingdings" w:hAnsi="Wingdings" w:hint="default"/>
+      </w:rPr>
+    </w:lvl>
+    <w:lvl w:ilvl="3" w:tplc="04090001" w:tentative="1">
+      <w:start w:val="1"/>
+      <w:numFmt w:val="bullet"/>
+      <w:lvlText w:val=""/>
+      <w:lvlJc w:val="left"/>
+      <w:pPr>
+        <w:ind w:left="2880" w:hanging="360"/>
+      </w:pPr>
+      <w:rPr>
+        <w:rFonts w:ascii="Symbol" w:hAnsi="Symbol" w:hint="default"/>
+      </w:rPr>
+    </w:lvl>
+    <w:lvl w:ilvl="4" w:tplc="04090003" w:tentative="1">
+      <w:start w:val="1"/>
+      <w:numFmt w:val="bullet"/>
+      <w:lvlText w:val="o"/>
+      <w:lvlJc w:val="left"/>
+      <w:pPr>
+        <w:ind w:left="3600" w:hanging="360"/>
+      </w:pPr>
+      <w:rPr>
+        <w:rFonts w:ascii="Courier New" w:hAnsi="Courier New" w:cs="Courier New" w:hint="default"/>
+      </w:rPr>
+    </w:lvl>
+    <w:lvl w:ilvl="5" w:tplc="04090005" w:tentative="1">
+      <w:start w:val="1"/>
+      <w:numFmt w:val="bullet"/>
+      <w:lvlText w:val=""/>
+      <w:lvlJc w:val="left"/>
+      <w:pPr>
+        <w:ind w:left="4320" w:hanging="360"/>
+      </w:pPr>
+      <w:rPr>
+        <w:rFonts w:ascii="Wingdings" w:hAnsi="Wingdings" w:hint="default"/>
+      </w:rPr>
+    </w:lvl>
+    <w:lvl w:ilvl="6" w:tplc="04090001" w:tentative="1">
+      <w:start w:val="1"/>
+      <w:numFmt w:val="bullet"/>
+      <w:lvlText w:val=""/>
+      <w:lvlJc w:val="left"/>
+      <w:pPr>
+        <w:ind w:left="5040" w:hanging="360"/>
+      </w:pPr>
+      <w:rPr>
+        <w:rFonts w:ascii="Symbol" w:hAnsi="Symbol" w:hint="default"/>
+      </w:rPr>
+    </w:lvl>
+    <w:lvl w:ilvl="7" w:tplc="04090003" w:tentative="1">
+      <w:start w:val="1"/>
+      <w:numFmt w:val="bullet"/>
+      <w:lvlText w:val="o"/>
+      <w:lvlJc w:val="left"/>
+      <w:pPr>
+        <w:ind w:left="5760" w:hanging="360"/>
+      </w:pPr>
+      <w:rPr>
+        <w:rFonts w:ascii="Courier New" w:hAnsi="Courier New" w:cs="Courier New" w:hint="default"/>
+      </w:rPr>
+    </w:lvl>
+    <w:lvl w:ilvl="8" w:tplc="04090005" w:tentative="1">
+      <w:start w:val="1"/>
+      <w:numFmt w:val="bullet"/>
+      <w:lvlText w:val=""/>
+      <w:lvlJc w:val="left"/>
+      <w:pPr>
+        <w:ind w:left="6480" w:hanging="360"/>
+      </w:pPr>
+      <w:rPr>
+        <w:rFonts w:ascii="Wingdings" w:hAnsi="Wingdings" w:hint="default"/>
+      </w:rPr>
+    </w:lvl>
+  </w:abstractNum>
+  <w:abstractNum w:abstractNumId="2" w15:restartNumberingAfterBreak="0">
+    <w:nsid w:val="559916DF"/>
+    <w:multiLevelType w:val="hybridMultilevel"/>
+    <w:tmpl w:val="4A923204"/>
+    <w:lvl w:ilvl="0" w:tplc="04090001">
+      <w:start w:val="1"/>
+      <w:numFmt w:val="bullet"/>
+      <w:lvlText w:val=""/>
+      <w:lvlJc w:val="left"/>
+      <w:pPr>
+        <w:ind w:left="720" w:hanging="360"/>
+      </w:pPr>
+      <w:rPr>
+        <w:rFonts w:ascii="Symbol" w:hAnsi="Symbol" w:hint="default"/>
+      </w:rPr>
+    </w:lvl>
+    <w:lvl w:ilvl="1" w:tplc="04090003" w:tentative="1">
+      <w:start w:val="1"/>
+      <w:numFmt w:val="bullet"/>
+      <w:lvlText w:val="o"/>
+      <w:lvlJc w:val="left"/>
+      <w:pPr>
+        <w:ind w:left="1440" w:hanging="360"/>
+      </w:pPr>
+      <w:rPr>
+        <w:rFonts w:ascii="Courier New" w:hAnsi="Courier New" w:cs="Courier New" w:hint="default"/>
+      </w:rPr>
+    </w:lvl>
+    <w:lvl w:ilvl="2" w:tplc="04090005" w:tentative="1">
+      <w:start w:val="1"/>
+      <w:numFmt w:val="bullet"/>
+      <w:lvlText w:val=""/>
+      <w:lvlJc w:val="left"/>
+      <w:pPr>
+        <w:ind w:left="2160" w:hanging="360"/>
+      </w:pPr>
+      <w:rPr>
+        <w:rFonts w:ascii="Wingdings" w:hAnsi="Wingdings" w:hint="default"/>
+      </w:rPr>
+    </w:lvl>
+    <w:lvl w:ilvl="3" w:tplc="04090001" w:tentative="1">
+      <w:start w:val="1"/>
+      <w:numFmt w:val="bullet"/>
+      <w:lvlText w:val=""/>
+      <w:lvlJc w:val="left"/>
+      <w:pPr>
+        <w:ind w:left="2880" w:hanging="360"/>
+      </w:pPr>
+      <w:rPr>
+        <w:rFonts w:ascii="Symbol" w:hAnsi="Symbol" w:hint="default"/>
+      </w:rPr>
+    </w:lvl>
+    <w:lvl w:ilvl="4" w:tplc="04090003" w:tentative="1">
+      <w:start w:val="1"/>
+      <w:numFmt w:val="bullet"/>
+      <w:lvlText w:val="o"/>
+      <w:lvlJc w:val="left"/>
+      <w:pPr>
+        <w:ind w:left="3600" w:hanging="360"/>
+      </w:pPr>
+      <w:rPr>
+        <w:rFonts w:ascii="Courier New" w:hAnsi="Courier New" w:cs="Courier New" w:hint="default"/>
+      </w:rPr>
+    </w:lvl>
+    <w:lvl w:ilvl="5" w:tplc="04090005" w:tentative="1">
+      <w:start w:val="1"/>
+      <w:numFmt w:val="bullet"/>
+      <w:lvlText w:val=""/>
+      <w:lvlJc w:val="left"/>
+      <w:pPr>
+        <w:ind w:left="4320" w:hanging="360"/>
+      </w:pPr>
+      <w:rPr>
+        <w:rFonts w:ascii="Wingdings" w:hAnsi="Wingdings" w:hint="default"/>
+      </w:rPr>
+    </w:lvl>
+    <w:lvl w:ilvl="6" w:tplc="04090001" w:tentative="1">
+      <w:start w:val="1"/>
+      <w:numFmt w:val="bullet"/>
+      <w:lvlText w:val=""/>
+      <w:lvlJc w:val="left"/>
+      <w:pPr>
+        <w:ind w:left="5040" w:hanging="360"/>
+      </w:pPr>
+      <w:rPr>
+        <w:rFonts w:ascii="Symbol" w:hAnsi="Symbol" w:hint="default"/>
+      </w:rPr>
+    </w:lvl>
+    <w:lvl w:ilvl="7" w:tplc="04090003" w:tentative="1">
+      <w:start w:val="1"/>
+      <w:numFmt w:val="bullet"/>
+      <w:lvlText w:val="o"/>
+      <w:lvlJc w:val="left"/>
+      <w:pPr>
+        <w:ind w:left="5760" w:hanging="360"/>
+      </w:pPr>
+      <w:rPr>
+        <w:rFonts w:ascii="Courier New" w:hAnsi="Courier New" w:cs="Courier New" w:hint="default"/>
+      </w:rPr>
+    </w:lvl>
+    <w:lvl w:ilvl="8" w:tplc="04090005" w:tentative="1">
+      <w:start w:val="1"/>
+      <w:numFmt w:val="bullet"/>
+      <w:lvlText w:val=""/>
+      <w:lvlJc w:val="left"/>
+      <w:pPr>
+        <w:ind w:left="6480" w:hanging="360"/>
+      </w:pPr>
+      <w:rPr>
+        <w:rFonts w:ascii="Wingdings" w:hAnsi="Wingdings" w:hint="default"/>
+      </w:rPr>
+    </w:lvl>
+  </w:abstractNum>
+  <w:abstractNum w:abstractNumId="3" w15:restartNumberingAfterBreak="0">
+    <w:nsid w:val="667E43E7"/>
+    <w:multiLevelType w:val="hybridMultilevel"/>
+    <w:tmpl w:val="4CE0AEEA"/>
+    <w:lvl w:ilvl="0" w:tplc="04090001">
+      <w:start w:val="1"/>
+      <w:numFmt w:val="bullet"/>
+      <w:lvlText w:val=""/>
+      <w:lvlJc w:val="left"/>
+      <w:pPr>
+        <w:ind w:left="720" w:hanging="360"/>
+      </w:pPr>
+      <w:rPr>
+        <w:rFonts w:ascii="Symbol" w:hAnsi="Symbol" w:hint="default"/>
+      </w:rPr>
+    </w:lvl>
+    <w:lvl w:ilvl="1" w:tplc="04090003" w:tentative="1">
+      <w:start w:val="1"/>
+      <w:numFmt w:val="bullet"/>
+      <w:lvlText w:val="o"/>
+      <w:lvlJc w:val="left"/>
+      <w:pPr>
+        <w:ind w:left="1440" w:hanging="360"/>
+      </w:pPr>
+      <w:rPr>
+        <w:rFonts w:ascii="Courier New" w:hAnsi="Courier New" w:cs="Courier New" w:hint="default"/>
+      </w:rPr>
+    </w:lvl>
+    <w:lvl w:ilvl="2" w:tplc="04090005" w:tentative="1">
+      <w:start w:val="1"/>
+      <w:numFmt w:val="bullet"/>
+      <w:lvlText w:val=""/>
+      <w:lvlJc w:val="left"/>
+      <w:pPr>
+        <w:ind w:left="2160" w:hanging="360"/>
+      </w:pPr>
+      <w:rPr>
+        <w:rFonts w:ascii="Wingdings" w:hAnsi="Wingdings" w:hint="default"/>
+      </w:rPr>
+    </w:lvl>
+    <w:lvl w:ilvl="3" w:tplc="04090001" w:tentative="1">
+      <w:start w:val="1"/>
+      <w:numFmt w:val="bullet"/>
+      <w:lvlText w:val=""/>
+      <w:lvlJc w:val="left"/>
+      <w:pPr>
+        <w:ind w:left="2880" w:hanging="360"/>
+      </w:pPr>
+      <w:rPr>
+        <w:rFonts w:ascii="Symbol" w:hAnsi="Symbol" w:hint="default"/>
+      </w:rPr>
+    </w:lvl>
+    <w:lvl w:ilvl="4" w:tplc="04090003" w:tentative="1">
+      <w:start w:val="1"/>
+      <w:numFmt w:val="bullet"/>
+      <w:lvlText w:val="o"/>
+      <w:lvlJc w:val="left"/>
+      <w:pPr>
+        <w:ind w:left="3600" w:hanging="360"/>
+      </w:pPr>
+      <w:rPr>
+        <w:rFonts w:ascii="Courier New" w:hAnsi="Courier New" w:cs="Courier New" w:hint="default"/>
+      </w:rPr>
+    </w:lvl>
+    <w:lvl w:ilvl="5" w:tplc="04090005" w:tentative="1">
+      <w:start w:val="1"/>
+      <w:numFmt w:val="bullet"/>
+      <w:lvlText w:val=""/>
+      <w:lvlJc w:val="left"/>
+      <w:pPr>
+        <w:ind w:left="4320" w:hanging="360"/>
+      </w:pPr>
+      <w:rPr>
+        <w:rFonts w:ascii="Wingdings" w:hAnsi="Wingdings" w:hint="default"/>
+      </w:rPr>
+    </w:lvl>
+    <w:lvl w:ilvl="6" w:tplc="04090001" w:tentative="1">
+      <w:start w:val="1"/>
+      <w:numFmt w:val="bullet"/>
+      <w:lvlText w:val=""/>
+      <w:lvlJc w:val="left"/>
+      <w:pPr>
+        <w:ind w:left="5040" w:hanging="360"/>
+      </w:pPr>
+      <w:rPr>
+        <w:rFonts w:ascii="Symbol" w:hAnsi="Symbol" w:hint="default"/>
+      </w:rPr>
+    </w:lvl>
+    <w:lvl w:ilvl="7" w:tplc="04090003" w:tentative="1">
+      <w:start w:val="1"/>
+      <w:numFmt w:val="bullet"/>
+      <w:lvlText w:val="o"/>
+      <w:lvlJc w:val="left"/>
+      <w:pPr>
+        <w:ind w:left="5760" w:hanging="360"/>
+      </w:pPr>
+      <w:rPr>
+        <w:rFonts w:ascii="Courier New" w:hAnsi="Courier New" w:cs="Courier New" w:hint="default"/>
+      </w:rPr>
+    </w:lvl>
+    <w:lvl w:ilvl="8" w:tplc="04090005" w:tentative="1">
+      <w:start w:val="1"/>
+      <w:numFmt w:val="bullet"/>
+      <w:lvlText w:val=""/>
+      <w:lvlJc w:val="left"/>
+      <w:pPr>
+        <w:ind w:left="6480" w:hanging="360"/>
+      </w:pPr>
+      <w:rPr>
+        <w:rFonts w:ascii="Wingdings" w:hAnsi="Wingdings" w:hint="default"/>
+      </w:rPr>
+    </w:lvl>
+  </w:abstractNum>
+  <w:num w:numId="1" w16cid:durableId="1985768041">
+    <w:abstractNumId w:val="1"/>
+  </w:num>
+  <w:num w:numId="2" w16cid:durableId="848102966">
+    <w:abstractNumId w:val="3"/>
+  </w:num>
+  <w:num w:numId="3" w16cid:durableId="1175221038">
+    <w:abstractNumId w:val="0"/>
+  </w:num>
+  <w:num w:numId="4" w16cid:durableId="2096322837">
+    <w:abstractNumId w:val="2"/>
+  </w:num>
+</w:numbering>
 </file>
 
 <file path=word/styles.xml><?xml version="1.0" encoding="utf-8"?>
@@ -1412,6 +2367,49 @@
       <w:shd w:val="clear" w:color="auto" w:fill="E1DFDD"/>
     </w:rPr>
   </w:style>
+  <w:style w:type="character" w:styleId="FollowedHyperlink">
+    <w:name w:val="FollowedHyperlink"/>
+    <w:basedOn w:val="DefaultParagraphFont"/>
+    <w:uiPriority w:val="99"/>
+    <w:semiHidden/>
+    <w:unhideWhenUsed/>
+    <w:rsid w:val="004036B7"/>
+    <w:rPr>
+      <w:color w:val="954F72" w:themeColor="followedHyperlink"/>
+      <w:u w:val="single"/>
+    </w:rPr>
+  </w:style>
+  <w:style w:type="paragraph" w:styleId="TOCHeading">
+    <w:name w:val="TOC Heading"/>
+    <w:basedOn w:val="Heading1"/>
+    <w:next w:val="Normal"/>
+    <w:uiPriority w:val="39"/>
+    <w:unhideWhenUsed/>
+    <w:qFormat/>
+    <w:rsid w:val="00594552"/>
+    <w:pPr>
+      <w:spacing w:before="240" w:after="0" w:line="259" w:lineRule="auto"/>
+      <w:outlineLvl w:val="9"/>
+    </w:pPr>
+    <w:rPr>
+      <w:kern w:val="0"/>
+      <w:sz w:val="32"/>
+      <w:szCs w:val="32"/>
+      <w14:ligatures w14:val="none"/>
+    </w:rPr>
+  </w:style>
+  <w:style w:type="paragraph" w:styleId="TOC1">
+    <w:name w:val="toc 1"/>
+    <w:basedOn w:val="Normal"/>
+    <w:next w:val="Normal"/>
+    <w:autoRedefine/>
+    <w:uiPriority w:val="39"/>
+    <w:unhideWhenUsed/>
+    <w:rsid w:val="00594552"/>
+    <w:pPr>
+      <w:spacing w:after="100"/>
+    </w:pPr>
+  </w:style>
 </w:styles>
 </file>
 
@@ -1708,4 +2706,16 @@
     </a:ext>
   </a:extLst>
 </a:theme>
+</file>
+
+<file path=customXml/item1.xml><?xml version="1.0" encoding="utf-8"?>
+<b:Sources xmlns:b="http://schemas.openxmlformats.org/officeDocument/2006/bibliography" xmlns="http://schemas.openxmlformats.org/officeDocument/2006/bibliography" SelectedStyle="\APASixthEditionOfficeOnline.xsl" StyleName="APA" Version="6"/>
+</file>
+
+<file path=customXml/itemProps1.xml><?xml version="1.0" encoding="utf-8"?>
+<ds:datastoreItem xmlns:ds="http://schemas.openxmlformats.org/officeDocument/2006/customXml" ds:itemID="{B5D0CB48-AA45-4429-B121-97F701D7BBF1}">
+  <ds:schemaRefs>
+    <ds:schemaRef ds:uri="http://schemas.openxmlformats.org/officeDocument/2006/bibliography"/>
+  </ds:schemaRefs>
+</ds:datastoreItem>
 </file>
--- a/Documentatie.docx
+++ b/Documentatie.docx
@@ -19,6 +19,14 @@
     <w:p/>
     <w:sdt>
       <w:sdtPr>
+        <w:rPr>
+          <w:rFonts w:asciiTheme="minorHAnsi" w:eastAsiaTheme="minorHAnsi" w:hAnsiTheme="minorHAnsi" w:cstheme="minorBidi"/>
+          <w:color w:val="auto"/>
+          <w:kern w:val="2"/>
+          <w:sz w:val="24"/>
+          <w:szCs w:val="24"/>
+          <w14:ligatures w14:val="standardContextual"/>
+        </w:rPr>
         <w:id w:val="1957518568"/>
         <w:docPartObj>
           <w:docPartGallery w:val="Table of Contents"/>
@@ -27,15 +35,9 @@
       </w:sdtPr>
       <w:sdtEndPr>
         <w:rPr>
-          <w:rFonts w:asciiTheme="minorHAnsi" w:eastAsiaTheme="minorHAnsi" w:hAnsiTheme="minorHAnsi" w:cstheme="minorBidi"/>
           <w:b/>
           <w:bCs/>
           <w:noProof/>
-          <w:color w:val="auto"/>
-          <w:kern w:val="2"/>
-          <w:sz w:val="24"/>
-          <w:szCs w:val="24"/>
-          <w14:ligatures w14:val="standardContextual"/>
         </w:rPr>
       </w:sdtEndPr>
       <w:sdtContent>
@@ -891,19 +893,7 @@
           <w:rPr>
             <w:rStyle w:val="Hyperlink"/>
           </w:rPr>
-          <w:t>https://www.baeldu</w:t>
-        </w:r>
-        <w:r>
-          <w:rPr>
-            <w:rStyle w:val="Hyperlink"/>
-          </w:rPr>
-          <w:t>n</w:t>
-        </w:r>
-        <w:r>
-          <w:rPr>
-            <w:rStyle w:val="Hyperlink"/>
-          </w:rPr>
-          <w:t>g.com/java-validation</w:t>
+          <w:t>https://www.baeldung.com/java-validation</w:t>
         </w:r>
       </w:hyperlink>
     </w:p>
@@ -938,6 +928,74 @@
             <w:rStyle w:val="Hyperlink"/>
           </w:rPr>
           <w:t>https://www.baeldung.com/spring-boot-return-errors-problemdetail</w:t>
+        </w:r>
+      </w:hyperlink>
+    </w:p>
+    <w:p>
+      <w:pPr>
+        <w:pStyle w:val="ListParagraph"/>
+        <w:numPr>
+          <w:ilvl w:val="0"/>
+          <w:numId w:val="2"/>
+        </w:numPr>
+      </w:pPr>
+      <w:hyperlink r:id="rId11" w:history="1">
+        <w:r>
+          <w:rPr>
+            <w:rStyle w:val="Hyperlink"/>
+          </w:rPr>
+          <w:t>https://microsoft.github.io/code-with-engineering-playbook/design/design-patterns/rest-api-design-guidance/</w:t>
+        </w:r>
+      </w:hyperlink>
+    </w:p>
+    <w:p>
+      <w:pPr>
+        <w:pStyle w:val="ListParagraph"/>
+        <w:numPr>
+          <w:ilvl w:val="0"/>
+          <w:numId w:val="2"/>
+        </w:numPr>
+      </w:pPr>
+      <w:hyperlink r:id="rId12" w:history="1">
+        <w:r>
+          <w:rPr>
+            <w:rStyle w:val="Hyperlink"/>
+          </w:rPr>
+          <w:t>https://www.baeldung.com/spring-data-sorting</w:t>
+        </w:r>
+      </w:hyperlink>
+    </w:p>
+    <w:p>
+      <w:pPr>
+        <w:pStyle w:val="ListParagraph"/>
+        <w:numPr>
+          <w:ilvl w:val="0"/>
+          <w:numId w:val="2"/>
+        </w:numPr>
+      </w:pPr>
+      <w:hyperlink r:id="rId13" w:history="1">
+        <w:r>
+          <w:rPr>
+            <w:rStyle w:val="Hyperlink"/>
+          </w:rPr>
+          <w:t>https://www.geeksforgeeks.org/springboot/working-with-http-headers-in-spring-mvc-requestheader-and-responseheader/</w:t>
+        </w:r>
+      </w:hyperlink>
+    </w:p>
+    <w:p>
+      <w:pPr>
+        <w:pStyle w:val="ListParagraph"/>
+        <w:numPr>
+          <w:ilvl w:val="0"/>
+          <w:numId w:val="2"/>
+        </w:numPr>
+      </w:pPr>
+      <w:hyperlink r:id="rId14" w:history="1">
+        <w:r>
+          <w:rPr>
+            <w:rStyle w:val="Hyperlink"/>
+          </w:rPr>
+          <w:t>https://www.baeldung.com/spring-rest-openapi-documentation</w:t>
         </w:r>
       </w:hyperlink>
     </w:p>

--- a/Documentatie.docx
+++ b/Documentatie.docx
@@ -6,21 +6,36 @@
       <w:pPr>
         <w:pStyle w:val="Title"/>
         <w:jc w:val="center"/>
-      </w:pPr>
-      <w:proofErr w:type="spellStart"/>
-      <w:r>
+        <w:rPr>
+          <w:rFonts w:asciiTheme="minorHAnsi" w:hAnsiTheme="minorHAnsi" w:cstheme="minorHAnsi"/>
+        </w:rPr>
+      </w:pPr>
+      <w:proofErr w:type="spellStart"/>
+      <w:r>
+        <w:rPr>
+          <w:rFonts w:asciiTheme="minorHAnsi" w:hAnsiTheme="minorHAnsi" w:cstheme="minorHAnsi"/>
+        </w:rPr>
         <w:t>Exercitiul</w:t>
       </w:r>
       <w:proofErr w:type="spellEnd"/>
       <w:r>
+        <w:rPr>
+          <w:rFonts w:asciiTheme="minorHAnsi" w:hAnsiTheme="minorHAnsi" w:cstheme="minorHAnsi"/>
+        </w:rPr>
         <w:t xml:space="preserve"> 1</w:t>
       </w:r>
     </w:p>
-    <w:p/>
+    <w:p>
+      <w:pPr>
+        <w:rPr>
+          <w:rFonts w:cstheme="minorHAnsi"/>
+        </w:rPr>
+      </w:pPr>
+    </w:p>
     <w:sdt>
       <w:sdtPr>
         <w:rPr>
-          <w:rFonts w:asciiTheme="minorHAnsi" w:eastAsiaTheme="minorHAnsi" w:hAnsiTheme="minorHAnsi" w:cstheme="minorBidi"/>
+          <w:rFonts w:asciiTheme="minorHAnsi" w:eastAsiaTheme="minorHAnsi" w:hAnsiTheme="minorHAnsi" w:cstheme="minorHAnsi"/>
           <w:color w:val="auto"/>
           <w:kern w:val="2"/>
           <w:sz w:val="24"/>
@@ -35,8 +50,6 @@
       </w:sdtPr>
       <w:sdtEndPr>
         <w:rPr>
-          <w:b/>
-          <w:bCs/>
           <w:noProof/>
         </w:rPr>
       </w:sdtEndPr>
@@ -44,8 +57,14 @@
         <w:p>
           <w:pPr>
             <w:pStyle w:val="TOCHeading"/>
+            <w:rPr>
+              <w:rFonts w:asciiTheme="minorHAnsi" w:hAnsiTheme="minorHAnsi" w:cstheme="minorHAnsi"/>
+            </w:rPr>
           </w:pPr>
           <w:r>
+            <w:rPr>
+              <w:rFonts w:asciiTheme="minorHAnsi" w:hAnsiTheme="minorHAnsi" w:cstheme="minorHAnsi"/>
+            </w:rPr>
             <w:t>Contents</w:t>
           </w:r>
         </w:p>
@@ -56,28 +75,40 @@
               <w:tab w:val="right" w:leader="dot" w:pos="9350"/>
             </w:tabs>
             <w:rPr>
+              <w:rFonts w:eastAsiaTheme="minorEastAsia" w:cstheme="minorHAnsi"/>
               <w:noProof/>
             </w:rPr>
           </w:pPr>
           <w:r>
+            <w:rPr>
+              <w:rFonts w:cstheme="minorHAnsi"/>
+            </w:rPr>
             <w:fldChar w:fldCharType="begin"/>
           </w:r>
           <w:r>
+            <w:rPr>
+              <w:rFonts w:cstheme="minorHAnsi"/>
+            </w:rPr>
             <w:instrText xml:space="preserve"> TOC \o "1-3" \h \z \u </w:instrText>
           </w:r>
           <w:r>
+            <w:rPr>
+              <w:rFonts w:cstheme="minorHAnsi"/>
+            </w:rPr>
             <w:fldChar w:fldCharType="separate"/>
           </w:r>
-          <w:hyperlink w:anchor="_Toc234069809" w:history="1">
+          <w:hyperlink w:anchor="_Toc234813815" w:history="1">
             <w:r>
               <w:rPr>
                 <w:rStyle w:val="Hyperlink"/>
+                <w:rFonts w:cstheme="minorHAnsi"/>
                 <w:noProof/>
               </w:rPr>
               <w:t>TODO</w:t>
             </w:r>
             <w:r>
               <w:rPr>
+                <w:rFonts w:cstheme="minorHAnsi"/>
                 <w:noProof/>
                 <w:webHidden/>
               </w:rPr>
@@ -85,6 +116,7 @@
             </w:r>
             <w:r>
               <w:rPr>
+                <w:rFonts w:cstheme="minorHAnsi"/>
                 <w:noProof/>
                 <w:webHidden/>
               </w:rPr>
@@ -92,19 +124,22 @@
             </w:r>
             <w:r>
               <w:rPr>
+                <w:rFonts w:cstheme="minorHAnsi"/>
                 <w:noProof/>
                 <w:webHidden/>
               </w:rPr>
-              <w:instrText xml:space="preserve"> PAGEREF _Toc234069809 \h </w:instrText>
+              <w:instrText xml:space="preserve"> PAGEREF _Toc234813815 \h </w:instrText>
             </w:r>
             <w:r>
               <w:rPr>
+                <w:rFonts w:cstheme="minorHAnsi"/>
                 <w:noProof/>
                 <w:webHidden/>
               </w:rPr>
             </w:r>
             <w:r>
               <w:rPr>
+                <w:rFonts w:cstheme="minorHAnsi"/>
                 <w:noProof/>
                 <w:webHidden/>
               </w:rPr>
@@ -112,6 +147,7 @@
             </w:r>
             <w:r>
               <w:rPr>
+                <w:rFonts w:cstheme="minorHAnsi"/>
                 <w:noProof/>
                 <w:webHidden/>
               </w:rPr>
@@ -119,6 +155,7 @@
             </w:r>
             <w:r>
               <w:rPr>
+                <w:rFonts w:cstheme="minorHAnsi"/>
                 <w:noProof/>
                 <w:webHidden/>
               </w:rPr>
@@ -133,19 +170,22 @@
               <w:tab w:val="right" w:leader="dot" w:pos="9350"/>
             </w:tabs>
             <w:rPr>
+              <w:rFonts w:eastAsiaTheme="minorEastAsia" w:cstheme="minorHAnsi"/>
               <w:noProof/>
             </w:rPr>
           </w:pPr>
-          <w:hyperlink w:anchor="_Toc234069810" w:history="1">
+          <w:hyperlink w:anchor="_Toc234813816" w:history="1">
             <w:r>
               <w:rPr>
                 <w:rStyle w:val="Hyperlink"/>
+                <w:rFonts w:cstheme="minorHAnsi"/>
                 <w:noProof/>
               </w:rPr>
               <w:t>Endpoint-uri</w:t>
             </w:r>
             <w:r>
               <w:rPr>
+                <w:rFonts w:cstheme="minorHAnsi"/>
                 <w:noProof/>
                 <w:webHidden/>
               </w:rPr>
@@ -153,6 +193,7 @@
             </w:r>
             <w:r>
               <w:rPr>
+                <w:rFonts w:cstheme="minorHAnsi"/>
                 <w:noProof/>
                 <w:webHidden/>
               </w:rPr>
@@ -160,19 +201,22 @@
             </w:r>
             <w:r>
               <w:rPr>
+                <w:rFonts w:cstheme="minorHAnsi"/>
                 <w:noProof/>
                 <w:webHidden/>
               </w:rPr>
-              <w:instrText xml:space="preserve"> PAGEREF _Toc234069810 \h </w:instrText>
+              <w:instrText xml:space="preserve"> PAGEREF _Toc234813816 \h </w:instrText>
             </w:r>
             <w:r>
               <w:rPr>
+                <w:rFonts w:cstheme="minorHAnsi"/>
                 <w:noProof/>
                 <w:webHidden/>
               </w:rPr>
             </w:r>
             <w:r>
               <w:rPr>
+                <w:rFonts w:cstheme="minorHAnsi"/>
                 <w:noProof/>
                 <w:webHidden/>
               </w:rPr>
@@ -180,6 +224,7 @@
             </w:r>
             <w:r>
               <w:rPr>
+                <w:rFonts w:cstheme="minorHAnsi"/>
                 <w:noProof/>
                 <w:webHidden/>
               </w:rPr>
@@ -187,6 +232,7 @@
             </w:r>
             <w:r>
               <w:rPr>
+                <w:rFonts w:cstheme="minorHAnsi"/>
                 <w:noProof/>
                 <w:webHidden/>
               </w:rPr>
@@ -201,19 +247,22 @@
               <w:tab w:val="right" w:leader="dot" w:pos="9350"/>
             </w:tabs>
             <w:rPr>
+              <w:rFonts w:eastAsiaTheme="minorEastAsia" w:cstheme="minorHAnsi"/>
               <w:noProof/>
             </w:rPr>
           </w:pPr>
-          <w:hyperlink w:anchor="_Toc234069811" w:history="1">
+          <w:hyperlink w:anchor="_Toc234813817" w:history="1">
             <w:r>
               <w:rPr>
                 <w:rStyle w:val="Hyperlink"/>
+                <w:rFonts w:cstheme="minorHAnsi"/>
                 <w:noProof/>
               </w:rPr>
-              <w:t>Model baza de date</w:t>
+              <w:t>Testare Endpoint-uri</w:t>
             </w:r>
             <w:r>
               <w:rPr>
+                <w:rFonts w:cstheme="minorHAnsi"/>
                 <w:noProof/>
                 <w:webHidden/>
               </w:rPr>
@@ -221,6 +270,7 @@
             </w:r>
             <w:r>
               <w:rPr>
+                <w:rFonts w:cstheme="minorHAnsi"/>
                 <w:noProof/>
                 <w:webHidden/>
               </w:rPr>
@@ -228,19 +278,22 @@
             </w:r>
             <w:r>
               <w:rPr>
+                <w:rFonts w:cstheme="minorHAnsi"/>
                 <w:noProof/>
                 <w:webHidden/>
               </w:rPr>
-              <w:instrText xml:space="preserve"> PAGEREF _Toc234069811 \h </w:instrText>
+              <w:instrText xml:space="preserve"> PAGEREF _Toc234813817 \h </w:instrText>
             </w:r>
             <w:r>
               <w:rPr>
+                <w:rFonts w:cstheme="minorHAnsi"/>
                 <w:noProof/>
                 <w:webHidden/>
               </w:rPr>
             </w:r>
             <w:r>
               <w:rPr>
+                <w:rFonts w:cstheme="minorHAnsi"/>
                 <w:noProof/>
                 <w:webHidden/>
               </w:rPr>
@@ -248,13 +301,92 @@
             </w:r>
             <w:r>
               <w:rPr>
+                <w:rFonts w:cstheme="minorHAnsi"/>
                 <w:noProof/>
                 <w:webHidden/>
               </w:rPr>
-              <w:t>1</w:t>
+              <w:t>2</w:t>
             </w:r>
             <w:r>
               <w:rPr>
+                <w:rFonts w:cstheme="minorHAnsi"/>
+                <w:noProof/>
+                <w:webHidden/>
+              </w:rPr>
+              <w:fldChar w:fldCharType="end"/>
+            </w:r>
+          </w:hyperlink>
+        </w:p>
+        <w:p>
+          <w:pPr>
+            <w:pStyle w:val="TOC2"/>
+            <w:tabs>
+              <w:tab w:val="right" w:leader="dot" w:pos="9350"/>
+            </w:tabs>
+            <w:rPr>
+              <w:rFonts w:cstheme="minorHAnsi"/>
+              <w:noProof/>
+            </w:rPr>
+          </w:pPr>
+          <w:hyperlink w:anchor="_Toc234813818" w:history="1">
+            <w:r>
+              <w:rPr>
+                <w:rStyle w:val="Hyperlink"/>
+                <w:rFonts w:cstheme="minorHAnsi"/>
+                <w:noProof/>
+              </w:rPr>
+              <w:t>Securizare Endpoint-uri</w:t>
+            </w:r>
+            <w:r>
+              <w:rPr>
+                <w:rFonts w:cstheme="minorHAnsi"/>
+                <w:noProof/>
+                <w:webHidden/>
+              </w:rPr>
+              <w:tab/>
+            </w:r>
+            <w:r>
+              <w:rPr>
+                <w:rFonts w:cstheme="minorHAnsi"/>
+                <w:noProof/>
+                <w:webHidden/>
+              </w:rPr>
+              <w:fldChar w:fldCharType="begin"/>
+            </w:r>
+            <w:r>
+              <w:rPr>
+                <w:rFonts w:cstheme="minorHAnsi"/>
+                <w:noProof/>
+                <w:webHidden/>
+              </w:rPr>
+              <w:instrText xml:space="preserve"> PAGEREF _Toc234813818 \h </w:instrText>
+            </w:r>
+            <w:r>
+              <w:rPr>
+                <w:rFonts w:cstheme="minorHAnsi"/>
+                <w:noProof/>
+                <w:webHidden/>
+              </w:rPr>
+            </w:r>
+            <w:r>
+              <w:rPr>
+                <w:rFonts w:cstheme="minorHAnsi"/>
+                <w:noProof/>
+                <w:webHidden/>
+              </w:rPr>
+              <w:fldChar w:fldCharType="separate"/>
+            </w:r>
+            <w:r>
+              <w:rPr>
+                <w:rFonts w:cstheme="minorHAnsi"/>
+                <w:noProof/>
+                <w:webHidden/>
+              </w:rPr>
+              <w:t>2</w:t>
+            </w:r>
+            <w:r>
+              <w:rPr>
+                <w:rFonts w:cstheme="minorHAnsi"/>
                 <w:noProof/>
                 <w:webHidden/>
               </w:rPr>
@@ -269,19 +401,22 @@
               <w:tab w:val="right" w:leader="dot" w:pos="9350"/>
             </w:tabs>
             <w:rPr>
+              <w:rFonts w:eastAsiaTheme="minorEastAsia" w:cstheme="minorHAnsi"/>
               <w:noProof/>
             </w:rPr>
           </w:pPr>
-          <w:hyperlink w:anchor="_Toc234069812" w:history="1">
+          <w:hyperlink w:anchor="_Toc234813819" w:history="1">
             <w:r>
               <w:rPr>
                 <w:rStyle w:val="Hyperlink"/>
+                <w:rFonts w:cstheme="minorHAnsi"/>
                 <w:noProof/>
               </w:rPr>
-              <w:t>Articole</w:t>
+              <w:t>Model baza de date</w:t>
             </w:r>
             <w:r>
               <w:rPr>
+                <w:rFonts w:cstheme="minorHAnsi"/>
                 <w:noProof/>
                 <w:webHidden/>
               </w:rPr>
@@ -289,6 +424,7 @@
             </w:r>
             <w:r>
               <w:rPr>
+                <w:rFonts w:cstheme="minorHAnsi"/>
                 <w:noProof/>
                 <w:webHidden/>
               </w:rPr>
@@ -296,19 +432,22 @@
             </w:r>
             <w:r>
               <w:rPr>
+                <w:rFonts w:cstheme="minorHAnsi"/>
                 <w:noProof/>
                 <w:webHidden/>
               </w:rPr>
-              <w:instrText xml:space="preserve"> PAGEREF _Toc234069812 \h </w:instrText>
+              <w:instrText xml:space="preserve"> PAGEREF _Toc234813819 \h </w:instrText>
             </w:r>
             <w:r>
               <w:rPr>
+                <w:rFonts w:cstheme="minorHAnsi"/>
                 <w:noProof/>
                 <w:webHidden/>
               </w:rPr>
             </w:r>
             <w:r>
               <w:rPr>
+                <w:rFonts w:cstheme="minorHAnsi"/>
                 <w:noProof/>
                 <w:webHidden/>
               </w:rPr>
@@ -316,13 +455,15 @@
             </w:r>
             <w:r>
               <w:rPr>
+                <w:rFonts w:cstheme="minorHAnsi"/>
                 <w:noProof/>
                 <w:webHidden/>
               </w:rPr>
-              <w:t>1</w:t>
+              <w:t>12</w:t>
             </w:r>
             <w:r>
               <w:rPr>
+                <w:rFonts w:cstheme="minorHAnsi"/>
                 <w:noProof/>
                 <w:webHidden/>
               </w:rPr>
@@ -331,10 +472,91 @@
           </w:hyperlink>
         </w:p>
         <w:p>
+          <w:pPr>
+            <w:pStyle w:val="TOC1"/>
+            <w:tabs>
+              <w:tab w:val="right" w:leader="dot" w:pos="9350"/>
+            </w:tabs>
+            <w:rPr>
+              <w:rFonts w:eastAsiaTheme="minorEastAsia" w:cstheme="minorHAnsi"/>
+              <w:noProof/>
+            </w:rPr>
+          </w:pPr>
+          <w:hyperlink w:anchor="_Toc234813820" w:history="1">
+            <w:r>
+              <w:rPr>
+                <w:rStyle w:val="Hyperlink"/>
+                <w:rFonts w:cstheme="minorHAnsi"/>
+                <w:noProof/>
+              </w:rPr>
+              <w:t>Articole</w:t>
+            </w:r>
+            <w:r>
+              <w:rPr>
+                <w:rFonts w:cstheme="minorHAnsi"/>
+                <w:noProof/>
+                <w:webHidden/>
+              </w:rPr>
+              <w:tab/>
+            </w:r>
+            <w:r>
+              <w:rPr>
+                <w:rFonts w:cstheme="minorHAnsi"/>
+                <w:noProof/>
+                <w:webHidden/>
+              </w:rPr>
+              <w:fldChar w:fldCharType="begin"/>
+            </w:r>
+            <w:r>
+              <w:rPr>
+                <w:rFonts w:cstheme="minorHAnsi"/>
+                <w:noProof/>
+                <w:webHidden/>
+              </w:rPr>
+              <w:instrText xml:space="preserve"> PAGEREF _Toc234813820 \h </w:instrText>
+            </w:r>
+            <w:r>
+              <w:rPr>
+                <w:rFonts w:cstheme="minorHAnsi"/>
+                <w:noProof/>
+                <w:webHidden/>
+              </w:rPr>
+            </w:r>
+            <w:r>
+              <w:rPr>
+                <w:rFonts w:cstheme="minorHAnsi"/>
+                <w:noProof/>
+                <w:webHidden/>
+              </w:rPr>
+              <w:fldChar w:fldCharType="separate"/>
+            </w:r>
+            <w:r>
+              <w:rPr>
+                <w:rFonts w:cstheme="minorHAnsi"/>
+                <w:noProof/>
+                <w:webHidden/>
+              </w:rPr>
+              <w:t>12</w:t>
+            </w:r>
+            <w:r>
+              <w:rPr>
+                <w:rFonts w:cstheme="minorHAnsi"/>
+                <w:noProof/>
+                <w:webHidden/>
+              </w:rPr>
+              <w:fldChar w:fldCharType="end"/>
+            </w:r>
+          </w:hyperlink>
+        </w:p>
+        <w:p>
+          <w:pPr>
+            <w:rPr>
+              <w:rFonts w:cstheme="minorHAnsi"/>
+            </w:rPr>
+          </w:pPr>
           <w:r>
             <w:rPr>
-              <w:b/>
-              <w:bCs/>
+              <w:rFonts w:cstheme="minorHAnsi"/>
               <w:noProof/>
             </w:rPr>
             <w:fldChar w:fldCharType="end"/>
@@ -345,14 +567,1049 @@
     <w:p>
       <w:pPr>
         <w:pStyle w:val="Heading1"/>
-      </w:pPr>
-      <w:bookmarkStart w:id="0" w:name="_Toc234069809"/>
-      <w:r>
+        <w:rPr>
+          <w:rFonts w:asciiTheme="minorHAnsi" w:hAnsiTheme="minorHAnsi" w:cstheme="minorHAnsi"/>
+        </w:rPr>
+      </w:pPr>
+      <w:bookmarkStart w:id="0" w:name="_Toc234813815"/>
+      <w:proofErr w:type="spellStart"/>
+      <w:r>
+        <w:rPr>
+          <w:rFonts w:asciiTheme="minorHAnsi" w:hAnsiTheme="minorHAnsi" w:cstheme="minorHAnsi"/>
+        </w:rPr>
+        <w:t>Descriere</w:t>
+      </w:r>
+      <w:proofErr w:type="spellEnd"/>
+      <w:r>
+        <w:rPr>
+          <w:rFonts w:asciiTheme="minorHAnsi" w:hAnsiTheme="minorHAnsi" w:cstheme="minorHAnsi"/>
+        </w:rPr>
+        <w:t xml:space="preserve"> </w:t>
+      </w:r>
+    </w:p>
+    <w:p>
+      <w:pPr>
+        <w:rPr>
+          <w:rFonts w:cstheme="minorHAnsi"/>
+        </w:rPr>
+      </w:pPr>
+      <w:proofErr w:type="spellStart"/>
+      <w:r>
+        <w:rPr>
+          <w:rFonts w:cstheme="minorHAnsi"/>
+        </w:rPr>
+        <w:t>Dezvoltarea</w:t>
+      </w:r>
+      <w:proofErr w:type="spellEnd"/>
+      <w:r>
+        <w:rPr>
+          <w:rFonts w:cstheme="minorHAnsi"/>
+        </w:rPr>
+        <w:t xml:space="preserve"> </w:t>
+      </w:r>
+      <w:proofErr w:type="spellStart"/>
+      <w:r>
+        <w:rPr>
+          <w:rFonts w:cstheme="minorHAnsi"/>
+        </w:rPr>
+        <w:t>proiectului</w:t>
+      </w:r>
+      <w:proofErr w:type="spellEnd"/>
+      <w:r>
+        <w:rPr>
+          <w:rFonts w:cstheme="minorHAnsi"/>
+        </w:rPr>
+        <w:t xml:space="preserve"> s-a </w:t>
+      </w:r>
+      <w:proofErr w:type="spellStart"/>
+      <w:r>
+        <w:rPr>
+          <w:rFonts w:cstheme="minorHAnsi"/>
+        </w:rPr>
+        <w:t>desfasurat</w:t>
+      </w:r>
+      <w:proofErr w:type="spellEnd"/>
+      <w:r>
+        <w:rPr>
+          <w:rFonts w:cstheme="minorHAnsi"/>
+        </w:rPr>
+        <w:t xml:space="preserve"> in mod </w:t>
+      </w:r>
+      <w:proofErr w:type="spellStart"/>
+      <w:r>
+        <w:rPr>
+          <w:rFonts w:cstheme="minorHAnsi"/>
+        </w:rPr>
+        <w:t>iterativ</w:t>
+      </w:r>
+      <w:proofErr w:type="spellEnd"/>
+      <w:r>
+        <w:rPr>
+          <w:rFonts w:cstheme="minorHAnsi"/>
+        </w:rPr>
+        <w:t xml:space="preserve">. In prima </w:t>
+      </w:r>
+      <w:proofErr w:type="spellStart"/>
+      <w:r>
+        <w:rPr>
+          <w:rFonts w:cstheme="minorHAnsi"/>
+        </w:rPr>
+        <w:t>faza</w:t>
+      </w:r>
+      <w:proofErr w:type="spellEnd"/>
+      <w:r>
+        <w:rPr>
+          <w:rFonts w:cstheme="minorHAnsi"/>
+        </w:rPr>
+        <w:t xml:space="preserve">, am </w:t>
+      </w:r>
+      <w:proofErr w:type="spellStart"/>
+      <w:r>
+        <w:rPr>
+          <w:rFonts w:cstheme="minorHAnsi"/>
+        </w:rPr>
+        <w:t>dedicat</w:t>
+      </w:r>
+      <w:proofErr w:type="spellEnd"/>
+      <w:r>
+        <w:rPr>
+          <w:rFonts w:cstheme="minorHAnsi"/>
+        </w:rPr>
+        <w:t xml:space="preserve"> </w:t>
+      </w:r>
+      <w:proofErr w:type="spellStart"/>
+      <w:r>
+        <w:rPr>
+          <w:rFonts w:cstheme="minorHAnsi"/>
+        </w:rPr>
+        <w:t>timp</w:t>
+      </w:r>
+      <w:proofErr w:type="spellEnd"/>
+      <w:r>
+        <w:rPr>
+          <w:rFonts w:cstheme="minorHAnsi"/>
+        </w:rPr>
+        <w:t xml:space="preserve"> </w:t>
+      </w:r>
+      <w:proofErr w:type="spellStart"/>
+      <w:r>
+        <w:rPr>
+          <w:rFonts w:cstheme="minorHAnsi"/>
+        </w:rPr>
+        <w:t>documentarii</w:t>
+      </w:r>
+      <w:proofErr w:type="spellEnd"/>
+      <w:r>
+        <w:rPr>
+          <w:rFonts w:cstheme="minorHAnsi"/>
+        </w:rPr>
+        <w:t xml:space="preserve">, </w:t>
+      </w:r>
+      <w:proofErr w:type="spellStart"/>
+      <w:r>
+        <w:rPr>
+          <w:rFonts w:cstheme="minorHAnsi"/>
+        </w:rPr>
+        <w:t>parcurgand</w:t>
+      </w:r>
+      <w:proofErr w:type="spellEnd"/>
+      <w:r>
+        <w:rPr>
+          <w:rFonts w:cstheme="minorHAnsi"/>
+        </w:rPr>
+        <w:t xml:space="preserve"> o </w:t>
+      </w:r>
+      <w:proofErr w:type="spellStart"/>
+      <w:r>
+        <w:rPr>
+          <w:rFonts w:cstheme="minorHAnsi"/>
+        </w:rPr>
+        <w:t>serie</w:t>
+      </w:r>
+      <w:proofErr w:type="spellEnd"/>
+      <w:r>
+        <w:rPr>
+          <w:rFonts w:cstheme="minorHAnsi"/>
+        </w:rPr>
+        <w:t xml:space="preserve"> de </w:t>
+      </w:r>
+      <w:proofErr w:type="spellStart"/>
+      <w:r>
+        <w:rPr>
+          <w:rFonts w:cstheme="minorHAnsi"/>
+        </w:rPr>
+        <w:t>articole</w:t>
+      </w:r>
+      <w:proofErr w:type="spellEnd"/>
+      <w:r>
+        <w:rPr>
+          <w:rFonts w:cstheme="minorHAnsi"/>
+        </w:rPr>
+        <w:t xml:space="preserve"> de </w:t>
+      </w:r>
+      <w:proofErr w:type="spellStart"/>
+      <w:r>
+        <w:rPr>
+          <w:rFonts w:cstheme="minorHAnsi"/>
+        </w:rPr>
+        <w:t>specialitate</w:t>
+      </w:r>
+      <w:proofErr w:type="spellEnd"/>
+      <w:r>
+        <w:rPr>
+          <w:rFonts w:cstheme="minorHAnsi"/>
+        </w:rPr>
+        <w:t xml:space="preserve"> </w:t>
+      </w:r>
+      <w:proofErr w:type="spellStart"/>
+      <w:r>
+        <w:rPr>
+          <w:rFonts w:cstheme="minorHAnsi"/>
+        </w:rPr>
+        <w:t>si</w:t>
+      </w:r>
+      <w:proofErr w:type="spellEnd"/>
+      <w:r>
+        <w:rPr>
+          <w:rFonts w:cstheme="minorHAnsi"/>
+        </w:rPr>
+        <w:t xml:space="preserve"> </w:t>
+      </w:r>
+      <w:proofErr w:type="spellStart"/>
+      <w:r>
+        <w:rPr>
+          <w:rFonts w:cstheme="minorHAnsi"/>
+        </w:rPr>
+        <w:t>tutoriale</w:t>
+      </w:r>
+      <w:proofErr w:type="spellEnd"/>
+      <w:r>
+        <w:rPr>
+          <w:rFonts w:cstheme="minorHAnsi"/>
+        </w:rPr>
+        <w:t xml:space="preserve"> </w:t>
+      </w:r>
+      <w:proofErr w:type="spellStart"/>
+      <w:r>
+        <w:rPr>
+          <w:rFonts w:cstheme="minorHAnsi"/>
+        </w:rPr>
+        <w:t>pentru</w:t>
+      </w:r>
+      <w:proofErr w:type="spellEnd"/>
+      <w:r>
+        <w:rPr>
+          <w:rFonts w:cstheme="minorHAnsi"/>
+        </w:rPr>
+        <w:t xml:space="preserve"> </w:t>
+      </w:r>
+      <w:proofErr w:type="gramStart"/>
+      <w:r>
+        <w:rPr>
+          <w:rFonts w:cstheme="minorHAnsi"/>
+        </w:rPr>
+        <w:t>a</w:t>
+      </w:r>
+      <w:proofErr w:type="gramEnd"/>
+      <w:r>
+        <w:rPr>
+          <w:rFonts w:cstheme="minorHAnsi"/>
+        </w:rPr>
+        <w:t xml:space="preserve"> </w:t>
+      </w:r>
+      <w:proofErr w:type="spellStart"/>
+      <w:r>
+        <w:rPr>
+          <w:rFonts w:cstheme="minorHAnsi"/>
+        </w:rPr>
+        <w:t>intelege</w:t>
+      </w:r>
+      <w:proofErr w:type="spellEnd"/>
+      <w:r>
+        <w:rPr>
+          <w:rFonts w:cstheme="minorHAnsi"/>
+        </w:rPr>
+        <w:t xml:space="preserve"> in </w:t>
+      </w:r>
+      <w:proofErr w:type="spellStart"/>
+      <w:r>
+        <w:rPr>
+          <w:rFonts w:cstheme="minorHAnsi"/>
+        </w:rPr>
+        <w:t>profunzime</w:t>
+      </w:r>
+      <w:proofErr w:type="spellEnd"/>
+      <w:r>
+        <w:rPr>
+          <w:rFonts w:cstheme="minorHAnsi"/>
+        </w:rPr>
+        <w:t xml:space="preserve"> </w:t>
+      </w:r>
+      <w:proofErr w:type="spellStart"/>
+      <w:r>
+        <w:rPr>
+          <w:rFonts w:cstheme="minorHAnsi"/>
+        </w:rPr>
+        <w:t>conceptele</w:t>
+      </w:r>
+      <w:proofErr w:type="spellEnd"/>
+      <w:r>
+        <w:rPr>
+          <w:rFonts w:cstheme="minorHAnsi"/>
+        </w:rPr>
+        <w:t xml:space="preserve"> </w:t>
+      </w:r>
+      <w:proofErr w:type="spellStart"/>
+      <w:r>
+        <w:rPr>
+          <w:rFonts w:cstheme="minorHAnsi"/>
+        </w:rPr>
+        <w:t>necesare</w:t>
+      </w:r>
+      <w:proofErr w:type="spellEnd"/>
+      <w:r>
+        <w:rPr>
+          <w:rFonts w:cstheme="minorHAnsi"/>
+        </w:rPr>
+        <w:t xml:space="preserve">. Pe </w:t>
+      </w:r>
+      <w:proofErr w:type="spellStart"/>
+      <w:r>
+        <w:rPr>
+          <w:rFonts w:cstheme="minorHAnsi"/>
+        </w:rPr>
+        <w:t>baza</w:t>
+      </w:r>
+      <w:proofErr w:type="spellEnd"/>
+      <w:r>
+        <w:rPr>
+          <w:rFonts w:cstheme="minorHAnsi"/>
+        </w:rPr>
+        <w:t xml:space="preserve"> </w:t>
+      </w:r>
+      <w:proofErr w:type="spellStart"/>
+      <w:r>
+        <w:rPr>
+          <w:rFonts w:cstheme="minorHAnsi"/>
+        </w:rPr>
+        <w:t>acestor</w:t>
+      </w:r>
+      <w:proofErr w:type="spellEnd"/>
+      <w:r>
+        <w:rPr>
+          <w:rFonts w:cstheme="minorHAnsi"/>
+        </w:rPr>
+        <w:t xml:space="preserve"> </w:t>
+      </w:r>
+      <w:proofErr w:type="spellStart"/>
+      <w:r>
+        <w:rPr>
+          <w:rFonts w:cstheme="minorHAnsi"/>
+        </w:rPr>
+        <w:t>informatii</w:t>
+      </w:r>
+      <w:proofErr w:type="spellEnd"/>
+      <w:r>
+        <w:rPr>
+          <w:rFonts w:cstheme="minorHAnsi"/>
+        </w:rPr>
+        <w:t xml:space="preserve">, am </w:t>
+      </w:r>
+      <w:proofErr w:type="spellStart"/>
+      <w:r>
+        <w:rPr>
+          <w:rFonts w:cstheme="minorHAnsi"/>
+        </w:rPr>
+        <w:t>creat</w:t>
+      </w:r>
+      <w:proofErr w:type="spellEnd"/>
+      <w:r>
+        <w:rPr>
+          <w:rFonts w:cstheme="minorHAnsi"/>
+        </w:rPr>
+        <w:t xml:space="preserve"> </w:t>
+      </w:r>
+      <w:proofErr w:type="spellStart"/>
+      <w:r>
+        <w:rPr>
+          <w:rFonts w:cstheme="minorHAnsi"/>
+        </w:rPr>
+        <w:t>arhitectura</w:t>
+      </w:r>
+      <w:proofErr w:type="spellEnd"/>
+      <w:r>
+        <w:rPr>
+          <w:rFonts w:cstheme="minorHAnsi"/>
+        </w:rPr>
+        <w:t xml:space="preserve"> </w:t>
+      </w:r>
+      <w:proofErr w:type="spellStart"/>
+      <w:r>
+        <w:rPr>
+          <w:rFonts w:cstheme="minorHAnsi"/>
+        </w:rPr>
+        <w:t>initiala</w:t>
+      </w:r>
+      <w:proofErr w:type="spellEnd"/>
+      <w:r>
+        <w:rPr>
+          <w:rFonts w:cstheme="minorHAnsi"/>
+        </w:rPr>
+        <w:t xml:space="preserve"> </w:t>
+      </w:r>
+      <w:proofErr w:type="spellStart"/>
+      <w:r>
+        <w:rPr>
+          <w:rFonts w:cstheme="minorHAnsi"/>
+        </w:rPr>
+        <w:t>si</w:t>
+      </w:r>
+      <w:proofErr w:type="spellEnd"/>
+      <w:r>
+        <w:rPr>
+          <w:rFonts w:cstheme="minorHAnsi"/>
+        </w:rPr>
+        <w:t xml:space="preserve"> am </w:t>
+      </w:r>
+      <w:proofErr w:type="spellStart"/>
+      <w:r>
+        <w:rPr>
+          <w:rFonts w:cstheme="minorHAnsi"/>
+        </w:rPr>
+        <w:t>dezvoltat</w:t>
+      </w:r>
+      <w:proofErr w:type="spellEnd"/>
+      <w:r>
+        <w:rPr>
+          <w:rFonts w:cstheme="minorHAnsi"/>
+        </w:rPr>
+        <w:t xml:space="preserve"> un cod de </w:t>
+      </w:r>
+      <w:proofErr w:type="spellStart"/>
+      <w:r>
+        <w:rPr>
+          <w:rFonts w:cstheme="minorHAnsi"/>
+        </w:rPr>
+        <w:t>baza</w:t>
+      </w:r>
+      <w:proofErr w:type="spellEnd"/>
+      <w:r>
+        <w:rPr>
+          <w:rFonts w:cstheme="minorHAnsi"/>
+        </w:rPr>
+        <w:t xml:space="preserve"> functional, </w:t>
+      </w:r>
+      <w:proofErr w:type="spellStart"/>
+      <w:r>
+        <w:rPr>
+          <w:rFonts w:cstheme="minorHAnsi"/>
+        </w:rPr>
+        <w:t>acoperind</w:t>
+      </w:r>
+      <w:proofErr w:type="spellEnd"/>
+      <w:r>
+        <w:rPr>
+          <w:rFonts w:cstheme="minorHAnsi"/>
+        </w:rPr>
+        <w:t xml:space="preserve"> </w:t>
+      </w:r>
+      <w:proofErr w:type="spellStart"/>
+      <w:r>
+        <w:rPr>
+          <w:rFonts w:cstheme="minorHAnsi"/>
+        </w:rPr>
+        <w:t>operatiunile</w:t>
+      </w:r>
+      <w:proofErr w:type="spellEnd"/>
+      <w:r>
+        <w:rPr>
+          <w:rFonts w:cstheme="minorHAnsi"/>
+        </w:rPr>
+        <w:t xml:space="preserve"> CRUD </w:t>
+      </w:r>
+      <w:proofErr w:type="spellStart"/>
+      <w:r>
+        <w:rPr>
+          <w:rFonts w:cstheme="minorHAnsi"/>
+        </w:rPr>
+        <w:t>principale</w:t>
+      </w:r>
+      <w:proofErr w:type="spellEnd"/>
+      <w:r>
+        <w:rPr>
+          <w:rFonts w:cstheme="minorHAnsi"/>
+        </w:rPr>
+        <w:t xml:space="preserve">. </w:t>
+      </w:r>
+      <w:proofErr w:type="spellStart"/>
+      <w:r>
+        <w:rPr>
+          <w:rFonts w:cstheme="minorHAnsi"/>
+        </w:rPr>
+        <w:t>Abordarea</w:t>
+      </w:r>
+      <w:proofErr w:type="spellEnd"/>
+      <w:r>
+        <w:rPr>
+          <w:rFonts w:cstheme="minorHAnsi"/>
+        </w:rPr>
+        <w:t xml:space="preserve"> </w:t>
+      </w:r>
+      <w:proofErr w:type="spellStart"/>
+      <w:r>
+        <w:rPr>
+          <w:rFonts w:cstheme="minorHAnsi"/>
+        </w:rPr>
+        <w:t>mea</w:t>
+      </w:r>
+      <w:proofErr w:type="spellEnd"/>
+      <w:r>
+        <w:rPr>
+          <w:rFonts w:cstheme="minorHAnsi"/>
+        </w:rPr>
+        <w:t xml:space="preserve"> a </w:t>
+      </w:r>
+      <w:proofErr w:type="spellStart"/>
+      <w:r>
+        <w:rPr>
+          <w:rFonts w:cstheme="minorHAnsi"/>
+        </w:rPr>
+        <w:t>fost</w:t>
+      </w:r>
+      <w:proofErr w:type="spellEnd"/>
+      <w:r>
+        <w:rPr>
+          <w:rFonts w:cstheme="minorHAnsi"/>
+        </w:rPr>
+        <w:t xml:space="preserve"> </w:t>
+      </w:r>
+      <w:proofErr w:type="spellStart"/>
+      <w:r>
+        <w:rPr>
+          <w:rFonts w:cstheme="minorHAnsi"/>
+        </w:rPr>
+        <w:t>sa</w:t>
+      </w:r>
+      <w:proofErr w:type="spellEnd"/>
+      <w:r>
+        <w:rPr>
+          <w:rFonts w:cstheme="minorHAnsi"/>
+        </w:rPr>
+        <w:t xml:space="preserve"> </w:t>
+      </w:r>
+      <w:proofErr w:type="spellStart"/>
+      <w:r>
+        <w:rPr>
+          <w:rFonts w:cstheme="minorHAnsi"/>
+        </w:rPr>
+        <w:t>mentin</w:t>
+      </w:r>
+      <w:proofErr w:type="spellEnd"/>
+      <w:r>
+        <w:rPr>
+          <w:rFonts w:cstheme="minorHAnsi"/>
+        </w:rPr>
+        <w:t xml:space="preserve"> </w:t>
+      </w:r>
+      <w:proofErr w:type="spellStart"/>
+      <w:r>
+        <w:rPr>
+          <w:rFonts w:cstheme="minorHAnsi"/>
+        </w:rPr>
+        <w:t>implementarea</w:t>
+      </w:r>
+      <w:proofErr w:type="spellEnd"/>
+      <w:r>
+        <w:rPr>
+          <w:rFonts w:cstheme="minorHAnsi"/>
+        </w:rPr>
+        <w:t xml:space="preserve"> </w:t>
+      </w:r>
+      <w:proofErr w:type="spellStart"/>
+      <w:r>
+        <w:rPr>
+          <w:rFonts w:cstheme="minorHAnsi"/>
+        </w:rPr>
+        <w:t>initiala</w:t>
+      </w:r>
+      <w:proofErr w:type="spellEnd"/>
+      <w:r>
+        <w:rPr>
+          <w:rFonts w:cstheme="minorHAnsi"/>
+        </w:rPr>
+        <w:t xml:space="preserve"> cat </w:t>
+      </w:r>
+      <w:proofErr w:type="spellStart"/>
+      <w:r>
+        <w:rPr>
+          <w:rFonts w:cstheme="minorHAnsi"/>
+        </w:rPr>
+        <w:t>mai</w:t>
+      </w:r>
+      <w:proofErr w:type="spellEnd"/>
+      <w:r>
+        <w:rPr>
+          <w:rFonts w:cstheme="minorHAnsi"/>
+        </w:rPr>
+        <w:t xml:space="preserve"> </w:t>
+      </w:r>
+      <w:proofErr w:type="spellStart"/>
+      <w:r>
+        <w:rPr>
+          <w:rFonts w:cstheme="minorHAnsi"/>
+        </w:rPr>
+        <w:t>simpla</w:t>
+      </w:r>
+      <w:proofErr w:type="spellEnd"/>
+      <w:r>
+        <w:rPr>
+          <w:rFonts w:cstheme="minorHAnsi"/>
+        </w:rPr>
+        <w:t xml:space="preserve">, </w:t>
+      </w:r>
+      <w:proofErr w:type="spellStart"/>
+      <w:r>
+        <w:rPr>
+          <w:rFonts w:cstheme="minorHAnsi"/>
+        </w:rPr>
+        <w:t>insa</w:t>
+      </w:r>
+      <w:proofErr w:type="spellEnd"/>
+      <w:r>
+        <w:rPr>
+          <w:rFonts w:cstheme="minorHAnsi"/>
+        </w:rPr>
+        <w:t xml:space="preserve">, in </w:t>
+      </w:r>
+      <w:proofErr w:type="spellStart"/>
+      <w:r>
+        <w:rPr>
+          <w:rFonts w:cstheme="minorHAnsi"/>
+        </w:rPr>
+        <w:t>paralel</w:t>
+      </w:r>
+      <w:proofErr w:type="spellEnd"/>
+      <w:r>
+        <w:rPr>
+          <w:rFonts w:cstheme="minorHAnsi"/>
+        </w:rPr>
+        <w:t xml:space="preserve">, am </w:t>
+      </w:r>
+      <w:proofErr w:type="spellStart"/>
+      <w:r>
+        <w:rPr>
+          <w:rFonts w:cstheme="minorHAnsi"/>
+        </w:rPr>
+        <w:t>documentat</w:t>
+      </w:r>
+      <w:proofErr w:type="spellEnd"/>
+      <w:r>
+        <w:rPr>
+          <w:rFonts w:cstheme="minorHAnsi"/>
+        </w:rPr>
+        <w:t xml:space="preserve"> </w:t>
+      </w:r>
+      <w:proofErr w:type="spellStart"/>
+      <w:r>
+        <w:rPr>
+          <w:rFonts w:cstheme="minorHAnsi"/>
+        </w:rPr>
+        <w:t>toate</w:t>
+      </w:r>
+      <w:proofErr w:type="spellEnd"/>
+      <w:r>
+        <w:rPr>
+          <w:rFonts w:cstheme="minorHAnsi"/>
+        </w:rPr>
+        <w:t xml:space="preserve"> </w:t>
+      </w:r>
+      <w:proofErr w:type="spellStart"/>
+      <w:r>
+        <w:rPr>
+          <w:rFonts w:cstheme="minorHAnsi"/>
+        </w:rPr>
+        <w:t>solutiile</w:t>
+      </w:r>
+      <w:proofErr w:type="spellEnd"/>
+      <w:r>
+        <w:rPr>
+          <w:rFonts w:cstheme="minorHAnsi"/>
+        </w:rPr>
+        <w:t xml:space="preserve"> </w:t>
+      </w:r>
+      <w:proofErr w:type="spellStart"/>
+      <w:r>
+        <w:rPr>
+          <w:rFonts w:cstheme="minorHAnsi"/>
+        </w:rPr>
+        <w:t>complexe</w:t>
+      </w:r>
+      <w:proofErr w:type="spellEnd"/>
+      <w:r>
+        <w:rPr>
+          <w:rFonts w:cstheme="minorHAnsi"/>
+        </w:rPr>
+        <w:t xml:space="preserve"> </w:t>
+      </w:r>
+      <w:proofErr w:type="spellStart"/>
+      <w:r>
+        <w:rPr>
+          <w:rFonts w:cstheme="minorHAnsi"/>
+        </w:rPr>
+        <w:t>si</w:t>
+      </w:r>
+      <w:proofErr w:type="spellEnd"/>
+      <w:r>
+        <w:rPr>
+          <w:rFonts w:cstheme="minorHAnsi"/>
+        </w:rPr>
+        <w:t xml:space="preserve"> </w:t>
+      </w:r>
+      <w:proofErr w:type="spellStart"/>
+      <w:r>
+        <w:rPr>
+          <w:rFonts w:cstheme="minorHAnsi"/>
+        </w:rPr>
+        <w:t>practicile</w:t>
+      </w:r>
+      <w:proofErr w:type="spellEnd"/>
+      <w:r>
+        <w:rPr>
+          <w:rFonts w:cstheme="minorHAnsi"/>
+        </w:rPr>
+        <w:t xml:space="preserve"> din </w:t>
+      </w:r>
+      <w:proofErr w:type="spellStart"/>
+      <w:r>
+        <w:rPr>
+          <w:rFonts w:cstheme="minorHAnsi"/>
+        </w:rPr>
+        <w:t>industrie</w:t>
+      </w:r>
+      <w:proofErr w:type="spellEnd"/>
+      <w:r>
+        <w:rPr>
+          <w:rFonts w:cstheme="minorHAnsi"/>
+        </w:rPr>
+        <w:t xml:space="preserve"> de care </w:t>
+      </w:r>
+      <w:proofErr w:type="spellStart"/>
+      <w:r>
+        <w:rPr>
+          <w:rFonts w:cstheme="minorHAnsi"/>
+        </w:rPr>
+        <w:t>aflam</w:t>
+      </w:r>
+      <w:proofErr w:type="spellEnd"/>
+      <w:r>
+        <w:rPr>
+          <w:rFonts w:cstheme="minorHAnsi"/>
+        </w:rPr>
+        <w:t xml:space="preserve">, </w:t>
+      </w:r>
+      <w:proofErr w:type="spellStart"/>
+      <w:r>
+        <w:rPr>
+          <w:rFonts w:cstheme="minorHAnsi"/>
+        </w:rPr>
+        <w:t>trecandu</w:t>
+      </w:r>
+      <w:proofErr w:type="spellEnd"/>
+      <w:r>
+        <w:rPr>
+          <w:rFonts w:cstheme="minorHAnsi"/>
+        </w:rPr>
+        <w:t xml:space="preserve">-le in </w:t>
+      </w:r>
+      <w:proofErr w:type="spellStart"/>
+      <w:r>
+        <w:rPr>
+          <w:rFonts w:cstheme="minorHAnsi"/>
+        </w:rPr>
+        <w:t>sectiunea</w:t>
+      </w:r>
+      <w:proofErr w:type="spellEnd"/>
+      <w:r>
+        <w:rPr>
+          <w:rFonts w:cstheme="minorHAnsi"/>
+        </w:rPr>
+        <w:t xml:space="preserve"> TODO a </w:t>
+      </w:r>
+      <w:proofErr w:type="spellStart"/>
+      <w:r>
+        <w:rPr>
+          <w:rFonts w:cstheme="minorHAnsi"/>
+        </w:rPr>
+        <w:t>proiectului</w:t>
+      </w:r>
+      <w:proofErr w:type="spellEnd"/>
+      <w:r>
+        <w:rPr>
+          <w:rFonts w:cstheme="minorHAnsi"/>
+        </w:rPr>
+        <w:t xml:space="preserve">. </w:t>
+      </w:r>
+      <w:proofErr w:type="spellStart"/>
+      <w:r>
+        <w:rPr>
+          <w:rFonts w:cstheme="minorHAnsi"/>
+        </w:rPr>
+        <w:t>Odata</w:t>
+      </w:r>
+      <w:proofErr w:type="spellEnd"/>
+      <w:r>
+        <w:rPr>
+          <w:rFonts w:cstheme="minorHAnsi"/>
+        </w:rPr>
+        <w:t xml:space="preserve"> </w:t>
+      </w:r>
+      <w:proofErr w:type="spellStart"/>
+      <w:r>
+        <w:rPr>
+          <w:rFonts w:cstheme="minorHAnsi"/>
+        </w:rPr>
+        <w:t>ce</w:t>
+      </w:r>
+      <w:proofErr w:type="spellEnd"/>
+      <w:r>
+        <w:rPr>
+          <w:rFonts w:cstheme="minorHAnsi"/>
+        </w:rPr>
+        <w:t xml:space="preserve"> </w:t>
+      </w:r>
+      <w:proofErr w:type="spellStart"/>
+      <w:r>
+        <w:rPr>
+          <w:rFonts w:cstheme="minorHAnsi"/>
+        </w:rPr>
+        <w:t>functionalitatile</w:t>
+      </w:r>
+      <w:proofErr w:type="spellEnd"/>
+      <w:r>
+        <w:rPr>
+          <w:rFonts w:cstheme="minorHAnsi"/>
+        </w:rPr>
+        <w:t xml:space="preserve"> </w:t>
+      </w:r>
+      <w:proofErr w:type="spellStart"/>
+      <w:r>
+        <w:rPr>
+          <w:rFonts w:cstheme="minorHAnsi"/>
+        </w:rPr>
+        <w:t>esentiale</w:t>
+      </w:r>
+      <w:proofErr w:type="spellEnd"/>
+      <w:r>
+        <w:rPr>
+          <w:rFonts w:cstheme="minorHAnsi"/>
+        </w:rPr>
+        <w:t xml:space="preserve"> au </w:t>
+      </w:r>
+      <w:proofErr w:type="spellStart"/>
+      <w:r>
+        <w:rPr>
+          <w:rFonts w:cstheme="minorHAnsi"/>
+        </w:rPr>
+        <w:t>fost</w:t>
+      </w:r>
+      <w:proofErr w:type="spellEnd"/>
+      <w:r>
+        <w:rPr>
+          <w:rFonts w:cstheme="minorHAnsi"/>
+        </w:rPr>
+        <w:t xml:space="preserve"> gata, am </w:t>
+      </w:r>
+      <w:proofErr w:type="spellStart"/>
+      <w:r>
+        <w:rPr>
+          <w:rFonts w:cstheme="minorHAnsi"/>
+        </w:rPr>
+        <w:t>preluat</w:t>
+      </w:r>
+      <w:proofErr w:type="spellEnd"/>
+      <w:r>
+        <w:rPr>
+          <w:rFonts w:cstheme="minorHAnsi"/>
+        </w:rPr>
+        <w:t xml:space="preserve"> </w:t>
+      </w:r>
+      <w:proofErr w:type="spellStart"/>
+      <w:r>
+        <w:rPr>
+          <w:rFonts w:cstheme="minorHAnsi"/>
+        </w:rPr>
+        <w:t>sarcinile</w:t>
+      </w:r>
+      <w:proofErr w:type="spellEnd"/>
+      <w:r>
+        <w:rPr>
+          <w:rFonts w:cstheme="minorHAnsi"/>
+        </w:rPr>
+        <w:t xml:space="preserve"> din TODO </w:t>
+      </w:r>
+      <w:proofErr w:type="spellStart"/>
+      <w:r>
+        <w:rPr>
+          <w:rFonts w:cstheme="minorHAnsi"/>
+        </w:rPr>
+        <w:t>si</w:t>
+      </w:r>
+      <w:proofErr w:type="spellEnd"/>
+      <w:r>
+        <w:rPr>
+          <w:rFonts w:cstheme="minorHAnsi"/>
+        </w:rPr>
+        <w:t xml:space="preserve"> le-am </w:t>
+      </w:r>
+      <w:proofErr w:type="spellStart"/>
+      <w:r>
+        <w:rPr>
+          <w:rFonts w:cstheme="minorHAnsi"/>
+        </w:rPr>
+        <w:t>implementat</w:t>
+      </w:r>
+      <w:proofErr w:type="spellEnd"/>
+      <w:r>
+        <w:rPr>
+          <w:rFonts w:cstheme="minorHAnsi"/>
+        </w:rPr>
+        <w:t xml:space="preserve"> </w:t>
+      </w:r>
+      <w:proofErr w:type="spellStart"/>
+      <w:r>
+        <w:rPr>
+          <w:rFonts w:cstheme="minorHAnsi"/>
+        </w:rPr>
+        <w:t>sistematic</w:t>
+      </w:r>
+      <w:proofErr w:type="spellEnd"/>
+      <w:r>
+        <w:rPr>
+          <w:rFonts w:cstheme="minorHAnsi"/>
+        </w:rPr>
+        <w:t xml:space="preserve">, </w:t>
+      </w:r>
+      <w:proofErr w:type="spellStart"/>
+      <w:r>
+        <w:rPr>
+          <w:rFonts w:cstheme="minorHAnsi"/>
+        </w:rPr>
+        <w:t>transformand</w:t>
+      </w:r>
+      <w:proofErr w:type="spellEnd"/>
+      <w:r>
+        <w:rPr>
+          <w:rFonts w:cstheme="minorHAnsi"/>
+        </w:rPr>
+        <w:t xml:space="preserve"> </w:t>
+      </w:r>
+      <w:proofErr w:type="spellStart"/>
+      <w:r>
+        <w:rPr>
+          <w:rFonts w:cstheme="minorHAnsi"/>
+        </w:rPr>
+        <w:t>codul</w:t>
+      </w:r>
+      <w:proofErr w:type="spellEnd"/>
+      <w:r>
+        <w:rPr>
+          <w:rFonts w:cstheme="minorHAnsi"/>
+        </w:rPr>
+        <w:t xml:space="preserve"> de </w:t>
+      </w:r>
+      <w:proofErr w:type="spellStart"/>
+      <w:r>
+        <w:rPr>
+          <w:rFonts w:cstheme="minorHAnsi"/>
+        </w:rPr>
+        <w:t>baza</w:t>
+      </w:r>
+      <w:proofErr w:type="spellEnd"/>
+      <w:r>
+        <w:rPr>
+          <w:rFonts w:cstheme="minorHAnsi"/>
+        </w:rPr>
+        <w:t xml:space="preserve"> </w:t>
+      </w:r>
+      <w:proofErr w:type="spellStart"/>
+      <w:r>
+        <w:rPr>
+          <w:rFonts w:cstheme="minorHAnsi"/>
+        </w:rPr>
+        <w:t>intr</w:t>
+      </w:r>
+      <w:proofErr w:type="spellEnd"/>
+      <w:r>
+        <w:rPr>
+          <w:rFonts w:cstheme="minorHAnsi"/>
+        </w:rPr>
+        <w:t xml:space="preserve">-o </w:t>
+      </w:r>
+      <w:proofErr w:type="spellStart"/>
+      <w:r>
+        <w:rPr>
+          <w:rFonts w:cstheme="minorHAnsi"/>
+        </w:rPr>
+        <w:t>solutie</w:t>
+      </w:r>
+      <w:proofErr w:type="spellEnd"/>
+      <w:r>
+        <w:rPr>
+          <w:rFonts w:cstheme="minorHAnsi"/>
+        </w:rPr>
+        <w:t xml:space="preserve"> </w:t>
+      </w:r>
+      <w:proofErr w:type="spellStart"/>
+      <w:r>
+        <w:rPr>
+          <w:rFonts w:cstheme="minorHAnsi"/>
+        </w:rPr>
+        <w:t>mult</w:t>
+      </w:r>
+      <w:proofErr w:type="spellEnd"/>
+      <w:r>
+        <w:rPr>
+          <w:rFonts w:cstheme="minorHAnsi"/>
+        </w:rPr>
+        <w:t xml:space="preserve"> </w:t>
+      </w:r>
+      <w:proofErr w:type="spellStart"/>
+      <w:r>
+        <w:rPr>
+          <w:rFonts w:cstheme="minorHAnsi"/>
+        </w:rPr>
+        <w:t>mai</w:t>
+      </w:r>
+      <w:proofErr w:type="spellEnd"/>
+      <w:r>
+        <w:rPr>
+          <w:rFonts w:cstheme="minorHAnsi"/>
+        </w:rPr>
+        <w:t xml:space="preserve"> robusta.</w:t>
+      </w:r>
+    </w:p>
+    <w:p>
+      <w:pPr>
+        <w:pStyle w:val="Heading1"/>
+        <w:rPr>
+          <w:rFonts w:asciiTheme="minorHAnsi" w:hAnsiTheme="minorHAnsi" w:cstheme="minorHAnsi"/>
+        </w:rPr>
+      </w:pPr>
+      <w:r>
+        <w:rPr>
+          <w:rFonts w:asciiTheme="minorHAnsi" w:hAnsiTheme="minorHAnsi" w:cstheme="minorHAnsi"/>
+        </w:rPr>
         <w:t>TODO</w:t>
       </w:r>
       <w:bookmarkEnd w:id="0"/>
     </w:p>
-    <w:p/>
+    <w:p>
+      <w:pPr>
+        <w:rPr>
+          <w:rFonts w:cstheme="minorHAnsi"/>
+        </w:rPr>
+      </w:pPr>
+    </w:p>
     <w:p>
       <w:pPr>
         <w:pStyle w:val="ListParagraph"/>
@@ -360,35 +1617,57 @@
           <w:ilvl w:val="0"/>
           <w:numId w:val="1"/>
         </w:numPr>
-      </w:pPr>
-      <w:proofErr w:type="spellStart"/>
-      <w:r>
+        <w:rPr>
+          <w:rFonts w:cstheme="minorHAnsi"/>
+        </w:rPr>
+      </w:pPr>
+      <w:proofErr w:type="spellStart"/>
+      <w:r>
+        <w:rPr>
+          <w:rFonts w:cstheme="minorHAnsi"/>
+        </w:rPr>
         <w:t>Creare</w:t>
       </w:r>
       <w:proofErr w:type="spellEnd"/>
       <w:r>
-        <w:t xml:space="preserve"> </w:t>
-      </w:r>
-      <w:proofErr w:type="spellStart"/>
-      <w:r>
+        <w:rPr>
+          <w:rFonts w:cstheme="minorHAnsi"/>
+        </w:rPr>
+        <w:t xml:space="preserve"> </w:t>
+      </w:r>
+      <w:proofErr w:type="spellStart"/>
+      <w:r>
+        <w:rPr>
+          <w:rFonts w:cstheme="minorHAnsi"/>
+        </w:rPr>
         <w:t>proiect</w:t>
       </w:r>
       <w:proofErr w:type="spellEnd"/>
       <w:r>
+        <w:rPr>
+          <w:rFonts w:cstheme="minorHAnsi"/>
+        </w:rPr>
         <w:t xml:space="preserve"> pe </w:t>
       </w:r>
       <w:proofErr w:type="spellStart"/>
       <w:r>
+        <w:rPr>
+          <w:rFonts w:cstheme="minorHAnsi"/>
+        </w:rPr>
         <w:t>Github</w:t>
       </w:r>
       <w:proofErr w:type="spellEnd"/>
       <w:r>
+        <w:rPr>
+          <w:rFonts w:cstheme="minorHAnsi"/>
+        </w:rPr>
         <w:t xml:space="preserve"> - </w:t>
       </w:r>
       <w:hyperlink r:id="rId6" w:history="1">
         <w:r>
           <w:rPr>
             <w:rStyle w:val="Hyperlink"/>
+            <w:rFonts w:cstheme="minorHAnsi"/>
           </w:rPr>
           <w:t>https://github.com/mihaigpavel/practicaE1</w:t>
         </w:r>
@@ -401,59 +1680,99 @@
           <w:ilvl w:val="0"/>
           <w:numId w:val="1"/>
         </w:numPr>
-      </w:pPr>
-      <w:r>
+        <w:rPr>
+          <w:rFonts w:cstheme="minorHAnsi"/>
+        </w:rPr>
+      </w:pPr>
+      <w:r>
+        <w:rPr>
+          <w:rFonts w:cstheme="minorHAnsi"/>
+        </w:rPr>
         <w:t xml:space="preserve">Spring </w:t>
       </w:r>
       <w:proofErr w:type="spellStart"/>
       <w:r>
+        <w:rPr>
+          <w:rFonts w:cstheme="minorHAnsi"/>
+        </w:rPr>
         <w:t>initializr</w:t>
       </w:r>
       <w:proofErr w:type="spellEnd"/>
       <w:r>
+        <w:rPr>
+          <w:rFonts w:cstheme="minorHAnsi"/>
+        </w:rPr>
         <w:t xml:space="preserve"> - </w:t>
       </w:r>
       <w:hyperlink r:id="rId7" w:history="1">
         <w:r>
           <w:rPr>
             <w:rStyle w:val="Hyperlink"/>
+            <w:rFonts w:cstheme="minorHAnsi"/>
           </w:rPr>
           <w:t>https://start.spring.io/</w:t>
         </w:r>
       </w:hyperlink>
       <w:r>
+        <w:rPr>
+          <w:rFonts w:cstheme="minorHAnsi"/>
+        </w:rPr>
         <w:t xml:space="preserve"> - </w:t>
       </w:r>
       <w:proofErr w:type="spellStart"/>
       <w:r>
+        <w:rPr>
+          <w:rFonts w:cstheme="minorHAnsi"/>
+        </w:rPr>
         <w:t>configureaza</w:t>
       </w:r>
       <w:proofErr w:type="spellEnd"/>
       <w:r>
+        <w:rPr>
+          <w:rFonts w:cstheme="minorHAnsi"/>
+        </w:rPr>
         <w:t xml:space="preserve"> initial o </w:t>
       </w:r>
       <w:proofErr w:type="spellStart"/>
       <w:r>
+        <w:rPr>
+          <w:rFonts w:cstheme="minorHAnsi"/>
+        </w:rPr>
         <w:t>aplicatie</w:t>
       </w:r>
       <w:proofErr w:type="spellEnd"/>
       <w:r>
-        <w:t xml:space="preserve"> </w:t>
-      </w:r>
-      <w:proofErr w:type="spellStart"/>
-      <w:r>
+        <w:rPr>
+          <w:rFonts w:cstheme="minorHAnsi"/>
+        </w:rPr>
+        <w:t xml:space="preserve"> </w:t>
+      </w:r>
+      <w:proofErr w:type="spellStart"/>
+      <w:r>
+        <w:rPr>
+          <w:rFonts w:cstheme="minorHAnsi"/>
+        </w:rPr>
         <w:t>ce</w:t>
       </w:r>
       <w:proofErr w:type="spellEnd"/>
       <w:r>
-        <w:t xml:space="preserve"> </w:t>
-      </w:r>
-      <w:proofErr w:type="spellStart"/>
-      <w:r>
+        <w:rPr>
+          <w:rFonts w:cstheme="minorHAnsi"/>
+        </w:rPr>
+        <w:t xml:space="preserve"> </w:t>
+      </w:r>
+      <w:proofErr w:type="spellStart"/>
+      <w:r>
+        <w:rPr>
+          <w:rFonts w:cstheme="minorHAnsi"/>
+        </w:rPr>
         <w:t>utilizeaza</w:t>
       </w:r>
       <w:proofErr w:type="spellEnd"/>
       <w:r>
+        <w:rPr>
+          <w:rFonts w:cstheme="minorHAnsi"/>
+        </w:rPr>
         <w:t xml:space="preserve"> framework ul spring</w:t>
       </w:r>
     </w:p>
@@ -464,61 +1783,106 @@
           <w:ilvl w:val="0"/>
           <w:numId w:val="1"/>
         </w:numPr>
-      </w:pPr>
-      <w:proofErr w:type="spellStart"/>
-      <w:r>
+        <w:rPr>
+          <w:rFonts w:cstheme="minorHAnsi"/>
+        </w:rPr>
+      </w:pPr>
+      <w:proofErr w:type="spellStart"/>
+      <w:r>
+        <w:rPr>
+          <w:rFonts w:cstheme="minorHAnsi"/>
+        </w:rPr>
         <w:t>Utilizare</w:t>
       </w:r>
       <w:proofErr w:type="spellEnd"/>
       <w:r>
+        <w:rPr>
+          <w:rFonts w:cstheme="minorHAnsi"/>
+        </w:rPr>
         <w:t xml:space="preserve"> Maven – </w:t>
       </w:r>
       <w:proofErr w:type="spellStart"/>
       <w:r>
+        <w:rPr>
+          <w:rFonts w:cstheme="minorHAnsi"/>
+        </w:rPr>
         <w:t>gestioneaza</w:t>
       </w:r>
       <w:proofErr w:type="spellEnd"/>
       <w:r>
-        <w:t xml:space="preserve"> </w:t>
-      </w:r>
-      <w:proofErr w:type="spellStart"/>
-      <w:r>
+        <w:rPr>
+          <w:rFonts w:cstheme="minorHAnsi"/>
+        </w:rPr>
+        <w:t xml:space="preserve"> </w:t>
+      </w:r>
+      <w:proofErr w:type="spellStart"/>
+      <w:r>
+        <w:rPr>
+          <w:rFonts w:cstheme="minorHAnsi"/>
+        </w:rPr>
         <w:t>dependentele</w:t>
       </w:r>
       <w:proofErr w:type="spellEnd"/>
       <w:r>
+        <w:rPr>
+          <w:rFonts w:cstheme="minorHAnsi"/>
+        </w:rPr>
         <w:t xml:space="preserve">, </w:t>
       </w:r>
       <w:proofErr w:type="spellStart"/>
       <w:r>
+        <w:rPr>
+          <w:rFonts w:cstheme="minorHAnsi"/>
+        </w:rPr>
         <w:t>compileaza</w:t>
       </w:r>
       <w:proofErr w:type="spellEnd"/>
       <w:r>
-        <w:t xml:space="preserve"> </w:t>
-      </w:r>
-      <w:proofErr w:type="spellStart"/>
-      <w:r>
+        <w:rPr>
+          <w:rFonts w:cstheme="minorHAnsi"/>
+        </w:rPr>
+        <w:t xml:space="preserve"> </w:t>
+      </w:r>
+      <w:proofErr w:type="spellStart"/>
+      <w:r>
+        <w:rPr>
+          <w:rFonts w:cstheme="minorHAnsi"/>
+        </w:rPr>
         <w:t>si</w:t>
       </w:r>
       <w:proofErr w:type="spellEnd"/>
       <w:r>
-        <w:t xml:space="preserve"> </w:t>
-      </w:r>
-      <w:proofErr w:type="spellStart"/>
-      <w:r>
+        <w:rPr>
+          <w:rFonts w:cstheme="minorHAnsi"/>
+        </w:rPr>
+        <w:t xml:space="preserve"> </w:t>
+      </w:r>
+      <w:proofErr w:type="spellStart"/>
+      <w:r>
+        <w:rPr>
+          <w:rFonts w:cstheme="minorHAnsi"/>
+        </w:rPr>
         <w:t>construieste</w:t>
       </w:r>
       <w:proofErr w:type="spellEnd"/>
       <w:r>
-        <w:t xml:space="preserve"> </w:t>
-      </w:r>
-      <w:proofErr w:type="spellStart"/>
-      <w:r>
+        <w:rPr>
+          <w:rFonts w:cstheme="minorHAnsi"/>
+        </w:rPr>
+        <w:t xml:space="preserve"> </w:t>
+      </w:r>
+      <w:proofErr w:type="spellStart"/>
+      <w:r>
+        <w:rPr>
+          <w:rFonts w:cstheme="minorHAnsi"/>
+        </w:rPr>
         <w:t>aplicatia</w:t>
       </w:r>
       <w:proofErr w:type="spellEnd"/>
       <w:r>
+        <w:rPr>
+          <w:rFonts w:cstheme="minorHAnsi"/>
+        </w:rPr>
         <w:t>, etc.</w:t>
       </w:r>
     </w:p>
@@ -529,44 +1893,74 @@
           <w:ilvl w:val="0"/>
           <w:numId w:val="1"/>
         </w:numPr>
-      </w:pPr>
-      <w:r>
+        <w:rPr>
+          <w:rFonts w:cstheme="minorHAnsi"/>
+        </w:rPr>
+      </w:pPr>
+      <w:r>
+        <w:rPr>
+          <w:rFonts w:cstheme="minorHAnsi"/>
+        </w:rPr>
         <w:t xml:space="preserve">WARN 26580 --- [e1] [           main] </w:t>
       </w:r>
       <w:proofErr w:type="spellStart"/>
       <w:r>
+        <w:rPr>
+          <w:rFonts w:cstheme="minorHAnsi"/>
+        </w:rPr>
         <w:t>JpaBaseConfiguration$</w:t>
       </w:r>
       <w:proofErr w:type="gramStart"/>
       <w:r>
+        <w:rPr>
+          <w:rFonts w:cstheme="minorHAnsi"/>
+        </w:rPr>
         <w:t>JpaWebConfiguration</w:t>
       </w:r>
       <w:proofErr w:type="spellEnd"/>
       <w:r>
+        <w:rPr>
+          <w:rFonts w:cstheme="minorHAnsi"/>
+        </w:rPr>
         <w:t xml:space="preserve"> :</w:t>
       </w:r>
       <w:proofErr w:type="gramEnd"/>
       <w:r>
+        <w:rPr>
+          <w:rFonts w:cstheme="minorHAnsi"/>
+        </w:rPr>
         <w:t xml:space="preserve"> </w:t>
       </w:r>
       <w:proofErr w:type="spellStart"/>
       <w:proofErr w:type="gramStart"/>
       <w:r>
+        <w:rPr>
+          <w:rFonts w:cstheme="minorHAnsi"/>
+        </w:rPr>
         <w:t>spring.jpa.open</w:t>
       </w:r>
       <w:proofErr w:type="spellEnd"/>
       <w:proofErr w:type="gramEnd"/>
       <w:r>
+        <w:rPr>
+          <w:rFonts w:cstheme="minorHAnsi"/>
+        </w:rPr>
         <w:t xml:space="preserve">-in-view is enabled by default. Therefore, database queries may be performed during view rendering. Explicitly configure </w:t>
       </w:r>
       <w:proofErr w:type="spellStart"/>
       <w:proofErr w:type="gramStart"/>
       <w:r>
+        <w:rPr>
+          <w:rFonts w:cstheme="minorHAnsi"/>
+        </w:rPr>
         <w:t>spring.jpa.open</w:t>
       </w:r>
       <w:proofErr w:type="spellEnd"/>
       <w:proofErr w:type="gramEnd"/>
       <w:r>
+        <w:rPr>
+          <w:rFonts w:cstheme="minorHAnsi"/>
+        </w:rPr>
         <w:t>-in-view to disable this warning</w:t>
       </w:r>
     </w:p>
@@ -577,8 +1971,15 @@
           <w:ilvl w:val="0"/>
           <w:numId w:val="1"/>
         </w:numPr>
-      </w:pPr>
-      <w:r>
+        <w:rPr>
+          <w:rFonts w:cstheme="minorHAnsi"/>
+        </w:rPr>
+      </w:pPr>
+      <w:r>
+        <w:rPr>
+          <w:rFonts w:cstheme="minorHAnsi"/>
+        </w:rPr>
+        <w:lastRenderedPageBreak/>
         <w:t>201 Created: New resource created successfully</w:t>
       </w:r>
     </w:p>
@@ -589,21 +1990,36 @@
           <w:ilvl w:val="0"/>
           <w:numId w:val="1"/>
         </w:numPr>
-      </w:pPr>
-      <w:r>
+        <w:rPr>
+          <w:rFonts w:cstheme="minorHAnsi"/>
+        </w:rPr>
+      </w:pPr>
+      <w:r>
+        <w:rPr>
+          <w:rFonts w:cstheme="minorHAnsi"/>
+        </w:rPr>
         <w:t>400 Bad Request: Invalid request format or parameters</w:t>
       </w:r>
     </w:p>
     <w:p>
       <w:pPr>
         <w:pStyle w:val="Heading1"/>
-      </w:pPr>
-      <w:bookmarkStart w:id="1" w:name="_Toc234069810"/>
-      <w:r>
+        <w:rPr>
+          <w:rFonts w:asciiTheme="minorHAnsi" w:hAnsiTheme="minorHAnsi" w:cstheme="minorHAnsi"/>
+        </w:rPr>
+      </w:pPr>
+      <w:bookmarkStart w:id="1" w:name="_Toc234813816"/>
+      <w:r>
+        <w:rPr>
+          <w:rFonts w:asciiTheme="minorHAnsi" w:hAnsiTheme="minorHAnsi" w:cstheme="minorHAnsi"/>
+        </w:rPr>
         <w:t>Endpoint-</w:t>
       </w:r>
       <w:proofErr w:type="spellStart"/>
       <w:r>
+        <w:rPr>
+          <w:rFonts w:asciiTheme="minorHAnsi" w:hAnsiTheme="minorHAnsi" w:cstheme="minorHAnsi"/>
+        </w:rPr>
         <w:t>uri</w:t>
       </w:r>
       <w:bookmarkEnd w:id="1"/>
@@ -616,31 +2032,61 @@
           <w:ilvl w:val="0"/>
           <w:numId w:val="4"/>
         </w:numPr>
-      </w:pPr>
-      <w:r>
-        <w:t>POST /v1/functions</w:t>
-      </w:r>
-      <w:r>
-        <w:t xml:space="preserve"> </w:t>
-      </w:r>
-      <w:proofErr w:type="spellStart"/>
-      <w:r>
+        <w:rPr>
+          <w:rFonts w:cstheme="minorHAnsi"/>
+        </w:rPr>
+      </w:pPr>
+      <w:r>
+        <w:rPr>
+          <w:rFonts w:cstheme="minorHAnsi"/>
+        </w:rPr>
+        <w:t>POST /v1/</w:t>
+      </w:r>
+      <w:r>
+        <w:rPr>
+          <w:rFonts w:cstheme="minorHAnsi"/>
+        </w:rPr>
+        <w:t>positions</w:t>
+      </w:r>
+      <w:r>
+        <w:rPr>
+          <w:rFonts w:cstheme="minorHAnsi"/>
+        </w:rPr>
+        <w:t xml:space="preserve"> </w:t>
+      </w:r>
+      <w:proofErr w:type="spellStart"/>
+      <w:r>
+        <w:rPr>
+          <w:rFonts w:cstheme="minorHAnsi"/>
+        </w:rPr>
         <w:t>Creare</w:t>
       </w:r>
       <w:proofErr w:type="spellEnd"/>
       <w:r>
-        <w:t xml:space="preserve"> </w:t>
-      </w:r>
-      <w:proofErr w:type="spellStart"/>
-      <w:r>
+        <w:rPr>
+          <w:rFonts w:cstheme="minorHAnsi"/>
+        </w:rPr>
+        <w:t xml:space="preserve"> </w:t>
+      </w:r>
+      <w:proofErr w:type="spellStart"/>
+      <w:r>
+        <w:rPr>
+          <w:rFonts w:cstheme="minorHAnsi"/>
+        </w:rPr>
         <w:t>functie</w:t>
       </w:r>
       <w:proofErr w:type="spellEnd"/>
       <w:r>
-        <w:t xml:space="preserve"> </w:t>
-      </w:r>
-      <w:proofErr w:type="spellStart"/>
-      <w:r>
+        <w:rPr>
+          <w:rFonts w:cstheme="minorHAnsi"/>
+        </w:rPr>
+        <w:t xml:space="preserve"> </w:t>
+      </w:r>
+      <w:proofErr w:type="spellStart"/>
+      <w:r>
+        <w:rPr>
+          <w:rFonts w:cstheme="minorHAnsi"/>
+        </w:rPr>
         <w:t>angajat</w:t>
       </w:r>
       <w:proofErr w:type="spellEnd"/>
@@ -652,44 +2098,3605 @@
           <w:ilvl w:val="0"/>
           <w:numId w:val="4"/>
         </w:numPr>
-      </w:pPr>
-      <w:r>
-        <w:t>POST /v1/employees</w:t>
-      </w:r>
-      <w:r>
-        <w:t xml:space="preserve"> </w:t>
-      </w:r>
-      <w:proofErr w:type="spellStart"/>
-      <w:r>
+        <w:rPr>
+          <w:rFonts w:cstheme="minorHAnsi"/>
+        </w:rPr>
+      </w:pPr>
+      <w:r>
+        <w:rPr>
+          <w:rFonts w:cstheme="minorHAnsi"/>
+        </w:rPr>
+        <w:t xml:space="preserve">POST /v1/employees </w:t>
+      </w:r>
+      <w:proofErr w:type="spellStart"/>
+      <w:r>
+        <w:rPr>
+          <w:rFonts w:cstheme="minorHAnsi"/>
+        </w:rPr>
         <w:t>Creare</w:t>
       </w:r>
       <w:proofErr w:type="spellEnd"/>
       <w:r>
-        <w:t xml:space="preserve"> </w:t>
-      </w:r>
-      <w:proofErr w:type="spellStart"/>
-      <w:r>
+        <w:rPr>
+          <w:rFonts w:cstheme="minorHAnsi"/>
+        </w:rPr>
+        <w:t xml:space="preserve"> </w:t>
+      </w:r>
+      <w:proofErr w:type="spellStart"/>
+      <w:r>
+        <w:rPr>
+          <w:rFonts w:cstheme="minorHAnsi"/>
+        </w:rPr>
         <w:t>angajat</w:t>
       </w:r>
       <w:proofErr w:type="spellEnd"/>
     </w:p>
     <w:p>
       <w:pPr>
+        <w:pStyle w:val="ListParagraph"/>
+        <w:numPr>
+          <w:ilvl w:val="0"/>
+          <w:numId w:val="4"/>
+        </w:numPr>
+        <w:rPr>
+          <w:rFonts w:cstheme="minorHAnsi"/>
+        </w:rPr>
+      </w:pPr>
+      <w:r>
+        <w:rPr>
+          <w:rFonts w:cstheme="minorHAnsi"/>
+        </w:rPr>
+        <w:t>PUT /v1/</w:t>
+      </w:r>
+      <w:r>
+        <w:rPr>
+          <w:rFonts w:cstheme="minorHAnsi"/>
+        </w:rPr>
+        <w:t>positions</w:t>
+      </w:r>
+      <w:r>
+        <w:rPr>
+          <w:rFonts w:cstheme="minorHAnsi"/>
+        </w:rPr>
+        <w:t xml:space="preserve"> </w:t>
+      </w:r>
+      <w:proofErr w:type="spellStart"/>
+      <w:r>
+        <w:rPr>
+          <w:rFonts w:cstheme="minorHAnsi"/>
+        </w:rPr>
+        <w:t>Modificare</w:t>
+      </w:r>
+      <w:proofErr w:type="spellEnd"/>
+      <w:r>
+        <w:rPr>
+          <w:rFonts w:cstheme="minorHAnsi"/>
+        </w:rPr>
+        <w:t xml:space="preserve"> </w:t>
+      </w:r>
+      <w:proofErr w:type="spellStart"/>
+      <w:r>
+        <w:rPr>
+          <w:rFonts w:cstheme="minorHAnsi"/>
+        </w:rPr>
+        <w:t>functie</w:t>
+      </w:r>
+      <w:proofErr w:type="spellEnd"/>
+      <w:r>
+        <w:rPr>
+          <w:rFonts w:cstheme="minorHAnsi"/>
+        </w:rPr>
+        <w:t xml:space="preserve"> </w:t>
+      </w:r>
+      <w:proofErr w:type="spellStart"/>
+      <w:r>
+        <w:rPr>
+          <w:rFonts w:cstheme="minorHAnsi"/>
+        </w:rPr>
+        <w:t>angajat</w:t>
+      </w:r>
+      <w:proofErr w:type="spellEnd"/>
+    </w:p>
+    <w:p>
+      <w:pPr>
+        <w:pStyle w:val="ListParagraph"/>
+        <w:numPr>
+          <w:ilvl w:val="0"/>
+          <w:numId w:val="4"/>
+        </w:numPr>
+        <w:rPr>
+          <w:rFonts w:cstheme="minorHAnsi"/>
+        </w:rPr>
+      </w:pPr>
+      <w:r>
+        <w:rPr>
+          <w:rFonts w:cstheme="minorHAnsi"/>
+        </w:rPr>
+        <w:t xml:space="preserve">PUT /v1/employees </w:t>
+      </w:r>
+      <w:proofErr w:type="spellStart"/>
+      <w:r>
+        <w:rPr>
+          <w:rFonts w:cstheme="minorHAnsi"/>
+        </w:rPr>
+        <w:t>Modificare</w:t>
+      </w:r>
+      <w:proofErr w:type="spellEnd"/>
+      <w:r>
+        <w:rPr>
+          <w:rFonts w:cstheme="minorHAnsi"/>
+        </w:rPr>
+        <w:t xml:space="preserve"> </w:t>
+      </w:r>
+      <w:proofErr w:type="spellStart"/>
+      <w:r>
+        <w:rPr>
+          <w:rFonts w:cstheme="minorHAnsi"/>
+        </w:rPr>
+        <w:t>angajat</w:t>
+      </w:r>
+      <w:proofErr w:type="spellEnd"/>
+    </w:p>
+    <w:p>
+      <w:pPr>
+        <w:pStyle w:val="ListParagraph"/>
+        <w:numPr>
+          <w:ilvl w:val="0"/>
+          <w:numId w:val="4"/>
+        </w:numPr>
+        <w:rPr>
+          <w:rFonts w:cstheme="minorHAnsi"/>
+        </w:rPr>
+      </w:pPr>
+      <w:r>
+        <w:rPr>
+          <w:rFonts w:cstheme="minorHAnsi"/>
+        </w:rPr>
+        <w:t xml:space="preserve">DELETE /v1/employees/{id} </w:t>
+      </w:r>
+      <w:proofErr w:type="spellStart"/>
+      <w:r>
+        <w:rPr>
+          <w:rFonts w:cstheme="minorHAnsi"/>
+        </w:rPr>
+        <w:t>Stergere</w:t>
+      </w:r>
+      <w:proofErr w:type="spellEnd"/>
+      <w:r>
+        <w:rPr>
+          <w:rFonts w:cstheme="minorHAnsi"/>
+        </w:rPr>
+        <w:t xml:space="preserve"> </w:t>
+      </w:r>
+      <w:proofErr w:type="spellStart"/>
+      <w:r>
+        <w:rPr>
+          <w:rFonts w:cstheme="minorHAnsi"/>
+        </w:rPr>
+        <w:t>angajat</w:t>
+      </w:r>
+      <w:proofErr w:type="spellEnd"/>
+      <w:r>
+        <w:rPr>
+          <w:rFonts w:cstheme="minorHAnsi"/>
+        </w:rPr>
+        <w:t xml:space="preserve"> </w:t>
+      </w:r>
+      <w:proofErr w:type="spellStart"/>
+      <w:r>
+        <w:rPr>
+          <w:rFonts w:cstheme="minorHAnsi"/>
+        </w:rPr>
+        <w:t>dupa</w:t>
+      </w:r>
+      <w:proofErr w:type="spellEnd"/>
+      <w:r>
+        <w:rPr>
+          <w:rFonts w:cstheme="minorHAnsi"/>
+        </w:rPr>
+        <w:t xml:space="preserve"> id</w:t>
+      </w:r>
+    </w:p>
+    <w:p>
+      <w:pPr>
+        <w:pStyle w:val="ListParagraph"/>
+        <w:numPr>
+          <w:ilvl w:val="0"/>
+          <w:numId w:val="4"/>
+        </w:numPr>
+        <w:rPr>
+          <w:rFonts w:cstheme="minorHAnsi"/>
+        </w:rPr>
+      </w:pPr>
+      <w:r>
+        <w:rPr>
+          <w:rFonts w:cstheme="minorHAnsi"/>
+        </w:rPr>
+        <w:t>DELETE /v1/</w:t>
+      </w:r>
+      <w:r>
+        <w:rPr>
+          <w:rFonts w:cstheme="minorHAnsi"/>
+        </w:rPr>
+        <w:t>positions</w:t>
+      </w:r>
+      <w:r>
+        <w:rPr>
+          <w:rFonts w:cstheme="minorHAnsi"/>
+        </w:rPr>
+        <w:t xml:space="preserve">/{id} </w:t>
+      </w:r>
+      <w:proofErr w:type="spellStart"/>
+      <w:r>
+        <w:rPr>
+          <w:rFonts w:cstheme="minorHAnsi"/>
+        </w:rPr>
+        <w:t>Stergere</w:t>
+      </w:r>
+      <w:proofErr w:type="spellEnd"/>
+      <w:r>
+        <w:rPr>
+          <w:rFonts w:cstheme="minorHAnsi"/>
+        </w:rPr>
+        <w:t xml:space="preserve"> </w:t>
+      </w:r>
+      <w:proofErr w:type="spellStart"/>
+      <w:r>
+        <w:rPr>
+          <w:rFonts w:cstheme="minorHAnsi"/>
+        </w:rPr>
+        <w:t>functie</w:t>
+      </w:r>
+      <w:proofErr w:type="spellEnd"/>
+      <w:r>
+        <w:rPr>
+          <w:rFonts w:cstheme="minorHAnsi"/>
+        </w:rPr>
+        <w:t xml:space="preserve"> </w:t>
+      </w:r>
+      <w:proofErr w:type="spellStart"/>
+      <w:r>
+        <w:rPr>
+          <w:rFonts w:cstheme="minorHAnsi"/>
+        </w:rPr>
+        <w:t>dupa</w:t>
+      </w:r>
+      <w:proofErr w:type="spellEnd"/>
+      <w:r>
+        <w:rPr>
+          <w:rFonts w:cstheme="minorHAnsi"/>
+        </w:rPr>
+        <w:t xml:space="preserve"> id</w:t>
+      </w:r>
+    </w:p>
+    <w:p>
+      <w:pPr>
+        <w:pStyle w:val="ListParagraph"/>
+        <w:numPr>
+          <w:ilvl w:val="0"/>
+          <w:numId w:val="4"/>
+        </w:numPr>
+        <w:rPr>
+          <w:rFonts w:cstheme="minorHAnsi"/>
+        </w:rPr>
+      </w:pPr>
+      <w:r>
+        <w:rPr>
+          <w:rFonts w:cstheme="minorHAnsi"/>
+        </w:rPr>
+        <w:t>GET /v1/</w:t>
+      </w:r>
+      <w:r>
+        <w:rPr>
+          <w:rFonts w:cstheme="minorHAnsi"/>
+        </w:rPr>
+        <w:t>positions</w:t>
+      </w:r>
+      <w:r>
+        <w:rPr>
+          <w:rFonts w:cstheme="minorHAnsi"/>
+        </w:rPr>
+        <w:t xml:space="preserve"> </w:t>
+      </w:r>
+      <w:proofErr w:type="spellStart"/>
+      <w:r>
+        <w:rPr>
+          <w:rFonts w:cstheme="minorHAnsi"/>
+        </w:rPr>
+        <w:t>Obtinere</w:t>
+      </w:r>
+      <w:proofErr w:type="spellEnd"/>
+      <w:r>
+        <w:rPr>
+          <w:rFonts w:cstheme="minorHAnsi"/>
+        </w:rPr>
+        <w:t xml:space="preserve"> </w:t>
+      </w:r>
+      <w:proofErr w:type="spellStart"/>
+      <w:r>
+        <w:rPr>
+          <w:rFonts w:cstheme="minorHAnsi"/>
+        </w:rPr>
+        <w:t>toate</w:t>
+      </w:r>
+      <w:proofErr w:type="spellEnd"/>
+      <w:r>
+        <w:rPr>
+          <w:rFonts w:cstheme="minorHAnsi"/>
+        </w:rPr>
+        <w:t xml:space="preserve"> </w:t>
+      </w:r>
+      <w:proofErr w:type="spellStart"/>
+      <w:r>
+        <w:rPr>
+          <w:rFonts w:cstheme="minorHAnsi"/>
+        </w:rPr>
+        <w:t>functiile</w:t>
+      </w:r>
+      <w:proofErr w:type="spellEnd"/>
+    </w:p>
+    <w:p>
+      <w:pPr>
+        <w:pStyle w:val="ListParagraph"/>
+        <w:numPr>
+          <w:ilvl w:val="0"/>
+          <w:numId w:val="4"/>
+        </w:numPr>
+        <w:rPr>
+          <w:rFonts w:cstheme="minorHAnsi"/>
+        </w:rPr>
+      </w:pPr>
+      <w:r>
+        <w:rPr>
+          <w:rFonts w:cstheme="minorHAnsi"/>
+        </w:rPr>
+        <w:t xml:space="preserve">GET /v1/employees </w:t>
+      </w:r>
+      <w:proofErr w:type="spellStart"/>
+      <w:r>
+        <w:rPr>
+          <w:rFonts w:cstheme="minorHAnsi"/>
+        </w:rPr>
+        <w:t>Obtinere</w:t>
+      </w:r>
+      <w:proofErr w:type="spellEnd"/>
+      <w:r>
+        <w:rPr>
+          <w:rFonts w:cstheme="minorHAnsi"/>
+        </w:rPr>
+        <w:t xml:space="preserve"> </w:t>
+      </w:r>
+      <w:proofErr w:type="spellStart"/>
+      <w:r>
+        <w:rPr>
+          <w:rFonts w:cstheme="minorHAnsi"/>
+        </w:rPr>
+        <w:t>toti</w:t>
+      </w:r>
+      <w:proofErr w:type="spellEnd"/>
+      <w:r>
+        <w:rPr>
+          <w:rFonts w:cstheme="minorHAnsi"/>
+        </w:rPr>
+        <w:t xml:space="preserve"> </w:t>
+      </w:r>
+      <w:proofErr w:type="spellStart"/>
+      <w:r>
+        <w:rPr>
+          <w:rFonts w:cstheme="minorHAnsi"/>
+        </w:rPr>
+        <w:t>angajati</w:t>
+      </w:r>
+      <w:r>
+        <w:rPr>
+          <w:rFonts w:cstheme="minorHAnsi"/>
+        </w:rPr>
+        <w:t>i</w:t>
+      </w:r>
+      <w:proofErr w:type="spellEnd"/>
+    </w:p>
+    <w:p>
+      <w:pPr>
+        <w:pStyle w:val="ListParagraph"/>
+        <w:numPr>
+          <w:ilvl w:val="0"/>
+          <w:numId w:val="4"/>
+        </w:numPr>
+        <w:rPr>
+          <w:rFonts w:cstheme="minorHAnsi"/>
+        </w:rPr>
+      </w:pPr>
+      <w:r>
+        <w:rPr>
+          <w:rFonts w:cstheme="minorHAnsi"/>
+        </w:rPr>
+        <w:t>GET /v1/</w:t>
+      </w:r>
+      <w:r>
+        <w:rPr>
+          <w:rFonts w:cstheme="minorHAnsi"/>
+        </w:rPr>
+        <w:t>positions</w:t>
+      </w:r>
+      <w:r>
+        <w:rPr>
+          <w:rFonts w:cstheme="minorHAnsi"/>
+        </w:rPr>
+        <w:t xml:space="preserve">/{id} </w:t>
+      </w:r>
+      <w:proofErr w:type="spellStart"/>
+      <w:r>
+        <w:rPr>
+          <w:rFonts w:cstheme="minorHAnsi"/>
+        </w:rPr>
+        <w:t>Obtinere</w:t>
+      </w:r>
+      <w:proofErr w:type="spellEnd"/>
+      <w:r>
+        <w:rPr>
+          <w:rFonts w:cstheme="minorHAnsi"/>
+        </w:rPr>
+        <w:t xml:space="preserve"> </w:t>
+      </w:r>
+      <w:proofErr w:type="spellStart"/>
+      <w:r>
+        <w:rPr>
+          <w:rFonts w:cstheme="minorHAnsi"/>
+        </w:rPr>
+        <w:t>functie</w:t>
+      </w:r>
+      <w:proofErr w:type="spellEnd"/>
+      <w:r>
+        <w:rPr>
+          <w:rFonts w:cstheme="minorHAnsi"/>
+        </w:rPr>
+        <w:t xml:space="preserve"> </w:t>
+      </w:r>
+      <w:proofErr w:type="spellStart"/>
+      <w:r>
+        <w:rPr>
+          <w:rFonts w:cstheme="minorHAnsi"/>
+        </w:rPr>
+        <w:t>dupa</w:t>
+      </w:r>
+      <w:proofErr w:type="spellEnd"/>
+      <w:r>
+        <w:rPr>
+          <w:rFonts w:cstheme="minorHAnsi"/>
+        </w:rPr>
+        <w:t xml:space="preserve"> id</w:t>
+      </w:r>
+    </w:p>
+    <w:p>
+      <w:pPr>
+        <w:pStyle w:val="ListParagraph"/>
+        <w:numPr>
+          <w:ilvl w:val="0"/>
+          <w:numId w:val="4"/>
+        </w:numPr>
+        <w:rPr>
+          <w:rFonts w:cstheme="minorHAnsi"/>
+        </w:rPr>
+      </w:pPr>
+      <w:r>
+        <w:rPr>
+          <w:rFonts w:cstheme="minorHAnsi"/>
+        </w:rPr>
+        <w:t xml:space="preserve">GET /v1/employees/{id} </w:t>
+      </w:r>
+      <w:proofErr w:type="spellStart"/>
+      <w:r>
+        <w:rPr>
+          <w:rFonts w:cstheme="minorHAnsi"/>
+        </w:rPr>
+        <w:t>Obtinere</w:t>
+      </w:r>
+      <w:proofErr w:type="spellEnd"/>
+      <w:r>
+        <w:rPr>
+          <w:rFonts w:cstheme="minorHAnsi"/>
+        </w:rPr>
+        <w:t xml:space="preserve"> </w:t>
+      </w:r>
+      <w:proofErr w:type="spellStart"/>
+      <w:r>
+        <w:rPr>
+          <w:rFonts w:cstheme="minorHAnsi"/>
+        </w:rPr>
+        <w:t>angajat</w:t>
+      </w:r>
+      <w:proofErr w:type="spellEnd"/>
+      <w:r>
+        <w:rPr>
+          <w:rFonts w:cstheme="minorHAnsi"/>
+        </w:rPr>
+        <w:t xml:space="preserve"> </w:t>
+      </w:r>
+      <w:proofErr w:type="spellStart"/>
+      <w:r>
+        <w:rPr>
+          <w:rFonts w:cstheme="minorHAnsi"/>
+        </w:rPr>
+        <w:t>dupa</w:t>
+      </w:r>
+      <w:proofErr w:type="spellEnd"/>
+      <w:r>
+        <w:rPr>
+          <w:rFonts w:cstheme="minorHAnsi"/>
+        </w:rPr>
+        <w:t xml:space="preserve"> id</w:t>
+      </w:r>
+    </w:p>
+    <w:p>
+      <w:pPr>
         <w:pStyle w:val="Heading1"/>
-      </w:pPr>
-      <w:bookmarkStart w:id="2" w:name="_Toc234069811"/>
-      <w:r>
+        <w:rPr>
+          <w:rFonts w:asciiTheme="minorHAnsi" w:hAnsiTheme="minorHAnsi" w:cstheme="minorHAnsi"/>
+        </w:rPr>
+      </w:pPr>
+      <w:bookmarkStart w:id="2" w:name="_Toc234813817"/>
+      <w:proofErr w:type="spellStart"/>
+      <w:r>
+        <w:rPr>
+          <w:rFonts w:asciiTheme="minorHAnsi" w:hAnsiTheme="minorHAnsi" w:cstheme="minorHAnsi"/>
+        </w:rPr>
+        <w:t>Testare</w:t>
+      </w:r>
+      <w:proofErr w:type="spellEnd"/>
+      <w:r>
+        <w:rPr>
+          <w:rFonts w:asciiTheme="minorHAnsi" w:hAnsiTheme="minorHAnsi" w:cstheme="minorHAnsi"/>
+        </w:rPr>
+        <w:t xml:space="preserve"> Endpoint-</w:t>
+      </w:r>
+      <w:proofErr w:type="spellStart"/>
+      <w:r>
+        <w:rPr>
+          <w:rFonts w:asciiTheme="minorHAnsi" w:hAnsiTheme="minorHAnsi" w:cstheme="minorHAnsi"/>
+        </w:rPr>
+        <w:t>uri</w:t>
+      </w:r>
+      <w:bookmarkEnd w:id="2"/>
+      <w:proofErr w:type="spellEnd"/>
+    </w:p>
+    <w:p>
+      <w:pPr>
+        <w:pStyle w:val="Heading2"/>
+        <w:rPr>
+          <w:rFonts w:asciiTheme="minorHAnsi" w:hAnsiTheme="minorHAnsi" w:cstheme="minorHAnsi"/>
+        </w:rPr>
+      </w:pPr>
+      <w:bookmarkStart w:id="3" w:name="_Toc234813818"/>
+      <w:proofErr w:type="spellStart"/>
+      <w:r>
+        <w:rPr>
+          <w:rFonts w:asciiTheme="minorHAnsi" w:hAnsiTheme="minorHAnsi" w:cstheme="minorHAnsi"/>
+        </w:rPr>
+        <w:t>Securizare</w:t>
+      </w:r>
+      <w:proofErr w:type="spellEnd"/>
+      <w:r>
+        <w:rPr>
+          <w:rFonts w:asciiTheme="minorHAnsi" w:hAnsiTheme="minorHAnsi" w:cstheme="minorHAnsi"/>
+        </w:rPr>
+        <w:t xml:space="preserve"> Endpoint-</w:t>
+      </w:r>
+      <w:proofErr w:type="spellStart"/>
+      <w:r>
+        <w:rPr>
+          <w:rFonts w:asciiTheme="minorHAnsi" w:hAnsiTheme="minorHAnsi" w:cstheme="minorHAnsi"/>
+        </w:rPr>
+        <w:t>uri</w:t>
+      </w:r>
+      <w:bookmarkEnd w:id="3"/>
+      <w:proofErr w:type="spellEnd"/>
+    </w:p>
+    <w:p>
+      <w:pPr>
+        <w:rPr>
+          <w:rFonts w:cstheme="minorHAnsi"/>
+        </w:rPr>
+      </w:pPr>
+      <w:proofErr w:type="spellStart"/>
+      <w:r>
+        <w:rPr>
+          <w:rFonts w:cstheme="minorHAnsi"/>
+        </w:rPr>
+        <w:t>Deoarece</w:t>
+      </w:r>
+      <w:proofErr w:type="spellEnd"/>
+      <w:r>
+        <w:rPr>
+          <w:rFonts w:cstheme="minorHAnsi"/>
+        </w:rPr>
+        <w:t xml:space="preserve"> </w:t>
+      </w:r>
+      <w:proofErr w:type="spellStart"/>
+      <w:r>
+        <w:rPr>
+          <w:rFonts w:cstheme="minorHAnsi"/>
+        </w:rPr>
+        <w:t>toate</w:t>
+      </w:r>
+      <w:proofErr w:type="spellEnd"/>
+      <w:r>
+        <w:rPr>
+          <w:rFonts w:cstheme="minorHAnsi"/>
+        </w:rPr>
+        <w:t xml:space="preserve"> endpoint-urile sunt </w:t>
+      </w:r>
+      <w:proofErr w:type="spellStart"/>
+      <w:r>
+        <w:rPr>
+          <w:rFonts w:cstheme="minorHAnsi"/>
+        </w:rPr>
+        <w:t>securizate</w:t>
+      </w:r>
+      <w:proofErr w:type="spellEnd"/>
+      <w:r>
+        <w:rPr>
+          <w:rFonts w:cstheme="minorHAnsi"/>
+        </w:rPr>
+        <w:t xml:space="preserve">, </w:t>
+      </w:r>
+      <w:proofErr w:type="spellStart"/>
+      <w:r>
+        <w:rPr>
+          <w:rFonts w:cstheme="minorHAnsi"/>
+        </w:rPr>
+        <w:t>este</w:t>
+      </w:r>
+      <w:proofErr w:type="spellEnd"/>
+      <w:r>
+        <w:rPr>
+          <w:rFonts w:cstheme="minorHAnsi"/>
+        </w:rPr>
+        <w:t xml:space="preserve"> </w:t>
+      </w:r>
+      <w:proofErr w:type="spellStart"/>
+      <w:r>
+        <w:rPr>
+          <w:rFonts w:cstheme="minorHAnsi"/>
+        </w:rPr>
+        <w:t>necesar</w:t>
+      </w:r>
+      <w:proofErr w:type="spellEnd"/>
+      <w:r>
+        <w:rPr>
+          <w:rFonts w:cstheme="minorHAnsi"/>
+        </w:rPr>
+        <w:t xml:space="preserve"> ca </w:t>
+      </w:r>
+      <w:proofErr w:type="spellStart"/>
+      <w:r>
+        <w:rPr>
+          <w:rFonts w:cstheme="minorHAnsi"/>
+        </w:rPr>
+        <w:t>fiecare</w:t>
+      </w:r>
+      <w:proofErr w:type="spellEnd"/>
+      <w:r>
+        <w:rPr>
+          <w:rFonts w:cstheme="minorHAnsi"/>
+        </w:rPr>
+        <w:t xml:space="preserve"> request </w:t>
+      </w:r>
+      <w:proofErr w:type="spellStart"/>
+      <w:r>
+        <w:rPr>
+          <w:rFonts w:cstheme="minorHAnsi"/>
+        </w:rPr>
+        <w:t>sa</w:t>
+      </w:r>
+      <w:proofErr w:type="spellEnd"/>
+      <w:r>
+        <w:rPr>
+          <w:rFonts w:cstheme="minorHAnsi"/>
+        </w:rPr>
+        <w:t xml:space="preserve"> </w:t>
+      </w:r>
+      <w:proofErr w:type="spellStart"/>
+      <w:r>
+        <w:rPr>
+          <w:rFonts w:cstheme="minorHAnsi"/>
+        </w:rPr>
+        <w:t>includa</w:t>
+      </w:r>
+      <w:proofErr w:type="spellEnd"/>
+      <w:r>
+        <w:rPr>
+          <w:rFonts w:cstheme="minorHAnsi"/>
+        </w:rPr>
+        <w:t xml:space="preserve"> in header </w:t>
+      </w:r>
+      <w:proofErr w:type="spellStart"/>
+      <w:r>
+        <w:rPr>
+          <w:rFonts w:cstheme="minorHAnsi"/>
+        </w:rPr>
+        <w:t>campul</w:t>
+      </w:r>
+      <w:proofErr w:type="spellEnd"/>
+      <w:r>
+        <w:rPr>
+          <w:rFonts w:cstheme="minorHAnsi"/>
+        </w:rPr>
+        <w:t xml:space="preserve"> x-</w:t>
+      </w:r>
+      <w:proofErr w:type="spellStart"/>
+      <w:r>
+        <w:rPr>
+          <w:rFonts w:cstheme="minorHAnsi"/>
+        </w:rPr>
+        <w:t>api</w:t>
+      </w:r>
+      <w:proofErr w:type="spellEnd"/>
+      <w:r>
+        <w:rPr>
+          <w:rFonts w:cstheme="minorHAnsi"/>
+        </w:rPr>
+        <w:t xml:space="preserve">-key cu </w:t>
+      </w:r>
+      <w:proofErr w:type="spellStart"/>
+      <w:r>
+        <w:rPr>
+          <w:rFonts w:cstheme="minorHAnsi"/>
+        </w:rPr>
+        <w:t>valoarea</w:t>
+      </w:r>
+      <w:proofErr w:type="spellEnd"/>
+      <w:r>
+        <w:rPr>
+          <w:rFonts w:cstheme="minorHAnsi"/>
+        </w:rPr>
+        <w:t xml:space="preserve"> 1234.</w:t>
+      </w:r>
+    </w:p>
+    <w:p>
+      <w:pPr>
+        <w:numPr>
+          <w:ilvl w:val="0"/>
+          <w:numId w:val="6"/>
+        </w:numPr>
+        <w:rPr>
+          <w:rFonts w:cstheme="minorHAnsi"/>
+        </w:rPr>
+      </w:pPr>
+      <w:r>
+        <w:rPr>
+          <w:rFonts w:cstheme="minorHAnsi"/>
+        </w:rPr>
+        <w:t xml:space="preserve">POST /v1/employees </w:t>
+      </w:r>
+      <w:proofErr w:type="spellStart"/>
+      <w:r>
+        <w:rPr>
+          <w:rFonts w:cstheme="minorHAnsi"/>
+        </w:rPr>
+        <w:t>Creare</w:t>
+      </w:r>
+      <w:proofErr w:type="spellEnd"/>
+      <w:r>
+        <w:rPr>
+          <w:rFonts w:cstheme="minorHAnsi"/>
+        </w:rPr>
+        <w:t xml:space="preserve"> </w:t>
+      </w:r>
+      <w:proofErr w:type="spellStart"/>
+      <w:r>
+        <w:rPr>
+          <w:rFonts w:cstheme="minorHAnsi"/>
+        </w:rPr>
+        <w:t>angajat</w:t>
+      </w:r>
+      <w:proofErr w:type="spellEnd"/>
+    </w:p>
+    <w:p>
+      <w:pPr>
+        <w:numPr>
+          <w:ilvl w:val="1"/>
+          <w:numId w:val="6"/>
+        </w:numPr>
+        <w:rPr>
+          <w:rFonts w:cstheme="minorHAnsi"/>
+        </w:rPr>
+      </w:pPr>
+      <w:proofErr w:type="spellStart"/>
+      <w:r>
+        <w:rPr>
+          <w:rFonts w:cstheme="minorHAnsi"/>
+        </w:rPr>
+        <w:t>Creare</w:t>
+      </w:r>
+      <w:proofErr w:type="spellEnd"/>
+      <w:r>
+        <w:rPr>
+          <w:rFonts w:cstheme="minorHAnsi"/>
+        </w:rPr>
+        <w:t xml:space="preserve"> </w:t>
+      </w:r>
+      <w:proofErr w:type="spellStart"/>
+      <w:r>
+        <w:rPr>
+          <w:rFonts w:cstheme="minorHAnsi"/>
+        </w:rPr>
+        <w:t>angajat</w:t>
+      </w:r>
+      <w:proofErr w:type="spellEnd"/>
+      <w:r>
+        <w:rPr>
+          <w:rFonts w:cstheme="minorHAnsi"/>
+        </w:rPr>
+        <w:t xml:space="preserve"> cu </w:t>
+      </w:r>
+      <w:proofErr w:type="spellStart"/>
+      <w:r>
+        <w:rPr>
+          <w:rFonts w:cstheme="minorHAnsi"/>
+        </w:rPr>
+        <w:t>toate</w:t>
+      </w:r>
+      <w:proofErr w:type="spellEnd"/>
+      <w:r>
+        <w:rPr>
+          <w:rFonts w:cstheme="minorHAnsi"/>
+        </w:rPr>
+        <w:t xml:space="preserve"> </w:t>
+      </w:r>
+      <w:proofErr w:type="spellStart"/>
+      <w:r>
+        <w:rPr>
+          <w:rFonts w:cstheme="minorHAnsi"/>
+        </w:rPr>
+        <w:t>datele</w:t>
+      </w:r>
+      <w:proofErr w:type="spellEnd"/>
+      <w:r>
+        <w:rPr>
+          <w:rFonts w:cstheme="minorHAnsi"/>
+        </w:rPr>
+        <w:t xml:space="preserve"> in regula</w:t>
+      </w:r>
+    </w:p>
+    <w:p>
+      <w:pPr>
+        <w:ind w:left="1440"/>
+        <w:rPr>
+          <w:rFonts w:cstheme="minorHAnsi"/>
+        </w:rPr>
+      </w:pPr>
+      <w:r>
+        <w:rPr>
+          <w:rFonts w:cstheme="minorHAnsi"/>
+        </w:rPr>
+        <w:drawing>
+          <wp:inline distT="0" distB="0" distL="0" distR="0" wp14:anchorId="28BCA762" wp14:editId="04001AD4">
+            <wp:extent cx="5943600" cy="2410460"/>
+            <wp:effectExtent l="0" t="0" r="0" b="8890"/>
+            <wp:docPr id="1552362312" name="Picture 1"/>
+            <wp:cNvGraphicFramePr>
+              <a:graphicFrameLocks xmlns:a="http://schemas.openxmlformats.org/drawingml/2006/main" noChangeAspect="1"/>
+            </wp:cNvGraphicFramePr>
+            <a:graphic xmlns:a="http://schemas.openxmlformats.org/drawingml/2006/main">
+              <a:graphicData uri="http://schemas.openxmlformats.org/drawingml/2006/picture">
+                <pic:pic xmlns:pic="http://schemas.openxmlformats.org/drawingml/2006/picture">
+                  <pic:nvPicPr>
+                    <pic:cNvPr id="1552362312" name=""/>
+                    <pic:cNvPicPr/>
+                  </pic:nvPicPr>
+                  <pic:blipFill>
+                    <a:blip r:embed="rId8"/>
+                    <a:stretch>
+                      <a:fillRect/>
+                    </a:stretch>
+                  </pic:blipFill>
+                  <pic:spPr>
+                    <a:xfrm>
+                      <a:off x="0" y="0"/>
+                      <a:ext cx="5943600" cy="2410460"/>
+                    </a:xfrm>
+                    <a:prstGeom prst="rect">
+                      <a:avLst/>
+                    </a:prstGeom>
+                  </pic:spPr>
+                </pic:pic>
+              </a:graphicData>
+            </a:graphic>
+          </wp:inline>
+        </w:drawing>
+      </w:r>
+    </w:p>
+    <w:p>
+      <w:pPr>
+        <w:numPr>
+          <w:ilvl w:val="1"/>
+          <w:numId w:val="6"/>
+        </w:numPr>
+        <w:rPr>
+          <w:rFonts w:cstheme="minorHAnsi"/>
+        </w:rPr>
+      </w:pPr>
+      <w:proofErr w:type="spellStart"/>
+      <w:r>
+        <w:rPr>
+          <w:rFonts w:cstheme="minorHAnsi"/>
+        </w:rPr>
+        <w:lastRenderedPageBreak/>
+        <w:t>Creare</w:t>
+      </w:r>
+      <w:proofErr w:type="spellEnd"/>
+      <w:r>
+        <w:rPr>
+          <w:rFonts w:cstheme="minorHAnsi"/>
+        </w:rPr>
+        <w:t xml:space="preserve"> </w:t>
+      </w:r>
+      <w:proofErr w:type="spellStart"/>
+      <w:r>
+        <w:rPr>
+          <w:rFonts w:cstheme="minorHAnsi"/>
+        </w:rPr>
+        <w:t>angajat</w:t>
+      </w:r>
+      <w:proofErr w:type="spellEnd"/>
+      <w:r>
+        <w:rPr>
+          <w:rFonts w:cstheme="minorHAnsi"/>
+        </w:rPr>
+        <w:t xml:space="preserve"> </w:t>
+      </w:r>
+      <w:proofErr w:type="spellStart"/>
+      <w:r>
+        <w:rPr>
+          <w:rFonts w:cstheme="minorHAnsi"/>
+        </w:rPr>
+        <w:t>fara</w:t>
+      </w:r>
+      <w:proofErr w:type="spellEnd"/>
+      <w:r>
+        <w:rPr>
+          <w:rFonts w:cstheme="minorHAnsi"/>
+        </w:rPr>
+        <w:t xml:space="preserve"> data </w:t>
+      </w:r>
+      <w:proofErr w:type="spellStart"/>
+      <w:r>
+        <w:rPr>
+          <w:rFonts w:cstheme="minorHAnsi"/>
+        </w:rPr>
+        <w:t>angajarii</w:t>
+      </w:r>
+      <w:proofErr w:type="spellEnd"/>
+    </w:p>
+    <w:p>
+      <w:pPr>
+        <w:ind w:left="1440"/>
+        <w:rPr>
+          <w:rFonts w:cstheme="minorHAnsi"/>
+        </w:rPr>
+      </w:pPr>
+      <w:r>
+        <w:rPr>
+          <w:rFonts w:cstheme="minorHAnsi"/>
+        </w:rPr>
+        <w:drawing>
+          <wp:inline distT="0" distB="0" distL="0" distR="0" wp14:anchorId="23D9035B" wp14:editId="6CC77E60">
+            <wp:extent cx="5943600" cy="3319780"/>
+            <wp:effectExtent l="0" t="0" r="0" b="0"/>
+            <wp:docPr id="1680196966" name="Picture 1"/>
+            <wp:cNvGraphicFramePr>
+              <a:graphicFrameLocks xmlns:a="http://schemas.openxmlformats.org/drawingml/2006/main" noChangeAspect="1"/>
+            </wp:cNvGraphicFramePr>
+            <a:graphic xmlns:a="http://schemas.openxmlformats.org/drawingml/2006/main">
+              <a:graphicData uri="http://schemas.openxmlformats.org/drawingml/2006/picture">
+                <pic:pic xmlns:pic="http://schemas.openxmlformats.org/drawingml/2006/picture">
+                  <pic:nvPicPr>
+                    <pic:cNvPr id="1680196966" name=""/>
+                    <pic:cNvPicPr/>
+                  </pic:nvPicPr>
+                  <pic:blipFill>
+                    <a:blip r:embed="rId9"/>
+                    <a:stretch>
+                      <a:fillRect/>
+                    </a:stretch>
+                  </pic:blipFill>
+                  <pic:spPr>
+                    <a:xfrm>
+                      <a:off x="0" y="0"/>
+                      <a:ext cx="5943600" cy="3319780"/>
+                    </a:xfrm>
+                    <a:prstGeom prst="rect">
+                      <a:avLst/>
+                    </a:prstGeom>
+                  </pic:spPr>
+                </pic:pic>
+              </a:graphicData>
+            </a:graphic>
+          </wp:inline>
+        </w:drawing>
+      </w:r>
+    </w:p>
+    <w:p>
+      <w:pPr>
+        <w:numPr>
+          <w:ilvl w:val="1"/>
+          <w:numId w:val="6"/>
+        </w:numPr>
+        <w:rPr>
+          <w:rFonts w:cstheme="minorHAnsi"/>
+        </w:rPr>
+      </w:pPr>
+      <w:proofErr w:type="spellStart"/>
+      <w:r>
+        <w:rPr>
+          <w:rFonts w:cstheme="minorHAnsi"/>
+        </w:rPr>
+        <w:t>Creare</w:t>
+      </w:r>
+      <w:proofErr w:type="spellEnd"/>
+      <w:r>
+        <w:rPr>
+          <w:rFonts w:cstheme="minorHAnsi"/>
+        </w:rPr>
+        <w:t xml:space="preserve"> </w:t>
+      </w:r>
+      <w:proofErr w:type="spellStart"/>
+      <w:r>
+        <w:rPr>
+          <w:rFonts w:cstheme="minorHAnsi"/>
+        </w:rPr>
+        <w:t>angajat</w:t>
+      </w:r>
+      <w:proofErr w:type="spellEnd"/>
+      <w:r>
+        <w:rPr>
+          <w:rFonts w:cstheme="minorHAnsi"/>
+        </w:rPr>
+        <w:t xml:space="preserve"> </w:t>
+      </w:r>
+      <w:proofErr w:type="spellStart"/>
+      <w:r>
+        <w:rPr>
+          <w:rFonts w:cstheme="minorHAnsi"/>
+        </w:rPr>
+        <w:t>fara</w:t>
+      </w:r>
+      <w:proofErr w:type="spellEnd"/>
+      <w:r>
+        <w:rPr>
+          <w:rFonts w:cstheme="minorHAnsi"/>
+        </w:rPr>
+        <w:t xml:space="preserve"> </w:t>
+      </w:r>
+      <w:proofErr w:type="spellStart"/>
+      <w:r>
+        <w:rPr>
+          <w:rFonts w:cstheme="minorHAnsi"/>
+        </w:rPr>
+        <w:t>functie</w:t>
+      </w:r>
+      <w:proofErr w:type="spellEnd"/>
+    </w:p>
+    <w:p>
+      <w:pPr>
+        <w:ind w:left="1440"/>
+        <w:rPr>
+          <w:rFonts w:cstheme="minorHAnsi"/>
+        </w:rPr>
+      </w:pPr>
+      <w:r>
+        <w:rPr>
+          <w:rFonts w:cstheme="minorHAnsi"/>
+        </w:rPr>
+        <w:drawing>
+          <wp:inline distT="0" distB="0" distL="0" distR="0" wp14:anchorId="5DAA8812" wp14:editId="5FD073E2">
+            <wp:extent cx="5943600" cy="3022600"/>
+            <wp:effectExtent l="0" t="0" r="0" b="6350"/>
+            <wp:docPr id="269807379" name="Picture 1"/>
+            <wp:cNvGraphicFramePr>
+              <a:graphicFrameLocks xmlns:a="http://schemas.openxmlformats.org/drawingml/2006/main" noChangeAspect="1"/>
+            </wp:cNvGraphicFramePr>
+            <a:graphic xmlns:a="http://schemas.openxmlformats.org/drawingml/2006/main">
+              <a:graphicData uri="http://schemas.openxmlformats.org/drawingml/2006/picture">
+                <pic:pic xmlns:pic="http://schemas.openxmlformats.org/drawingml/2006/picture">
+                  <pic:nvPicPr>
+                    <pic:cNvPr id="269807379" name=""/>
+                    <pic:cNvPicPr/>
+                  </pic:nvPicPr>
+                  <pic:blipFill>
+                    <a:blip r:embed="rId10"/>
+                    <a:stretch>
+                      <a:fillRect/>
+                    </a:stretch>
+                  </pic:blipFill>
+                  <pic:spPr>
+                    <a:xfrm>
+                      <a:off x="0" y="0"/>
+                      <a:ext cx="5943600" cy="3022600"/>
+                    </a:xfrm>
+                    <a:prstGeom prst="rect">
+                      <a:avLst/>
+                    </a:prstGeom>
+                  </pic:spPr>
+                </pic:pic>
+              </a:graphicData>
+            </a:graphic>
+          </wp:inline>
+        </w:drawing>
+      </w:r>
+    </w:p>
+    <w:p>
+      <w:pPr>
+        <w:numPr>
+          <w:ilvl w:val="1"/>
+          <w:numId w:val="6"/>
+        </w:numPr>
+        <w:rPr>
+          <w:rFonts w:cstheme="minorHAnsi"/>
+        </w:rPr>
+      </w:pPr>
+      <w:proofErr w:type="spellStart"/>
+      <w:r>
+        <w:rPr>
+          <w:rFonts w:cstheme="minorHAnsi"/>
+        </w:rPr>
+        <w:t>Creare</w:t>
+      </w:r>
+      <w:proofErr w:type="spellEnd"/>
+      <w:r>
+        <w:rPr>
+          <w:rFonts w:cstheme="minorHAnsi"/>
+        </w:rPr>
+        <w:t xml:space="preserve"> </w:t>
+      </w:r>
+      <w:proofErr w:type="spellStart"/>
+      <w:r>
+        <w:rPr>
+          <w:rFonts w:cstheme="minorHAnsi"/>
+        </w:rPr>
+        <w:t>angajat</w:t>
+      </w:r>
+      <w:proofErr w:type="spellEnd"/>
+      <w:r>
+        <w:rPr>
+          <w:rFonts w:cstheme="minorHAnsi"/>
+        </w:rPr>
+        <w:t xml:space="preserve"> </w:t>
+      </w:r>
+      <w:proofErr w:type="spellStart"/>
+      <w:r>
+        <w:rPr>
+          <w:rFonts w:cstheme="minorHAnsi"/>
+        </w:rPr>
+        <w:t>fara</w:t>
+      </w:r>
+      <w:proofErr w:type="spellEnd"/>
+      <w:r>
+        <w:rPr>
+          <w:rFonts w:cstheme="minorHAnsi"/>
+        </w:rPr>
+        <w:t xml:space="preserve"> email</w:t>
+      </w:r>
+    </w:p>
+    <w:p>
+      <w:pPr>
+        <w:ind w:left="1440"/>
+        <w:rPr>
+          <w:rFonts w:cstheme="minorHAnsi"/>
+        </w:rPr>
+      </w:pPr>
+      <w:r>
+        <w:rPr>
+          <w:rFonts w:cstheme="minorHAnsi"/>
+        </w:rPr>
+        <w:lastRenderedPageBreak/>
+        <w:drawing>
+          <wp:inline distT="0" distB="0" distL="0" distR="0" wp14:anchorId="79F5164F" wp14:editId="44B5386D">
+            <wp:extent cx="5943600" cy="2884170"/>
+            <wp:effectExtent l="0" t="0" r="0" b="0"/>
+            <wp:docPr id="858761077" name="Picture 1"/>
+            <wp:cNvGraphicFramePr>
+              <a:graphicFrameLocks xmlns:a="http://schemas.openxmlformats.org/drawingml/2006/main" noChangeAspect="1"/>
+            </wp:cNvGraphicFramePr>
+            <a:graphic xmlns:a="http://schemas.openxmlformats.org/drawingml/2006/main">
+              <a:graphicData uri="http://schemas.openxmlformats.org/drawingml/2006/picture">
+                <pic:pic xmlns:pic="http://schemas.openxmlformats.org/drawingml/2006/picture">
+                  <pic:nvPicPr>
+                    <pic:cNvPr id="858761077" name=""/>
+                    <pic:cNvPicPr/>
+                  </pic:nvPicPr>
+                  <pic:blipFill>
+                    <a:blip r:embed="rId11"/>
+                    <a:stretch>
+                      <a:fillRect/>
+                    </a:stretch>
+                  </pic:blipFill>
+                  <pic:spPr>
+                    <a:xfrm>
+                      <a:off x="0" y="0"/>
+                      <a:ext cx="5943600" cy="2884170"/>
+                    </a:xfrm>
+                    <a:prstGeom prst="rect">
+                      <a:avLst/>
+                    </a:prstGeom>
+                  </pic:spPr>
+                </pic:pic>
+              </a:graphicData>
+            </a:graphic>
+          </wp:inline>
+        </w:drawing>
+      </w:r>
+    </w:p>
+    <w:p>
+      <w:pPr>
+        <w:numPr>
+          <w:ilvl w:val="1"/>
+          <w:numId w:val="6"/>
+        </w:numPr>
+        <w:rPr>
+          <w:rFonts w:cstheme="minorHAnsi"/>
+        </w:rPr>
+      </w:pPr>
+      <w:proofErr w:type="spellStart"/>
+      <w:r>
+        <w:rPr>
+          <w:rFonts w:cstheme="minorHAnsi"/>
+        </w:rPr>
+        <w:t>Creare</w:t>
+      </w:r>
+      <w:proofErr w:type="spellEnd"/>
+      <w:r>
+        <w:rPr>
+          <w:rFonts w:cstheme="minorHAnsi"/>
+        </w:rPr>
+        <w:t xml:space="preserve"> </w:t>
+      </w:r>
+      <w:proofErr w:type="spellStart"/>
+      <w:r>
+        <w:rPr>
+          <w:rFonts w:cstheme="minorHAnsi"/>
+        </w:rPr>
+        <w:t>angajat</w:t>
+      </w:r>
+      <w:proofErr w:type="spellEnd"/>
+      <w:r>
+        <w:rPr>
+          <w:rFonts w:cstheme="minorHAnsi"/>
+        </w:rPr>
+        <w:t xml:space="preserve"> </w:t>
+      </w:r>
+      <w:proofErr w:type="spellStart"/>
+      <w:r>
+        <w:rPr>
+          <w:rFonts w:cstheme="minorHAnsi"/>
+        </w:rPr>
+        <w:t>fara</w:t>
+      </w:r>
+      <w:proofErr w:type="spellEnd"/>
+      <w:r>
+        <w:rPr>
+          <w:rFonts w:cstheme="minorHAnsi"/>
+        </w:rPr>
+        <w:t xml:space="preserve"> </w:t>
+      </w:r>
+      <w:proofErr w:type="spellStart"/>
+      <w:r>
+        <w:rPr>
+          <w:rFonts w:cstheme="minorHAnsi"/>
+        </w:rPr>
+        <w:t>prenume</w:t>
+      </w:r>
+      <w:proofErr w:type="spellEnd"/>
+    </w:p>
+    <w:p>
+      <w:pPr>
+        <w:ind w:left="1440"/>
+        <w:rPr>
+          <w:rFonts w:cstheme="minorHAnsi"/>
+        </w:rPr>
+      </w:pPr>
+      <w:r>
+        <w:rPr>
+          <w:rFonts w:cstheme="minorHAnsi"/>
+        </w:rPr>
+        <w:drawing>
+          <wp:inline distT="0" distB="0" distL="0" distR="0" wp14:anchorId="52045AD5" wp14:editId="269E286B">
+            <wp:extent cx="5943600" cy="2542540"/>
+            <wp:effectExtent l="0" t="0" r="0" b="0"/>
+            <wp:docPr id="2067945303" name="Picture 1"/>
+            <wp:cNvGraphicFramePr>
+              <a:graphicFrameLocks xmlns:a="http://schemas.openxmlformats.org/drawingml/2006/main" noChangeAspect="1"/>
+            </wp:cNvGraphicFramePr>
+            <a:graphic xmlns:a="http://schemas.openxmlformats.org/drawingml/2006/main">
+              <a:graphicData uri="http://schemas.openxmlformats.org/drawingml/2006/picture">
+                <pic:pic xmlns:pic="http://schemas.openxmlformats.org/drawingml/2006/picture">
+                  <pic:nvPicPr>
+                    <pic:cNvPr id="2067945303" name=""/>
+                    <pic:cNvPicPr/>
+                  </pic:nvPicPr>
+                  <pic:blipFill>
+                    <a:blip r:embed="rId12"/>
+                    <a:stretch>
+                      <a:fillRect/>
+                    </a:stretch>
+                  </pic:blipFill>
+                  <pic:spPr>
+                    <a:xfrm>
+                      <a:off x="0" y="0"/>
+                      <a:ext cx="5943600" cy="2542540"/>
+                    </a:xfrm>
+                    <a:prstGeom prst="rect">
+                      <a:avLst/>
+                    </a:prstGeom>
+                  </pic:spPr>
+                </pic:pic>
+              </a:graphicData>
+            </a:graphic>
+          </wp:inline>
+        </w:drawing>
+      </w:r>
+    </w:p>
+    <w:p>
+      <w:pPr>
+        <w:numPr>
+          <w:ilvl w:val="1"/>
+          <w:numId w:val="6"/>
+        </w:numPr>
+        <w:rPr>
+          <w:rFonts w:cstheme="minorHAnsi"/>
+        </w:rPr>
+      </w:pPr>
+      <w:proofErr w:type="spellStart"/>
+      <w:r>
+        <w:rPr>
+          <w:rFonts w:cstheme="minorHAnsi"/>
+        </w:rPr>
+        <w:t>Creare</w:t>
+      </w:r>
+      <w:proofErr w:type="spellEnd"/>
+      <w:r>
+        <w:rPr>
+          <w:rFonts w:cstheme="minorHAnsi"/>
+        </w:rPr>
+        <w:t xml:space="preserve"> </w:t>
+      </w:r>
+      <w:proofErr w:type="spellStart"/>
+      <w:r>
+        <w:rPr>
+          <w:rFonts w:cstheme="minorHAnsi"/>
+        </w:rPr>
+        <w:t>angajat</w:t>
+      </w:r>
+      <w:proofErr w:type="spellEnd"/>
+      <w:r>
+        <w:rPr>
+          <w:rFonts w:cstheme="minorHAnsi"/>
+        </w:rPr>
+        <w:t xml:space="preserve"> </w:t>
+      </w:r>
+      <w:proofErr w:type="spellStart"/>
+      <w:r>
+        <w:rPr>
+          <w:rFonts w:cstheme="minorHAnsi"/>
+        </w:rPr>
+        <w:t>fara</w:t>
+      </w:r>
+      <w:proofErr w:type="spellEnd"/>
+      <w:r>
+        <w:rPr>
+          <w:rFonts w:cstheme="minorHAnsi"/>
+        </w:rPr>
+        <w:t xml:space="preserve"> </w:t>
+      </w:r>
+      <w:proofErr w:type="spellStart"/>
+      <w:r>
+        <w:rPr>
+          <w:rFonts w:cstheme="minorHAnsi"/>
+        </w:rPr>
+        <w:t>nume</w:t>
+      </w:r>
+      <w:proofErr w:type="spellEnd"/>
+      <w:r>
+        <w:rPr>
+          <w:rFonts w:cstheme="minorHAnsi"/>
+        </w:rPr>
+        <w:t xml:space="preserve"> de </w:t>
+      </w:r>
+      <w:proofErr w:type="spellStart"/>
+      <w:r>
+        <w:rPr>
+          <w:rFonts w:cstheme="minorHAnsi"/>
+        </w:rPr>
+        <w:t>familie</w:t>
+      </w:r>
+      <w:proofErr w:type="spellEnd"/>
+    </w:p>
+    <w:p>
+      <w:pPr>
+        <w:ind w:left="1440"/>
+        <w:rPr>
+          <w:rFonts w:cstheme="minorHAnsi"/>
+        </w:rPr>
+      </w:pPr>
+      <w:r>
+        <w:rPr>
+          <w:rFonts w:cstheme="minorHAnsi"/>
+        </w:rPr>
+        <w:lastRenderedPageBreak/>
+        <w:drawing>
+          <wp:inline distT="0" distB="0" distL="0" distR="0" wp14:anchorId="0F027955" wp14:editId="0E1F724F">
+            <wp:extent cx="5943600" cy="2684780"/>
+            <wp:effectExtent l="0" t="0" r="0" b="1270"/>
+            <wp:docPr id="746894913" name="Picture 1"/>
+            <wp:cNvGraphicFramePr>
+              <a:graphicFrameLocks xmlns:a="http://schemas.openxmlformats.org/drawingml/2006/main" noChangeAspect="1"/>
+            </wp:cNvGraphicFramePr>
+            <a:graphic xmlns:a="http://schemas.openxmlformats.org/drawingml/2006/main">
+              <a:graphicData uri="http://schemas.openxmlformats.org/drawingml/2006/picture">
+                <pic:pic xmlns:pic="http://schemas.openxmlformats.org/drawingml/2006/picture">
+                  <pic:nvPicPr>
+                    <pic:cNvPr id="746894913" name=""/>
+                    <pic:cNvPicPr/>
+                  </pic:nvPicPr>
+                  <pic:blipFill>
+                    <a:blip r:embed="rId13"/>
+                    <a:stretch>
+                      <a:fillRect/>
+                    </a:stretch>
+                  </pic:blipFill>
+                  <pic:spPr>
+                    <a:xfrm>
+                      <a:off x="0" y="0"/>
+                      <a:ext cx="5943600" cy="2684780"/>
+                    </a:xfrm>
+                    <a:prstGeom prst="rect">
+                      <a:avLst/>
+                    </a:prstGeom>
+                  </pic:spPr>
+                </pic:pic>
+              </a:graphicData>
+            </a:graphic>
+          </wp:inline>
+        </w:drawing>
+      </w:r>
+    </w:p>
+    <w:p>
+      <w:pPr>
+        <w:numPr>
+          <w:ilvl w:val="0"/>
+          <w:numId w:val="6"/>
+        </w:numPr>
+        <w:rPr>
+          <w:rFonts w:cstheme="minorHAnsi"/>
+        </w:rPr>
+      </w:pPr>
+      <w:r>
+        <w:rPr>
+          <w:rFonts w:cstheme="minorHAnsi"/>
+        </w:rPr>
+        <w:t xml:space="preserve">PUT /v1/employees </w:t>
+      </w:r>
+      <w:proofErr w:type="spellStart"/>
+      <w:r>
+        <w:rPr>
+          <w:rFonts w:cstheme="minorHAnsi"/>
+        </w:rPr>
+        <w:t>Modificare</w:t>
+      </w:r>
+      <w:proofErr w:type="spellEnd"/>
+      <w:r>
+        <w:rPr>
+          <w:rFonts w:cstheme="minorHAnsi"/>
+        </w:rPr>
+        <w:t xml:space="preserve"> </w:t>
+      </w:r>
+      <w:proofErr w:type="spellStart"/>
+      <w:r>
+        <w:rPr>
+          <w:rFonts w:cstheme="minorHAnsi"/>
+        </w:rPr>
+        <w:t>angajat</w:t>
+      </w:r>
+      <w:proofErr w:type="spellEnd"/>
+    </w:p>
+    <w:p>
+      <w:pPr>
+        <w:numPr>
+          <w:ilvl w:val="1"/>
+          <w:numId w:val="6"/>
+        </w:numPr>
+        <w:rPr>
+          <w:rFonts w:cstheme="minorHAnsi"/>
+        </w:rPr>
+      </w:pPr>
+      <w:proofErr w:type="spellStart"/>
+      <w:r>
+        <w:rPr>
+          <w:rFonts w:cstheme="minorHAnsi"/>
+        </w:rPr>
+        <w:t>Modificare</w:t>
+      </w:r>
+      <w:proofErr w:type="spellEnd"/>
+      <w:r>
+        <w:rPr>
+          <w:rFonts w:cstheme="minorHAnsi"/>
+        </w:rPr>
+        <w:t xml:space="preserve"> date </w:t>
+      </w:r>
+      <w:proofErr w:type="spellStart"/>
+      <w:r>
+        <w:rPr>
+          <w:rFonts w:cstheme="minorHAnsi"/>
+        </w:rPr>
+        <w:t>angajat</w:t>
+      </w:r>
+      <w:proofErr w:type="spellEnd"/>
+      <w:r>
+        <w:rPr>
+          <w:rFonts w:cstheme="minorHAnsi"/>
+        </w:rPr>
+        <w:t xml:space="preserve"> existent</w:t>
+      </w:r>
+    </w:p>
+    <w:p>
+      <w:pPr>
+        <w:ind w:left="1440"/>
+        <w:rPr>
+          <w:rFonts w:cstheme="minorHAnsi"/>
+        </w:rPr>
+      </w:pPr>
+      <w:r>
+        <w:rPr>
+          <w:rFonts w:cstheme="minorHAnsi"/>
+        </w:rPr>
+        <w:drawing>
+          <wp:inline distT="0" distB="0" distL="0" distR="0" wp14:anchorId="7A0108CF" wp14:editId="151A8288">
+            <wp:extent cx="5943600" cy="3266440"/>
+            <wp:effectExtent l="0" t="0" r="0" b="0"/>
+            <wp:docPr id="2055139657" name="Picture 1"/>
+            <wp:cNvGraphicFramePr>
+              <a:graphicFrameLocks xmlns:a="http://schemas.openxmlformats.org/drawingml/2006/main" noChangeAspect="1"/>
+            </wp:cNvGraphicFramePr>
+            <a:graphic xmlns:a="http://schemas.openxmlformats.org/drawingml/2006/main">
+              <a:graphicData uri="http://schemas.openxmlformats.org/drawingml/2006/picture">
+                <pic:pic xmlns:pic="http://schemas.openxmlformats.org/drawingml/2006/picture">
+                  <pic:nvPicPr>
+                    <pic:cNvPr id="2055139657" name=""/>
+                    <pic:cNvPicPr/>
+                  </pic:nvPicPr>
+                  <pic:blipFill>
+                    <a:blip r:embed="rId14"/>
+                    <a:stretch>
+                      <a:fillRect/>
+                    </a:stretch>
+                  </pic:blipFill>
+                  <pic:spPr>
+                    <a:xfrm>
+                      <a:off x="0" y="0"/>
+                      <a:ext cx="5943600" cy="3266440"/>
+                    </a:xfrm>
+                    <a:prstGeom prst="rect">
+                      <a:avLst/>
+                    </a:prstGeom>
+                  </pic:spPr>
+                </pic:pic>
+              </a:graphicData>
+            </a:graphic>
+          </wp:inline>
+        </w:drawing>
+      </w:r>
+    </w:p>
+    <w:p>
+      <w:pPr>
+        <w:numPr>
+          <w:ilvl w:val="0"/>
+          <w:numId w:val="6"/>
+        </w:numPr>
+        <w:rPr>
+          <w:rFonts w:cstheme="minorHAnsi"/>
+        </w:rPr>
+      </w:pPr>
+      <w:r>
+        <w:rPr>
+          <w:rFonts w:cstheme="minorHAnsi"/>
+        </w:rPr>
+        <w:t xml:space="preserve">DELETE /v1/employees/{id} </w:t>
+      </w:r>
+      <w:proofErr w:type="spellStart"/>
+      <w:r>
+        <w:rPr>
+          <w:rFonts w:cstheme="minorHAnsi"/>
+        </w:rPr>
+        <w:t>Stergere</w:t>
+      </w:r>
+      <w:proofErr w:type="spellEnd"/>
+      <w:r>
+        <w:rPr>
+          <w:rFonts w:cstheme="minorHAnsi"/>
+        </w:rPr>
+        <w:t xml:space="preserve"> </w:t>
+      </w:r>
+      <w:proofErr w:type="spellStart"/>
+      <w:r>
+        <w:rPr>
+          <w:rFonts w:cstheme="minorHAnsi"/>
+        </w:rPr>
+        <w:t>angajat</w:t>
+      </w:r>
+      <w:proofErr w:type="spellEnd"/>
+      <w:r>
+        <w:rPr>
+          <w:rFonts w:cstheme="minorHAnsi"/>
+        </w:rPr>
+        <w:t xml:space="preserve"> </w:t>
+      </w:r>
+      <w:proofErr w:type="spellStart"/>
+      <w:r>
+        <w:rPr>
+          <w:rFonts w:cstheme="minorHAnsi"/>
+        </w:rPr>
+        <w:t>dupa</w:t>
+      </w:r>
+      <w:proofErr w:type="spellEnd"/>
+      <w:r>
+        <w:rPr>
+          <w:rFonts w:cstheme="minorHAnsi"/>
+        </w:rPr>
+        <w:t xml:space="preserve"> id</w:t>
+      </w:r>
+    </w:p>
+    <w:p>
+      <w:pPr>
+        <w:numPr>
+          <w:ilvl w:val="1"/>
+          <w:numId w:val="6"/>
+        </w:numPr>
+        <w:rPr>
+          <w:rFonts w:cstheme="minorHAnsi"/>
+        </w:rPr>
+      </w:pPr>
+      <w:proofErr w:type="spellStart"/>
+      <w:r>
+        <w:rPr>
+          <w:rFonts w:cstheme="minorHAnsi"/>
+        </w:rPr>
+        <w:t>Stergere</w:t>
+      </w:r>
+      <w:proofErr w:type="spellEnd"/>
+      <w:r>
+        <w:rPr>
+          <w:rFonts w:cstheme="minorHAnsi"/>
+        </w:rPr>
+        <w:t xml:space="preserve"> </w:t>
+      </w:r>
+      <w:proofErr w:type="spellStart"/>
+      <w:r>
+        <w:rPr>
+          <w:rFonts w:cstheme="minorHAnsi"/>
+        </w:rPr>
+        <w:t>angajat</w:t>
+      </w:r>
+      <w:proofErr w:type="spellEnd"/>
+      <w:r>
+        <w:rPr>
+          <w:rFonts w:cstheme="minorHAnsi"/>
+        </w:rPr>
+        <w:t xml:space="preserve"> </w:t>
+      </w:r>
+      <w:r>
+        <w:rPr>
+          <w:rFonts w:cstheme="minorHAnsi"/>
+        </w:rPr>
+        <w:t>in</w:t>
+      </w:r>
+      <w:r>
+        <w:rPr>
+          <w:rFonts w:cstheme="minorHAnsi"/>
+        </w:rPr>
+        <w:t xml:space="preserve">valid </w:t>
+      </w:r>
+      <w:proofErr w:type="spellStart"/>
+      <w:r>
+        <w:rPr>
+          <w:rFonts w:cstheme="minorHAnsi"/>
+        </w:rPr>
+        <w:t>dupa</w:t>
+      </w:r>
+      <w:proofErr w:type="spellEnd"/>
+      <w:r>
+        <w:rPr>
+          <w:rFonts w:cstheme="minorHAnsi"/>
+        </w:rPr>
+        <w:t xml:space="preserve"> id</w:t>
+      </w:r>
+    </w:p>
+    <w:p>
+      <w:pPr>
+        <w:ind w:left="1080" w:firstLine="360"/>
+        <w:rPr>
+          <w:rFonts w:cstheme="minorHAnsi"/>
+        </w:rPr>
+      </w:pPr>
+      <w:r>
+        <w:rPr>
+          <w:rFonts w:cstheme="minorHAnsi"/>
+        </w:rPr>
+        <w:lastRenderedPageBreak/>
+        <w:drawing>
+          <wp:inline distT="0" distB="0" distL="0" distR="0" wp14:anchorId="13EBAFB1" wp14:editId="13BA3C77">
+            <wp:extent cx="5943600" cy="2769235"/>
+            <wp:effectExtent l="0" t="0" r="0" b="0"/>
+            <wp:docPr id="1579215334" name="Picture 1"/>
+            <wp:cNvGraphicFramePr>
+              <a:graphicFrameLocks xmlns:a="http://schemas.openxmlformats.org/drawingml/2006/main" noChangeAspect="1"/>
+            </wp:cNvGraphicFramePr>
+            <a:graphic xmlns:a="http://schemas.openxmlformats.org/drawingml/2006/main">
+              <a:graphicData uri="http://schemas.openxmlformats.org/drawingml/2006/picture">
+                <pic:pic xmlns:pic="http://schemas.openxmlformats.org/drawingml/2006/picture">
+                  <pic:nvPicPr>
+                    <pic:cNvPr id="1579215334" name=""/>
+                    <pic:cNvPicPr/>
+                  </pic:nvPicPr>
+                  <pic:blipFill>
+                    <a:blip r:embed="rId15"/>
+                    <a:stretch>
+                      <a:fillRect/>
+                    </a:stretch>
+                  </pic:blipFill>
+                  <pic:spPr>
+                    <a:xfrm>
+                      <a:off x="0" y="0"/>
+                      <a:ext cx="5943600" cy="2769235"/>
+                    </a:xfrm>
+                    <a:prstGeom prst="rect">
+                      <a:avLst/>
+                    </a:prstGeom>
+                  </pic:spPr>
+                </pic:pic>
+              </a:graphicData>
+            </a:graphic>
+          </wp:inline>
+        </w:drawing>
+      </w:r>
+    </w:p>
+    <w:p>
+      <w:pPr>
+        <w:numPr>
+          <w:ilvl w:val="1"/>
+          <w:numId w:val="6"/>
+        </w:numPr>
+        <w:rPr>
+          <w:rFonts w:cstheme="minorHAnsi"/>
+        </w:rPr>
+      </w:pPr>
+      <w:proofErr w:type="spellStart"/>
+      <w:r>
+        <w:rPr>
+          <w:rFonts w:cstheme="minorHAnsi"/>
+        </w:rPr>
+        <w:t>Stergere</w:t>
+      </w:r>
+      <w:proofErr w:type="spellEnd"/>
+      <w:r>
+        <w:rPr>
+          <w:rFonts w:cstheme="minorHAnsi"/>
+        </w:rPr>
+        <w:t xml:space="preserve"> </w:t>
+      </w:r>
+      <w:proofErr w:type="spellStart"/>
+      <w:r>
+        <w:rPr>
+          <w:rFonts w:cstheme="minorHAnsi"/>
+        </w:rPr>
+        <w:t>angajat</w:t>
+      </w:r>
+      <w:proofErr w:type="spellEnd"/>
+      <w:r>
+        <w:rPr>
+          <w:rFonts w:cstheme="minorHAnsi"/>
+        </w:rPr>
+        <w:t xml:space="preserve"> valid </w:t>
+      </w:r>
+      <w:proofErr w:type="spellStart"/>
+      <w:r>
+        <w:rPr>
+          <w:rFonts w:cstheme="minorHAnsi"/>
+        </w:rPr>
+        <w:t>dupa</w:t>
+      </w:r>
+      <w:proofErr w:type="spellEnd"/>
+      <w:r>
+        <w:rPr>
+          <w:rFonts w:cstheme="minorHAnsi"/>
+        </w:rPr>
+        <w:t xml:space="preserve"> id</w:t>
+      </w:r>
+    </w:p>
+    <w:p>
+      <w:pPr>
+        <w:ind w:left="1440"/>
+        <w:rPr>
+          <w:rFonts w:cstheme="minorHAnsi"/>
+        </w:rPr>
+      </w:pPr>
+      <w:r>
+        <w:rPr>
+          <w:rFonts w:cstheme="minorHAnsi"/>
+        </w:rPr>
+        <w:drawing>
+          <wp:inline distT="0" distB="0" distL="0" distR="0" wp14:anchorId="1301EF06" wp14:editId="540C3E61">
+            <wp:extent cx="5943600" cy="2489835"/>
+            <wp:effectExtent l="0" t="0" r="0" b="5715"/>
+            <wp:docPr id="819404289" name="Picture 1"/>
+            <wp:cNvGraphicFramePr>
+              <a:graphicFrameLocks xmlns:a="http://schemas.openxmlformats.org/drawingml/2006/main" noChangeAspect="1"/>
+            </wp:cNvGraphicFramePr>
+            <a:graphic xmlns:a="http://schemas.openxmlformats.org/drawingml/2006/main">
+              <a:graphicData uri="http://schemas.openxmlformats.org/drawingml/2006/picture">
+                <pic:pic xmlns:pic="http://schemas.openxmlformats.org/drawingml/2006/picture">
+                  <pic:nvPicPr>
+                    <pic:cNvPr id="819404289" name=""/>
+                    <pic:cNvPicPr/>
+                  </pic:nvPicPr>
+                  <pic:blipFill>
+                    <a:blip r:embed="rId16"/>
+                    <a:stretch>
+                      <a:fillRect/>
+                    </a:stretch>
+                  </pic:blipFill>
+                  <pic:spPr>
+                    <a:xfrm>
+                      <a:off x="0" y="0"/>
+                      <a:ext cx="5943600" cy="2489835"/>
+                    </a:xfrm>
+                    <a:prstGeom prst="rect">
+                      <a:avLst/>
+                    </a:prstGeom>
+                  </pic:spPr>
+                </pic:pic>
+              </a:graphicData>
+            </a:graphic>
+          </wp:inline>
+        </w:drawing>
+      </w:r>
+    </w:p>
+    <w:p>
+      <w:pPr>
+        <w:ind w:left="1440"/>
+        <w:rPr>
+          <w:rFonts w:cstheme="minorHAnsi"/>
+        </w:rPr>
+      </w:pPr>
+    </w:p>
+    <w:p>
+      <w:pPr>
+        <w:ind w:left="1440"/>
+        <w:rPr>
+          <w:rFonts w:cstheme="minorHAnsi"/>
+        </w:rPr>
+      </w:pPr>
+    </w:p>
+    <w:p>
+      <w:pPr>
+        <w:numPr>
+          <w:ilvl w:val="0"/>
+          <w:numId w:val="6"/>
+        </w:numPr>
+        <w:rPr>
+          <w:rFonts w:cstheme="minorHAnsi"/>
+        </w:rPr>
+      </w:pPr>
+      <w:r>
+        <w:rPr>
+          <w:rFonts w:cstheme="minorHAnsi"/>
+        </w:rPr>
+        <w:t xml:space="preserve">GET /v1/employees </w:t>
+      </w:r>
+      <w:proofErr w:type="spellStart"/>
+      <w:r>
+        <w:rPr>
+          <w:rFonts w:cstheme="minorHAnsi"/>
+        </w:rPr>
+        <w:t>Obtinere</w:t>
+      </w:r>
+      <w:proofErr w:type="spellEnd"/>
+      <w:r>
+        <w:rPr>
+          <w:rFonts w:cstheme="minorHAnsi"/>
+        </w:rPr>
+        <w:t xml:space="preserve"> </w:t>
+      </w:r>
+      <w:proofErr w:type="spellStart"/>
+      <w:r>
+        <w:rPr>
+          <w:rFonts w:cstheme="minorHAnsi"/>
+        </w:rPr>
+        <w:t>toti</w:t>
+      </w:r>
+      <w:proofErr w:type="spellEnd"/>
+      <w:r>
+        <w:rPr>
+          <w:rFonts w:cstheme="minorHAnsi"/>
+        </w:rPr>
+        <w:t xml:space="preserve"> </w:t>
+      </w:r>
+      <w:proofErr w:type="spellStart"/>
+      <w:r>
+        <w:rPr>
+          <w:rFonts w:cstheme="minorHAnsi"/>
+        </w:rPr>
+        <w:t>angajatii</w:t>
+      </w:r>
+      <w:proofErr w:type="spellEnd"/>
+    </w:p>
+    <w:p>
+      <w:pPr>
+        <w:numPr>
+          <w:ilvl w:val="1"/>
+          <w:numId w:val="6"/>
+        </w:numPr>
+        <w:rPr>
+          <w:rFonts w:cstheme="minorHAnsi"/>
+        </w:rPr>
+      </w:pPr>
+      <w:proofErr w:type="spellStart"/>
+      <w:r>
+        <w:rPr>
+          <w:rFonts w:cstheme="minorHAnsi"/>
+        </w:rPr>
+        <w:t>Obtinere</w:t>
+      </w:r>
+      <w:proofErr w:type="spellEnd"/>
+      <w:r>
+        <w:rPr>
+          <w:rFonts w:cstheme="minorHAnsi"/>
+        </w:rPr>
+        <w:t xml:space="preserve"> </w:t>
+      </w:r>
+      <w:proofErr w:type="spellStart"/>
+      <w:r>
+        <w:rPr>
+          <w:rFonts w:cstheme="minorHAnsi"/>
+        </w:rPr>
+        <w:t>lista</w:t>
+      </w:r>
+      <w:proofErr w:type="spellEnd"/>
+      <w:r>
+        <w:rPr>
+          <w:rFonts w:cstheme="minorHAnsi"/>
+        </w:rPr>
+        <w:t xml:space="preserve"> completa cu </w:t>
+      </w:r>
+      <w:proofErr w:type="spellStart"/>
+      <w:r>
+        <w:rPr>
+          <w:rFonts w:cstheme="minorHAnsi"/>
+        </w:rPr>
+        <w:t>toti</w:t>
+      </w:r>
+      <w:proofErr w:type="spellEnd"/>
+      <w:r>
+        <w:rPr>
+          <w:rFonts w:cstheme="minorHAnsi"/>
+        </w:rPr>
+        <w:t xml:space="preserve"> </w:t>
+      </w:r>
+      <w:proofErr w:type="spellStart"/>
+      <w:r>
+        <w:rPr>
+          <w:rFonts w:cstheme="minorHAnsi"/>
+        </w:rPr>
+        <w:t>angajatii</w:t>
+      </w:r>
+      <w:proofErr w:type="spellEnd"/>
+    </w:p>
+    <w:p>
+      <w:pPr>
+        <w:ind w:left="1440"/>
+        <w:rPr>
+          <w:rFonts w:cstheme="minorHAnsi"/>
+        </w:rPr>
+      </w:pPr>
+      <w:r>
+        <w:rPr>
+          <w:rFonts w:cstheme="minorHAnsi"/>
+        </w:rPr>
+        <w:lastRenderedPageBreak/>
+        <w:drawing>
+          <wp:inline distT="0" distB="0" distL="0" distR="0" wp14:anchorId="0D197AE6" wp14:editId="16506D71">
+            <wp:extent cx="5943600" cy="5585460"/>
+            <wp:effectExtent l="0" t="0" r="0" b="0"/>
+            <wp:docPr id="687214307" name="Picture 1"/>
+            <wp:cNvGraphicFramePr>
+              <a:graphicFrameLocks xmlns:a="http://schemas.openxmlformats.org/drawingml/2006/main" noChangeAspect="1"/>
+            </wp:cNvGraphicFramePr>
+            <a:graphic xmlns:a="http://schemas.openxmlformats.org/drawingml/2006/main">
+              <a:graphicData uri="http://schemas.openxmlformats.org/drawingml/2006/picture">
+                <pic:pic xmlns:pic="http://schemas.openxmlformats.org/drawingml/2006/picture">
+                  <pic:nvPicPr>
+                    <pic:cNvPr id="687214307" name=""/>
+                    <pic:cNvPicPr/>
+                  </pic:nvPicPr>
+                  <pic:blipFill>
+                    <a:blip r:embed="rId17"/>
+                    <a:stretch>
+                      <a:fillRect/>
+                    </a:stretch>
+                  </pic:blipFill>
+                  <pic:spPr>
+                    <a:xfrm>
+                      <a:off x="0" y="0"/>
+                      <a:ext cx="5943600" cy="5585460"/>
+                    </a:xfrm>
+                    <a:prstGeom prst="rect">
+                      <a:avLst/>
+                    </a:prstGeom>
+                  </pic:spPr>
+                </pic:pic>
+              </a:graphicData>
+            </a:graphic>
+          </wp:inline>
+        </w:drawing>
+      </w:r>
+    </w:p>
+    <w:p>
+      <w:pPr>
+        <w:numPr>
+          <w:ilvl w:val="0"/>
+          <w:numId w:val="6"/>
+        </w:numPr>
+        <w:rPr>
+          <w:rFonts w:cstheme="minorHAnsi"/>
+        </w:rPr>
+      </w:pPr>
+      <w:r>
+        <w:rPr>
+          <w:rFonts w:cstheme="minorHAnsi"/>
+        </w:rPr>
+        <w:t xml:space="preserve">GET /v1/employees/{id} </w:t>
+      </w:r>
+      <w:proofErr w:type="spellStart"/>
+      <w:r>
+        <w:rPr>
+          <w:rFonts w:cstheme="minorHAnsi"/>
+        </w:rPr>
+        <w:t>Obtinere</w:t>
+      </w:r>
+      <w:proofErr w:type="spellEnd"/>
+      <w:r>
+        <w:rPr>
+          <w:rFonts w:cstheme="minorHAnsi"/>
+        </w:rPr>
+        <w:t xml:space="preserve"> </w:t>
+      </w:r>
+      <w:proofErr w:type="spellStart"/>
+      <w:r>
+        <w:rPr>
+          <w:rFonts w:cstheme="minorHAnsi"/>
+        </w:rPr>
+        <w:t>angajat</w:t>
+      </w:r>
+      <w:proofErr w:type="spellEnd"/>
+      <w:r>
+        <w:rPr>
+          <w:rFonts w:cstheme="minorHAnsi"/>
+        </w:rPr>
+        <w:t xml:space="preserve"> </w:t>
+      </w:r>
+      <w:proofErr w:type="spellStart"/>
+      <w:r>
+        <w:rPr>
+          <w:rFonts w:cstheme="minorHAnsi"/>
+        </w:rPr>
+        <w:t>dupa</w:t>
+      </w:r>
+      <w:proofErr w:type="spellEnd"/>
+      <w:r>
+        <w:rPr>
+          <w:rFonts w:cstheme="minorHAnsi"/>
+        </w:rPr>
+        <w:t xml:space="preserve"> id</w:t>
+      </w:r>
+    </w:p>
+    <w:p>
+      <w:pPr>
+        <w:numPr>
+          <w:ilvl w:val="1"/>
+          <w:numId w:val="6"/>
+        </w:numPr>
+        <w:rPr>
+          <w:rFonts w:cstheme="minorHAnsi"/>
+        </w:rPr>
+      </w:pPr>
+      <w:proofErr w:type="spellStart"/>
+      <w:r>
+        <w:rPr>
+          <w:rFonts w:cstheme="minorHAnsi"/>
+        </w:rPr>
+        <w:t>Obtinere</w:t>
+      </w:r>
+      <w:proofErr w:type="spellEnd"/>
+      <w:r>
+        <w:rPr>
+          <w:rFonts w:cstheme="minorHAnsi"/>
+        </w:rPr>
+        <w:t xml:space="preserve"> </w:t>
+      </w:r>
+      <w:proofErr w:type="spellStart"/>
+      <w:r>
+        <w:rPr>
+          <w:rFonts w:cstheme="minorHAnsi"/>
+        </w:rPr>
+        <w:t>angajat</w:t>
+      </w:r>
+      <w:proofErr w:type="spellEnd"/>
+      <w:r>
+        <w:rPr>
+          <w:rFonts w:cstheme="minorHAnsi"/>
+        </w:rPr>
+        <w:t xml:space="preserve"> existent </w:t>
+      </w:r>
+      <w:proofErr w:type="spellStart"/>
+      <w:r>
+        <w:rPr>
+          <w:rFonts w:cstheme="minorHAnsi"/>
+        </w:rPr>
+        <w:t>dupa</w:t>
+      </w:r>
+      <w:proofErr w:type="spellEnd"/>
+      <w:r>
+        <w:rPr>
+          <w:rFonts w:cstheme="minorHAnsi"/>
+        </w:rPr>
+        <w:t xml:space="preserve"> id</w:t>
+      </w:r>
+    </w:p>
+    <w:p>
+      <w:pPr>
+        <w:ind w:left="1440"/>
+        <w:rPr>
+          <w:rFonts w:cstheme="minorHAnsi"/>
+        </w:rPr>
+      </w:pPr>
+      <w:r>
+        <w:rPr>
+          <w:rFonts w:cstheme="minorHAnsi"/>
+        </w:rPr>
+        <w:lastRenderedPageBreak/>
+        <w:drawing>
+          <wp:inline distT="0" distB="0" distL="0" distR="0" wp14:anchorId="40FAEA01" wp14:editId="08EF1007">
+            <wp:extent cx="5943600" cy="2841625"/>
+            <wp:effectExtent l="0" t="0" r="0" b="0"/>
+            <wp:docPr id="1499887222" name="Picture 1"/>
+            <wp:cNvGraphicFramePr>
+              <a:graphicFrameLocks xmlns:a="http://schemas.openxmlformats.org/drawingml/2006/main" noChangeAspect="1"/>
+            </wp:cNvGraphicFramePr>
+            <a:graphic xmlns:a="http://schemas.openxmlformats.org/drawingml/2006/main">
+              <a:graphicData uri="http://schemas.openxmlformats.org/drawingml/2006/picture">
+                <pic:pic xmlns:pic="http://schemas.openxmlformats.org/drawingml/2006/picture">
+                  <pic:nvPicPr>
+                    <pic:cNvPr id="1499887222" name=""/>
+                    <pic:cNvPicPr/>
+                  </pic:nvPicPr>
+                  <pic:blipFill>
+                    <a:blip r:embed="rId18"/>
+                    <a:stretch>
+                      <a:fillRect/>
+                    </a:stretch>
+                  </pic:blipFill>
+                  <pic:spPr>
+                    <a:xfrm>
+                      <a:off x="0" y="0"/>
+                      <a:ext cx="5943600" cy="2841625"/>
+                    </a:xfrm>
+                    <a:prstGeom prst="rect">
+                      <a:avLst/>
+                    </a:prstGeom>
+                  </pic:spPr>
+                </pic:pic>
+              </a:graphicData>
+            </a:graphic>
+          </wp:inline>
+        </w:drawing>
+      </w:r>
+    </w:p>
+    <w:p>
+      <w:pPr>
+        <w:numPr>
+          <w:ilvl w:val="1"/>
+          <w:numId w:val="6"/>
+        </w:numPr>
+        <w:rPr>
+          <w:rFonts w:cstheme="minorHAnsi"/>
+        </w:rPr>
+      </w:pPr>
+      <w:proofErr w:type="spellStart"/>
+      <w:r>
+        <w:rPr>
+          <w:rFonts w:cstheme="minorHAnsi"/>
+        </w:rPr>
+        <w:t>Obtinere</w:t>
+      </w:r>
+      <w:proofErr w:type="spellEnd"/>
+      <w:r>
+        <w:rPr>
+          <w:rFonts w:cstheme="minorHAnsi"/>
+        </w:rPr>
+        <w:t xml:space="preserve"> </w:t>
+      </w:r>
+      <w:proofErr w:type="spellStart"/>
+      <w:r>
+        <w:rPr>
+          <w:rFonts w:cstheme="minorHAnsi"/>
+        </w:rPr>
+        <w:t>angajat</w:t>
+      </w:r>
+      <w:proofErr w:type="spellEnd"/>
+      <w:r>
+        <w:rPr>
+          <w:rFonts w:cstheme="minorHAnsi"/>
+        </w:rPr>
+        <w:t xml:space="preserve"> </w:t>
+      </w:r>
+      <w:proofErr w:type="spellStart"/>
+      <w:r>
+        <w:rPr>
+          <w:rFonts w:cstheme="minorHAnsi"/>
+        </w:rPr>
+        <w:t>folosind</w:t>
+      </w:r>
+      <w:proofErr w:type="spellEnd"/>
+      <w:r>
+        <w:rPr>
+          <w:rFonts w:cstheme="minorHAnsi"/>
+        </w:rPr>
+        <w:t xml:space="preserve"> un id care nu </w:t>
+      </w:r>
+      <w:proofErr w:type="spellStart"/>
+      <w:r>
+        <w:rPr>
+          <w:rFonts w:cstheme="minorHAnsi"/>
+        </w:rPr>
+        <w:t>exista</w:t>
+      </w:r>
+      <w:proofErr w:type="spellEnd"/>
+    </w:p>
+    <w:p>
+      <w:pPr>
+        <w:numPr>
+          <w:ilvl w:val="0"/>
+          <w:numId w:val="6"/>
+        </w:numPr>
+        <w:rPr>
+          <w:rFonts w:cstheme="minorHAnsi"/>
+        </w:rPr>
+      </w:pPr>
+      <w:r>
+        <w:rPr>
+          <w:rFonts w:cstheme="minorHAnsi"/>
+        </w:rPr>
+        <w:drawing>
+          <wp:inline distT="0" distB="0" distL="0" distR="0" wp14:anchorId="3AB27638" wp14:editId="27435B28">
+            <wp:extent cx="5943600" cy="2879090"/>
+            <wp:effectExtent l="0" t="0" r="0" b="0"/>
+            <wp:docPr id="1319278375" name="Picture 1"/>
+            <wp:cNvGraphicFramePr>
+              <a:graphicFrameLocks xmlns:a="http://schemas.openxmlformats.org/drawingml/2006/main" noChangeAspect="1"/>
+            </wp:cNvGraphicFramePr>
+            <a:graphic xmlns:a="http://schemas.openxmlformats.org/drawingml/2006/main">
+              <a:graphicData uri="http://schemas.openxmlformats.org/drawingml/2006/picture">
+                <pic:pic xmlns:pic="http://schemas.openxmlformats.org/drawingml/2006/picture">
+                  <pic:nvPicPr>
+                    <pic:cNvPr id="1319278375" name=""/>
+                    <pic:cNvPicPr/>
+                  </pic:nvPicPr>
+                  <pic:blipFill>
+                    <a:blip r:embed="rId19"/>
+                    <a:stretch>
+                      <a:fillRect/>
+                    </a:stretch>
+                  </pic:blipFill>
+                  <pic:spPr>
+                    <a:xfrm>
+                      <a:off x="0" y="0"/>
+                      <a:ext cx="5943600" cy="2879090"/>
+                    </a:xfrm>
+                    <a:prstGeom prst="rect">
+                      <a:avLst/>
+                    </a:prstGeom>
+                  </pic:spPr>
+                </pic:pic>
+              </a:graphicData>
+            </a:graphic>
+          </wp:inline>
+        </w:drawing>
+      </w:r>
+      <w:r>
+        <w:rPr>
+          <w:rFonts w:cstheme="minorHAnsi"/>
+        </w:rPr>
+        <w:t>POST /v1/</w:t>
+      </w:r>
+      <w:r>
+        <w:rPr>
+          <w:rFonts w:cstheme="minorHAnsi"/>
+        </w:rPr>
+        <w:t>positions</w:t>
+      </w:r>
+      <w:r>
+        <w:rPr>
+          <w:rFonts w:cstheme="minorHAnsi"/>
+        </w:rPr>
+        <w:t xml:space="preserve"> </w:t>
+      </w:r>
+      <w:proofErr w:type="spellStart"/>
+      <w:r>
+        <w:rPr>
+          <w:rFonts w:cstheme="minorHAnsi"/>
+        </w:rPr>
+        <w:t>Creare</w:t>
+      </w:r>
+      <w:proofErr w:type="spellEnd"/>
+      <w:r>
+        <w:rPr>
+          <w:rFonts w:cstheme="minorHAnsi"/>
+        </w:rPr>
+        <w:t xml:space="preserve"> </w:t>
+      </w:r>
+      <w:proofErr w:type="spellStart"/>
+      <w:r>
+        <w:rPr>
+          <w:rFonts w:cstheme="minorHAnsi"/>
+        </w:rPr>
+        <w:t>functie</w:t>
+      </w:r>
+      <w:proofErr w:type="spellEnd"/>
+      <w:r>
+        <w:rPr>
+          <w:rFonts w:cstheme="minorHAnsi"/>
+        </w:rPr>
+        <w:t xml:space="preserve"> </w:t>
+      </w:r>
+      <w:proofErr w:type="spellStart"/>
+      <w:r>
+        <w:rPr>
+          <w:rFonts w:cstheme="minorHAnsi"/>
+        </w:rPr>
+        <w:t>angajat</w:t>
+      </w:r>
+      <w:proofErr w:type="spellEnd"/>
+    </w:p>
+    <w:p>
+      <w:pPr>
+        <w:numPr>
+          <w:ilvl w:val="1"/>
+          <w:numId w:val="6"/>
+        </w:numPr>
+        <w:rPr>
+          <w:rFonts w:cstheme="minorHAnsi"/>
+        </w:rPr>
+      </w:pPr>
+      <w:proofErr w:type="spellStart"/>
+      <w:r>
+        <w:rPr>
+          <w:rFonts w:cstheme="minorHAnsi"/>
+        </w:rPr>
+        <w:t>Creare</w:t>
+      </w:r>
+      <w:proofErr w:type="spellEnd"/>
+      <w:r>
+        <w:rPr>
+          <w:rFonts w:cstheme="minorHAnsi"/>
+        </w:rPr>
+        <w:t xml:space="preserve"> </w:t>
+      </w:r>
+      <w:proofErr w:type="spellStart"/>
+      <w:r>
+        <w:rPr>
+          <w:rFonts w:cstheme="minorHAnsi"/>
+        </w:rPr>
+        <w:t>functie</w:t>
+      </w:r>
+      <w:proofErr w:type="spellEnd"/>
+      <w:r>
+        <w:rPr>
+          <w:rFonts w:cstheme="minorHAnsi"/>
+        </w:rPr>
+        <w:t xml:space="preserve"> cu </w:t>
+      </w:r>
+      <w:proofErr w:type="spellStart"/>
+      <w:r>
+        <w:rPr>
+          <w:rFonts w:cstheme="minorHAnsi"/>
+        </w:rPr>
+        <w:t>toate</w:t>
+      </w:r>
+      <w:proofErr w:type="spellEnd"/>
+      <w:r>
+        <w:rPr>
+          <w:rFonts w:cstheme="minorHAnsi"/>
+        </w:rPr>
+        <w:t xml:space="preserve"> </w:t>
+      </w:r>
+      <w:proofErr w:type="spellStart"/>
+      <w:r>
+        <w:rPr>
+          <w:rFonts w:cstheme="minorHAnsi"/>
+        </w:rPr>
+        <w:t>datele</w:t>
+      </w:r>
+      <w:proofErr w:type="spellEnd"/>
+      <w:r>
+        <w:rPr>
+          <w:rFonts w:cstheme="minorHAnsi"/>
+        </w:rPr>
+        <w:t xml:space="preserve"> in regula</w:t>
+      </w:r>
+    </w:p>
+    <w:p>
+      <w:pPr>
+        <w:ind w:left="1440"/>
+        <w:rPr>
+          <w:rFonts w:cstheme="minorHAnsi"/>
+        </w:rPr>
+      </w:pPr>
+      <w:r>
+        <w:rPr>
+          <w:rFonts w:cstheme="minorHAnsi"/>
+        </w:rPr>
+        <w:lastRenderedPageBreak/>
+        <w:drawing>
+          <wp:inline distT="0" distB="0" distL="0" distR="0" wp14:anchorId="515F9784" wp14:editId="19696156">
+            <wp:extent cx="5943600" cy="1960880"/>
+            <wp:effectExtent l="0" t="0" r="0" b="1270"/>
+            <wp:docPr id="272699423" name="Picture 1"/>
+            <wp:cNvGraphicFramePr>
+              <a:graphicFrameLocks xmlns:a="http://schemas.openxmlformats.org/drawingml/2006/main" noChangeAspect="1"/>
+            </wp:cNvGraphicFramePr>
+            <a:graphic xmlns:a="http://schemas.openxmlformats.org/drawingml/2006/main">
+              <a:graphicData uri="http://schemas.openxmlformats.org/drawingml/2006/picture">
+                <pic:pic xmlns:pic="http://schemas.openxmlformats.org/drawingml/2006/picture">
+                  <pic:nvPicPr>
+                    <pic:cNvPr id="272699423" name=""/>
+                    <pic:cNvPicPr/>
+                  </pic:nvPicPr>
+                  <pic:blipFill>
+                    <a:blip r:embed="rId20"/>
+                    <a:stretch>
+                      <a:fillRect/>
+                    </a:stretch>
+                  </pic:blipFill>
+                  <pic:spPr>
+                    <a:xfrm>
+                      <a:off x="0" y="0"/>
+                      <a:ext cx="5943600" cy="1960880"/>
+                    </a:xfrm>
+                    <a:prstGeom prst="rect">
+                      <a:avLst/>
+                    </a:prstGeom>
+                  </pic:spPr>
+                </pic:pic>
+              </a:graphicData>
+            </a:graphic>
+          </wp:inline>
+        </w:drawing>
+      </w:r>
+    </w:p>
+    <w:p>
+      <w:pPr>
+        <w:numPr>
+          <w:ilvl w:val="1"/>
+          <w:numId w:val="6"/>
+        </w:numPr>
+        <w:rPr>
+          <w:rFonts w:cstheme="minorHAnsi"/>
+        </w:rPr>
+      </w:pPr>
+      <w:proofErr w:type="spellStart"/>
+      <w:r>
+        <w:rPr>
+          <w:rFonts w:cstheme="minorHAnsi"/>
+        </w:rPr>
+        <w:t>Creare</w:t>
+      </w:r>
+      <w:proofErr w:type="spellEnd"/>
+      <w:r>
+        <w:rPr>
+          <w:rFonts w:cstheme="minorHAnsi"/>
+        </w:rPr>
+        <w:t xml:space="preserve"> </w:t>
+      </w:r>
+      <w:proofErr w:type="spellStart"/>
+      <w:r>
+        <w:rPr>
+          <w:rFonts w:cstheme="minorHAnsi"/>
+        </w:rPr>
+        <w:t>functie</w:t>
+      </w:r>
+      <w:proofErr w:type="spellEnd"/>
+      <w:r>
+        <w:rPr>
+          <w:rFonts w:cstheme="minorHAnsi"/>
+        </w:rPr>
+        <w:t xml:space="preserve"> </w:t>
+      </w:r>
+      <w:proofErr w:type="spellStart"/>
+      <w:r>
+        <w:rPr>
+          <w:rFonts w:cstheme="minorHAnsi"/>
+        </w:rPr>
+        <w:t>fara</w:t>
+      </w:r>
+      <w:proofErr w:type="spellEnd"/>
+      <w:r>
+        <w:rPr>
+          <w:rFonts w:cstheme="minorHAnsi"/>
+        </w:rPr>
+        <w:t xml:space="preserve"> </w:t>
+      </w:r>
+      <w:proofErr w:type="spellStart"/>
+      <w:r>
+        <w:rPr>
+          <w:rFonts w:cstheme="minorHAnsi"/>
+        </w:rPr>
+        <w:t>nume</w:t>
+      </w:r>
+      <w:proofErr w:type="spellEnd"/>
+    </w:p>
+    <w:p>
+      <w:pPr>
+        <w:ind w:left="1440"/>
+        <w:rPr>
+          <w:rFonts w:cstheme="minorHAnsi"/>
+        </w:rPr>
+      </w:pPr>
+      <w:r>
+        <w:rPr>
+          <w:rFonts w:cstheme="minorHAnsi"/>
+        </w:rPr>
+        <w:drawing>
+          <wp:inline distT="0" distB="0" distL="0" distR="0" wp14:anchorId="54C27F14" wp14:editId="17B57327">
+            <wp:extent cx="5943600" cy="2449195"/>
+            <wp:effectExtent l="0" t="0" r="0" b="8255"/>
+            <wp:docPr id="1015704185" name="Picture 1"/>
+            <wp:cNvGraphicFramePr>
+              <a:graphicFrameLocks xmlns:a="http://schemas.openxmlformats.org/drawingml/2006/main" noChangeAspect="1"/>
+            </wp:cNvGraphicFramePr>
+            <a:graphic xmlns:a="http://schemas.openxmlformats.org/drawingml/2006/main">
+              <a:graphicData uri="http://schemas.openxmlformats.org/drawingml/2006/picture">
+                <pic:pic xmlns:pic="http://schemas.openxmlformats.org/drawingml/2006/picture">
+                  <pic:nvPicPr>
+                    <pic:cNvPr id="1015704185" name=""/>
+                    <pic:cNvPicPr/>
+                  </pic:nvPicPr>
+                  <pic:blipFill>
+                    <a:blip r:embed="rId21"/>
+                    <a:stretch>
+                      <a:fillRect/>
+                    </a:stretch>
+                  </pic:blipFill>
+                  <pic:spPr>
+                    <a:xfrm>
+                      <a:off x="0" y="0"/>
+                      <a:ext cx="5943600" cy="2449195"/>
+                    </a:xfrm>
+                    <a:prstGeom prst="rect">
+                      <a:avLst/>
+                    </a:prstGeom>
+                  </pic:spPr>
+                </pic:pic>
+              </a:graphicData>
+            </a:graphic>
+          </wp:inline>
+        </w:drawing>
+      </w:r>
+    </w:p>
+    <w:p>
+      <w:pPr>
+        <w:numPr>
+          <w:ilvl w:val="0"/>
+          <w:numId w:val="6"/>
+        </w:numPr>
+        <w:rPr>
+          <w:rFonts w:cstheme="minorHAnsi"/>
+        </w:rPr>
+      </w:pPr>
+      <w:r>
+        <w:rPr>
+          <w:rFonts w:cstheme="minorHAnsi"/>
+        </w:rPr>
+        <w:t>PUT /v1/</w:t>
+      </w:r>
+      <w:r>
+        <w:rPr>
+          <w:rFonts w:cstheme="minorHAnsi"/>
+        </w:rPr>
+        <w:t>positions</w:t>
+      </w:r>
+      <w:r>
+        <w:rPr>
+          <w:rFonts w:cstheme="minorHAnsi"/>
+        </w:rPr>
+        <w:t xml:space="preserve"> </w:t>
+      </w:r>
+      <w:proofErr w:type="spellStart"/>
+      <w:r>
+        <w:rPr>
+          <w:rFonts w:cstheme="minorHAnsi"/>
+        </w:rPr>
+        <w:t>Modificare</w:t>
+      </w:r>
+      <w:proofErr w:type="spellEnd"/>
+      <w:r>
+        <w:rPr>
+          <w:rFonts w:cstheme="minorHAnsi"/>
+        </w:rPr>
+        <w:t xml:space="preserve"> </w:t>
+      </w:r>
+      <w:proofErr w:type="spellStart"/>
+      <w:r>
+        <w:rPr>
+          <w:rFonts w:cstheme="minorHAnsi"/>
+        </w:rPr>
+        <w:t>functie</w:t>
+      </w:r>
+      <w:proofErr w:type="spellEnd"/>
+      <w:r>
+        <w:rPr>
+          <w:rFonts w:cstheme="minorHAnsi"/>
+        </w:rPr>
+        <w:t xml:space="preserve"> </w:t>
+      </w:r>
+      <w:proofErr w:type="spellStart"/>
+      <w:r>
+        <w:rPr>
+          <w:rFonts w:cstheme="minorHAnsi"/>
+        </w:rPr>
+        <w:t>angajat</w:t>
+      </w:r>
+      <w:proofErr w:type="spellEnd"/>
+    </w:p>
+    <w:p>
+      <w:pPr>
+        <w:numPr>
+          <w:ilvl w:val="1"/>
+          <w:numId w:val="6"/>
+        </w:numPr>
+        <w:rPr>
+          <w:rFonts w:cstheme="minorHAnsi"/>
+        </w:rPr>
+      </w:pPr>
+      <w:proofErr w:type="spellStart"/>
+      <w:r>
+        <w:rPr>
+          <w:rFonts w:cstheme="minorHAnsi"/>
+        </w:rPr>
+        <w:t>Modificare</w:t>
+      </w:r>
+      <w:proofErr w:type="spellEnd"/>
+      <w:r>
+        <w:rPr>
+          <w:rFonts w:cstheme="minorHAnsi"/>
+        </w:rPr>
+        <w:t xml:space="preserve"> </w:t>
+      </w:r>
+      <w:proofErr w:type="spellStart"/>
+      <w:r>
+        <w:rPr>
+          <w:rFonts w:cstheme="minorHAnsi"/>
+        </w:rPr>
+        <w:t>functie</w:t>
+      </w:r>
+      <w:proofErr w:type="spellEnd"/>
+      <w:r>
+        <w:rPr>
+          <w:rFonts w:cstheme="minorHAnsi"/>
+        </w:rPr>
+        <w:t xml:space="preserve"> </w:t>
+      </w:r>
+      <w:proofErr w:type="spellStart"/>
+      <w:r>
+        <w:rPr>
+          <w:rFonts w:cstheme="minorHAnsi"/>
+        </w:rPr>
+        <w:t>existenta</w:t>
+      </w:r>
+      <w:proofErr w:type="spellEnd"/>
+      <w:r>
+        <w:rPr>
+          <w:rFonts w:cstheme="minorHAnsi"/>
+        </w:rPr>
+        <w:t xml:space="preserve"> </w:t>
+      </w:r>
+      <w:proofErr w:type="spellStart"/>
+      <w:r>
+        <w:rPr>
+          <w:rFonts w:cstheme="minorHAnsi"/>
+        </w:rPr>
+        <w:t>dupa</w:t>
+      </w:r>
+      <w:proofErr w:type="spellEnd"/>
+      <w:r>
+        <w:rPr>
+          <w:rFonts w:cstheme="minorHAnsi"/>
+        </w:rPr>
+        <w:t xml:space="preserve"> id</w:t>
+      </w:r>
+    </w:p>
+    <w:p>
+      <w:pPr>
+        <w:ind w:left="1440"/>
+        <w:rPr>
+          <w:rFonts w:cstheme="minorHAnsi"/>
+        </w:rPr>
+      </w:pPr>
+      <w:r>
+        <w:rPr>
+          <w:rFonts w:cstheme="minorHAnsi"/>
+        </w:rPr>
+        <w:drawing>
+          <wp:inline distT="0" distB="0" distL="0" distR="0" wp14:anchorId="18020F79" wp14:editId="3EFAFF49">
+            <wp:extent cx="5943600" cy="2426970"/>
+            <wp:effectExtent l="0" t="0" r="0" b="0"/>
+            <wp:docPr id="520718849" name="Picture 1"/>
+            <wp:cNvGraphicFramePr>
+              <a:graphicFrameLocks xmlns:a="http://schemas.openxmlformats.org/drawingml/2006/main" noChangeAspect="1"/>
+            </wp:cNvGraphicFramePr>
+            <a:graphic xmlns:a="http://schemas.openxmlformats.org/drawingml/2006/main">
+              <a:graphicData uri="http://schemas.openxmlformats.org/drawingml/2006/picture">
+                <pic:pic xmlns:pic="http://schemas.openxmlformats.org/drawingml/2006/picture">
+                  <pic:nvPicPr>
+                    <pic:cNvPr id="520718849" name=""/>
+                    <pic:cNvPicPr/>
+                  </pic:nvPicPr>
+                  <pic:blipFill>
+                    <a:blip r:embed="rId22"/>
+                    <a:stretch>
+                      <a:fillRect/>
+                    </a:stretch>
+                  </pic:blipFill>
+                  <pic:spPr>
+                    <a:xfrm>
+                      <a:off x="0" y="0"/>
+                      <a:ext cx="5943600" cy="2426970"/>
+                    </a:xfrm>
+                    <a:prstGeom prst="rect">
+                      <a:avLst/>
+                    </a:prstGeom>
+                  </pic:spPr>
+                </pic:pic>
+              </a:graphicData>
+            </a:graphic>
+          </wp:inline>
+        </w:drawing>
+      </w:r>
+    </w:p>
+    <w:p>
+      <w:pPr>
+        <w:numPr>
+          <w:ilvl w:val="1"/>
+          <w:numId w:val="6"/>
+        </w:numPr>
+        <w:rPr>
+          <w:rFonts w:cstheme="minorHAnsi"/>
+        </w:rPr>
+      </w:pPr>
+      <w:proofErr w:type="spellStart"/>
+      <w:r>
+        <w:rPr>
+          <w:rFonts w:cstheme="minorHAnsi"/>
+        </w:rPr>
+        <w:lastRenderedPageBreak/>
+        <w:t>Modificare</w:t>
+      </w:r>
+      <w:proofErr w:type="spellEnd"/>
+      <w:r>
+        <w:rPr>
+          <w:rFonts w:cstheme="minorHAnsi"/>
+        </w:rPr>
+        <w:t xml:space="preserve"> </w:t>
+      </w:r>
+      <w:proofErr w:type="spellStart"/>
+      <w:r>
+        <w:rPr>
+          <w:rFonts w:cstheme="minorHAnsi"/>
+        </w:rPr>
+        <w:t>functie</w:t>
+      </w:r>
+      <w:proofErr w:type="spellEnd"/>
+      <w:r>
+        <w:rPr>
+          <w:rFonts w:cstheme="minorHAnsi"/>
+        </w:rPr>
+        <w:t xml:space="preserve"> </w:t>
+      </w:r>
+      <w:proofErr w:type="spellStart"/>
+      <w:r>
+        <w:rPr>
+          <w:rFonts w:cstheme="minorHAnsi"/>
+        </w:rPr>
+        <w:t>folosind</w:t>
+      </w:r>
+      <w:proofErr w:type="spellEnd"/>
+      <w:r>
+        <w:rPr>
+          <w:rFonts w:cstheme="minorHAnsi"/>
+        </w:rPr>
+        <w:t xml:space="preserve"> un id care nu </w:t>
+      </w:r>
+      <w:proofErr w:type="spellStart"/>
+      <w:r>
+        <w:rPr>
+          <w:rFonts w:cstheme="minorHAnsi"/>
+        </w:rPr>
+        <w:t>exista</w:t>
+      </w:r>
+      <w:proofErr w:type="spellEnd"/>
+    </w:p>
+    <w:p>
+      <w:pPr>
+        <w:ind w:left="1440"/>
+        <w:rPr>
+          <w:rFonts w:cstheme="minorHAnsi"/>
+        </w:rPr>
+      </w:pPr>
+      <w:r>
+        <w:rPr>
+          <w:rFonts w:cstheme="minorHAnsi"/>
+        </w:rPr>
+        <w:drawing>
+          <wp:inline distT="0" distB="0" distL="0" distR="0" wp14:anchorId="74C8DCBC" wp14:editId="107D8021">
+            <wp:extent cx="5943600" cy="2725420"/>
+            <wp:effectExtent l="0" t="0" r="0" b="0"/>
+            <wp:docPr id="2059117914" name="Picture 1"/>
+            <wp:cNvGraphicFramePr>
+              <a:graphicFrameLocks xmlns:a="http://schemas.openxmlformats.org/drawingml/2006/main" noChangeAspect="1"/>
+            </wp:cNvGraphicFramePr>
+            <a:graphic xmlns:a="http://schemas.openxmlformats.org/drawingml/2006/main">
+              <a:graphicData uri="http://schemas.openxmlformats.org/drawingml/2006/picture">
+                <pic:pic xmlns:pic="http://schemas.openxmlformats.org/drawingml/2006/picture">
+                  <pic:nvPicPr>
+                    <pic:cNvPr id="2059117914" name=""/>
+                    <pic:cNvPicPr/>
+                  </pic:nvPicPr>
+                  <pic:blipFill>
+                    <a:blip r:embed="rId23"/>
+                    <a:stretch>
+                      <a:fillRect/>
+                    </a:stretch>
+                  </pic:blipFill>
+                  <pic:spPr>
+                    <a:xfrm>
+                      <a:off x="0" y="0"/>
+                      <a:ext cx="5943600" cy="2725420"/>
+                    </a:xfrm>
+                    <a:prstGeom prst="rect">
+                      <a:avLst/>
+                    </a:prstGeom>
+                  </pic:spPr>
+                </pic:pic>
+              </a:graphicData>
+            </a:graphic>
+          </wp:inline>
+        </w:drawing>
+      </w:r>
+    </w:p>
+    <w:p>
+      <w:pPr>
+        <w:numPr>
+          <w:ilvl w:val="0"/>
+          <w:numId w:val="6"/>
+        </w:numPr>
+        <w:rPr>
+          <w:rFonts w:cstheme="minorHAnsi"/>
+        </w:rPr>
+      </w:pPr>
+      <w:r>
+        <w:rPr>
+          <w:rFonts w:cstheme="minorHAnsi"/>
+        </w:rPr>
+        <w:t>DELETE /v1/</w:t>
+      </w:r>
+      <w:r>
+        <w:rPr>
+          <w:rFonts w:cstheme="minorHAnsi"/>
+        </w:rPr>
+        <w:t>positions</w:t>
+      </w:r>
+      <w:r>
+        <w:rPr>
+          <w:rFonts w:cstheme="minorHAnsi"/>
+        </w:rPr>
+        <w:t xml:space="preserve">/{id} </w:t>
+      </w:r>
+      <w:proofErr w:type="spellStart"/>
+      <w:r>
+        <w:rPr>
+          <w:rFonts w:cstheme="minorHAnsi"/>
+        </w:rPr>
+        <w:t>Stergere</w:t>
+      </w:r>
+      <w:proofErr w:type="spellEnd"/>
+      <w:r>
+        <w:rPr>
+          <w:rFonts w:cstheme="minorHAnsi"/>
+        </w:rPr>
+        <w:t xml:space="preserve"> </w:t>
+      </w:r>
+      <w:proofErr w:type="spellStart"/>
+      <w:r>
+        <w:rPr>
+          <w:rFonts w:cstheme="minorHAnsi"/>
+        </w:rPr>
+        <w:t>functie</w:t>
+      </w:r>
+      <w:proofErr w:type="spellEnd"/>
+      <w:r>
+        <w:rPr>
+          <w:rFonts w:cstheme="minorHAnsi"/>
+        </w:rPr>
+        <w:t xml:space="preserve"> </w:t>
+      </w:r>
+      <w:proofErr w:type="spellStart"/>
+      <w:r>
+        <w:rPr>
+          <w:rFonts w:cstheme="minorHAnsi"/>
+        </w:rPr>
+        <w:t>dupa</w:t>
+      </w:r>
+      <w:proofErr w:type="spellEnd"/>
+      <w:r>
+        <w:rPr>
+          <w:rFonts w:cstheme="minorHAnsi"/>
+        </w:rPr>
+        <w:t xml:space="preserve"> id</w:t>
+      </w:r>
+    </w:p>
+    <w:p>
+      <w:pPr>
+        <w:numPr>
+          <w:ilvl w:val="1"/>
+          <w:numId w:val="6"/>
+        </w:numPr>
+        <w:rPr>
+          <w:rFonts w:cstheme="minorHAnsi"/>
+        </w:rPr>
+      </w:pPr>
+      <w:proofErr w:type="spellStart"/>
+      <w:r>
+        <w:rPr>
+          <w:rFonts w:cstheme="minorHAnsi"/>
+        </w:rPr>
+        <w:t>Stergere</w:t>
+      </w:r>
+      <w:proofErr w:type="spellEnd"/>
+      <w:r>
+        <w:rPr>
+          <w:rFonts w:cstheme="minorHAnsi"/>
+        </w:rPr>
+        <w:t xml:space="preserve"> </w:t>
+      </w:r>
+      <w:proofErr w:type="spellStart"/>
+      <w:r>
+        <w:rPr>
+          <w:rFonts w:cstheme="minorHAnsi"/>
+        </w:rPr>
+        <w:t>functie</w:t>
+      </w:r>
+      <w:proofErr w:type="spellEnd"/>
+      <w:r>
+        <w:rPr>
+          <w:rFonts w:cstheme="minorHAnsi"/>
+        </w:rPr>
+        <w:t xml:space="preserve"> </w:t>
+      </w:r>
+      <w:proofErr w:type="spellStart"/>
+      <w:r>
+        <w:rPr>
+          <w:rFonts w:cstheme="minorHAnsi"/>
+        </w:rPr>
+        <w:t>folosind</w:t>
+      </w:r>
+      <w:proofErr w:type="spellEnd"/>
+      <w:r>
+        <w:rPr>
+          <w:rFonts w:cstheme="minorHAnsi"/>
+        </w:rPr>
+        <w:t xml:space="preserve"> un id care </w:t>
+      </w:r>
+      <w:proofErr w:type="spellStart"/>
+      <w:r>
+        <w:rPr>
+          <w:rFonts w:cstheme="minorHAnsi"/>
+        </w:rPr>
+        <w:t>exista</w:t>
+      </w:r>
+      <w:proofErr w:type="spellEnd"/>
+      <w:r>
+        <w:rPr>
+          <w:rFonts w:cstheme="minorHAnsi"/>
+        </w:rPr>
+        <w:t xml:space="preserve"> </w:t>
+      </w:r>
+      <w:proofErr w:type="spellStart"/>
+      <w:r>
+        <w:rPr>
+          <w:rFonts w:cstheme="minorHAnsi"/>
+        </w:rPr>
+        <w:t>si</w:t>
+      </w:r>
+      <w:proofErr w:type="spellEnd"/>
+      <w:r>
+        <w:rPr>
+          <w:rFonts w:cstheme="minorHAnsi"/>
+        </w:rPr>
+        <w:t xml:space="preserve"> nu e </w:t>
+      </w:r>
+      <w:proofErr w:type="spellStart"/>
+      <w:r>
+        <w:rPr>
+          <w:rFonts w:cstheme="minorHAnsi"/>
+        </w:rPr>
+        <w:t>referit</w:t>
+      </w:r>
+      <w:proofErr w:type="spellEnd"/>
+    </w:p>
+    <w:p>
+      <w:pPr>
+        <w:ind w:left="1440"/>
+        <w:rPr>
+          <w:rFonts w:cstheme="minorHAnsi"/>
+        </w:rPr>
+      </w:pPr>
+      <w:r>
+        <w:rPr>
+          <w:rFonts w:cstheme="minorHAnsi"/>
+        </w:rPr>
+        <w:drawing>
+          <wp:inline distT="0" distB="0" distL="0" distR="0" wp14:anchorId="08738BAD" wp14:editId="524867DA">
+            <wp:extent cx="5943600" cy="3211830"/>
+            <wp:effectExtent l="0" t="0" r="0" b="7620"/>
+            <wp:docPr id="902676030" name="Picture 1"/>
+            <wp:cNvGraphicFramePr>
+              <a:graphicFrameLocks xmlns:a="http://schemas.openxmlformats.org/drawingml/2006/main" noChangeAspect="1"/>
+            </wp:cNvGraphicFramePr>
+            <a:graphic xmlns:a="http://schemas.openxmlformats.org/drawingml/2006/main">
+              <a:graphicData uri="http://schemas.openxmlformats.org/drawingml/2006/picture">
+                <pic:pic xmlns:pic="http://schemas.openxmlformats.org/drawingml/2006/picture">
+                  <pic:nvPicPr>
+                    <pic:cNvPr id="902676030" name=""/>
+                    <pic:cNvPicPr/>
+                  </pic:nvPicPr>
+                  <pic:blipFill>
+                    <a:blip r:embed="rId24"/>
+                    <a:stretch>
+                      <a:fillRect/>
+                    </a:stretch>
+                  </pic:blipFill>
+                  <pic:spPr>
+                    <a:xfrm>
+                      <a:off x="0" y="0"/>
+                      <a:ext cx="5943600" cy="3211830"/>
+                    </a:xfrm>
+                    <a:prstGeom prst="rect">
+                      <a:avLst/>
+                    </a:prstGeom>
+                  </pic:spPr>
+                </pic:pic>
+              </a:graphicData>
+            </a:graphic>
+          </wp:inline>
+        </w:drawing>
+      </w:r>
+    </w:p>
+    <w:p>
+      <w:pPr>
+        <w:numPr>
+          <w:ilvl w:val="1"/>
+          <w:numId w:val="6"/>
+        </w:numPr>
+        <w:rPr>
+          <w:rFonts w:cstheme="minorHAnsi"/>
+        </w:rPr>
+      </w:pPr>
+      <w:proofErr w:type="spellStart"/>
+      <w:r>
+        <w:rPr>
+          <w:rFonts w:cstheme="minorHAnsi"/>
+        </w:rPr>
+        <w:t>Stergere</w:t>
+      </w:r>
+      <w:proofErr w:type="spellEnd"/>
+      <w:r>
+        <w:rPr>
+          <w:rFonts w:cstheme="minorHAnsi"/>
+        </w:rPr>
+        <w:t xml:space="preserve"> </w:t>
+      </w:r>
+      <w:proofErr w:type="spellStart"/>
+      <w:r>
+        <w:rPr>
+          <w:rFonts w:cstheme="minorHAnsi"/>
+        </w:rPr>
+        <w:t>functie</w:t>
+      </w:r>
+      <w:proofErr w:type="spellEnd"/>
+      <w:r>
+        <w:rPr>
+          <w:rFonts w:cstheme="minorHAnsi"/>
+        </w:rPr>
+        <w:t xml:space="preserve"> </w:t>
+      </w:r>
+      <w:proofErr w:type="spellStart"/>
+      <w:r>
+        <w:rPr>
+          <w:rFonts w:cstheme="minorHAnsi"/>
+        </w:rPr>
+        <w:t>folosind</w:t>
+      </w:r>
+      <w:proofErr w:type="spellEnd"/>
+      <w:r>
+        <w:rPr>
+          <w:rFonts w:cstheme="minorHAnsi"/>
+        </w:rPr>
+        <w:t xml:space="preserve"> un id </w:t>
+      </w:r>
+      <w:proofErr w:type="spellStart"/>
+      <w:r>
+        <w:rPr>
+          <w:rFonts w:cstheme="minorHAnsi"/>
+        </w:rPr>
+        <w:t>deja</w:t>
+      </w:r>
+      <w:proofErr w:type="spellEnd"/>
+      <w:r>
+        <w:rPr>
+          <w:rFonts w:cstheme="minorHAnsi"/>
+        </w:rPr>
+        <w:t xml:space="preserve"> </w:t>
+      </w:r>
+      <w:proofErr w:type="spellStart"/>
+      <w:r>
+        <w:rPr>
+          <w:rFonts w:cstheme="minorHAnsi"/>
+        </w:rPr>
+        <w:t>referentiat</w:t>
+      </w:r>
+      <w:proofErr w:type="spellEnd"/>
+    </w:p>
+    <w:p>
+      <w:pPr>
+        <w:ind w:left="1440"/>
+        <w:rPr>
+          <w:rFonts w:cstheme="minorHAnsi"/>
+        </w:rPr>
+      </w:pPr>
+      <w:r>
+        <w:rPr>
+          <w:rFonts w:cstheme="minorHAnsi"/>
+        </w:rPr>
+        <w:lastRenderedPageBreak/>
+        <w:drawing>
+          <wp:inline distT="0" distB="0" distL="0" distR="0" wp14:anchorId="2452FCBD" wp14:editId="61E371F4">
+            <wp:extent cx="5943600" cy="2683510"/>
+            <wp:effectExtent l="0" t="0" r="0" b="2540"/>
+            <wp:docPr id="185061056" name="Picture 1"/>
+            <wp:cNvGraphicFramePr>
+              <a:graphicFrameLocks xmlns:a="http://schemas.openxmlformats.org/drawingml/2006/main" noChangeAspect="1"/>
+            </wp:cNvGraphicFramePr>
+            <a:graphic xmlns:a="http://schemas.openxmlformats.org/drawingml/2006/main">
+              <a:graphicData uri="http://schemas.openxmlformats.org/drawingml/2006/picture">
+                <pic:pic xmlns:pic="http://schemas.openxmlformats.org/drawingml/2006/picture">
+                  <pic:nvPicPr>
+                    <pic:cNvPr id="185061056" name=""/>
+                    <pic:cNvPicPr/>
+                  </pic:nvPicPr>
+                  <pic:blipFill>
+                    <a:blip r:embed="rId25"/>
+                    <a:stretch>
+                      <a:fillRect/>
+                    </a:stretch>
+                  </pic:blipFill>
+                  <pic:spPr>
+                    <a:xfrm>
+                      <a:off x="0" y="0"/>
+                      <a:ext cx="5943600" cy="2683510"/>
+                    </a:xfrm>
+                    <a:prstGeom prst="rect">
+                      <a:avLst/>
+                    </a:prstGeom>
+                  </pic:spPr>
+                </pic:pic>
+              </a:graphicData>
+            </a:graphic>
+          </wp:inline>
+        </w:drawing>
+      </w:r>
+    </w:p>
+    <w:p>
+      <w:pPr>
+        <w:numPr>
+          <w:ilvl w:val="0"/>
+          <w:numId w:val="6"/>
+        </w:numPr>
+        <w:rPr>
+          <w:rFonts w:cstheme="minorHAnsi"/>
+        </w:rPr>
+      </w:pPr>
+      <w:r>
+        <w:rPr>
+          <w:rFonts w:cstheme="minorHAnsi"/>
+        </w:rPr>
+        <w:t>GET /v1/</w:t>
+      </w:r>
+      <w:r>
+        <w:rPr>
+          <w:rFonts w:cstheme="minorHAnsi"/>
+        </w:rPr>
+        <w:t>positions</w:t>
+      </w:r>
+      <w:r>
+        <w:rPr>
+          <w:rFonts w:cstheme="minorHAnsi"/>
+        </w:rPr>
+        <w:t xml:space="preserve"> </w:t>
+      </w:r>
+      <w:proofErr w:type="spellStart"/>
+      <w:r>
+        <w:rPr>
+          <w:rFonts w:cstheme="minorHAnsi"/>
+        </w:rPr>
+        <w:t>Obtinere</w:t>
+      </w:r>
+      <w:proofErr w:type="spellEnd"/>
+      <w:r>
+        <w:rPr>
+          <w:rFonts w:cstheme="minorHAnsi"/>
+        </w:rPr>
+        <w:t xml:space="preserve"> </w:t>
+      </w:r>
+      <w:proofErr w:type="spellStart"/>
+      <w:r>
+        <w:rPr>
+          <w:rFonts w:cstheme="minorHAnsi"/>
+        </w:rPr>
+        <w:t>toate</w:t>
+      </w:r>
+      <w:proofErr w:type="spellEnd"/>
+      <w:r>
+        <w:rPr>
+          <w:rFonts w:cstheme="minorHAnsi"/>
+        </w:rPr>
+        <w:t xml:space="preserve"> </w:t>
+      </w:r>
+      <w:proofErr w:type="spellStart"/>
+      <w:r>
+        <w:rPr>
+          <w:rFonts w:cstheme="minorHAnsi"/>
+        </w:rPr>
+        <w:t>functiile</w:t>
+      </w:r>
+      <w:proofErr w:type="spellEnd"/>
+    </w:p>
+    <w:p>
+      <w:pPr>
+        <w:numPr>
+          <w:ilvl w:val="1"/>
+          <w:numId w:val="6"/>
+        </w:numPr>
+        <w:rPr>
+          <w:rFonts w:cstheme="minorHAnsi"/>
+        </w:rPr>
+      </w:pPr>
+      <w:proofErr w:type="spellStart"/>
+      <w:r>
+        <w:rPr>
+          <w:rFonts w:cstheme="minorHAnsi"/>
+        </w:rPr>
+        <w:t>Obtinere</w:t>
+      </w:r>
+      <w:proofErr w:type="spellEnd"/>
+      <w:r>
+        <w:rPr>
+          <w:rFonts w:cstheme="minorHAnsi"/>
+        </w:rPr>
+        <w:t xml:space="preserve"> </w:t>
+      </w:r>
+      <w:proofErr w:type="spellStart"/>
+      <w:r>
+        <w:rPr>
+          <w:rFonts w:cstheme="minorHAnsi"/>
+        </w:rPr>
+        <w:t>lista</w:t>
+      </w:r>
+      <w:proofErr w:type="spellEnd"/>
+      <w:r>
+        <w:rPr>
+          <w:rFonts w:cstheme="minorHAnsi"/>
+        </w:rPr>
+        <w:t xml:space="preserve"> completa cu </w:t>
+      </w:r>
+      <w:proofErr w:type="spellStart"/>
+      <w:r>
+        <w:rPr>
+          <w:rFonts w:cstheme="minorHAnsi"/>
+        </w:rPr>
+        <w:t>toate</w:t>
+      </w:r>
+      <w:proofErr w:type="spellEnd"/>
+      <w:r>
+        <w:rPr>
+          <w:rFonts w:cstheme="minorHAnsi"/>
+        </w:rPr>
+        <w:t xml:space="preserve"> </w:t>
+      </w:r>
+      <w:proofErr w:type="spellStart"/>
+      <w:r>
+        <w:rPr>
+          <w:rFonts w:cstheme="minorHAnsi"/>
+        </w:rPr>
+        <w:t>functiile</w:t>
+      </w:r>
+      <w:proofErr w:type="spellEnd"/>
+    </w:p>
+    <w:p>
+      <w:pPr>
+        <w:ind w:left="1440"/>
+        <w:rPr>
+          <w:rFonts w:cstheme="minorHAnsi"/>
+        </w:rPr>
+      </w:pPr>
+      <w:r>
+        <w:rPr>
+          <w:rFonts w:cstheme="minorHAnsi"/>
+        </w:rPr>
+        <w:drawing>
+          <wp:inline distT="0" distB="0" distL="0" distR="0" wp14:anchorId="02063AC8" wp14:editId="758BC4F6">
+            <wp:extent cx="5943600" cy="3900170"/>
+            <wp:effectExtent l="0" t="0" r="0" b="5080"/>
+            <wp:docPr id="699710892" name="Picture 1"/>
+            <wp:cNvGraphicFramePr>
+              <a:graphicFrameLocks xmlns:a="http://schemas.openxmlformats.org/drawingml/2006/main" noChangeAspect="1"/>
+            </wp:cNvGraphicFramePr>
+            <a:graphic xmlns:a="http://schemas.openxmlformats.org/drawingml/2006/main">
+              <a:graphicData uri="http://schemas.openxmlformats.org/drawingml/2006/picture">
+                <pic:pic xmlns:pic="http://schemas.openxmlformats.org/drawingml/2006/picture">
+                  <pic:nvPicPr>
+                    <pic:cNvPr id="699710892" name=""/>
+                    <pic:cNvPicPr/>
+                  </pic:nvPicPr>
+                  <pic:blipFill>
+                    <a:blip r:embed="rId26"/>
+                    <a:stretch>
+                      <a:fillRect/>
+                    </a:stretch>
+                  </pic:blipFill>
+                  <pic:spPr>
+                    <a:xfrm>
+                      <a:off x="0" y="0"/>
+                      <a:ext cx="5943600" cy="3900170"/>
+                    </a:xfrm>
+                    <a:prstGeom prst="rect">
+                      <a:avLst/>
+                    </a:prstGeom>
+                  </pic:spPr>
+                </pic:pic>
+              </a:graphicData>
+            </a:graphic>
+          </wp:inline>
+        </w:drawing>
+      </w:r>
+    </w:p>
+    <w:p>
+      <w:pPr>
+        <w:numPr>
+          <w:ilvl w:val="0"/>
+          <w:numId w:val="6"/>
+        </w:numPr>
+        <w:rPr>
+          <w:rFonts w:cstheme="minorHAnsi"/>
+        </w:rPr>
+      </w:pPr>
+      <w:r>
+        <w:rPr>
+          <w:rFonts w:cstheme="minorHAnsi"/>
+        </w:rPr>
+        <w:t>GET /v1/</w:t>
+      </w:r>
+      <w:r>
+        <w:rPr>
+          <w:rFonts w:cstheme="minorHAnsi"/>
+        </w:rPr>
+        <w:t>positions</w:t>
+      </w:r>
+      <w:r>
+        <w:rPr>
+          <w:rFonts w:cstheme="minorHAnsi"/>
+        </w:rPr>
+        <w:t xml:space="preserve">/{id} </w:t>
+      </w:r>
+      <w:proofErr w:type="spellStart"/>
+      <w:r>
+        <w:rPr>
+          <w:rFonts w:cstheme="minorHAnsi"/>
+        </w:rPr>
+        <w:t>Obtinere</w:t>
+      </w:r>
+      <w:proofErr w:type="spellEnd"/>
+      <w:r>
+        <w:rPr>
+          <w:rFonts w:cstheme="minorHAnsi"/>
+        </w:rPr>
+        <w:t xml:space="preserve"> </w:t>
+      </w:r>
+      <w:proofErr w:type="spellStart"/>
+      <w:r>
+        <w:rPr>
+          <w:rFonts w:cstheme="minorHAnsi"/>
+        </w:rPr>
+        <w:t>functie</w:t>
+      </w:r>
+      <w:proofErr w:type="spellEnd"/>
+      <w:r>
+        <w:rPr>
+          <w:rFonts w:cstheme="minorHAnsi"/>
+        </w:rPr>
+        <w:t xml:space="preserve"> </w:t>
+      </w:r>
+      <w:proofErr w:type="spellStart"/>
+      <w:r>
+        <w:rPr>
+          <w:rFonts w:cstheme="minorHAnsi"/>
+        </w:rPr>
+        <w:t>dupa</w:t>
+      </w:r>
+      <w:proofErr w:type="spellEnd"/>
+      <w:r>
+        <w:rPr>
+          <w:rFonts w:cstheme="minorHAnsi"/>
+        </w:rPr>
+        <w:t xml:space="preserve"> id</w:t>
+      </w:r>
+    </w:p>
+    <w:p>
+      <w:pPr>
+        <w:numPr>
+          <w:ilvl w:val="1"/>
+          <w:numId w:val="6"/>
+        </w:numPr>
+        <w:rPr>
+          <w:rFonts w:cstheme="minorHAnsi"/>
+        </w:rPr>
+      </w:pPr>
+      <w:proofErr w:type="spellStart"/>
+      <w:r>
+        <w:rPr>
+          <w:rFonts w:cstheme="minorHAnsi"/>
+        </w:rPr>
+        <w:t>Obtinere</w:t>
+      </w:r>
+      <w:proofErr w:type="spellEnd"/>
+      <w:r>
+        <w:rPr>
+          <w:rFonts w:cstheme="minorHAnsi"/>
+        </w:rPr>
+        <w:t xml:space="preserve"> </w:t>
+      </w:r>
+      <w:proofErr w:type="spellStart"/>
+      <w:r>
+        <w:rPr>
+          <w:rFonts w:cstheme="minorHAnsi"/>
+        </w:rPr>
+        <w:t>functie</w:t>
+      </w:r>
+      <w:proofErr w:type="spellEnd"/>
+      <w:r>
+        <w:rPr>
+          <w:rFonts w:cstheme="minorHAnsi"/>
+        </w:rPr>
+        <w:t xml:space="preserve"> </w:t>
+      </w:r>
+      <w:proofErr w:type="spellStart"/>
+      <w:r>
+        <w:rPr>
+          <w:rFonts w:cstheme="minorHAnsi"/>
+        </w:rPr>
+        <w:t>folosind</w:t>
+      </w:r>
+      <w:proofErr w:type="spellEnd"/>
+      <w:r>
+        <w:rPr>
+          <w:rFonts w:cstheme="minorHAnsi"/>
+        </w:rPr>
+        <w:t xml:space="preserve"> un id care nu </w:t>
+      </w:r>
+      <w:proofErr w:type="spellStart"/>
+      <w:r>
+        <w:rPr>
+          <w:rFonts w:cstheme="minorHAnsi"/>
+        </w:rPr>
+        <w:t>exista</w:t>
+      </w:r>
+      <w:proofErr w:type="spellEnd"/>
+    </w:p>
+    <w:p>
+      <w:pPr>
+        <w:ind w:left="1440"/>
+        <w:rPr>
+          <w:rFonts w:cstheme="minorHAnsi"/>
+        </w:rPr>
+      </w:pPr>
+      <w:r>
+        <w:rPr>
+          <w:rFonts w:cstheme="minorHAnsi"/>
+        </w:rPr>
+        <w:lastRenderedPageBreak/>
+        <w:drawing>
+          <wp:inline distT="0" distB="0" distL="0" distR="0" wp14:anchorId="709965BF" wp14:editId="3130C829">
+            <wp:extent cx="5943600" cy="2666365"/>
+            <wp:effectExtent l="0" t="0" r="0" b="635"/>
+            <wp:docPr id="801994059" name="Picture 1"/>
+            <wp:cNvGraphicFramePr>
+              <a:graphicFrameLocks xmlns:a="http://schemas.openxmlformats.org/drawingml/2006/main" noChangeAspect="1"/>
+            </wp:cNvGraphicFramePr>
+            <a:graphic xmlns:a="http://schemas.openxmlformats.org/drawingml/2006/main">
+              <a:graphicData uri="http://schemas.openxmlformats.org/drawingml/2006/picture">
+                <pic:pic xmlns:pic="http://schemas.openxmlformats.org/drawingml/2006/picture">
+                  <pic:nvPicPr>
+                    <pic:cNvPr id="801994059" name=""/>
+                    <pic:cNvPicPr/>
+                  </pic:nvPicPr>
+                  <pic:blipFill>
+                    <a:blip r:embed="rId27"/>
+                    <a:stretch>
+                      <a:fillRect/>
+                    </a:stretch>
+                  </pic:blipFill>
+                  <pic:spPr>
+                    <a:xfrm>
+                      <a:off x="0" y="0"/>
+                      <a:ext cx="5943600" cy="2666365"/>
+                    </a:xfrm>
+                    <a:prstGeom prst="rect">
+                      <a:avLst/>
+                    </a:prstGeom>
+                  </pic:spPr>
+                </pic:pic>
+              </a:graphicData>
+            </a:graphic>
+          </wp:inline>
+        </w:drawing>
+      </w:r>
+    </w:p>
+    <w:p>
+      <w:pPr>
+        <w:pStyle w:val="Heading1"/>
+        <w:rPr>
+          <w:rFonts w:asciiTheme="minorHAnsi" w:hAnsiTheme="minorHAnsi" w:cstheme="minorHAnsi"/>
+        </w:rPr>
+      </w:pPr>
+      <w:bookmarkStart w:id="4" w:name="_Toc234813819"/>
+      <w:r>
+        <w:rPr>
+          <w:rFonts w:asciiTheme="minorHAnsi" w:hAnsiTheme="minorHAnsi" w:cstheme="minorHAnsi"/>
+        </w:rPr>
         <w:t xml:space="preserve">Model </w:t>
       </w:r>
       <w:proofErr w:type="spellStart"/>
       <w:r>
+        <w:rPr>
+          <w:rFonts w:asciiTheme="minorHAnsi" w:hAnsiTheme="minorHAnsi" w:cstheme="minorHAnsi"/>
+        </w:rPr>
         <w:t>baza</w:t>
       </w:r>
       <w:proofErr w:type="spellEnd"/>
       <w:r>
+        <w:rPr>
+          <w:rFonts w:asciiTheme="minorHAnsi" w:hAnsiTheme="minorHAnsi" w:cstheme="minorHAnsi"/>
+        </w:rPr>
         <w:t xml:space="preserve"> de date</w:t>
       </w:r>
-      <w:bookmarkEnd w:id="2"/>
+      <w:bookmarkEnd w:id="4"/>
     </w:p>
     <w:p>
       <w:pPr>
@@ -698,53 +5705,92 @@
           <w:ilvl w:val="0"/>
           <w:numId w:val="3"/>
         </w:numPr>
-      </w:pPr>
-      <w:proofErr w:type="spellStart"/>
-      <w:r>
+        <w:rPr>
+          <w:rFonts w:cstheme="minorHAnsi"/>
+        </w:rPr>
+      </w:pPr>
+      <w:proofErr w:type="spellStart"/>
+      <w:r>
+        <w:rPr>
+          <w:rFonts w:cstheme="minorHAnsi"/>
+        </w:rPr>
         <w:t>Angajat</w:t>
       </w:r>
       <w:proofErr w:type="spellEnd"/>
       <w:r>
+        <w:rPr>
+          <w:rFonts w:cstheme="minorHAnsi"/>
+        </w:rPr>
         <w:t xml:space="preserve"> (</w:t>
       </w:r>
       <w:proofErr w:type="spellStart"/>
       <w:r>
+        <w:rPr>
+          <w:rFonts w:cstheme="minorHAnsi"/>
+        </w:rPr>
         <w:t>id_angajat</w:t>
       </w:r>
       <w:proofErr w:type="spellEnd"/>
       <w:r>
+        <w:rPr>
+          <w:rFonts w:cstheme="minorHAnsi"/>
+        </w:rPr>
         <w:t xml:space="preserve">#, </w:t>
       </w:r>
       <w:proofErr w:type="spellStart"/>
       <w:r>
+        <w:rPr>
+          <w:rFonts w:cstheme="minorHAnsi"/>
+        </w:rPr>
         <w:t>nume</w:t>
       </w:r>
       <w:proofErr w:type="spellEnd"/>
       <w:r>
+        <w:rPr>
+          <w:rFonts w:cstheme="minorHAnsi"/>
+        </w:rPr>
         <w:t xml:space="preserve">, </w:t>
       </w:r>
       <w:proofErr w:type="spellStart"/>
       <w:r>
+        <w:rPr>
+          <w:rFonts w:cstheme="minorHAnsi"/>
+        </w:rPr>
         <w:t>prenume</w:t>
       </w:r>
       <w:proofErr w:type="spellEnd"/>
       <w:r>
+        <w:rPr>
+          <w:rFonts w:cstheme="minorHAnsi"/>
+        </w:rPr>
         <w:t xml:space="preserve">, email, </w:t>
       </w:r>
       <w:proofErr w:type="spellStart"/>
       <w:r>
+        <w:rPr>
+          <w:rFonts w:cstheme="minorHAnsi"/>
+        </w:rPr>
         <w:t>data_angajarii</w:t>
       </w:r>
       <w:proofErr w:type="spellEnd"/>
       <w:r>
+        <w:rPr>
+          <w:rFonts w:cstheme="minorHAnsi"/>
+        </w:rPr>
         <w:t xml:space="preserve">, </w:t>
       </w:r>
       <w:proofErr w:type="spellStart"/>
       <w:r>
+        <w:rPr>
+          <w:rFonts w:cstheme="minorHAnsi"/>
+        </w:rPr>
         <w:t>fk_functie</w:t>
       </w:r>
       <w:proofErr w:type="spellEnd"/>
       <w:r>
+        <w:rPr>
+          <w:rFonts w:cstheme="minorHAnsi"/>
+        </w:rPr>
         <w:t>)</w:t>
       </w:r>
     </w:p>
@@ -755,45 +5801,71 @@
           <w:ilvl w:val="0"/>
           <w:numId w:val="3"/>
         </w:numPr>
+        <w:rPr>
+          <w:rFonts w:cstheme="minorHAnsi"/>
+        </w:rPr>
       </w:pPr>
       <w:proofErr w:type="spellStart"/>
       <w:proofErr w:type="gramStart"/>
       <w:r>
+        <w:rPr>
+          <w:rFonts w:cstheme="minorHAnsi"/>
+        </w:rPr>
         <w:t>Functie</w:t>
       </w:r>
       <w:proofErr w:type="spellEnd"/>
       <w:r>
+        <w:rPr>
+          <w:rFonts w:cstheme="minorHAnsi"/>
+        </w:rPr>
         <w:t>(</w:t>
       </w:r>
       <w:proofErr w:type="spellStart"/>
       <w:proofErr w:type="gramEnd"/>
       <w:r>
+        <w:rPr>
+          <w:rFonts w:cstheme="minorHAnsi"/>
+        </w:rPr>
         <w:t>id_functie</w:t>
       </w:r>
       <w:proofErr w:type="spellEnd"/>
       <w:r>
+        <w:rPr>
+          <w:rFonts w:cstheme="minorHAnsi"/>
+        </w:rPr>
         <w:t xml:space="preserve">#, </w:t>
       </w:r>
       <w:proofErr w:type="spellStart"/>
       <w:r>
+        <w:rPr>
+          <w:rFonts w:cstheme="minorHAnsi"/>
+        </w:rPr>
         <w:t>denumire</w:t>
       </w:r>
       <w:proofErr w:type="spellEnd"/>
       <w:r>
+        <w:rPr>
+          <w:rFonts w:cstheme="minorHAnsi"/>
+        </w:rPr>
         <w:t>)</w:t>
       </w:r>
     </w:p>
     <w:p>
       <w:pPr>
         <w:pStyle w:val="Heading1"/>
-      </w:pPr>
-      <w:bookmarkStart w:id="3" w:name="_Toc234069812"/>
-      <w:proofErr w:type="spellStart"/>
-      <w:r>
-        <w:lastRenderedPageBreak/>
+        <w:rPr>
+          <w:rFonts w:asciiTheme="minorHAnsi" w:hAnsiTheme="minorHAnsi" w:cstheme="minorHAnsi"/>
+        </w:rPr>
+      </w:pPr>
+      <w:bookmarkStart w:id="5" w:name="_Toc234813820"/>
+      <w:proofErr w:type="spellStart"/>
+      <w:r>
+        <w:rPr>
+          <w:rFonts w:asciiTheme="minorHAnsi" w:hAnsiTheme="minorHAnsi" w:cstheme="minorHAnsi"/>
+        </w:rPr>
         <w:t>Articole</w:t>
       </w:r>
-      <w:bookmarkEnd w:id="3"/>
+      <w:bookmarkEnd w:id="5"/>
       <w:proofErr w:type="spellEnd"/>
     </w:p>
     <w:p>
@@ -803,8 +5875,14 @@
           <w:ilvl w:val="0"/>
           <w:numId w:val="2"/>
         </w:numPr>
-      </w:pPr>
-      <w:r>
+        <w:rPr>
+          <w:rFonts w:cstheme="minorHAnsi"/>
+        </w:rPr>
+      </w:pPr>
+      <w:r>
+        <w:rPr>
+          <w:rFonts w:cstheme="minorHAnsi"/>
+        </w:rPr>
         <w:t>https://blog.postman.com/rest-api-best-practices/</w:t>
       </w:r>
     </w:p>
@@ -815,8 +5893,14 @@
           <w:ilvl w:val="0"/>
           <w:numId w:val="2"/>
         </w:numPr>
-      </w:pPr>
-      <w:r>
+        <w:rPr>
+          <w:rFonts w:cstheme="minorHAnsi"/>
+        </w:rPr>
+      </w:pPr>
+      <w:r>
+        <w:rPr>
+          <w:rFonts w:cstheme="minorHAnsi"/>
+        </w:rPr>
         <w:t>https://medium.com/@anandjeyaseelan10/rest-api-development-using-spring-boot-step-by-step-7112e3be432b</w:t>
       </w:r>
     </w:p>
@@ -827,8 +5911,14 @@
           <w:ilvl w:val="0"/>
           <w:numId w:val="2"/>
         </w:numPr>
-      </w:pPr>
-      <w:r>
+        <w:rPr>
+          <w:rFonts w:cstheme="minorHAnsi"/>
+        </w:rPr>
+      </w:pPr>
+      <w:r>
+        <w:rPr>
+          <w:rFonts w:cstheme="minorHAnsi"/>
+        </w:rPr>
         <w:t>https://medium.com/@AlexanderObregon/using-spring-boot-with-postgresql-for-data-persistence-49e843ab46fc</w:t>
       </w:r>
     </w:p>
@@ -839,8 +5929,14 @@
           <w:ilvl w:val="0"/>
           <w:numId w:val="2"/>
         </w:numPr>
-      </w:pPr>
-      <w:r>
+        <w:rPr>
+          <w:rFonts w:cstheme="minorHAnsi"/>
+        </w:rPr>
+      </w:pPr>
+      <w:r>
+        <w:rPr>
+          <w:rFonts w:cstheme="minorHAnsi"/>
+        </w:rPr>
         <w:t>https://www.iso.org/iso-8601-date-and-time-format.html</w:t>
       </w:r>
     </w:p>
@@ -851,8 +5947,14 @@
           <w:ilvl w:val="0"/>
           <w:numId w:val="2"/>
         </w:numPr>
-      </w:pPr>
-      <w:r>
+        <w:rPr>
+          <w:rFonts w:cstheme="minorHAnsi"/>
+        </w:rPr>
+      </w:pPr>
+      <w:r>
+        <w:rPr>
+          <w:rFonts w:cstheme="minorHAnsi"/>
+        </w:rPr>
         <w:t>http://w3schools.com/sql/sql_foreignkey.asp</w:t>
       </w:r>
     </w:p>
@@ -863,8 +5965,14 @@
           <w:ilvl w:val="0"/>
           <w:numId w:val="2"/>
         </w:numPr>
-      </w:pPr>
-      <w:r>
+        <w:rPr>
+          <w:rFonts w:cstheme="minorHAnsi"/>
+        </w:rPr>
+      </w:pPr>
+      <w:r>
+        <w:rPr>
+          <w:rFonts w:cstheme="minorHAnsi"/>
+        </w:rPr>
         <w:t>https://www.postgresql.org/docs/current/sql-createsequence.html</w:t>
       </w:r>
     </w:p>
@@ -875,8 +5983,14 @@
           <w:ilvl w:val="0"/>
           <w:numId w:val="2"/>
         </w:numPr>
-      </w:pPr>
-      <w:r>
+        <w:rPr>
+          <w:rFonts w:cstheme="minorHAnsi"/>
+        </w:rPr>
+      </w:pPr>
+      <w:r>
+        <w:rPr>
+          <w:rFonts w:cstheme="minorHAnsi"/>
+        </w:rPr>
         <w:t>https://www.baeldung.com/spring-jpa-sequence-nextval</w:t>
       </w:r>
     </w:p>
@@ -887,11 +6001,15 @@
           <w:ilvl w:val="0"/>
           <w:numId w:val="2"/>
         </w:numPr>
-      </w:pPr>
-      <w:hyperlink r:id="rId8" w:history="1">
+        <w:rPr>
+          <w:rFonts w:cstheme="minorHAnsi"/>
+        </w:rPr>
+      </w:pPr>
+      <w:hyperlink r:id="rId28" w:history="1">
         <w:r>
           <w:rPr>
             <w:rStyle w:val="Hyperlink"/>
+            <w:rFonts w:cstheme="minorHAnsi"/>
           </w:rPr>
           <w:t>https://www.baeldung.com/java-validation</w:t>
         </w:r>
@@ -904,11 +6022,15 @@
           <w:ilvl w:val="0"/>
           <w:numId w:val="2"/>
         </w:numPr>
-      </w:pPr>
-      <w:hyperlink r:id="rId9" w:history="1">
+        <w:rPr>
+          <w:rFonts w:cstheme="minorHAnsi"/>
+        </w:rPr>
+      </w:pPr>
+      <w:hyperlink r:id="rId29" w:history="1">
         <w:r>
           <w:rPr>
             <w:rStyle w:val="Hyperlink"/>
+            <w:rFonts w:cstheme="minorHAnsi"/>
           </w:rPr>
           <w:t>https://www.baeldung.com/exception-handling-for-rest-with-spring</w:t>
         </w:r>
@@ -921,11 +6043,15 @@
           <w:ilvl w:val="0"/>
           <w:numId w:val="2"/>
         </w:numPr>
-      </w:pPr>
-      <w:hyperlink r:id="rId10" w:history="1">
+        <w:rPr>
+          <w:rFonts w:cstheme="minorHAnsi"/>
+        </w:rPr>
+      </w:pPr>
+      <w:hyperlink r:id="rId30" w:history="1">
         <w:r>
           <w:rPr>
             <w:rStyle w:val="Hyperlink"/>
+            <w:rFonts w:cstheme="minorHAnsi"/>
           </w:rPr>
           <w:t>https://www.baeldung.com/spring-boot-return-errors-problemdetail</w:t>
         </w:r>
@@ -938,11 +6064,15 @@
           <w:ilvl w:val="0"/>
           <w:numId w:val="2"/>
         </w:numPr>
-      </w:pPr>
-      <w:hyperlink r:id="rId11" w:history="1">
+        <w:rPr>
+          <w:rFonts w:cstheme="minorHAnsi"/>
+        </w:rPr>
+      </w:pPr>
+      <w:hyperlink r:id="rId31" w:history="1">
         <w:r>
           <w:rPr>
             <w:rStyle w:val="Hyperlink"/>
+            <w:rFonts w:cstheme="minorHAnsi"/>
           </w:rPr>
           <w:t>https://microsoft.github.io/code-with-engineering-playbook/design/design-patterns/rest-api-design-guidance/</w:t>
         </w:r>
@@ -955,11 +6085,15 @@
           <w:ilvl w:val="0"/>
           <w:numId w:val="2"/>
         </w:numPr>
-      </w:pPr>
-      <w:hyperlink r:id="rId12" w:history="1">
+        <w:rPr>
+          <w:rFonts w:cstheme="minorHAnsi"/>
+        </w:rPr>
+      </w:pPr>
+      <w:hyperlink r:id="rId32" w:history="1">
         <w:r>
           <w:rPr>
             <w:rStyle w:val="Hyperlink"/>
+            <w:rFonts w:cstheme="minorHAnsi"/>
           </w:rPr>
           <w:t>https://www.baeldung.com/spring-data-sorting</w:t>
         </w:r>
@@ -972,11 +6106,15 @@
           <w:ilvl w:val="0"/>
           <w:numId w:val="2"/>
         </w:numPr>
-      </w:pPr>
-      <w:hyperlink r:id="rId13" w:history="1">
+        <w:rPr>
+          <w:rFonts w:cstheme="minorHAnsi"/>
+        </w:rPr>
+      </w:pPr>
+      <w:hyperlink r:id="rId33" w:history="1">
         <w:r>
           <w:rPr>
             <w:rStyle w:val="Hyperlink"/>
+            <w:rFonts w:cstheme="minorHAnsi"/>
           </w:rPr>
           <w:t>https://www.geeksforgeeks.org/springboot/working-with-http-headers-in-spring-mvc-requestheader-and-responseheader/</w:t>
         </w:r>
@@ -989,11 +6127,15 @@
           <w:ilvl w:val="0"/>
           <w:numId w:val="2"/>
         </w:numPr>
-      </w:pPr>
-      <w:hyperlink r:id="rId14" w:history="1">
+        <w:rPr>
+          <w:rFonts w:cstheme="minorHAnsi"/>
+        </w:rPr>
+      </w:pPr>
+      <w:hyperlink r:id="rId34" w:history="1">
         <w:r>
           <w:rPr>
             <w:rStyle w:val="Hyperlink"/>
+            <w:rFonts w:cstheme="minorHAnsi"/>
           </w:rPr>
           <w:t>https://www.baeldung.com/spring-rest-openapi-documentation</w:t>
         </w:r>
@@ -1006,7 +6148,19 @@
           <w:ilvl w:val="0"/>
           <w:numId w:val="2"/>
         </w:numPr>
-      </w:pPr>
+        <w:rPr>
+          <w:rFonts w:cstheme="minorHAnsi"/>
+        </w:rPr>
+      </w:pPr>
+      <w:hyperlink r:id="rId35" w:history="1">
+        <w:r>
+          <w:rPr>
+            <w:rStyle w:val="Hyperlink"/>
+            <w:rFonts w:cstheme="minorHAnsi"/>
+          </w:rPr>
+          <w:t>https://marconak-matej.medium.com/mms-boot-notes-documenting-spring-boot-apis-springdoc-openapi-takes-the-lead-1c9863c8f685</w:t>
+        </w:r>
+      </w:hyperlink>
     </w:p>
     <w:sectPr>
       <w:pgSz w:w="12240" w:h="15840"/>
@@ -1247,9 +6401,357 @@
     </w:lvl>
   </w:abstractNum>
   <w:abstractNum w:abstractNumId="2" w15:restartNumberingAfterBreak="0">
+    <w:nsid w:val="52FC4D71"/>
+    <w:multiLevelType w:val="hybridMultilevel"/>
+    <w:tmpl w:val="7AE8AE2A"/>
+    <w:lvl w:ilvl="0" w:tplc="0409000F">
+      <w:start w:val="1"/>
+      <w:numFmt w:val="decimal"/>
+      <w:lvlText w:val="%1."/>
+      <w:lvlJc w:val="left"/>
+      <w:pPr>
+        <w:ind w:left="1440" w:hanging="360"/>
+      </w:pPr>
+    </w:lvl>
+    <w:lvl w:ilvl="1" w:tplc="04090019" w:tentative="1">
+      <w:start w:val="1"/>
+      <w:numFmt w:val="lowerLetter"/>
+      <w:lvlText w:val="%2."/>
+      <w:lvlJc w:val="left"/>
+      <w:pPr>
+        <w:ind w:left="2160" w:hanging="360"/>
+      </w:pPr>
+    </w:lvl>
+    <w:lvl w:ilvl="2" w:tplc="0409001B" w:tentative="1">
+      <w:start w:val="1"/>
+      <w:numFmt w:val="lowerRoman"/>
+      <w:lvlText w:val="%3."/>
+      <w:lvlJc w:val="right"/>
+      <w:pPr>
+        <w:ind w:left="2880" w:hanging="180"/>
+      </w:pPr>
+    </w:lvl>
+    <w:lvl w:ilvl="3" w:tplc="0409000F" w:tentative="1">
+      <w:start w:val="1"/>
+      <w:numFmt w:val="decimal"/>
+      <w:lvlText w:val="%4."/>
+      <w:lvlJc w:val="left"/>
+      <w:pPr>
+        <w:ind w:left="3600" w:hanging="360"/>
+      </w:pPr>
+    </w:lvl>
+    <w:lvl w:ilvl="4" w:tplc="04090019" w:tentative="1">
+      <w:start w:val="1"/>
+      <w:numFmt w:val="lowerLetter"/>
+      <w:lvlText w:val="%5."/>
+      <w:lvlJc w:val="left"/>
+      <w:pPr>
+        <w:ind w:left="4320" w:hanging="360"/>
+      </w:pPr>
+    </w:lvl>
+    <w:lvl w:ilvl="5" w:tplc="0409001B" w:tentative="1">
+      <w:start w:val="1"/>
+      <w:numFmt w:val="lowerRoman"/>
+      <w:lvlText w:val="%6."/>
+      <w:lvlJc w:val="right"/>
+      <w:pPr>
+        <w:ind w:left="5040" w:hanging="180"/>
+      </w:pPr>
+    </w:lvl>
+    <w:lvl w:ilvl="6" w:tplc="0409000F" w:tentative="1">
+      <w:start w:val="1"/>
+      <w:numFmt w:val="decimal"/>
+      <w:lvlText w:val="%7."/>
+      <w:lvlJc w:val="left"/>
+      <w:pPr>
+        <w:ind w:left="5760" w:hanging="360"/>
+      </w:pPr>
+    </w:lvl>
+    <w:lvl w:ilvl="7" w:tplc="04090019" w:tentative="1">
+      <w:start w:val="1"/>
+      <w:numFmt w:val="lowerLetter"/>
+      <w:lvlText w:val="%8."/>
+      <w:lvlJc w:val="left"/>
+      <w:pPr>
+        <w:ind w:left="6480" w:hanging="360"/>
+      </w:pPr>
+    </w:lvl>
+    <w:lvl w:ilvl="8" w:tplc="0409001B" w:tentative="1">
+      <w:start w:val="1"/>
+      <w:numFmt w:val="lowerRoman"/>
+      <w:lvlText w:val="%9."/>
+      <w:lvlJc w:val="right"/>
+      <w:pPr>
+        <w:ind w:left="7200" w:hanging="180"/>
+      </w:pPr>
+    </w:lvl>
+  </w:abstractNum>
+  <w:abstractNum w:abstractNumId="3" w15:restartNumberingAfterBreak="0">
     <w:nsid w:val="559916DF"/>
     <w:multiLevelType w:val="hybridMultilevel"/>
-    <w:tmpl w:val="4A923204"/>
+    <w:tmpl w:val="07B4C85E"/>
+    <w:lvl w:ilvl="0" w:tplc="04090001">
+      <w:start w:val="1"/>
+      <w:numFmt w:val="bullet"/>
+      <w:lvlText w:val=""/>
+      <w:lvlJc w:val="left"/>
+      <w:pPr>
+        <w:ind w:left="720" w:hanging="360"/>
+      </w:pPr>
+      <w:rPr>
+        <w:rFonts w:ascii="Symbol" w:hAnsi="Symbol" w:hint="default"/>
+      </w:rPr>
+    </w:lvl>
+    <w:lvl w:ilvl="1" w:tplc="04090003">
+      <w:start w:val="1"/>
+      <w:numFmt w:val="bullet"/>
+      <w:lvlText w:val="o"/>
+      <w:lvlJc w:val="left"/>
+      <w:pPr>
+        <w:ind w:left="1440" w:hanging="360"/>
+      </w:pPr>
+      <w:rPr>
+        <w:rFonts w:ascii="Courier New" w:hAnsi="Courier New" w:cs="Courier New" w:hint="default"/>
+      </w:rPr>
+    </w:lvl>
+    <w:lvl w:ilvl="2" w:tplc="04090005" w:tentative="1">
+      <w:start w:val="1"/>
+      <w:numFmt w:val="bullet"/>
+      <w:lvlText w:val=""/>
+      <w:lvlJc w:val="left"/>
+      <w:pPr>
+        <w:ind w:left="2160" w:hanging="360"/>
+      </w:pPr>
+      <w:rPr>
+        <w:rFonts w:ascii="Wingdings" w:hAnsi="Wingdings" w:hint="default"/>
+      </w:rPr>
+    </w:lvl>
+    <w:lvl w:ilvl="3" w:tplc="04090001" w:tentative="1">
+      <w:start w:val="1"/>
+      <w:numFmt w:val="bullet"/>
+      <w:lvlText w:val=""/>
+      <w:lvlJc w:val="left"/>
+      <w:pPr>
+        <w:ind w:left="2880" w:hanging="360"/>
+      </w:pPr>
+      <w:rPr>
+        <w:rFonts w:ascii="Symbol" w:hAnsi="Symbol" w:hint="default"/>
+      </w:rPr>
+    </w:lvl>
+    <w:lvl w:ilvl="4" w:tplc="04090003" w:tentative="1">
+      <w:start w:val="1"/>
+      <w:numFmt w:val="bullet"/>
+      <w:lvlText w:val="o"/>
+      <w:lvlJc w:val="left"/>
+      <w:pPr>
+        <w:ind w:left="3600" w:hanging="360"/>
+      </w:pPr>
+      <w:rPr>
+        <w:rFonts w:ascii="Courier New" w:hAnsi="Courier New" w:cs="Courier New" w:hint="default"/>
+      </w:rPr>
+    </w:lvl>
+    <w:lvl w:ilvl="5" w:tplc="04090005" w:tentative="1">
+      <w:start w:val="1"/>
+      <w:numFmt w:val="bullet"/>
+      <w:lvlText w:val=""/>
+      <w:lvlJc w:val="left"/>
+      <w:pPr>
+        <w:ind w:left="4320" w:hanging="360"/>
+      </w:pPr>
+      <w:rPr>
+        <w:rFonts w:ascii="Wingdings" w:hAnsi="Wingdings" w:hint="default"/>
+      </w:rPr>
+    </w:lvl>
+    <w:lvl w:ilvl="6" w:tplc="04090001" w:tentative="1">
+      <w:start w:val="1"/>
+      <w:numFmt w:val="bullet"/>
+      <w:lvlText w:val=""/>
+      <w:lvlJc w:val="left"/>
+      <w:pPr>
+        <w:ind w:left="5040" w:hanging="360"/>
+      </w:pPr>
+      <w:rPr>
+        <w:rFonts w:ascii="Symbol" w:hAnsi="Symbol" w:hint="default"/>
+      </w:rPr>
+    </w:lvl>
+    <w:lvl w:ilvl="7" w:tplc="04090003" w:tentative="1">
+      <w:start w:val="1"/>
+      <w:numFmt w:val="bullet"/>
+      <w:lvlText w:val="o"/>
+      <w:lvlJc w:val="left"/>
+      <w:pPr>
+        <w:ind w:left="5760" w:hanging="360"/>
+      </w:pPr>
+      <w:rPr>
+        <w:rFonts w:ascii="Courier New" w:hAnsi="Courier New" w:cs="Courier New" w:hint="default"/>
+      </w:rPr>
+    </w:lvl>
+    <w:lvl w:ilvl="8" w:tplc="04090005" w:tentative="1">
+      <w:start w:val="1"/>
+      <w:numFmt w:val="bullet"/>
+      <w:lvlText w:val=""/>
+      <w:lvlJc w:val="left"/>
+      <w:pPr>
+        <w:ind w:left="6480" w:hanging="360"/>
+      </w:pPr>
+      <w:rPr>
+        <w:rFonts w:ascii="Wingdings" w:hAnsi="Wingdings" w:hint="default"/>
+      </w:rPr>
+    </w:lvl>
+  </w:abstractNum>
+  <w:abstractNum w:abstractNumId="4" w15:restartNumberingAfterBreak="0">
+    <w:nsid w:val="5C144434"/>
+    <w:multiLevelType w:val="multilevel"/>
+    <w:tmpl w:val="7228ECBC"/>
+    <w:lvl w:ilvl="0">
+      <w:start w:val="1"/>
+      <w:numFmt w:val="bullet"/>
+      <w:lvlText w:val=""/>
+      <w:lvlJc w:val="left"/>
+      <w:pPr>
+        <w:tabs>
+          <w:tab w:val="num" w:pos="720"/>
+        </w:tabs>
+        <w:ind w:left="720" w:hanging="360"/>
+      </w:pPr>
+      <w:rPr>
+        <w:rFonts w:ascii="Symbol" w:hAnsi="Symbol" w:hint="default"/>
+        <w:sz w:val="20"/>
+      </w:rPr>
+    </w:lvl>
+    <w:lvl w:ilvl="1">
+      <w:start w:val="1"/>
+      <w:numFmt w:val="bullet"/>
+      <w:lvlText w:val="o"/>
+      <w:lvlJc w:val="left"/>
+      <w:pPr>
+        <w:tabs>
+          <w:tab w:val="num" w:pos="1440"/>
+        </w:tabs>
+        <w:ind w:left="1440" w:hanging="360"/>
+      </w:pPr>
+      <w:rPr>
+        <w:rFonts w:ascii="Courier New" w:hAnsi="Courier New" w:hint="default"/>
+        <w:sz w:val="20"/>
+      </w:rPr>
+    </w:lvl>
+    <w:lvl w:ilvl="2" w:tentative="1">
+      <w:start w:val="1"/>
+      <w:numFmt w:val="bullet"/>
+      <w:lvlText w:val=""/>
+      <w:lvlJc w:val="left"/>
+      <w:pPr>
+        <w:tabs>
+          <w:tab w:val="num" w:pos="2160"/>
+        </w:tabs>
+        <w:ind w:left="2160" w:hanging="360"/>
+      </w:pPr>
+      <w:rPr>
+        <w:rFonts w:ascii="Wingdings" w:hAnsi="Wingdings" w:hint="default"/>
+        <w:sz w:val="20"/>
+      </w:rPr>
+    </w:lvl>
+    <w:lvl w:ilvl="3" w:tentative="1">
+      <w:start w:val="1"/>
+      <w:numFmt w:val="bullet"/>
+      <w:lvlText w:val=""/>
+      <w:lvlJc w:val="left"/>
+      <w:pPr>
+        <w:tabs>
+          <w:tab w:val="num" w:pos="2880"/>
+        </w:tabs>
+        <w:ind w:left="2880" w:hanging="360"/>
+      </w:pPr>
+      <w:rPr>
+        <w:rFonts w:ascii="Wingdings" w:hAnsi="Wingdings" w:hint="default"/>
+        <w:sz w:val="20"/>
+      </w:rPr>
+    </w:lvl>
+    <w:lvl w:ilvl="4" w:tentative="1">
+      <w:start w:val="1"/>
+      <w:numFmt w:val="bullet"/>
+      <w:lvlText w:val=""/>
+      <w:lvlJc w:val="left"/>
+      <w:pPr>
+        <w:tabs>
+          <w:tab w:val="num" w:pos="3600"/>
+        </w:tabs>
+        <w:ind w:left="3600" w:hanging="360"/>
+      </w:pPr>
+      <w:rPr>
+        <w:rFonts w:ascii="Wingdings" w:hAnsi="Wingdings" w:hint="default"/>
+        <w:sz w:val="20"/>
+      </w:rPr>
+    </w:lvl>
+    <w:lvl w:ilvl="5" w:tentative="1">
+      <w:start w:val="1"/>
+      <w:numFmt w:val="bullet"/>
+      <w:lvlText w:val=""/>
+      <w:lvlJc w:val="left"/>
+      <w:pPr>
+        <w:tabs>
+          <w:tab w:val="num" w:pos="4320"/>
+        </w:tabs>
+        <w:ind w:left="4320" w:hanging="360"/>
+      </w:pPr>
+      <w:rPr>
+        <w:rFonts w:ascii="Wingdings" w:hAnsi="Wingdings" w:hint="default"/>
+        <w:sz w:val="20"/>
+      </w:rPr>
+    </w:lvl>
+    <w:lvl w:ilvl="6" w:tentative="1">
+      <w:start w:val="1"/>
+      <w:numFmt w:val="bullet"/>
+      <w:lvlText w:val=""/>
+      <w:lvlJc w:val="left"/>
+      <w:pPr>
+        <w:tabs>
+          <w:tab w:val="num" w:pos="5040"/>
+        </w:tabs>
+        <w:ind w:left="5040" w:hanging="360"/>
+      </w:pPr>
+      <w:rPr>
+        <w:rFonts w:ascii="Wingdings" w:hAnsi="Wingdings" w:hint="default"/>
+        <w:sz w:val="20"/>
+      </w:rPr>
+    </w:lvl>
+    <w:lvl w:ilvl="7" w:tentative="1">
+      <w:start w:val="1"/>
+      <w:numFmt w:val="bullet"/>
+      <w:lvlText w:val=""/>
+      <w:lvlJc w:val="left"/>
+      <w:pPr>
+        <w:tabs>
+          <w:tab w:val="num" w:pos="5760"/>
+        </w:tabs>
+        <w:ind w:left="5760" w:hanging="360"/>
+      </w:pPr>
+      <w:rPr>
+        <w:rFonts w:ascii="Wingdings" w:hAnsi="Wingdings" w:hint="default"/>
+        <w:sz w:val="20"/>
+      </w:rPr>
+    </w:lvl>
+    <w:lvl w:ilvl="8" w:tentative="1">
+      <w:start w:val="1"/>
+      <w:numFmt w:val="bullet"/>
+      <w:lvlText w:val=""/>
+      <w:lvlJc w:val="left"/>
+      <w:pPr>
+        <w:tabs>
+          <w:tab w:val="num" w:pos="6480"/>
+        </w:tabs>
+        <w:ind w:left="6480" w:hanging="360"/>
+      </w:pPr>
+      <w:rPr>
+        <w:rFonts w:ascii="Wingdings" w:hAnsi="Wingdings" w:hint="default"/>
+        <w:sz w:val="20"/>
+      </w:rPr>
+    </w:lvl>
+  </w:abstractNum>
+  <w:abstractNum w:abstractNumId="5" w15:restartNumberingAfterBreak="0">
+    <w:nsid w:val="667E43E7"/>
+    <w:multiLevelType w:val="hybridMultilevel"/>
+    <w:tmpl w:val="4CE0AEEA"/>
     <w:lvl w:ilvl="0" w:tplc="04090001">
       <w:start w:val="1"/>
       <w:numFmt w:val="bullet"/>
@@ -1359,130 +6861,23 @@
       </w:rPr>
     </w:lvl>
   </w:abstractNum>
-  <w:abstractNum w:abstractNumId="3" w15:restartNumberingAfterBreak="0">
-    <w:nsid w:val="667E43E7"/>
-    <w:multiLevelType w:val="hybridMultilevel"/>
-    <w:tmpl w:val="4CE0AEEA"/>
-    <w:lvl w:ilvl="0" w:tplc="04090001">
-      <w:start w:val="1"/>
-      <w:numFmt w:val="bullet"/>
-      <w:lvlText w:val=""/>
-      <w:lvlJc w:val="left"/>
-      <w:pPr>
-        <w:ind w:left="720" w:hanging="360"/>
-      </w:pPr>
-      <w:rPr>
-        <w:rFonts w:ascii="Symbol" w:hAnsi="Symbol" w:hint="default"/>
-      </w:rPr>
-    </w:lvl>
-    <w:lvl w:ilvl="1" w:tplc="04090003" w:tentative="1">
-      <w:start w:val="1"/>
-      <w:numFmt w:val="bullet"/>
-      <w:lvlText w:val="o"/>
-      <w:lvlJc w:val="left"/>
-      <w:pPr>
-        <w:ind w:left="1440" w:hanging="360"/>
-      </w:pPr>
-      <w:rPr>
-        <w:rFonts w:ascii="Courier New" w:hAnsi="Courier New" w:cs="Courier New" w:hint="default"/>
-      </w:rPr>
-    </w:lvl>
-    <w:lvl w:ilvl="2" w:tplc="04090005" w:tentative="1">
-      <w:start w:val="1"/>
-      <w:numFmt w:val="bullet"/>
-      <w:lvlText w:val=""/>
-      <w:lvlJc w:val="left"/>
-      <w:pPr>
-        <w:ind w:left="2160" w:hanging="360"/>
-      </w:pPr>
-      <w:rPr>
-        <w:rFonts w:ascii="Wingdings" w:hAnsi="Wingdings" w:hint="default"/>
-      </w:rPr>
-    </w:lvl>
-    <w:lvl w:ilvl="3" w:tplc="04090001" w:tentative="1">
-      <w:start w:val="1"/>
-      <w:numFmt w:val="bullet"/>
-      <w:lvlText w:val=""/>
-      <w:lvlJc w:val="left"/>
-      <w:pPr>
-        <w:ind w:left="2880" w:hanging="360"/>
-      </w:pPr>
-      <w:rPr>
-        <w:rFonts w:ascii="Symbol" w:hAnsi="Symbol" w:hint="default"/>
-      </w:rPr>
-    </w:lvl>
-    <w:lvl w:ilvl="4" w:tplc="04090003" w:tentative="1">
-      <w:start w:val="1"/>
-      <w:numFmt w:val="bullet"/>
-      <w:lvlText w:val="o"/>
-      <w:lvlJc w:val="left"/>
-      <w:pPr>
-        <w:ind w:left="3600" w:hanging="360"/>
-      </w:pPr>
-      <w:rPr>
-        <w:rFonts w:ascii="Courier New" w:hAnsi="Courier New" w:cs="Courier New" w:hint="default"/>
-      </w:rPr>
-    </w:lvl>
-    <w:lvl w:ilvl="5" w:tplc="04090005" w:tentative="1">
-      <w:start w:val="1"/>
-      <w:numFmt w:val="bullet"/>
-      <w:lvlText w:val=""/>
-      <w:lvlJc w:val="left"/>
-      <w:pPr>
-        <w:ind w:left="4320" w:hanging="360"/>
-      </w:pPr>
-      <w:rPr>
-        <w:rFonts w:ascii="Wingdings" w:hAnsi="Wingdings" w:hint="default"/>
-      </w:rPr>
-    </w:lvl>
-    <w:lvl w:ilvl="6" w:tplc="04090001" w:tentative="1">
-      <w:start w:val="1"/>
-      <w:numFmt w:val="bullet"/>
-      <w:lvlText w:val=""/>
-      <w:lvlJc w:val="left"/>
-      <w:pPr>
-        <w:ind w:left="5040" w:hanging="360"/>
-      </w:pPr>
-      <w:rPr>
-        <w:rFonts w:ascii="Symbol" w:hAnsi="Symbol" w:hint="default"/>
-      </w:rPr>
-    </w:lvl>
-    <w:lvl w:ilvl="7" w:tplc="04090003" w:tentative="1">
-      <w:start w:val="1"/>
-      <w:numFmt w:val="bullet"/>
-      <w:lvlText w:val="o"/>
-      <w:lvlJc w:val="left"/>
-      <w:pPr>
-        <w:ind w:left="5760" w:hanging="360"/>
-      </w:pPr>
-      <w:rPr>
-        <w:rFonts w:ascii="Courier New" w:hAnsi="Courier New" w:cs="Courier New" w:hint="default"/>
-      </w:rPr>
-    </w:lvl>
-    <w:lvl w:ilvl="8" w:tplc="04090005" w:tentative="1">
-      <w:start w:val="1"/>
-      <w:numFmt w:val="bullet"/>
-      <w:lvlText w:val=""/>
-      <w:lvlJc w:val="left"/>
-      <w:pPr>
-        <w:ind w:left="6480" w:hanging="360"/>
-      </w:pPr>
-      <w:rPr>
-        <w:rFonts w:ascii="Wingdings" w:hAnsi="Wingdings" w:hint="default"/>
-      </w:rPr>
-    </w:lvl>
-  </w:abstractNum>
   <w:num w:numId="1" w16cid:durableId="1985768041">
     <w:abstractNumId w:val="1"/>
   </w:num>
   <w:num w:numId="2" w16cid:durableId="848102966">
-    <w:abstractNumId w:val="3"/>
+    <w:abstractNumId w:val="5"/>
   </w:num>
   <w:num w:numId="3" w16cid:durableId="1175221038">
     <w:abstractNumId w:val="0"/>
   </w:num>
   <w:num w:numId="4" w16cid:durableId="2096322837">
+    <w:abstractNumId w:val="3"/>
+  </w:num>
+  <w:num w:numId="5" w16cid:durableId="1654676127">
     <w:abstractNumId w:val="2"/>
+  </w:num>
+  <w:num w:numId="6" w16cid:durableId="1105883535">
+    <w:abstractNumId w:val="4"/>
   </w:num>
 </w:numbering>
 </file>
@@ -2089,7 +7484,6 @@
   <w:style w:type="character" w:default="1" w:styleId="DefaultParagraphFont">
     <w:name w:val="Default Paragraph Font"/>
     <w:uiPriority w:val="1"/>
-    <w:semiHidden/>
     <w:unhideWhenUsed/>
   </w:style>
   <w:style w:type="table" w:default="1" w:styleId="TableNormal">
@@ -2468,6 +7862,19 @@
       <w:spacing w:after="100"/>
     </w:pPr>
   </w:style>
+  <w:style w:type="paragraph" w:styleId="TOC2">
+    <w:name w:val="toc 2"/>
+    <w:basedOn w:val="Normal"/>
+    <w:next w:val="Normal"/>
+    <w:autoRedefine/>
+    <w:uiPriority w:val="39"/>
+    <w:unhideWhenUsed/>
+    <w:rsid w:val="0043569F"/>
+    <w:pPr>
+      <w:spacing w:after="100"/>
+      <w:ind w:left="240"/>
+    </w:pPr>
+  </w:style>
 </w:styles>
 </file>
 

--- a/Documentatie.docx
+++ b/Documentatie.docx
@@ -75,7 +75,7 @@
               <w:tab w:val="right" w:leader="dot" w:pos="9350"/>
             </w:tabs>
             <w:rPr>
-              <w:rFonts w:eastAsiaTheme="minorEastAsia" w:cstheme="minorHAnsi"/>
+              <w:rFonts w:eastAsiaTheme="minorEastAsia"/>
               <w:noProof/>
             </w:rPr>
           </w:pPr>
@@ -97,18 +97,17 @@
             </w:rPr>
             <w:fldChar w:fldCharType="separate"/>
           </w:r>
-          <w:hyperlink w:anchor="_Toc234813815" w:history="1">
+          <w:hyperlink w:anchor="_Toc235545198" w:history="1">
             <w:r>
               <w:rPr>
                 <w:rStyle w:val="Hyperlink"/>
                 <w:rFonts w:cstheme="minorHAnsi"/>
                 <w:noProof/>
               </w:rPr>
-              <w:t>TODO</w:t>
+              <w:t>Descriere</w:t>
             </w:r>
             <w:r>
               <w:rPr>
-                <w:rFonts w:cstheme="minorHAnsi"/>
                 <w:noProof/>
                 <w:webHidden/>
               </w:rPr>
@@ -116,7 +115,6 @@
             </w:r>
             <w:r>
               <w:rPr>
-                <w:rFonts w:cstheme="minorHAnsi"/>
                 <w:noProof/>
                 <w:webHidden/>
               </w:rPr>
@@ -124,22 +122,19 @@
             </w:r>
             <w:r>
               <w:rPr>
-                <w:rFonts w:cstheme="minorHAnsi"/>
                 <w:noProof/>
                 <w:webHidden/>
               </w:rPr>
-              <w:instrText xml:space="preserve"> PAGEREF _Toc234813815 \h </w:instrText>
+              <w:instrText xml:space="preserve"> PAGEREF _Toc235545198 \h </w:instrText>
             </w:r>
             <w:r>
               <w:rPr>
-                <w:rFonts w:cstheme="minorHAnsi"/>
                 <w:noProof/>
                 <w:webHidden/>
               </w:rPr>
             </w:r>
             <w:r>
               <w:rPr>
-                <w:rFonts w:cstheme="minorHAnsi"/>
                 <w:noProof/>
                 <w:webHidden/>
               </w:rPr>
@@ -147,7 +142,6 @@
             </w:r>
             <w:r>
               <w:rPr>
-                <w:rFonts w:cstheme="minorHAnsi"/>
                 <w:noProof/>
                 <w:webHidden/>
               </w:rPr>
@@ -155,7 +149,6 @@
             </w:r>
             <w:r>
               <w:rPr>
-                <w:rFonts w:cstheme="minorHAnsi"/>
                 <w:noProof/>
                 <w:webHidden/>
               </w:rPr>
@@ -170,22 +163,21 @@
               <w:tab w:val="right" w:leader="dot" w:pos="9350"/>
             </w:tabs>
             <w:rPr>
-              <w:rFonts w:eastAsiaTheme="minorEastAsia" w:cstheme="minorHAnsi"/>
+              <w:rFonts w:eastAsiaTheme="minorEastAsia"/>
               <w:noProof/>
             </w:rPr>
           </w:pPr>
-          <w:hyperlink w:anchor="_Toc234813816" w:history="1">
+          <w:hyperlink w:anchor="_Toc235545199" w:history="1">
             <w:r>
               <w:rPr>
                 <w:rStyle w:val="Hyperlink"/>
                 <w:rFonts w:cstheme="minorHAnsi"/>
                 <w:noProof/>
               </w:rPr>
-              <w:t>Endpoint-uri</w:t>
+              <w:t>TODO</w:t>
             </w:r>
             <w:r>
               <w:rPr>
-                <w:rFonts w:cstheme="minorHAnsi"/>
                 <w:noProof/>
                 <w:webHidden/>
               </w:rPr>
@@ -193,7 +185,6 @@
             </w:r>
             <w:r>
               <w:rPr>
-                <w:rFonts w:cstheme="minorHAnsi"/>
                 <w:noProof/>
                 <w:webHidden/>
               </w:rPr>
@@ -201,22 +192,19 @@
             </w:r>
             <w:r>
               <w:rPr>
-                <w:rFonts w:cstheme="minorHAnsi"/>
                 <w:noProof/>
                 <w:webHidden/>
               </w:rPr>
-              <w:instrText xml:space="preserve"> PAGEREF _Toc234813816 \h </w:instrText>
+              <w:instrText xml:space="preserve"> PAGEREF _Toc235545199 \h </w:instrText>
             </w:r>
             <w:r>
               <w:rPr>
-                <w:rFonts w:cstheme="minorHAnsi"/>
                 <w:noProof/>
                 <w:webHidden/>
               </w:rPr>
             </w:r>
             <w:r>
               <w:rPr>
-                <w:rFonts w:cstheme="minorHAnsi"/>
                 <w:noProof/>
                 <w:webHidden/>
               </w:rPr>
@@ -224,7 +212,6 @@
             </w:r>
             <w:r>
               <w:rPr>
-                <w:rFonts w:cstheme="minorHAnsi"/>
                 <w:noProof/>
                 <w:webHidden/>
               </w:rPr>
@@ -232,7 +219,6 @@
             </w:r>
             <w:r>
               <w:rPr>
-                <w:rFonts w:cstheme="minorHAnsi"/>
                 <w:noProof/>
                 <w:webHidden/>
               </w:rPr>
@@ -247,11 +233,81 @@
               <w:tab w:val="right" w:leader="dot" w:pos="9350"/>
             </w:tabs>
             <w:rPr>
-              <w:rFonts w:eastAsiaTheme="minorEastAsia" w:cstheme="minorHAnsi"/>
+              <w:rFonts w:eastAsiaTheme="minorEastAsia"/>
               <w:noProof/>
             </w:rPr>
           </w:pPr>
-          <w:hyperlink w:anchor="_Toc234813817" w:history="1">
+          <w:hyperlink w:anchor="_Toc235545200" w:history="1">
+            <w:r>
+              <w:rPr>
+                <w:rStyle w:val="Hyperlink"/>
+                <w:rFonts w:cstheme="minorHAnsi"/>
+                <w:noProof/>
+              </w:rPr>
+              <w:t>Endpoint-uri</w:t>
+            </w:r>
+            <w:r>
+              <w:rPr>
+                <w:noProof/>
+                <w:webHidden/>
+              </w:rPr>
+              <w:tab/>
+            </w:r>
+            <w:r>
+              <w:rPr>
+                <w:noProof/>
+                <w:webHidden/>
+              </w:rPr>
+              <w:fldChar w:fldCharType="begin"/>
+            </w:r>
+            <w:r>
+              <w:rPr>
+                <w:noProof/>
+                <w:webHidden/>
+              </w:rPr>
+              <w:instrText xml:space="preserve"> PAGEREF _Toc235545200 \h </w:instrText>
+            </w:r>
+            <w:r>
+              <w:rPr>
+                <w:noProof/>
+                <w:webHidden/>
+              </w:rPr>
+            </w:r>
+            <w:r>
+              <w:rPr>
+                <w:noProof/>
+                <w:webHidden/>
+              </w:rPr>
+              <w:fldChar w:fldCharType="separate"/>
+            </w:r>
+            <w:r>
+              <w:rPr>
+                <w:noProof/>
+                <w:webHidden/>
+              </w:rPr>
+              <w:t>2</w:t>
+            </w:r>
+            <w:r>
+              <w:rPr>
+                <w:noProof/>
+                <w:webHidden/>
+              </w:rPr>
+              <w:fldChar w:fldCharType="end"/>
+            </w:r>
+          </w:hyperlink>
+        </w:p>
+        <w:p>
+          <w:pPr>
+            <w:pStyle w:val="TOC1"/>
+            <w:tabs>
+              <w:tab w:val="right" w:leader="dot" w:pos="9350"/>
+            </w:tabs>
+            <w:rPr>
+              <w:rFonts w:eastAsiaTheme="minorEastAsia"/>
+              <w:noProof/>
+            </w:rPr>
+          </w:pPr>
+          <w:hyperlink w:anchor="_Toc235545201" w:history="1">
             <w:r>
               <w:rPr>
                 <w:rStyle w:val="Hyperlink"/>
@@ -262,7 +318,6 @@
             </w:r>
             <w:r>
               <w:rPr>
-                <w:rFonts w:cstheme="minorHAnsi"/>
                 <w:noProof/>
                 <w:webHidden/>
               </w:rPr>
@@ -270,7 +325,6 @@
             </w:r>
             <w:r>
               <w:rPr>
-                <w:rFonts w:cstheme="minorHAnsi"/>
                 <w:noProof/>
                 <w:webHidden/>
               </w:rPr>
@@ -278,22 +332,19 @@
             </w:r>
             <w:r>
               <w:rPr>
-                <w:rFonts w:cstheme="minorHAnsi"/>
                 <w:noProof/>
                 <w:webHidden/>
               </w:rPr>
-              <w:instrText xml:space="preserve"> PAGEREF _Toc234813817 \h </w:instrText>
+              <w:instrText xml:space="preserve"> PAGEREF _Toc235545201 \h </w:instrText>
             </w:r>
             <w:r>
               <w:rPr>
-                <w:rFonts w:cstheme="minorHAnsi"/>
                 <w:noProof/>
                 <w:webHidden/>
               </w:rPr>
             </w:r>
             <w:r>
               <w:rPr>
-                <w:rFonts w:cstheme="minorHAnsi"/>
                 <w:noProof/>
                 <w:webHidden/>
               </w:rPr>
@@ -301,7 +352,6 @@
             </w:r>
             <w:r>
               <w:rPr>
-                <w:rFonts w:cstheme="minorHAnsi"/>
                 <w:noProof/>
                 <w:webHidden/>
               </w:rPr>
@@ -309,7 +359,6 @@
             </w:r>
             <w:r>
               <w:rPr>
-                <w:rFonts w:cstheme="minorHAnsi"/>
                 <w:noProof/>
                 <w:webHidden/>
               </w:rPr>
@@ -324,11 +373,11 @@
               <w:tab w:val="right" w:leader="dot" w:pos="9350"/>
             </w:tabs>
             <w:rPr>
-              <w:rFonts w:cstheme="minorHAnsi"/>
+              <w:rFonts w:eastAsiaTheme="minorEastAsia"/>
               <w:noProof/>
             </w:rPr>
           </w:pPr>
-          <w:hyperlink w:anchor="_Toc234813818" w:history="1">
+          <w:hyperlink w:anchor="_Toc235545202" w:history="1">
             <w:r>
               <w:rPr>
                 <w:rStyle w:val="Hyperlink"/>
@@ -339,7 +388,6 @@
             </w:r>
             <w:r>
               <w:rPr>
-                <w:rFonts w:cstheme="minorHAnsi"/>
                 <w:noProof/>
                 <w:webHidden/>
               </w:rPr>
@@ -347,7 +395,6 @@
             </w:r>
             <w:r>
               <w:rPr>
-                <w:rFonts w:cstheme="minorHAnsi"/>
                 <w:noProof/>
                 <w:webHidden/>
               </w:rPr>
@@ -355,22 +402,19 @@
             </w:r>
             <w:r>
               <w:rPr>
-                <w:rFonts w:cstheme="minorHAnsi"/>
                 <w:noProof/>
                 <w:webHidden/>
               </w:rPr>
-              <w:instrText xml:space="preserve"> PAGEREF _Toc234813818 \h </w:instrText>
+              <w:instrText xml:space="preserve"> PAGEREF _Toc235545202 \h </w:instrText>
             </w:r>
             <w:r>
               <w:rPr>
-                <w:rFonts w:cstheme="minorHAnsi"/>
                 <w:noProof/>
                 <w:webHidden/>
               </w:rPr>
             </w:r>
             <w:r>
               <w:rPr>
-                <w:rFonts w:cstheme="minorHAnsi"/>
                 <w:noProof/>
                 <w:webHidden/>
               </w:rPr>
@@ -378,7 +422,6 @@
             </w:r>
             <w:r>
               <w:rPr>
-                <w:rFonts w:cstheme="minorHAnsi"/>
                 <w:noProof/>
                 <w:webHidden/>
               </w:rPr>
@@ -386,7 +429,6 @@
             </w:r>
             <w:r>
               <w:rPr>
-                <w:rFonts w:cstheme="minorHAnsi"/>
                 <w:noProof/>
                 <w:webHidden/>
               </w:rPr>
@@ -401,11 +443,11 @@
               <w:tab w:val="right" w:leader="dot" w:pos="9350"/>
             </w:tabs>
             <w:rPr>
-              <w:rFonts w:eastAsiaTheme="minorEastAsia" w:cstheme="minorHAnsi"/>
+              <w:rFonts w:eastAsiaTheme="minorEastAsia"/>
               <w:noProof/>
             </w:rPr>
           </w:pPr>
-          <w:hyperlink w:anchor="_Toc234813819" w:history="1">
+          <w:hyperlink w:anchor="_Toc235545203" w:history="1">
             <w:r>
               <w:rPr>
                 <w:rStyle w:val="Hyperlink"/>
@@ -416,7 +458,6 @@
             </w:r>
             <w:r>
               <w:rPr>
-                <w:rFonts w:cstheme="minorHAnsi"/>
                 <w:noProof/>
                 <w:webHidden/>
               </w:rPr>
@@ -424,7 +465,6 @@
             </w:r>
             <w:r>
               <w:rPr>
-                <w:rFonts w:cstheme="minorHAnsi"/>
                 <w:noProof/>
                 <w:webHidden/>
               </w:rPr>
@@ -432,22 +472,19 @@
             </w:r>
             <w:r>
               <w:rPr>
-                <w:rFonts w:cstheme="minorHAnsi"/>
                 <w:noProof/>
                 <w:webHidden/>
               </w:rPr>
-              <w:instrText xml:space="preserve"> PAGEREF _Toc234813819 \h </w:instrText>
+              <w:instrText xml:space="preserve"> PAGEREF _Toc235545203 \h </w:instrText>
             </w:r>
             <w:r>
               <w:rPr>
-                <w:rFonts w:cstheme="minorHAnsi"/>
                 <w:noProof/>
                 <w:webHidden/>
               </w:rPr>
             </w:r>
             <w:r>
               <w:rPr>
-                <w:rFonts w:cstheme="minorHAnsi"/>
                 <w:noProof/>
                 <w:webHidden/>
               </w:rPr>
@@ -455,15 +492,13 @@
             </w:r>
             <w:r>
               <w:rPr>
-                <w:rFonts w:cstheme="minorHAnsi"/>
                 <w:noProof/>
                 <w:webHidden/>
               </w:rPr>
-              <w:t>12</w:t>
+              <w:t>13</w:t>
             </w:r>
             <w:r>
               <w:rPr>
-                <w:rFonts w:cstheme="minorHAnsi"/>
                 <w:noProof/>
                 <w:webHidden/>
               </w:rPr>
@@ -478,11 +513,11 @@
               <w:tab w:val="right" w:leader="dot" w:pos="9350"/>
             </w:tabs>
             <w:rPr>
-              <w:rFonts w:eastAsiaTheme="minorEastAsia" w:cstheme="minorHAnsi"/>
+              <w:rFonts w:eastAsiaTheme="minorEastAsia"/>
               <w:noProof/>
             </w:rPr>
           </w:pPr>
-          <w:hyperlink w:anchor="_Toc234813820" w:history="1">
+          <w:hyperlink w:anchor="_Toc235545204" w:history="1">
             <w:r>
               <w:rPr>
                 <w:rStyle w:val="Hyperlink"/>
@@ -493,7 +528,6 @@
             </w:r>
             <w:r>
               <w:rPr>
-                <w:rFonts w:cstheme="minorHAnsi"/>
                 <w:noProof/>
                 <w:webHidden/>
               </w:rPr>
@@ -501,7 +535,6 @@
             </w:r>
             <w:r>
               <w:rPr>
-                <w:rFonts w:cstheme="minorHAnsi"/>
                 <w:noProof/>
                 <w:webHidden/>
               </w:rPr>
@@ -509,22 +542,19 @@
             </w:r>
             <w:r>
               <w:rPr>
-                <w:rFonts w:cstheme="minorHAnsi"/>
                 <w:noProof/>
                 <w:webHidden/>
               </w:rPr>
-              <w:instrText xml:space="preserve"> PAGEREF _Toc234813820 \h </w:instrText>
+              <w:instrText xml:space="preserve"> PAGEREF _Toc235545204 \h </w:instrText>
             </w:r>
             <w:r>
               <w:rPr>
-                <w:rFonts w:cstheme="minorHAnsi"/>
                 <w:noProof/>
                 <w:webHidden/>
               </w:rPr>
             </w:r>
             <w:r>
               <w:rPr>
-                <w:rFonts w:cstheme="minorHAnsi"/>
                 <w:noProof/>
                 <w:webHidden/>
               </w:rPr>
@@ -532,15 +562,234 @@
             </w:r>
             <w:r>
               <w:rPr>
-                <w:rFonts w:cstheme="minorHAnsi"/>
                 <w:noProof/>
                 <w:webHidden/>
               </w:rPr>
-              <w:t>12</w:t>
+              <w:t>13</w:t>
             </w:r>
             <w:r>
               <w:rPr>
-                <w:rFonts w:cstheme="minorHAnsi"/>
+                <w:noProof/>
+                <w:webHidden/>
+              </w:rPr>
+              <w:fldChar w:fldCharType="end"/>
+            </w:r>
+          </w:hyperlink>
+        </w:p>
+        <w:p>
+          <w:pPr>
+            <w:pStyle w:val="TOC1"/>
+            <w:tabs>
+              <w:tab w:val="right" w:leader="dot" w:pos="9350"/>
+            </w:tabs>
+            <w:rPr>
+              <w:rFonts w:eastAsiaTheme="minorEastAsia"/>
+              <w:noProof/>
+            </w:rPr>
+          </w:pPr>
+          <w:hyperlink w:anchor="_Toc235545205" w:history="1">
+            <w:r>
+              <w:rPr>
+                <w:rStyle w:val="Hyperlink"/>
+                <w:noProof/>
+              </w:rPr>
+              <w:t>Review</w:t>
+            </w:r>
+            <w:r>
+              <w:rPr>
+                <w:noProof/>
+                <w:webHidden/>
+              </w:rPr>
+              <w:tab/>
+            </w:r>
+            <w:r>
+              <w:rPr>
+                <w:noProof/>
+                <w:webHidden/>
+              </w:rPr>
+              <w:fldChar w:fldCharType="begin"/>
+            </w:r>
+            <w:r>
+              <w:rPr>
+                <w:noProof/>
+                <w:webHidden/>
+              </w:rPr>
+              <w:instrText xml:space="preserve"> PAGEREF _Toc235545205 \h </w:instrText>
+            </w:r>
+            <w:r>
+              <w:rPr>
+                <w:noProof/>
+                <w:webHidden/>
+              </w:rPr>
+            </w:r>
+            <w:r>
+              <w:rPr>
+                <w:noProof/>
+                <w:webHidden/>
+              </w:rPr>
+              <w:fldChar w:fldCharType="separate"/>
+            </w:r>
+            <w:r>
+              <w:rPr>
+                <w:noProof/>
+                <w:webHidden/>
+              </w:rPr>
+              <w:t>14</w:t>
+            </w:r>
+            <w:r>
+              <w:rPr>
+                <w:noProof/>
+                <w:webHidden/>
+              </w:rPr>
+              <w:fldChar w:fldCharType="end"/>
+            </w:r>
+          </w:hyperlink>
+        </w:p>
+        <w:p>
+          <w:pPr>
+            <w:pStyle w:val="TOC2"/>
+            <w:tabs>
+              <w:tab w:val="right" w:leader="dot" w:pos="9350"/>
+            </w:tabs>
+            <w:rPr>
+              <w:rFonts w:eastAsiaTheme="minorEastAsia"/>
+              <w:noProof/>
+            </w:rPr>
+          </w:pPr>
+          <w:hyperlink w:anchor="_Toc235545206" w:history="1">
+            <w:r>
+              <w:rPr>
+                <w:rStyle w:val="Hyperlink"/>
+                <w:noProof/>
+              </w:rPr>
+              <w:t>#1 20.07.2026</w:t>
+            </w:r>
+            <w:r>
+              <w:rPr>
+                <w:noProof/>
+                <w:webHidden/>
+              </w:rPr>
+              <w:tab/>
+            </w:r>
+            <w:r>
+              <w:rPr>
+                <w:noProof/>
+                <w:webHidden/>
+              </w:rPr>
+              <w:fldChar w:fldCharType="begin"/>
+            </w:r>
+            <w:r>
+              <w:rPr>
+                <w:noProof/>
+                <w:webHidden/>
+              </w:rPr>
+              <w:instrText xml:space="preserve"> PAGEREF _Toc235545206 \h </w:instrText>
+            </w:r>
+            <w:r>
+              <w:rPr>
+                <w:noProof/>
+                <w:webHidden/>
+              </w:rPr>
+            </w:r>
+            <w:r>
+              <w:rPr>
+                <w:noProof/>
+                <w:webHidden/>
+              </w:rPr>
+              <w:fldChar w:fldCharType="separate"/>
+            </w:r>
+            <w:r>
+              <w:rPr>
+                <w:noProof/>
+                <w:webHidden/>
+              </w:rPr>
+              <w:t>14</w:t>
+            </w:r>
+            <w:r>
+              <w:rPr>
+                <w:noProof/>
+                <w:webHidden/>
+              </w:rPr>
+              <w:fldChar w:fldCharType="end"/>
+            </w:r>
+          </w:hyperlink>
+        </w:p>
+        <w:p>
+          <w:pPr>
+            <w:pStyle w:val="TOC1"/>
+            <w:tabs>
+              <w:tab w:val="right" w:leader="dot" w:pos="9350"/>
+            </w:tabs>
+            <w:rPr>
+              <w:rFonts w:eastAsiaTheme="minorEastAsia"/>
+              <w:noProof/>
+            </w:rPr>
+          </w:pPr>
+          <w:hyperlink w:anchor="_Toc235545207" w:history="1">
+            <w:r>
+              <w:rPr>
+                <w:rStyle w:val="Hyperlink"/>
+                <w:noProof/>
+              </w:rPr>
+              <w:t>Justificare Seq</w:t>
+            </w:r>
+            <w:r>
+              <w:rPr>
+                <w:rStyle w:val="Hyperlink"/>
+                <w:noProof/>
+              </w:rPr>
+              <w:t>u</w:t>
+            </w:r>
+            <w:r>
+              <w:rPr>
+                <w:rStyle w:val="Hyperlink"/>
+                <w:noProof/>
+              </w:rPr>
+              <w:t>ence</w:t>
+            </w:r>
+            <w:r>
+              <w:rPr>
+                <w:noProof/>
+                <w:webHidden/>
+              </w:rPr>
+              <w:tab/>
+            </w:r>
+            <w:r>
+              <w:rPr>
+                <w:noProof/>
+                <w:webHidden/>
+              </w:rPr>
+              <w:fldChar w:fldCharType="begin"/>
+            </w:r>
+            <w:r>
+              <w:rPr>
+                <w:noProof/>
+                <w:webHidden/>
+              </w:rPr>
+              <w:instrText xml:space="preserve"> PAGEREF _Toc235545207 \h </w:instrText>
+            </w:r>
+            <w:r>
+              <w:rPr>
+                <w:noProof/>
+                <w:webHidden/>
+              </w:rPr>
+            </w:r>
+            <w:r>
+              <w:rPr>
+                <w:noProof/>
+                <w:webHidden/>
+              </w:rPr>
+              <w:fldChar w:fldCharType="separate"/>
+            </w:r>
+            <w:r>
+              <w:rPr>
+                <w:noProof/>
+                <w:webHidden/>
+              </w:rPr>
+              <w:t>15</w:t>
+            </w:r>
+            <w:r>
+              <w:rPr>
                 <w:noProof/>
                 <w:webHidden/>
               </w:rPr>
@@ -571,7 +820,7 @@
           <w:rFonts w:asciiTheme="minorHAnsi" w:hAnsiTheme="minorHAnsi" w:cstheme="minorHAnsi"/>
         </w:rPr>
       </w:pPr>
-      <w:bookmarkStart w:id="0" w:name="_Toc234813815"/>
+      <w:bookmarkStart w:id="0" w:name="_Toc235545198"/>
       <w:proofErr w:type="spellStart"/>
       <w:r>
         <w:rPr>
@@ -579,6 +828,7 @@
         </w:rPr>
         <w:t>Descriere</w:t>
       </w:r>
+      <w:bookmarkEnd w:id="0"/>
       <w:proofErr w:type="spellEnd"/>
       <w:r>
         <w:rPr>
@@ -1595,13 +1845,14 @@
           <w:rFonts w:asciiTheme="minorHAnsi" w:hAnsiTheme="minorHAnsi" w:cstheme="minorHAnsi"/>
         </w:rPr>
       </w:pPr>
+      <w:bookmarkStart w:id="1" w:name="_Toc235545199"/>
       <w:r>
         <w:rPr>
           <w:rFonts w:asciiTheme="minorHAnsi" w:hAnsiTheme="minorHAnsi" w:cstheme="minorHAnsi"/>
         </w:rPr>
         <w:t>TODO</w:t>
       </w:r>
-      <w:bookmarkEnd w:id="0"/>
+      <w:bookmarkEnd w:id="1"/>
     </w:p>
     <w:p>
       <w:pPr>
@@ -1792,6 +2043,7 @@
         <w:rPr>
           <w:rFonts w:cstheme="minorHAnsi"/>
         </w:rPr>
+        <w:lastRenderedPageBreak/>
         <w:t>Utilizare</w:t>
       </w:r>
       <w:proofErr w:type="spellEnd"/>
@@ -1979,7 +2231,6 @@
         <w:rPr>
           <w:rFonts w:cstheme="minorHAnsi"/>
         </w:rPr>
-        <w:lastRenderedPageBreak/>
         <w:t>201 Created: New resource created successfully</w:t>
       </w:r>
     </w:p>
@@ -2008,7 +2259,7 @@
           <w:rFonts w:asciiTheme="minorHAnsi" w:hAnsiTheme="minorHAnsi" w:cstheme="minorHAnsi"/>
         </w:rPr>
       </w:pPr>
-      <w:bookmarkStart w:id="1" w:name="_Toc234813816"/>
+      <w:bookmarkStart w:id="2" w:name="_Toc235545200"/>
       <w:r>
         <w:rPr>
           <w:rFonts w:asciiTheme="minorHAnsi" w:hAnsiTheme="minorHAnsi" w:cstheme="minorHAnsi"/>
@@ -2022,7 +2273,7 @@
         </w:rPr>
         <w:t>uri</w:t>
       </w:r>
-      <w:bookmarkEnd w:id="1"/>
+      <w:bookmarkEnd w:id="2"/>
       <w:proofErr w:type="spellEnd"/>
     </w:p>
     <w:p>
@@ -2634,7 +2885,7 @@
           <w:rFonts w:asciiTheme="minorHAnsi" w:hAnsiTheme="minorHAnsi" w:cstheme="minorHAnsi"/>
         </w:rPr>
       </w:pPr>
-      <w:bookmarkStart w:id="2" w:name="_Toc234813817"/>
+      <w:bookmarkStart w:id="3" w:name="_Toc235545201"/>
       <w:proofErr w:type="spellStart"/>
       <w:r>
         <w:rPr>
@@ -2656,7 +2907,7 @@
         </w:rPr>
         <w:t>uri</w:t>
       </w:r>
-      <w:bookmarkEnd w:id="2"/>
+      <w:bookmarkEnd w:id="3"/>
       <w:proofErr w:type="spellEnd"/>
     </w:p>
     <w:p>
@@ -2666,7 +2917,7 @@
           <w:rFonts w:asciiTheme="minorHAnsi" w:hAnsiTheme="minorHAnsi" w:cstheme="minorHAnsi"/>
         </w:rPr>
       </w:pPr>
-      <w:bookmarkStart w:id="3" w:name="_Toc234813818"/>
+      <w:bookmarkStart w:id="4" w:name="_Toc235545202"/>
       <w:proofErr w:type="spellStart"/>
       <w:r>
         <w:rPr>
@@ -2688,7 +2939,7 @@
         </w:rPr>
         <w:t>uri</w:t>
       </w:r>
-      <w:bookmarkEnd w:id="3"/>
+      <w:bookmarkEnd w:id="4"/>
       <w:proofErr w:type="spellEnd"/>
     </w:p>
     <w:p>
@@ -2968,7 +3219,9 @@
       <w:r>
         <w:rPr>
           <w:rFonts w:cstheme="minorHAnsi"/>
-        </w:rPr>
+          <w:noProof/>
+        </w:rPr>
+        <w:lastRenderedPageBreak/>
         <w:drawing>
           <wp:inline distT="0" distB="0" distL="0" distR="0" wp14:anchorId="28BCA762" wp14:editId="04001AD4">
             <wp:extent cx="5943600" cy="2410460"/>
@@ -3021,7 +3274,6 @@
         <w:rPr>
           <w:rFonts w:cstheme="minorHAnsi"/>
         </w:rPr>
-        <w:lastRenderedPageBreak/>
         <w:t>Creare</w:t>
       </w:r>
       <w:proofErr w:type="spellEnd"/>
@@ -3078,6 +3330,7 @@
       <w:r>
         <w:rPr>
           <w:rFonts w:cstheme="minorHAnsi"/>
+          <w:noProof/>
         </w:rPr>
         <w:drawing>
           <wp:inline distT="0" distB="0" distL="0" distR="0" wp14:anchorId="23D9035B" wp14:editId="6CC77E60">
@@ -3187,7 +3440,9 @@
       <w:r>
         <w:rPr>
           <w:rFonts w:cstheme="minorHAnsi"/>
-        </w:rPr>
+          <w:noProof/>
+        </w:rPr>
+        <w:lastRenderedPageBreak/>
         <w:drawing>
           <wp:inline distT="0" distB="0" distL="0" distR="0" wp14:anchorId="5DAA8812" wp14:editId="5FD073E2">
             <wp:extent cx="5943600" cy="3022600"/>
@@ -3288,8 +3543,8 @@
       <w:r>
         <w:rPr>
           <w:rFonts w:cstheme="minorHAnsi"/>
-        </w:rPr>
-        <w:lastRenderedPageBreak/>
+          <w:noProof/>
+        </w:rPr>
         <w:drawing>
           <wp:inline distT="0" distB="0" distL="0" distR="0" wp14:anchorId="79F5164F" wp14:editId="44B5386D">
             <wp:extent cx="5943600" cy="2884170"/>
@@ -3398,7 +3653,9 @@
       <w:r>
         <w:rPr>
           <w:rFonts w:cstheme="minorHAnsi"/>
-        </w:rPr>
+          <w:noProof/>
+        </w:rPr>
+        <w:lastRenderedPageBreak/>
         <w:drawing>
           <wp:inline distT="0" distB="0" distL="0" distR="0" wp14:anchorId="52045AD5" wp14:editId="269E286B">
             <wp:extent cx="5943600" cy="2542540"/>
@@ -3521,8 +3778,8 @@
       <w:r>
         <w:rPr>
           <w:rFonts w:cstheme="minorHAnsi"/>
-        </w:rPr>
-        <w:lastRenderedPageBreak/>
+          <w:noProof/>
+        </w:rPr>
         <w:drawing>
           <wp:inline distT="0" distB="0" distL="0" distR="0" wp14:anchorId="0F027955" wp14:editId="0E1F724F">
             <wp:extent cx="5943600" cy="2684780"/>
@@ -3648,7 +3905,9 @@
       <w:r>
         <w:rPr>
           <w:rFonts w:cstheme="minorHAnsi"/>
-        </w:rPr>
+          <w:noProof/>
+        </w:rPr>
+        <w:lastRenderedPageBreak/>
         <w:drawing>
           <wp:inline distT="0" distB="0" distL="0" distR="0" wp14:anchorId="7A0108CF" wp14:editId="151A8288">
             <wp:extent cx="5943600" cy="3266440"/>
@@ -3781,19 +4040,7 @@
         <w:rPr>
           <w:rFonts w:cstheme="minorHAnsi"/>
         </w:rPr>
-        <w:t xml:space="preserve"> </w:t>
-      </w:r>
-      <w:r>
-        <w:rPr>
-          <w:rFonts w:cstheme="minorHAnsi"/>
-        </w:rPr>
-        <w:t>in</w:t>
-      </w:r>
-      <w:r>
-        <w:rPr>
-          <w:rFonts w:cstheme="minorHAnsi"/>
-        </w:rPr>
-        <w:t xml:space="preserve">valid </w:t>
+        <w:t xml:space="preserve"> invalid </w:t>
       </w:r>
       <w:proofErr w:type="spellStart"/>
       <w:r>
@@ -3820,8 +4067,8 @@
       <w:r>
         <w:rPr>
           <w:rFonts w:cstheme="minorHAnsi"/>
-        </w:rPr>
-        <w:lastRenderedPageBreak/>
+          <w:noProof/>
+        </w:rPr>
         <w:drawing>
           <wp:inline distT="0" distB="0" distL="0" distR="0" wp14:anchorId="13EBAFB1" wp14:editId="13BA3C77">
             <wp:extent cx="5943600" cy="2769235"/>
@@ -3922,7 +4169,9 @@
       <w:r>
         <w:rPr>
           <w:rFonts w:cstheme="minorHAnsi"/>
-        </w:rPr>
+          <w:noProof/>
+        </w:rPr>
+        <w:lastRenderedPageBreak/>
         <w:drawing>
           <wp:inline distT="0" distB="0" distL="0" distR="0" wp14:anchorId="1301EF06" wp14:editId="540C3E61">
             <wp:extent cx="5943600" cy="2489835"/>
@@ -4100,6 +4349,7 @@
       <w:r>
         <w:rPr>
           <w:rFonts w:cstheme="minorHAnsi"/>
+          <w:noProof/>
         </w:rPr>
         <w:lastRenderedPageBreak/>
         <w:drawing>
@@ -4261,6 +4511,7 @@
       <w:r>
         <w:rPr>
           <w:rFonts w:cstheme="minorHAnsi"/>
+          <w:noProof/>
         </w:rPr>
         <w:lastRenderedPageBreak/>
         <w:drawing>
@@ -4374,6 +4625,7 @@
       <w:r>
         <w:rPr>
           <w:rFonts w:cstheme="minorHAnsi"/>
+          <w:noProof/>
         </w:rPr>
         <w:drawing>
           <wp:inline distT="0" distB="0" distL="0" distR="0" wp14:anchorId="3AB27638" wp14:editId="27435B28">
@@ -4543,6 +4795,7 @@
       <w:r>
         <w:rPr>
           <w:rFonts w:cstheme="minorHAnsi"/>
+          <w:noProof/>
         </w:rPr>
         <w:lastRenderedPageBreak/>
         <w:drawing>
@@ -4653,6 +4906,7 @@
       <w:r>
         <w:rPr>
           <w:rFonts w:cstheme="minorHAnsi"/>
+          <w:noProof/>
         </w:rPr>
         <w:drawing>
           <wp:inline distT="0" distB="0" distL="0" distR="0" wp14:anchorId="54C27F14" wp14:editId="17B57327">
@@ -4833,6 +5087,7 @@
       <w:r>
         <w:rPr>
           <w:rFonts w:cstheme="minorHAnsi"/>
+          <w:noProof/>
         </w:rPr>
         <w:drawing>
           <wp:inline distT="0" distB="0" distL="0" distR="0" wp14:anchorId="18020F79" wp14:editId="3EFAFF49">
@@ -4943,6 +5198,7 @@
       <w:r>
         <w:rPr>
           <w:rFonts w:cstheme="minorHAnsi"/>
+          <w:noProof/>
         </w:rPr>
         <w:drawing>
           <wp:inline distT="0" distB="0" distL="0" distR="0" wp14:anchorId="74C8DCBC" wp14:editId="107D8021">
@@ -5151,6 +5407,7 @@
       <w:r>
         <w:rPr>
           <w:rFonts w:cstheme="minorHAnsi"/>
+          <w:noProof/>
         </w:rPr>
         <w:drawing>
           <wp:inline distT="0" distB="0" distL="0" distR="0" wp14:anchorId="08738BAD" wp14:editId="524867DA">
@@ -5274,6 +5531,7 @@
       <w:r>
         <w:rPr>
           <w:rFonts w:cstheme="minorHAnsi"/>
+          <w:noProof/>
         </w:rPr>
         <w:lastRenderedPageBreak/>
         <w:drawing>
@@ -5449,6 +5707,7 @@
       <w:r>
         <w:rPr>
           <w:rFonts w:cstheme="minorHAnsi"/>
+          <w:noProof/>
         </w:rPr>
         <w:drawing>
           <wp:inline distT="0" distB="0" distL="0" distR="0" wp14:anchorId="02063AC8" wp14:editId="758BC4F6">
@@ -5629,6 +5888,7 @@
       <w:r>
         <w:rPr>
           <w:rFonts w:cstheme="minorHAnsi"/>
+          <w:noProof/>
         </w:rPr>
         <w:lastRenderedPageBreak/>
         <w:drawing>
@@ -5675,7 +5935,7 @@
           <w:rFonts w:asciiTheme="minorHAnsi" w:hAnsiTheme="minorHAnsi" w:cstheme="minorHAnsi"/>
         </w:rPr>
       </w:pPr>
-      <w:bookmarkStart w:id="4" w:name="_Toc234813819"/>
+      <w:bookmarkStart w:id="5" w:name="_Toc235545203"/>
       <w:r>
         <w:rPr>
           <w:rFonts w:asciiTheme="minorHAnsi" w:hAnsiTheme="minorHAnsi" w:cstheme="minorHAnsi"/>
@@ -5696,7 +5956,7 @@
         </w:rPr>
         <w:t xml:space="preserve"> de date</w:t>
       </w:r>
-      <w:bookmarkEnd w:id="4"/>
+      <w:bookmarkEnd w:id="5"/>
     </w:p>
     <w:p>
       <w:pPr>
@@ -5857,7 +6117,7 @@
           <w:rFonts w:asciiTheme="minorHAnsi" w:hAnsiTheme="minorHAnsi" w:cstheme="minorHAnsi"/>
         </w:rPr>
       </w:pPr>
-      <w:bookmarkStart w:id="5" w:name="_Toc234813820"/>
+      <w:bookmarkStart w:id="6" w:name="_Toc235545204"/>
       <w:proofErr w:type="spellStart"/>
       <w:r>
         <w:rPr>
@@ -5865,7 +6125,7 @@
         </w:rPr>
         <w:t>Articole</w:t>
       </w:r>
-      <w:bookmarkEnd w:id="5"/>
+      <w:bookmarkEnd w:id="6"/>
       <w:proofErr w:type="spellEnd"/>
     </w:p>
     <w:p>
@@ -6161,6 +6421,1913 @@
           <w:t>https://marconak-matej.medium.com/mms-boot-notes-documenting-spring-boot-apis-springdoc-openapi-takes-the-lead-1c9863c8f685</w:t>
         </w:r>
       </w:hyperlink>
+    </w:p>
+    <w:p>
+      <w:pPr>
+        <w:pStyle w:val="ListParagraph"/>
+        <w:numPr>
+          <w:ilvl w:val="0"/>
+          <w:numId w:val="2"/>
+        </w:numPr>
+        <w:rPr>
+          <w:rFonts w:cstheme="minorHAnsi"/>
+        </w:rPr>
+      </w:pPr>
+      <w:hyperlink r:id="rId36" w:history="1">
+        <w:r>
+          <w:rPr>
+            <w:rStyle w:val="Hyperlink"/>
+            <w:rFonts w:cstheme="minorHAnsi"/>
+          </w:rPr>
+          <w:t>https://www.baeldung.com/hibernate-identifiers</w:t>
+        </w:r>
+      </w:hyperlink>
+    </w:p>
+    <w:p>
+      <w:pPr>
+        <w:ind w:left="360"/>
+        <w:rPr>
+          <w:rFonts w:cstheme="minorHAnsi"/>
+        </w:rPr>
+      </w:pPr>
+    </w:p>
+    <w:p>
+      <w:pPr>
+        <w:pStyle w:val="Heading1"/>
+      </w:pPr>
+      <w:bookmarkStart w:id="7" w:name="_Toc235545205"/>
+      <w:r>
+        <w:t>Review</w:t>
+      </w:r>
+      <w:bookmarkEnd w:id="7"/>
+    </w:p>
+    <w:p>
+      <w:pPr>
+        <w:pStyle w:val="Heading2"/>
+      </w:pPr>
+      <w:bookmarkStart w:id="8" w:name="_Toc235545206"/>
+      <w:r>
+        <w:t>#1 20.07.2026</w:t>
+      </w:r>
+      <w:bookmarkEnd w:id="8"/>
+    </w:p>
+    <w:p>
+      <w:r>
+        <w:t xml:space="preserve">Dupa </w:t>
+      </w:r>
+      <w:proofErr w:type="spellStart"/>
+      <w:r>
+        <w:t>primul</w:t>
+      </w:r>
+      <w:proofErr w:type="spellEnd"/>
+      <w:r>
+        <w:t xml:space="preserve"> pass, las </w:t>
+      </w:r>
+      <w:proofErr w:type="spellStart"/>
+      <w:r>
+        <w:t>si</w:t>
+      </w:r>
+      <w:proofErr w:type="spellEnd"/>
+      <w:r>
+        <w:t xml:space="preserve"> </w:t>
+      </w:r>
+      <w:proofErr w:type="spellStart"/>
+      <w:r>
+        <w:t>cateva</w:t>
+      </w:r>
+      <w:proofErr w:type="spellEnd"/>
+      <w:r>
+        <w:t xml:space="preserve"> </w:t>
+      </w:r>
+      <w:proofErr w:type="spellStart"/>
+      <w:r>
+        <w:t>observatii</w:t>
+      </w:r>
+      <w:proofErr w:type="spellEnd"/>
+      <w:r>
+        <w:t xml:space="preserve"> </w:t>
+      </w:r>
+      <w:proofErr w:type="spellStart"/>
+      <w:r>
+        <w:t>punctuale</w:t>
+      </w:r>
+      <w:proofErr w:type="spellEnd"/>
+      <w:r>
+        <w:t xml:space="preserve"> </w:t>
+      </w:r>
+      <w:proofErr w:type="spellStart"/>
+      <w:r>
+        <w:t>pentru</w:t>
+      </w:r>
+      <w:proofErr w:type="spellEnd"/>
+      <w:r>
+        <w:t xml:space="preserve"> </w:t>
+      </w:r>
+      <w:proofErr w:type="spellStart"/>
+      <w:r>
+        <w:t>ce</w:t>
+      </w:r>
+      <w:proofErr w:type="spellEnd"/>
+      <w:r>
+        <w:t xml:space="preserve"> </w:t>
+      </w:r>
+      <w:proofErr w:type="spellStart"/>
+      <w:r>
+        <w:t>exista</w:t>
+      </w:r>
+      <w:proofErr w:type="spellEnd"/>
+      <w:r>
+        <w:t xml:space="preserve"> </w:t>
+      </w:r>
+      <w:proofErr w:type="spellStart"/>
+      <w:r>
+        <w:t>deja</w:t>
+      </w:r>
+      <w:proofErr w:type="spellEnd"/>
+      <w:r>
+        <w:t>.</w:t>
+      </w:r>
+    </w:p>
+    <w:p>
+      <w:pPr>
+        <w:numPr>
+          <w:ilvl w:val="0"/>
+          <w:numId w:val="7"/>
+        </w:numPr>
+      </w:pPr>
+      <w:r>
+        <w:t xml:space="preserve">Research </w:t>
+      </w:r>
+      <w:proofErr w:type="spellStart"/>
+      <w:r>
+        <w:t>te</w:t>
+      </w:r>
+      <w:proofErr w:type="spellEnd"/>
+      <w:r>
+        <w:t xml:space="preserve"> rog entity tracking in </w:t>
+      </w:r>
+      <w:proofErr w:type="spellStart"/>
+      <w:r>
+        <w:t>contextul</w:t>
+      </w:r>
+      <w:proofErr w:type="spellEnd"/>
+      <w:r>
+        <w:t xml:space="preserve"> </w:t>
+      </w:r>
+      <w:proofErr w:type="spellStart"/>
+      <w:r>
+        <w:t>transactiior</w:t>
+      </w:r>
+      <w:proofErr w:type="spellEnd"/>
+      <w:r>
+        <w:t xml:space="preserve">, </w:t>
+      </w:r>
+      <w:proofErr w:type="spellStart"/>
+      <w:r>
+        <w:t>si</w:t>
+      </w:r>
+      <w:proofErr w:type="spellEnd"/>
+      <w:r>
+        <w:t xml:space="preserve"> </w:t>
+      </w:r>
+      <w:proofErr w:type="spellStart"/>
+      <w:r>
+        <w:t>adreseaza</w:t>
+      </w:r>
+      <w:proofErr w:type="spellEnd"/>
+      <w:r>
+        <w:t xml:space="preserve"> </w:t>
+      </w:r>
+      <w:proofErr w:type="spellStart"/>
+      <w:r>
+        <w:t>situatiile</w:t>
+      </w:r>
+      <w:proofErr w:type="spellEnd"/>
+      <w:r>
+        <w:t xml:space="preserve"> </w:t>
+      </w:r>
+      <w:proofErr w:type="spellStart"/>
+      <w:r>
+        <w:t>unde</w:t>
+      </w:r>
+      <w:proofErr w:type="spellEnd"/>
+      <w:r>
+        <w:t xml:space="preserve"> se face </w:t>
+      </w:r>
+      <w:proofErr w:type="gramStart"/>
+      <w:r>
+        <w:t>save</w:t>
+      </w:r>
+      <w:proofErr w:type="gramEnd"/>
+      <w:r>
+        <w:t xml:space="preserve"> </w:t>
+      </w:r>
+      <w:proofErr w:type="spellStart"/>
+      <w:r>
+        <w:t>fara</w:t>
+      </w:r>
+      <w:proofErr w:type="spellEnd"/>
+      <w:r>
+        <w:t xml:space="preserve"> a fi </w:t>
+      </w:r>
+      <w:proofErr w:type="spellStart"/>
+      <w:r>
+        <w:t>necesar</w:t>
+      </w:r>
+      <w:proofErr w:type="spellEnd"/>
+      <w:r>
+        <w:t>.</w:t>
+      </w:r>
+    </w:p>
+    <w:p>
+      <w:pPr>
+        <w:numPr>
+          <w:ilvl w:val="0"/>
+          <w:numId w:val="7"/>
+        </w:numPr>
+      </w:pPr>
+      <w:proofErr w:type="spellStart"/>
+      <w:r>
+        <w:t>Shimbare</w:t>
+      </w:r>
+      <w:proofErr w:type="spellEnd"/>
+      <w:r>
+        <w:t xml:space="preserve"> </w:t>
+      </w:r>
+      <w:proofErr w:type="spellStart"/>
+      <w:r>
+        <w:t>varianta</w:t>
+      </w:r>
+      <w:proofErr w:type="spellEnd"/>
+      <w:r>
+        <w:t xml:space="preserve"> </w:t>
+      </w:r>
+      <w:proofErr w:type="spellStart"/>
+      <w:r>
+        <w:t>pentru</w:t>
+      </w:r>
+      <w:proofErr w:type="spellEnd"/>
+      <w:r>
+        <w:t xml:space="preserve"> logging </w:t>
+      </w:r>
+      <w:proofErr w:type="spellStart"/>
+      <w:r>
+        <w:t>sa</w:t>
+      </w:r>
+      <w:proofErr w:type="spellEnd"/>
+      <w:r>
+        <w:t xml:space="preserve"> fie prod ready. (</w:t>
+      </w:r>
+      <w:proofErr w:type="spellStart"/>
+      <w:proofErr w:type="gramStart"/>
+      <w:r>
+        <w:t>IO.println</w:t>
+      </w:r>
+      <w:proofErr w:type="spellEnd"/>
+      <w:proofErr w:type="gramEnd"/>
+      <w:r>
+        <w:t xml:space="preserve">, although </w:t>
+      </w:r>
+      <w:proofErr w:type="spellStart"/>
+      <w:r>
+        <w:t>frumos</w:t>
+      </w:r>
+      <w:proofErr w:type="spellEnd"/>
+      <w:r>
+        <w:t xml:space="preserve"> </w:t>
+      </w:r>
+      <w:proofErr w:type="spellStart"/>
+      <w:r>
+        <w:t>noul</w:t>
+      </w:r>
+      <w:proofErr w:type="spellEnd"/>
+      <w:r>
+        <w:t xml:space="preserve"> shorthand, </w:t>
+      </w:r>
+      <w:proofErr w:type="spellStart"/>
+      <w:r>
+        <w:t>mesajul</w:t>
+      </w:r>
+      <w:proofErr w:type="spellEnd"/>
+      <w:r>
+        <w:t xml:space="preserve"> </w:t>
+      </w:r>
+      <w:proofErr w:type="spellStart"/>
+      <w:r>
+        <w:t>ramane</w:t>
+      </w:r>
+      <w:proofErr w:type="spellEnd"/>
+      <w:r>
+        <w:t xml:space="preserve"> in </w:t>
+      </w:r>
+      <w:proofErr w:type="spellStart"/>
+      <w:r>
+        <w:t>consola</w:t>
+      </w:r>
+      <w:proofErr w:type="spellEnd"/>
+      <w:r>
+        <w:t xml:space="preserve"> </w:t>
+      </w:r>
+      <w:proofErr w:type="spellStart"/>
+      <w:r>
+        <w:t>numai</w:t>
+      </w:r>
+      <w:proofErr w:type="spellEnd"/>
+      <w:r>
+        <w:t xml:space="preserve">, </w:t>
+      </w:r>
+      <w:proofErr w:type="spellStart"/>
+      <w:r>
+        <w:t>iar</w:t>
+      </w:r>
+      <w:proofErr w:type="spellEnd"/>
+      <w:r>
+        <w:t xml:space="preserve"> in </w:t>
+      </w:r>
+      <w:proofErr w:type="spellStart"/>
+      <w:r>
+        <w:t>situatia</w:t>
+      </w:r>
+      <w:proofErr w:type="spellEnd"/>
+      <w:r>
+        <w:t xml:space="preserve"> de prod nu </w:t>
+      </w:r>
+      <w:proofErr w:type="spellStart"/>
+      <w:r>
+        <w:t>este</w:t>
+      </w:r>
+      <w:proofErr w:type="spellEnd"/>
+      <w:r>
+        <w:t xml:space="preserve"> </w:t>
+      </w:r>
+      <w:proofErr w:type="spellStart"/>
+      <w:r>
+        <w:t>suficient</w:t>
+      </w:r>
+      <w:proofErr w:type="spellEnd"/>
+      <w:r>
+        <w:t>.</w:t>
+      </w:r>
+    </w:p>
+    <w:p>
+      <w:pPr>
+        <w:numPr>
+          <w:ilvl w:val="0"/>
+          <w:numId w:val="7"/>
+        </w:numPr>
+      </w:pPr>
+      <w:proofErr w:type="spellStart"/>
+      <w:r>
+        <w:t>Autentificarea</w:t>
+      </w:r>
+      <w:proofErr w:type="spellEnd"/>
+      <w:r>
+        <w:t xml:space="preserve"> pe </w:t>
+      </w:r>
+      <w:proofErr w:type="spellStart"/>
+      <w:r>
+        <w:t>baza</w:t>
+      </w:r>
+      <w:proofErr w:type="spellEnd"/>
+      <w:r>
+        <w:t xml:space="preserve"> de API key </w:t>
+      </w:r>
+      <w:proofErr w:type="spellStart"/>
+      <w:r>
+        <w:t>ar</w:t>
+      </w:r>
+      <w:proofErr w:type="spellEnd"/>
+      <w:r>
+        <w:t xml:space="preserve"> </w:t>
+      </w:r>
+      <w:proofErr w:type="spellStart"/>
+      <w:r>
+        <w:t>trebui</w:t>
+      </w:r>
+      <w:proofErr w:type="spellEnd"/>
+      <w:r>
+        <w:t xml:space="preserve"> </w:t>
+      </w:r>
+      <w:proofErr w:type="spellStart"/>
+      <w:r>
+        <w:t>refactorizata</w:t>
+      </w:r>
+      <w:proofErr w:type="spellEnd"/>
+      <w:r>
+        <w:t xml:space="preserve"> </w:t>
+      </w:r>
+      <w:proofErr w:type="spellStart"/>
+      <w:r>
+        <w:t>intr</w:t>
+      </w:r>
+      <w:proofErr w:type="spellEnd"/>
+      <w:r>
+        <w:t xml:space="preserve">-o </w:t>
+      </w:r>
+      <w:proofErr w:type="spellStart"/>
+      <w:r>
+        <w:t>varianta</w:t>
+      </w:r>
+      <w:proofErr w:type="spellEnd"/>
+      <w:r>
+        <w:t xml:space="preserve"> </w:t>
+      </w:r>
+      <w:proofErr w:type="spellStart"/>
+      <w:r>
+        <w:t>generica</w:t>
+      </w:r>
+      <w:proofErr w:type="spellEnd"/>
+      <w:r>
+        <w:t xml:space="preserve">, </w:t>
+      </w:r>
+      <w:proofErr w:type="spellStart"/>
+      <w:r>
+        <w:t>activa</w:t>
+      </w:r>
+      <w:proofErr w:type="spellEnd"/>
+      <w:r>
+        <w:t xml:space="preserve"> implicit </w:t>
+      </w:r>
+      <w:proofErr w:type="spellStart"/>
+      <w:r>
+        <w:t>pentru</w:t>
+      </w:r>
+      <w:proofErr w:type="spellEnd"/>
+      <w:r>
+        <w:t xml:space="preserve"> </w:t>
+      </w:r>
+      <w:proofErr w:type="spellStart"/>
+      <w:r>
+        <w:t>toate</w:t>
+      </w:r>
+      <w:proofErr w:type="spellEnd"/>
+      <w:r>
+        <w:t xml:space="preserve"> endpoint-urile CRUD </w:t>
+      </w:r>
+      <w:proofErr w:type="spellStart"/>
+      <w:r>
+        <w:t>si</w:t>
+      </w:r>
+      <w:proofErr w:type="spellEnd"/>
+      <w:r>
+        <w:t xml:space="preserve"> </w:t>
+      </w:r>
+      <w:proofErr w:type="spellStart"/>
+      <w:r>
+        <w:t>pentru</w:t>
+      </w:r>
+      <w:proofErr w:type="spellEnd"/>
+      <w:r>
+        <w:t xml:space="preserve"> </w:t>
+      </w:r>
+      <w:proofErr w:type="spellStart"/>
+      <w:r>
+        <w:t>orice</w:t>
+      </w:r>
+      <w:proofErr w:type="spellEnd"/>
+      <w:r>
+        <w:t xml:space="preserve"> alt </w:t>
+      </w:r>
+      <w:proofErr w:type="spellStart"/>
+      <w:r>
+        <w:t>endopint</w:t>
+      </w:r>
+      <w:proofErr w:type="spellEnd"/>
+      <w:r>
+        <w:t xml:space="preserve"> nou </w:t>
+      </w:r>
+      <w:proofErr w:type="spellStart"/>
+      <w:r>
+        <w:t>adaugat</w:t>
+      </w:r>
+      <w:proofErr w:type="spellEnd"/>
+      <w:r>
+        <w:t xml:space="preserve">, cu </w:t>
+      </w:r>
+      <w:proofErr w:type="spellStart"/>
+      <w:r>
+        <w:t>exceptia</w:t>
+      </w:r>
+      <w:proofErr w:type="spellEnd"/>
+      <w:r>
+        <w:t xml:space="preserve"> </w:t>
+      </w:r>
+      <w:proofErr w:type="spellStart"/>
+      <w:r>
+        <w:t>celor</w:t>
+      </w:r>
+      <w:proofErr w:type="spellEnd"/>
+      <w:r>
+        <w:t xml:space="preserve"> </w:t>
+      </w:r>
+      <w:proofErr w:type="spellStart"/>
+      <w:r>
+        <w:t>pentru</w:t>
+      </w:r>
+      <w:proofErr w:type="spellEnd"/>
+      <w:r>
+        <w:t xml:space="preserve"> </w:t>
+      </w:r>
+      <w:proofErr w:type="spellStart"/>
+      <w:r>
+        <w:t>OpenAPI</w:t>
+      </w:r>
+      <w:proofErr w:type="spellEnd"/>
+    </w:p>
+    <w:p>
+      <w:pPr>
+        <w:numPr>
+          <w:ilvl w:val="0"/>
+          <w:numId w:val="7"/>
+        </w:numPr>
+      </w:pPr>
+      <w:proofErr w:type="spellStart"/>
+      <w:r>
+        <w:t>Scos</w:t>
+      </w:r>
+      <w:proofErr w:type="spellEnd"/>
+      <w:r>
+        <w:t xml:space="preserve"> logging API key, ok </w:t>
+      </w:r>
+      <w:proofErr w:type="spellStart"/>
+      <w:r>
+        <w:t>pentru</w:t>
+      </w:r>
+      <w:proofErr w:type="spellEnd"/>
+      <w:r>
+        <w:t xml:space="preserve"> dev, </w:t>
+      </w:r>
+      <w:proofErr w:type="spellStart"/>
+      <w:r>
+        <w:t>dar</w:t>
+      </w:r>
+      <w:proofErr w:type="spellEnd"/>
+      <w:r>
+        <w:t xml:space="preserve"> </w:t>
+      </w:r>
+      <w:proofErr w:type="spellStart"/>
+      <w:r>
+        <w:t>pentru</w:t>
+      </w:r>
+      <w:proofErr w:type="spellEnd"/>
+      <w:r>
+        <w:t xml:space="preserve"> prod </w:t>
+      </w:r>
+      <w:proofErr w:type="spellStart"/>
+      <w:r>
+        <w:t>ar</w:t>
+      </w:r>
+      <w:proofErr w:type="spellEnd"/>
+      <w:r>
+        <w:t xml:space="preserve"> </w:t>
+      </w:r>
+      <w:proofErr w:type="spellStart"/>
+      <w:r>
+        <w:t>trebui</w:t>
+      </w:r>
+      <w:proofErr w:type="spellEnd"/>
+      <w:r>
+        <w:t xml:space="preserve"> conf </w:t>
+      </w:r>
+      <w:proofErr w:type="spellStart"/>
+      <w:r>
+        <w:t>bunelor</w:t>
+      </w:r>
+      <w:proofErr w:type="spellEnd"/>
+      <w:r>
+        <w:t xml:space="preserve"> </w:t>
+      </w:r>
+      <w:proofErr w:type="spellStart"/>
+      <w:r>
+        <w:t>practici</w:t>
+      </w:r>
+      <w:proofErr w:type="spellEnd"/>
+      <w:r>
+        <w:t xml:space="preserve"> (unless </w:t>
+      </w:r>
+      <w:proofErr w:type="spellStart"/>
+      <w:r>
+        <w:t>cineva</w:t>
+      </w:r>
+      <w:proofErr w:type="spellEnd"/>
+      <w:r>
+        <w:t xml:space="preserve"> </w:t>
+      </w:r>
+      <w:proofErr w:type="spellStart"/>
+      <w:r>
+        <w:t>specifica</w:t>
+      </w:r>
+      <w:proofErr w:type="spellEnd"/>
+      <w:r>
+        <w:t xml:space="preserve"> </w:t>
+      </w:r>
+      <w:proofErr w:type="spellStart"/>
+      <w:r>
+        <w:t>diferit</w:t>
+      </w:r>
+      <w:proofErr w:type="spellEnd"/>
+      <w:r>
+        <w:t xml:space="preserve">, </w:t>
+      </w:r>
+      <w:proofErr w:type="spellStart"/>
+      <w:r>
+        <w:t>si</w:t>
+      </w:r>
+      <w:proofErr w:type="spellEnd"/>
+      <w:r>
+        <w:t xml:space="preserve"> se </w:t>
+      </w:r>
+      <w:proofErr w:type="spellStart"/>
+      <w:r>
+        <w:t>asuma</w:t>
+      </w:r>
+      <w:proofErr w:type="spellEnd"/>
+      <w:r>
+        <w:t xml:space="preserve"> </w:t>
+      </w:r>
+      <w:proofErr w:type="spellStart"/>
+      <w:r>
+        <w:t>anuma</w:t>
+      </w:r>
+      <w:proofErr w:type="spellEnd"/>
+      <w:r>
+        <w:t xml:space="preserve"> </w:t>
+      </w:r>
+      <w:proofErr w:type="spellStart"/>
+      <w:r>
+        <w:t>anumite</w:t>
+      </w:r>
+      <w:proofErr w:type="spellEnd"/>
+      <w:r>
+        <w:t xml:space="preserve"> </w:t>
+      </w:r>
+      <w:proofErr w:type="spellStart"/>
+      <w:r>
+        <w:t>riscuri</w:t>
+      </w:r>
+      <w:proofErr w:type="spellEnd"/>
+      <w:r>
+        <w:t>)</w:t>
+      </w:r>
+      <w:r>
+        <w:t xml:space="preserve"> - Done</w:t>
+      </w:r>
+    </w:p>
+    <w:p>
+      <w:pPr>
+        <w:numPr>
+          <w:ilvl w:val="0"/>
+          <w:numId w:val="7"/>
+        </w:numPr>
+      </w:pPr>
+      <w:proofErr w:type="spellStart"/>
+      <w:r>
+        <w:t>Exista</w:t>
+      </w:r>
+      <w:proofErr w:type="spellEnd"/>
+      <w:r>
+        <w:t xml:space="preserve"> un class name typo: </w:t>
+      </w:r>
+      <w:proofErr w:type="spellStart"/>
+      <w:r>
+        <w:t>Permision</w:t>
+      </w:r>
+      <w:proofErr w:type="spellEnd"/>
+      <w:r>
+        <w:t xml:space="preserve"> in loc de Permission</w:t>
+      </w:r>
+      <w:r>
+        <w:t xml:space="preserve"> - Done</w:t>
+      </w:r>
+    </w:p>
+    <w:p>
+      <w:pPr>
+        <w:numPr>
+          <w:ilvl w:val="0"/>
+          <w:numId w:val="7"/>
+        </w:numPr>
+      </w:pPr>
+      <w:r>
+        <w:t xml:space="preserve">In </w:t>
+      </w:r>
+      <w:proofErr w:type="spellStart"/>
+      <w:r>
+        <w:t>modelarea</w:t>
+      </w:r>
+      <w:proofErr w:type="spellEnd"/>
+      <w:r>
+        <w:t xml:space="preserve"> </w:t>
+      </w:r>
+      <w:proofErr w:type="spellStart"/>
+      <w:r>
+        <w:t>entitatilor</w:t>
+      </w:r>
+      <w:proofErr w:type="spellEnd"/>
+      <w:r>
+        <w:t xml:space="preserve">, </w:t>
+      </w:r>
+      <w:proofErr w:type="spellStart"/>
+      <w:r>
+        <w:t>relatia</w:t>
+      </w:r>
+      <w:proofErr w:type="spellEnd"/>
+      <w:r>
+        <w:t xml:space="preserve"> </w:t>
+      </w:r>
+      <w:proofErr w:type="spellStart"/>
+      <w:r>
+        <w:t>dintre</w:t>
+      </w:r>
+      <w:proofErr w:type="spellEnd"/>
+      <w:r>
+        <w:t xml:space="preserve"> Employee </w:t>
+      </w:r>
+      <w:proofErr w:type="spellStart"/>
+      <w:r>
+        <w:t>si</w:t>
+      </w:r>
+      <w:proofErr w:type="spellEnd"/>
+      <w:r>
+        <w:t xml:space="preserve"> Position </w:t>
+      </w:r>
+      <w:proofErr w:type="spellStart"/>
+      <w:r>
+        <w:t>ar</w:t>
+      </w:r>
+      <w:proofErr w:type="spellEnd"/>
+      <w:r>
+        <w:t xml:space="preserve"> </w:t>
+      </w:r>
+      <w:proofErr w:type="spellStart"/>
+      <w:r>
+        <w:t>trebui</w:t>
+      </w:r>
+      <w:proofErr w:type="spellEnd"/>
+      <w:r>
+        <w:t xml:space="preserve"> </w:t>
+      </w:r>
+      <w:proofErr w:type="spellStart"/>
+      <w:r>
+        <w:t>reflectata</w:t>
+      </w:r>
+      <w:proofErr w:type="spellEnd"/>
+      <w:r>
+        <w:t xml:space="preserve"> </w:t>
+      </w:r>
+      <w:proofErr w:type="spellStart"/>
+      <w:r>
+        <w:t>corespunzator</w:t>
+      </w:r>
+      <w:proofErr w:type="spellEnd"/>
+      <w:r>
+        <w:t xml:space="preserve">, </w:t>
+      </w:r>
+      <w:proofErr w:type="spellStart"/>
+      <w:r>
+        <w:t>fara</w:t>
+      </w:r>
+      <w:proofErr w:type="spellEnd"/>
+      <w:r>
+        <w:t xml:space="preserve"> </w:t>
+      </w:r>
+      <w:proofErr w:type="gramStart"/>
+      <w:r>
+        <w:t>a</w:t>
+      </w:r>
+      <w:proofErr w:type="gramEnd"/>
+      <w:r>
+        <w:t xml:space="preserve"> </w:t>
+      </w:r>
+      <w:proofErr w:type="spellStart"/>
+      <w:r>
+        <w:t>incerca</w:t>
+      </w:r>
+      <w:proofErr w:type="spellEnd"/>
+      <w:r>
+        <w:t xml:space="preserve"> date </w:t>
+      </w:r>
+      <w:proofErr w:type="spellStart"/>
+      <w:r>
+        <w:t>despre</w:t>
+      </w:r>
+      <w:proofErr w:type="spellEnd"/>
+      <w:r>
+        <w:t xml:space="preserve"> </w:t>
+      </w:r>
+      <w:proofErr w:type="spellStart"/>
+      <w:r>
+        <w:t>legaturi</w:t>
+      </w:r>
+      <w:proofErr w:type="spellEnd"/>
+      <w:r>
+        <w:t>.</w:t>
+      </w:r>
+    </w:p>
+    <w:p>
+      <w:pPr>
+        <w:numPr>
+          <w:ilvl w:val="0"/>
+          <w:numId w:val="7"/>
+        </w:numPr>
+      </w:pPr>
+      <w:r>
+        <w:t xml:space="preserve">As </w:t>
+      </w:r>
+      <w:proofErr w:type="spellStart"/>
+      <w:r>
+        <w:t>vrea</w:t>
+      </w:r>
+      <w:proofErr w:type="spellEnd"/>
+      <w:r>
+        <w:t xml:space="preserve"> </w:t>
+      </w:r>
+      <w:proofErr w:type="spellStart"/>
+      <w:r>
+        <w:t>si</w:t>
+      </w:r>
+      <w:proofErr w:type="spellEnd"/>
+      <w:r>
+        <w:t xml:space="preserve"> o </w:t>
+      </w:r>
+      <w:proofErr w:type="spellStart"/>
+      <w:r>
+        <w:t>scurta</w:t>
+      </w:r>
+      <w:proofErr w:type="spellEnd"/>
+      <w:r>
+        <w:t xml:space="preserve"> </w:t>
+      </w:r>
+      <w:proofErr w:type="spellStart"/>
+      <w:r>
+        <w:t>justificare</w:t>
+      </w:r>
+      <w:proofErr w:type="spellEnd"/>
+      <w:r>
+        <w:t xml:space="preserve"> </w:t>
+      </w:r>
+      <w:proofErr w:type="spellStart"/>
+      <w:r>
+        <w:t>pentru</w:t>
+      </w:r>
+      <w:proofErr w:type="spellEnd"/>
+      <w:r>
+        <w:t xml:space="preserve"> </w:t>
+      </w:r>
+      <w:proofErr w:type="spellStart"/>
+      <w:r>
+        <w:t>alegerea</w:t>
+      </w:r>
+      <w:proofErr w:type="spellEnd"/>
+      <w:r>
+        <w:t xml:space="preserve"> SEQUENCE la </w:t>
+      </w:r>
+      <w:proofErr w:type="spellStart"/>
+      <w:r>
+        <w:t>generarea</w:t>
+      </w:r>
+      <w:proofErr w:type="spellEnd"/>
+      <w:r>
+        <w:t xml:space="preserve"> PK, nu </w:t>
+      </w:r>
+      <w:proofErr w:type="spellStart"/>
+      <w:r>
+        <w:t>pentru</w:t>
+      </w:r>
+      <w:proofErr w:type="spellEnd"/>
+      <w:r>
+        <w:t xml:space="preserve"> ca </w:t>
+      </w:r>
+      <w:proofErr w:type="spellStart"/>
+      <w:r>
+        <w:t>este</w:t>
+      </w:r>
+      <w:proofErr w:type="spellEnd"/>
+      <w:r>
+        <w:t xml:space="preserve"> </w:t>
+      </w:r>
+      <w:proofErr w:type="spellStart"/>
+      <w:r>
+        <w:t>gresit</w:t>
+      </w:r>
+      <w:proofErr w:type="spellEnd"/>
+      <w:r>
+        <w:t xml:space="preserve">, ci </w:t>
+      </w:r>
+      <w:proofErr w:type="spellStart"/>
+      <w:r>
+        <w:t>pentru</w:t>
+      </w:r>
+      <w:proofErr w:type="spellEnd"/>
+      <w:r>
+        <w:t xml:space="preserve"> a </w:t>
+      </w:r>
+      <w:proofErr w:type="spellStart"/>
+      <w:r>
+        <w:t>confirma</w:t>
+      </w:r>
+      <w:proofErr w:type="spellEnd"/>
+      <w:r>
+        <w:t xml:space="preserve"> ca ai </w:t>
+      </w:r>
+      <w:proofErr w:type="spellStart"/>
+      <w:r>
+        <w:t>inteles</w:t>
+      </w:r>
+      <w:proofErr w:type="spellEnd"/>
+      <w:r>
+        <w:t xml:space="preserve"> </w:t>
+      </w:r>
+      <w:proofErr w:type="spellStart"/>
+      <w:r>
+        <w:t>rationamentul</w:t>
+      </w:r>
+      <w:proofErr w:type="spellEnd"/>
+      <w:r>
+        <w:t xml:space="preserve"> pros / cons la </w:t>
+      </w:r>
+      <w:proofErr w:type="spellStart"/>
+      <w:r>
+        <w:t>fiecare</w:t>
+      </w:r>
+      <w:proofErr w:type="spellEnd"/>
+      <w:r>
+        <w:t xml:space="preserve"> -Done</w:t>
+      </w:r>
+    </w:p>
+    <w:p>
+      <w:pPr>
+        <w:numPr>
+          <w:ilvl w:val="0"/>
+          <w:numId w:val="7"/>
+        </w:numPr>
+      </w:pPr>
+      <w:proofErr w:type="spellStart"/>
+      <w:r>
+        <w:t>PositionRequest</w:t>
+      </w:r>
+      <w:proofErr w:type="spellEnd"/>
+      <w:r>
+        <w:t xml:space="preserve"> include date </w:t>
+      </w:r>
+      <w:proofErr w:type="spellStart"/>
+      <w:r>
+        <w:t>despre</w:t>
+      </w:r>
+      <w:proofErr w:type="spellEnd"/>
+      <w:r>
+        <w:t xml:space="preserve"> PK, desi sunt </w:t>
+      </w:r>
+      <w:proofErr w:type="spellStart"/>
+      <w:r>
+        <w:t>irelevante</w:t>
+      </w:r>
+      <w:proofErr w:type="spellEnd"/>
+      <w:r>
+        <w:t xml:space="preserve"> in </w:t>
+      </w:r>
+      <w:proofErr w:type="spellStart"/>
+      <w:r>
+        <w:t>contextul</w:t>
+      </w:r>
+      <w:proofErr w:type="spellEnd"/>
+      <w:r>
+        <w:t xml:space="preserve"> in care </w:t>
+      </w:r>
+      <w:proofErr w:type="spellStart"/>
+      <w:r>
+        <w:t>semnatura</w:t>
+      </w:r>
+      <w:proofErr w:type="spellEnd"/>
+      <w:r>
+        <w:t xml:space="preserve"> </w:t>
+      </w:r>
+      <w:proofErr w:type="spellStart"/>
+      <w:r>
+        <w:t>metodei</w:t>
+      </w:r>
+      <w:proofErr w:type="spellEnd"/>
+      <w:r>
+        <w:t xml:space="preserve"> </w:t>
+      </w:r>
+      <w:proofErr w:type="spellStart"/>
+      <w:r>
+        <w:t>pentru</w:t>
+      </w:r>
+      <w:proofErr w:type="spellEnd"/>
+      <w:r>
+        <w:t xml:space="preserve"> update </w:t>
+      </w:r>
+      <w:proofErr w:type="spellStart"/>
+      <w:r>
+        <w:t>specifica</w:t>
+      </w:r>
+      <w:proofErr w:type="spellEnd"/>
+      <w:r>
+        <w:t xml:space="preserve"> in </w:t>
+      </w:r>
+      <w:proofErr w:type="spellStart"/>
+      <w:r>
+        <w:t>clar</w:t>
+      </w:r>
+      <w:proofErr w:type="spellEnd"/>
+      <w:r>
+        <w:t xml:space="preserve"> id-ul ca </w:t>
+      </w:r>
+      <w:proofErr w:type="spellStart"/>
+      <w:r>
+        <w:t>si</w:t>
+      </w:r>
+      <w:proofErr w:type="spellEnd"/>
+      <w:r>
+        <w:t xml:space="preserve"> </w:t>
+      </w:r>
+      <w:proofErr w:type="spellStart"/>
+      <w:r>
+        <w:t>parametru</w:t>
+      </w:r>
+      <w:proofErr w:type="spellEnd"/>
+      <w:r>
+        <w:t xml:space="preserve"> </w:t>
+      </w:r>
+      <w:proofErr w:type="spellStart"/>
+      <w:r>
+        <w:t>diferit</w:t>
+      </w:r>
+      <w:proofErr w:type="spellEnd"/>
+      <w:r>
+        <w:t xml:space="preserve">. A se </w:t>
+      </w:r>
+      <w:proofErr w:type="spellStart"/>
+      <w:r>
+        <w:t>elimina</w:t>
+      </w:r>
+      <w:proofErr w:type="spellEnd"/>
+      <w:r>
+        <w:t xml:space="preserve">, </w:t>
+      </w:r>
+      <w:proofErr w:type="spellStart"/>
+      <w:r>
+        <w:t>poate</w:t>
+      </w:r>
+      <w:proofErr w:type="spellEnd"/>
+      <w:r>
+        <w:t xml:space="preserve"> </w:t>
+      </w:r>
+      <w:proofErr w:type="spellStart"/>
+      <w:r>
+        <w:t>crea</w:t>
+      </w:r>
+      <w:proofErr w:type="spellEnd"/>
+      <w:r>
+        <w:t xml:space="preserve"> </w:t>
+      </w:r>
+      <w:proofErr w:type="spellStart"/>
+      <w:r>
+        <w:t>confuzii</w:t>
+      </w:r>
+      <w:proofErr w:type="spellEnd"/>
+      <w:r>
+        <w:t xml:space="preserve"> ulterior </w:t>
+      </w:r>
+      <w:proofErr w:type="spellStart"/>
+      <w:r>
+        <w:t>pentru</w:t>
+      </w:r>
+      <w:proofErr w:type="spellEnd"/>
+      <w:r>
+        <w:t xml:space="preserve"> alti </w:t>
+      </w:r>
+      <w:proofErr w:type="spellStart"/>
+      <w:r>
+        <w:t>programatori</w:t>
+      </w:r>
+      <w:proofErr w:type="spellEnd"/>
+      <w:r>
+        <w:t xml:space="preserve"> &gt;tine </w:t>
+      </w:r>
+      <w:proofErr w:type="spellStart"/>
+      <w:r>
+        <w:t>cont</w:t>
+      </w:r>
+      <w:proofErr w:type="spellEnd"/>
+      <w:r>
+        <w:t xml:space="preserve"> ca un cod bun </w:t>
+      </w:r>
+      <w:proofErr w:type="spellStart"/>
+      <w:r>
+        <w:t>este</w:t>
+      </w:r>
+      <w:proofErr w:type="spellEnd"/>
+      <w:r>
+        <w:t xml:space="preserve"> un cod care la prima </w:t>
+      </w:r>
+      <w:proofErr w:type="spellStart"/>
+      <w:r>
+        <w:t>vedere</w:t>
+      </w:r>
+      <w:proofErr w:type="spellEnd"/>
+      <w:r>
+        <w:t xml:space="preserve"> </w:t>
+      </w:r>
+      <w:proofErr w:type="spellStart"/>
+      <w:r>
+        <w:t>poti</w:t>
+      </w:r>
+      <w:proofErr w:type="spellEnd"/>
+      <w:r>
+        <w:t xml:space="preserve"> </w:t>
+      </w:r>
+      <w:proofErr w:type="spellStart"/>
+      <w:r>
+        <w:t>sa</w:t>
+      </w:r>
+      <w:proofErr w:type="spellEnd"/>
+      <w:r>
+        <w:t xml:space="preserve"> </w:t>
+      </w:r>
+      <w:proofErr w:type="spellStart"/>
+      <w:r>
+        <w:t>iti</w:t>
+      </w:r>
+      <w:proofErr w:type="spellEnd"/>
+      <w:r>
+        <w:t xml:space="preserve"> </w:t>
+      </w:r>
+      <w:proofErr w:type="spellStart"/>
+      <w:r>
+        <w:t>dai</w:t>
+      </w:r>
+      <w:proofErr w:type="spellEnd"/>
+      <w:r>
+        <w:t xml:space="preserve"> </w:t>
+      </w:r>
+      <w:proofErr w:type="spellStart"/>
+      <w:r>
+        <w:t>seama</w:t>
+      </w:r>
+      <w:proofErr w:type="spellEnd"/>
+      <w:r>
+        <w:t xml:space="preserve"> </w:t>
+      </w:r>
+      <w:proofErr w:type="spellStart"/>
+      <w:r>
+        <w:t>despre</w:t>
+      </w:r>
+      <w:proofErr w:type="spellEnd"/>
+      <w:r>
+        <w:t xml:space="preserve"> </w:t>
+      </w:r>
+      <w:proofErr w:type="spellStart"/>
+      <w:r>
+        <w:t>ce</w:t>
+      </w:r>
+      <w:proofErr w:type="spellEnd"/>
+      <w:r>
+        <w:t xml:space="preserve"> </w:t>
+      </w:r>
+      <w:proofErr w:type="spellStart"/>
+      <w:r>
+        <w:t>este</w:t>
+      </w:r>
+      <w:proofErr w:type="spellEnd"/>
+      <w:r>
+        <w:t xml:space="preserve"> </w:t>
+      </w:r>
+      <w:proofErr w:type="spellStart"/>
+      <w:r>
+        <w:t>vorba</w:t>
+      </w:r>
+      <w:proofErr w:type="spellEnd"/>
+      <w:r>
+        <w:t>&lt;</w:t>
+      </w:r>
+    </w:p>
+    <w:p>
+      <w:pPr>
+        <w:numPr>
+          <w:ilvl w:val="0"/>
+          <w:numId w:val="7"/>
+        </w:numPr>
+      </w:pPr>
+      <w:proofErr w:type="spellStart"/>
+      <w:r>
+        <w:t>Ar</w:t>
+      </w:r>
+      <w:proofErr w:type="spellEnd"/>
+      <w:r>
+        <w:t xml:space="preserve"> fi </w:t>
+      </w:r>
+      <w:proofErr w:type="spellStart"/>
+      <w:r>
+        <w:t>foarte</w:t>
+      </w:r>
+      <w:proofErr w:type="spellEnd"/>
+      <w:r>
+        <w:t xml:space="preserve"> util </w:t>
+      </w:r>
+      <w:proofErr w:type="spellStart"/>
+      <w:r>
+        <w:t>sa</w:t>
+      </w:r>
+      <w:proofErr w:type="spellEnd"/>
+      <w:r>
+        <w:t xml:space="preserve"> </w:t>
+      </w:r>
+      <w:proofErr w:type="spellStart"/>
+      <w:r>
+        <w:t>faci</w:t>
+      </w:r>
+      <w:proofErr w:type="spellEnd"/>
+      <w:r>
+        <w:t xml:space="preserve"> ca </w:t>
+      </w:r>
+      <w:proofErr w:type="spellStart"/>
+      <w:r>
+        <w:t>ultim</w:t>
+      </w:r>
+      <w:proofErr w:type="spellEnd"/>
+      <w:r>
+        <w:t xml:space="preserve"> pass, o </w:t>
+      </w:r>
+      <w:proofErr w:type="spellStart"/>
+      <w:r>
+        <w:t>analiza</w:t>
+      </w:r>
+      <w:proofErr w:type="spellEnd"/>
+      <w:r>
+        <w:t xml:space="preserve"> cu SonarQube (se </w:t>
+      </w:r>
+      <w:proofErr w:type="spellStart"/>
+      <w:r>
+        <w:t>poate</w:t>
+      </w:r>
+      <w:proofErr w:type="spellEnd"/>
+      <w:r>
+        <w:t xml:space="preserve"> </w:t>
+      </w:r>
+      <w:proofErr w:type="spellStart"/>
+      <w:r>
+        <w:t>activa</w:t>
+      </w:r>
+      <w:proofErr w:type="spellEnd"/>
+      <w:r>
+        <w:t xml:space="preserve"> ca </w:t>
+      </w:r>
+      <w:proofErr w:type="spellStart"/>
+      <w:r>
+        <w:t>inainte</w:t>
+      </w:r>
+      <w:proofErr w:type="spellEnd"/>
+      <w:r>
+        <w:t xml:space="preserve"> de commit </w:t>
+      </w:r>
+      <w:proofErr w:type="spellStart"/>
+      <w:r>
+        <w:t>sa</w:t>
+      </w:r>
+      <w:proofErr w:type="spellEnd"/>
+      <w:r>
+        <w:t xml:space="preserve"> </w:t>
+      </w:r>
+      <w:proofErr w:type="spellStart"/>
+      <w:r>
+        <w:t>faca</w:t>
+      </w:r>
+      <w:proofErr w:type="spellEnd"/>
+      <w:r>
+        <w:t xml:space="preserve"> trigger </w:t>
+      </w:r>
+      <w:proofErr w:type="spellStart"/>
+      <w:r>
+        <w:t>Intellij</w:t>
+      </w:r>
+      <w:proofErr w:type="spellEnd"/>
+      <w:r>
+        <w:t>).</w:t>
+      </w:r>
+    </w:p>
+    <w:p/>
+    <w:p>
+      <w:pPr>
+        <w:pStyle w:val="Heading1"/>
+      </w:pPr>
+      <w:bookmarkStart w:id="9" w:name="_Toc235545207"/>
+      <w:proofErr w:type="spellStart"/>
+      <w:r>
+        <w:lastRenderedPageBreak/>
+        <w:t>Justificare</w:t>
+      </w:r>
+      <w:proofErr w:type="spellEnd"/>
+      <w:r>
+        <w:t xml:space="preserve"> </w:t>
+      </w:r>
+      <w:r>
+        <w:t>Sequence</w:t>
+      </w:r>
+      <w:bookmarkEnd w:id="9"/>
+    </w:p>
+    <w:p/>
+    <w:p>
+      <w:proofErr w:type="spellStart"/>
+      <w:r>
+        <w:t>Optiunile</w:t>
+      </w:r>
+      <w:proofErr w:type="spellEnd"/>
+      <w:r>
+        <w:t xml:space="preserve"> pe care le </w:t>
+      </w:r>
+      <w:proofErr w:type="spellStart"/>
+      <w:r>
+        <w:t>aveam</w:t>
+      </w:r>
+      <w:proofErr w:type="spellEnd"/>
+      <w:r>
+        <w:t xml:space="preserve"> </w:t>
+      </w:r>
+      <w:proofErr w:type="spellStart"/>
+      <w:r>
+        <w:t>disponibile</w:t>
+      </w:r>
+      <w:proofErr w:type="spellEnd"/>
+      <w:r>
+        <w:t xml:space="preserve"> </w:t>
+      </w:r>
+      <w:proofErr w:type="spellStart"/>
+      <w:r>
+        <w:t>erau</w:t>
+      </w:r>
+      <w:proofErr w:type="spellEnd"/>
+      <w:r>
+        <w:t xml:space="preserve"> sequence, identity </w:t>
+      </w:r>
+      <w:proofErr w:type="spellStart"/>
+      <w:r>
+        <w:t>si</w:t>
+      </w:r>
+      <w:proofErr w:type="spellEnd"/>
+      <w:r>
+        <w:t xml:space="preserve"> table. Am ales Sequence </w:t>
+      </w:r>
+      <w:proofErr w:type="spellStart"/>
+      <w:r>
+        <w:t>deoare</w:t>
+      </w:r>
+      <w:r>
+        <w:t>c</w:t>
+      </w:r>
+      <w:r>
+        <w:t>e</w:t>
+      </w:r>
+      <w:proofErr w:type="spellEnd"/>
+      <w:r>
+        <w:t xml:space="preserve"> </w:t>
+      </w:r>
+      <w:proofErr w:type="spellStart"/>
+      <w:r>
+        <w:t>permite</w:t>
+      </w:r>
+      <w:proofErr w:type="spellEnd"/>
+      <w:r>
+        <w:t xml:space="preserve"> </w:t>
+      </w:r>
+      <w:proofErr w:type="spellStart"/>
+      <w:r>
+        <w:t>inserarea</w:t>
+      </w:r>
+      <w:proofErr w:type="spellEnd"/>
+      <w:r>
+        <w:t xml:space="preserve"> in batch-</w:t>
+      </w:r>
+      <w:proofErr w:type="spellStart"/>
+      <w:r>
+        <w:t>uri</w:t>
+      </w:r>
+      <w:proofErr w:type="spellEnd"/>
+      <w:r>
+        <w:t xml:space="preserve"> fata de Identity. Daca </w:t>
+      </w:r>
+      <w:proofErr w:type="spellStart"/>
+      <w:r>
+        <w:t>foloseam</w:t>
+      </w:r>
+      <w:proofErr w:type="spellEnd"/>
+      <w:r>
+        <w:t xml:space="preserve"> </w:t>
+      </w:r>
+      <w:proofErr w:type="gramStart"/>
+      <w:r>
+        <w:t>identity ,</w:t>
+      </w:r>
+      <w:proofErr w:type="spellStart"/>
+      <w:r>
+        <w:t>baza</w:t>
+      </w:r>
+      <w:proofErr w:type="spellEnd"/>
+      <w:proofErr w:type="gramEnd"/>
+      <w:r>
+        <w:t xml:space="preserve"> de date genera id ul </w:t>
+      </w:r>
+      <w:proofErr w:type="spellStart"/>
+      <w:r>
+        <w:t>doar</w:t>
+      </w:r>
+      <w:proofErr w:type="spellEnd"/>
+      <w:r>
+        <w:t xml:space="preserve"> in </w:t>
+      </w:r>
+      <w:proofErr w:type="spellStart"/>
+      <w:r>
+        <w:t>momentul</w:t>
+      </w:r>
+      <w:proofErr w:type="spellEnd"/>
+      <w:r>
+        <w:t xml:space="preserve"> </w:t>
+      </w:r>
+      <w:proofErr w:type="spellStart"/>
+      <w:r>
+        <w:t>inserarii</w:t>
+      </w:r>
+      <w:proofErr w:type="spellEnd"/>
+      <w:r>
+        <w:t xml:space="preserve">. Cu sequence </w:t>
+      </w:r>
+      <w:proofErr w:type="spellStart"/>
+      <w:r>
+        <w:t>baza</w:t>
+      </w:r>
+      <w:proofErr w:type="spellEnd"/>
+      <w:r>
+        <w:t xml:space="preserve"> de date </w:t>
+      </w:r>
+      <w:proofErr w:type="spellStart"/>
+      <w:r>
+        <w:t>poate</w:t>
+      </w:r>
+      <w:proofErr w:type="spellEnd"/>
+      <w:r>
+        <w:t xml:space="preserve"> genera in </w:t>
+      </w:r>
+      <w:proofErr w:type="spellStart"/>
+      <w:r>
+        <w:t>avans</w:t>
+      </w:r>
+      <w:proofErr w:type="spellEnd"/>
+      <w:r>
+        <w:t xml:space="preserve"> id urile </w:t>
+      </w:r>
+      <w:proofErr w:type="spellStart"/>
+      <w:r>
+        <w:t>si</w:t>
+      </w:r>
+      <w:proofErr w:type="spellEnd"/>
+      <w:r>
+        <w:t xml:space="preserve"> </w:t>
+      </w:r>
+      <w:proofErr w:type="spellStart"/>
+      <w:r>
+        <w:t>sa</w:t>
+      </w:r>
+      <w:proofErr w:type="spellEnd"/>
+      <w:r>
+        <w:t xml:space="preserve"> le </w:t>
+      </w:r>
+      <w:proofErr w:type="spellStart"/>
+      <w:r>
+        <w:t>foloseaca</w:t>
+      </w:r>
+      <w:proofErr w:type="spellEnd"/>
+      <w:r>
+        <w:t xml:space="preserve"> in </w:t>
+      </w:r>
+      <w:proofErr w:type="spellStart"/>
+      <w:r>
+        <w:t>momentul</w:t>
+      </w:r>
+      <w:proofErr w:type="spellEnd"/>
+      <w:r>
+        <w:t xml:space="preserve"> </w:t>
+      </w:r>
+      <w:proofErr w:type="spellStart"/>
+      <w:r>
+        <w:t>inserarii</w:t>
+      </w:r>
+      <w:proofErr w:type="spellEnd"/>
+      <w:r>
+        <w:t>.</w:t>
+      </w:r>
+    </w:p>
+    <w:p>
+      <w:pPr>
+        <w:pStyle w:val="ListParagraph"/>
+        <w:numPr>
+          <w:ilvl w:val="0"/>
+          <w:numId w:val="7"/>
+        </w:numPr>
+      </w:pPr>
+      <w:r>
+        <w:t>Sequence</w:t>
+      </w:r>
+    </w:p>
+    <w:tbl>
+      <w:tblPr>
+        <w:tblStyle w:val="TableGrid"/>
+        <w:tblW w:w="0" w:type="auto"/>
+        <w:tblInd w:w="625" w:type="dxa"/>
+        <w:tblLook w:val="04A0" w:firstRow="1" w:lastRow="0" w:firstColumn="1" w:lastColumn="0" w:noHBand="0" w:noVBand="1"/>
+      </w:tblPr>
+      <w:tblGrid>
+        <w:gridCol w:w="4412"/>
+        <w:gridCol w:w="4313"/>
+      </w:tblGrid>
+      <w:tr>
+        <w:tc>
+          <w:tcPr>
+            <w:tcW w:w="4412" w:type="dxa"/>
+          </w:tcPr>
+          <w:p>
+            <w:pPr>
+              <w:pStyle w:val="ListParagraph"/>
+              <w:ind w:left="0"/>
+              <w:jc w:val="center"/>
+            </w:pPr>
+            <w:r>
+              <w:t>Pro</w:t>
+            </w:r>
+          </w:p>
+        </w:tc>
+        <w:tc>
+          <w:tcPr>
+            <w:tcW w:w="4313" w:type="dxa"/>
+          </w:tcPr>
+          <w:p>
+            <w:pPr>
+              <w:pStyle w:val="ListParagraph"/>
+              <w:ind w:left="0"/>
+              <w:jc w:val="center"/>
+            </w:pPr>
+            <w:r>
+              <w:t>contra</w:t>
+            </w:r>
+          </w:p>
+        </w:tc>
+      </w:tr>
+      <w:tr>
+        <w:tc>
+          <w:tcPr>
+            <w:tcW w:w="4412" w:type="dxa"/>
+          </w:tcPr>
+          <w:p>
+            <w:pPr>
+              <w:pStyle w:val="ListParagraph"/>
+              <w:ind w:left="0"/>
+            </w:pPr>
+            <w:proofErr w:type="spellStart"/>
+            <w:r>
+              <w:t>Rapiditate</w:t>
+            </w:r>
+            <w:proofErr w:type="spellEnd"/>
+            <w:r>
+              <w:t xml:space="preserve"> la </w:t>
+            </w:r>
+            <w:proofErr w:type="spellStart"/>
+            <w:r>
+              <w:t>inserare</w:t>
+            </w:r>
+            <w:proofErr w:type="spellEnd"/>
+            <w:r>
+              <w:t xml:space="preserve"> </w:t>
+            </w:r>
+            <w:proofErr w:type="spellStart"/>
+            <w:r>
+              <w:t>prin</w:t>
+            </w:r>
+            <w:proofErr w:type="spellEnd"/>
+            <w:r>
+              <w:t xml:space="preserve"> </w:t>
+            </w:r>
+            <w:proofErr w:type="spellStart"/>
+            <w:r>
+              <w:t>utilizarea</w:t>
+            </w:r>
+            <w:proofErr w:type="spellEnd"/>
+            <w:r>
+              <w:t xml:space="preserve"> batch </w:t>
+            </w:r>
+            <w:proofErr w:type="spellStart"/>
+            <w:r>
+              <w:t>urilor</w:t>
+            </w:r>
+            <w:proofErr w:type="spellEnd"/>
+          </w:p>
+        </w:tc>
+        <w:tc>
+          <w:tcPr>
+            <w:tcW w:w="4313" w:type="dxa"/>
+          </w:tcPr>
+          <w:p>
+            <w:pPr>
+              <w:pStyle w:val="ListParagraph"/>
+              <w:ind w:left="0"/>
+            </w:pPr>
+            <w:r>
+              <w:t xml:space="preserve">Daca </w:t>
+            </w:r>
+            <w:proofErr w:type="spellStart"/>
+            <w:r>
+              <w:t>e</w:t>
+            </w:r>
+            <w:r>
+              <w:t>sueaza</w:t>
+            </w:r>
+            <w:proofErr w:type="spellEnd"/>
+            <w:r>
+              <w:t xml:space="preserve"> o </w:t>
+            </w:r>
+            <w:proofErr w:type="spellStart"/>
+            <w:r>
+              <w:t>tranzactie</w:t>
+            </w:r>
+            <w:proofErr w:type="spellEnd"/>
+            <w:r>
+              <w:t xml:space="preserve"> id urile </w:t>
+            </w:r>
+            <w:proofErr w:type="spellStart"/>
+            <w:r>
+              <w:t>prealocate</w:t>
+            </w:r>
+            <w:proofErr w:type="spellEnd"/>
+            <w:r>
+              <w:t xml:space="preserve"> se </w:t>
+            </w:r>
+            <w:proofErr w:type="spellStart"/>
+            <w:r>
+              <w:t>pierd</w:t>
+            </w:r>
+            <w:proofErr w:type="spellEnd"/>
+            <w:r>
+              <w:t xml:space="preserve"> </w:t>
+            </w:r>
+            <w:proofErr w:type="spellStart"/>
+            <w:r>
+              <w:t>si</w:t>
+            </w:r>
+            <w:proofErr w:type="spellEnd"/>
+            <w:r>
+              <w:t xml:space="preserve"> o </w:t>
+            </w:r>
+            <w:proofErr w:type="spellStart"/>
+            <w:r>
+              <w:t>sa</w:t>
+            </w:r>
+            <w:proofErr w:type="spellEnd"/>
+            <w:r>
+              <w:t xml:space="preserve"> fie </w:t>
+            </w:r>
+            <w:proofErr w:type="spellStart"/>
+            <w:r>
+              <w:t>salturi</w:t>
+            </w:r>
+            <w:proofErr w:type="spellEnd"/>
+            <w:r>
+              <w:t xml:space="preserve"> </w:t>
+            </w:r>
+            <w:proofErr w:type="spellStart"/>
+            <w:r>
+              <w:t>mari</w:t>
+            </w:r>
+            <w:proofErr w:type="spellEnd"/>
+            <w:r>
+              <w:t xml:space="preserve"> </w:t>
+            </w:r>
+            <w:r>
+              <w:t xml:space="preserve">la id </w:t>
+            </w:r>
+            <w:proofErr w:type="spellStart"/>
+            <w:r>
+              <w:t>uri</w:t>
+            </w:r>
+            <w:proofErr w:type="spellEnd"/>
+          </w:p>
+        </w:tc>
+      </w:tr>
+    </w:tbl>
+    <w:p>
+      <w:pPr>
+        <w:pStyle w:val="ListParagraph"/>
+      </w:pPr>
+    </w:p>
+    <w:p>
+      <w:pPr>
+        <w:pStyle w:val="ListParagraph"/>
+        <w:numPr>
+          <w:ilvl w:val="0"/>
+          <w:numId w:val="7"/>
+        </w:numPr>
+      </w:pPr>
+      <w:r>
+        <w:t>Identity</w:t>
+      </w:r>
+    </w:p>
+    <w:tbl>
+      <w:tblPr>
+        <w:tblStyle w:val="TableGrid"/>
+        <w:tblW w:w="0" w:type="auto"/>
+        <w:tblInd w:w="625" w:type="dxa"/>
+        <w:tblLook w:val="04A0" w:firstRow="1" w:lastRow="0" w:firstColumn="1" w:lastColumn="0" w:noHBand="0" w:noVBand="1"/>
+      </w:tblPr>
+      <w:tblGrid>
+        <w:gridCol w:w="4412"/>
+        <w:gridCol w:w="4138"/>
+      </w:tblGrid>
+      <w:tr>
+        <w:tc>
+          <w:tcPr>
+            <w:tcW w:w="4412" w:type="dxa"/>
+          </w:tcPr>
+          <w:p>
+            <w:pPr>
+              <w:pStyle w:val="ListParagraph"/>
+              <w:ind w:left="0"/>
+              <w:jc w:val="center"/>
+            </w:pPr>
+            <w:r>
+              <w:t>Pro</w:t>
+            </w:r>
+          </w:p>
+        </w:tc>
+        <w:tc>
+          <w:tcPr>
+            <w:tcW w:w="4138" w:type="dxa"/>
+          </w:tcPr>
+          <w:p>
+            <w:pPr>
+              <w:pStyle w:val="ListParagraph"/>
+              <w:ind w:left="0"/>
+              <w:jc w:val="center"/>
+            </w:pPr>
+            <w:r>
+              <w:t>contra</w:t>
+            </w:r>
+          </w:p>
+        </w:tc>
+      </w:tr>
+      <w:tr>
+        <w:tc>
+          <w:tcPr>
+            <w:tcW w:w="4412" w:type="dxa"/>
+          </w:tcPr>
+          <w:p>
+            <w:pPr>
+              <w:pStyle w:val="ListParagraph"/>
+              <w:ind w:left="0"/>
+            </w:pPr>
+            <w:r>
+              <w:t xml:space="preserve">Daca </w:t>
+            </w:r>
+            <w:proofErr w:type="spellStart"/>
+            <w:r>
+              <w:t>esueaza</w:t>
+            </w:r>
+            <w:proofErr w:type="spellEnd"/>
+            <w:r>
+              <w:t xml:space="preserve"> o </w:t>
+            </w:r>
+            <w:proofErr w:type="spellStart"/>
+            <w:r>
+              <w:t>tranzactie</w:t>
+            </w:r>
+            <w:proofErr w:type="spellEnd"/>
+            <w:r>
+              <w:t xml:space="preserve"> </w:t>
+            </w:r>
+            <w:proofErr w:type="spellStart"/>
+            <w:r>
+              <w:t>salturile</w:t>
+            </w:r>
+            <w:proofErr w:type="spellEnd"/>
+            <w:r>
+              <w:t xml:space="preserve"> </w:t>
+            </w:r>
+            <w:proofErr w:type="spellStart"/>
+            <w:r>
+              <w:t>intre</w:t>
+            </w:r>
+            <w:proofErr w:type="spellEnd"/>
+            <w:r>
+              <w:t xml:space="preserve"> id </w:t>
+            </w:r>
+            <w:proofErr w:type="spellStart"/>
+            <w:r>
+              <w:t>uri</w:t>
+            </w:r>
+            <w:proofErr w:type="spellEnd"/>
+            <w:r>
+              <w:t xml:space="preserve"> sunt </w:t>
+            </w:r>
+            <w:proofErr w:type="spellStart"/>
+            <w:r>
+              <w:t>mai</w:t>
+            </w:r>
+            <w:proofErr w:type="spellEnd"/>
+            <w:r>
+              <w:t xml:space="preserve"> </w:t>
+            </w:r>
+            <w:proofErr w:type="spellStart"/>
+            <w:r>
+              <w:t>mici</w:t>
+            </w:r>
+            <w:proofErr w:type="spellEnd"/>
+          </w:p>
+        </w:tc>
+        <w:tc>
+          <w:tcPr>
+            <w:tcW w:w="4138" w:type="dxa"/>
+          </w:tcPr>
+          <w:p>
+            <w:pPr>
+              <w:pStyle w:val="ListParagraph"/>
+              <w:ind w:left="0"/>
+            </w:pPr>
+            <w:r>
+              <w:t xml:space="preserve">Se </w:t>
+            </w:r>
+            <w:proofErr w:type="spellStart"/>
+            <w:r>
+              <w:t>insereaza</w:t>
+            </w:r>
+            <w:proofErr w:type="spellEnd"/>
+            <w:r>
+              <w:t xml:space="preserve"> </w:t>
+            </w:r>
+            <w:r>
+              <w:t xml:space="preserve">rand cu rand </w:t>
+            </w:r>
+            <w:proofErr w:type="spellStart"/>
+            <w:r>
+              <w:t>pentru</w:t>
+            </w:r>
+            <w:proofErr w:type="spellEnd"/>
+            <w:r>
+              <w:t xml:space="preserve"> </w:t>
+            </w:r>
+            <w:proofErr w:type="gramStart"/>
+            <w:r>
+              <w:t>a</w:t>
+            </w:r>
+            <w:proofErr w:type="gramEnd"/>
+            <w:r>
+              <w:t xml:space="preserve"> </w:t>
+            </w:r>
+            <w:proofErr w:type="spellStart"/>
+            <w:r>
+              <w:t>afla</w:t>
+            </w:r>
+            <w:proofErr w:type="spellEnd"/>
+            <w:r>
+              <w:t xml:space="preserve"> </w:t>
+            </w:r>
+            <w:proofErr w:type="spellStart"/>
+            <w:r>
+              <w:t>urmatorul</w:t>
+            </w:r>
+            <w:proofErr w:type="spellEnd"/>
+            <w:r>
+              <w:t xml:space="preserve"> id </w:t>
+            </w:r>
+            <w:proofErr w:type="spellStart"/>
+            <w:r>
+              <w:t>generat</w:t>
+            </w:r>
+            <w:proofErr w:type="spellEnd"/>
+            <w:r>
+              <w:t xml:space="preserve"> </w:t>
+            </w:r>
+            <w:proofErr w:type="spellStart"/>
+            <w:r>
+              <w:t>scazand</w:t>
+            </w:r>
+            <w:proofErr w:type="spellEnd"/>
+            <w:r>
+              <w:t xml:space="preserve"> </w:t>
+            </w:r>
+            <w:proofErr w:type="spellStart"/>
+            <w:r>
+              <w:t>performanta</w:t>
+            </w:r>
+            <w:proofErr w:type="spellEnd"/>
+          </w:p>
+        </w:tc>
+      </w:tr>
+    </w:tbl>
+    <w:p>
+      <w:pPr>
+        <w:pStyle w:val="ListParagraph"/>
+      </w:pPr>
+    </w:p>
+    <w:p>
+      <w:r>
+        <w:t xml:space="preserve"> </w:t>
+      </w:r>
     </w:p>
     <w:sectPr>
       <w:pgSz w:w="12240" w:h="15840"/>
@@ -6401,6 +8568,155 @@
     </w:lvl>
   </w:abstractNum>
   <w:abstractNum w:abstractNumId="2" w15:restartNumberingAfterBreak="0">
+    <w:nsid w:val="4B216E64"/>
+    <w:multiLevelType w:val="multilevel"/>
+    <w:tmpl w:val="A6D23A78"/>
+    <w:lvl w:ilvl="0">
+      <w:start w:val="1"/>
+      <w:numFmt w:val="bullet"/>
+      <w:lvlText w:val=""/>
+      <w:lvlJc w:val="left"/>
+      <w:pPr>
+        <w:tabs>
+          <w:tab w:val="num" w:pos="720"/>
+        </w:tabs>
+        <w:ind w:left="720" w:hanging="360"/>
+      </w:pPr>
+      <w:rPr>
+        <w:rFonts w:ascii="Symbol" w:hAnsi="Symbol" w:hint="default"/>
+        <w:sz w:val="20"/>
+      </w:rPr>
+    </w:lvl>
+    <w:lvl w:ilvl="1" w:tentative="1">
+      <w:start w:val="1"/>
+      <w:numFmt w:val="bullet"/>
+      <w:lvlText w:val="o"/>
+      <w:lvlJc w:val="left"/>
+      <w:pPr>
+        <w:tabs>
+          <w:tab w:val="num" w:pos="1440"/>
+        </w:tabs>
+        <w:ind w:left="1440" w:hanging="360"/>
+      </w:pPr>
+      <w:rPr>
+        <w:rFonts w:ascii="Courier New" w:hAnsi="Courier New" w:hint="default"/>
+        <w:sz w:val="20"/>
+      </w:rPr>
+    </w:lvl>
+    <w:lvl w:ilvl="2" w:tentative="1">
+      <w:start w:val="1"/>
+      <w:numFmt w:val="bullet"/>
+      <w:lvlText w:val=""/>
+      <w:lvlJc w:val="left"/>
+      <w:pPr>
+        <w:tabs>
+          <w:tab w:val="num" w:pos="2160"/>
+        </w:tabs>
+        <w:ind w:left="2160" w:hanging="360"/>
+      </w:pPr>
+      <w:rPr>
+        <w:rFonts w:ascii="Wingdings" w:hAnsi="Wingdings" w:hint="default"/>
+        <w:sz w:val="20"/>
+      </w:rPr>
+    </w:lvl>
+    <w:lvl w:ilvl="3" w:tentative="1">
+      <w:start w:val="1"/>
+      <w:numFmt w:val="bullet"/>
+      <w:lvlText w:val=""/>
+      <w:lvlJc w:val="left"/>
+      <w:pPr>
+        <w:tabs>
+          <w:tab w:val="num" w:pos="2880"/>
+        </w:tabs>
+        <w:ind w:left="2880" w:hanging="360"/>
+      </w:pPr>
+      <w:rPr>
+        <w:rFonts w:ascii="Wingdings" w:hAnsi="Wingdings" w:hint="default"/>
+        <w:sz w:val="20"/>
+      </w:rPr>
+    </w:lvl>
+    <w:lvl w:ilvl="4" w:tentative="1">
+      <w:start w:val="1"/>
+      <w:numFmt w:val="bullet"/>
+      <w:lvlText w:val=""/>
+      <w:lvlJc w:val="left"/>
+      <w:pPr>
+        <w:tabs>
+          <w:tab w:val="num" w:pos="3600"/>
+        </w:tabs>
+        <w:ind w:left="3600" w:hanging="360"/>
+      </w:pPr>
+      <w:rPr>
+        <w:rFonts w:ascii="Wingdings" w:hAnsi="Wingdings" w:hint="default"/>
+        <w:sz w:val="20"/>
+      </w:rPr>
+    </w:lvl>
+    <w:lvl w:ilvl="5" w:tentative="1">
+      <w:start w:val="1"/>
+      <w:numFmt w:val="bullet"/>
+      <w:lvlText w:val=""/>
+      <w:lvlJc w:val="left"/>
+      <w:pPr>
+        <w:tabs>
+          <w:tab w:val="num" w:pos="4320"/>
+        </w:tabs>
+        <w:ind w:left="4320" w:hanging="360"/>
+      </w:pPr>
+      <w:rPr>
+        <w:rFonts w:ascii="Wingdings" w:hAnsi="Wingdings" w:hint="default"/>
+        <w:sz w:val="20"/>
+      </w:rPr>
+    </w:lvl>
+    <w:lvl w:ilvl="6" w:tentative="1">
+      <w:start w:val="1"/>
+      <w:numFmt w:val="bullet"/>
+      <w:lvlText w:val=""/>
+      <w:lvlJc w:val="left"/>
+      <w:pPr>
+        <w:tabs>
+          <w:tab w:val="num" w:pos="5040"/>
+        </w:tabs>
+        <w:ind w:left="5040" w:hanging="360"/>
+      </w:pPr>
+      <w:rPr>
+        <w:rFonts w:ascii="Wingdings" w:hAnsi="Wingdings" w:hint="default"/>
+        <w:sz w:val="20"/>
+      </w:rPr>
+    </w:lvl>
+    <w:lvl w:ilvl="7" w:tentative="1">
+      <w:start w:val="1"/>
+      <w:numFmt w:val="bullet"/>
+      <w:lvlText w:val=""/>
+      <w:lvlJc w:val="left"/>
+      <w:pPr>
+        <w:tabs>
+          <w:tab w:val="num" w:pos="5760"/>
+        </w:tabs>
+        <w:ind w:left="5760" w:hanging="360"/>
+      </w:pPr>
+      <w:rPr>
+        <w:rFonts w:ascii="Wingdings" w:hAnsi="Wingdings" w:hint="default"/>
+        <w:sz w:val="20"/>
+      </w:rPr>
+    </w:lvl>
+    <w:lvl w:ilvl="8" w:tentative="1">
+      <w:start w:val="1"/>
+      <w:numFmt w:val="bullet"/>
+      <w:lvlText w:val=""/>
+      <w:lvlJc w:val="left"/>
+      <w:pPr>
+        <w:tabs>
+          <w:tab w:val="num" w:pos="6480"/>
+        </w:tabs>
+        <w:ind w:left="6480" w:hanging="360"/>
+      </w:pPr>
+      <w:rPr>
+        <w:rFonts w:ascii="Wingdings" w:hAnsi="Wingdings" w:hint="default"/>
+        <w:sz w:val="20"/>
+      </w:rPr>
+    </w:lvl>
+  </w:abstractNum>
+  <w:abstractNum w:abstractNumId="3" w15:restartNumberingAfterBreak="0">
     <w:nsid w:val="52FC4D71"/>
     <w:multiLevelType w:val="hybridMultilevel"/>
     <w:tmpl w:val="7AE8AE2A"/>
@@ -6486,7 +8802,7 @@
       </w:pPr>
     </w:lvl>
   </w:abstractNum>
-  <w:abstractNum w:abstractNumId="3" w15:restartNumberingAfterBreak="0">
+  <w:abstractNum w:abstractNumId="4" w15:restartNumberingAfterBreak="0">
     <w:nsid w:val="559916DF"/>
     <w:multiLevelType w:val="hybridMultilevel"/>
     <w:tmpl w:val="07B4C85E"/>
@@ -6599,7 +8915,7 @@
       </w:rPr>
     </w:lvl>
   </w:abstractNum>
-  <w:abstractNum w:abstractNumId="4" w15:restartNumberingAfterBreak="0">
+  <w:abstractNum w:abstractNumId="5" w15:restartNumberingAfterBreak="0">
     <w:nsid w:val="5C144434"/>
     <w:multiLevelType w:val="multilevel"/>
     <w:tmpl w:val="7228ECBC"/>
@@ -6748,7 +9064,7 @@
       </w:rPr>
     </w:lvl>
   </w:abstractNum>
-  <w:abstractNum w:abstractNumId="5" w15:restartNumberingAfterBreak="0">
+  <w:abstractNum w:abstractNumId="6" w15:restartNumberingAfterBreak="0">
     <w:nsid w:val="667E43E7"/>
     <w:multiLevelType w:val="hybridMultilevel"/>
     <w:tmpl w:val="4CE0AEEA"/>
@@ -6865,19 +9181,22 @@
     <w:abstractNumId w:val="1"/>
   </w:num>
   <w:num w:numId="2" w16cid:durableId="848102966">
-    <w:abstractNumId w:val="5"/>
+    <w:abstractNumId w:val="6"/>
   </w:num>
   <w:num w:numId="3" w16cid:durableId="1175221038">
     <w:abstractNumId w:val="0"/>
   </w:num>
   <w:num w:numId="4" w16cid:durableId="2096322837">
+    <w:abstractNumId w:val="4"/>
+  </w:num>
+  <w:num w:numId="5" w16cid:durableId="1654676127">
     <w:abstractNumId w:val="3"/>
   </w:num>
-  <w:num w:numId="5" w16cid:durableId="1654676127">
+  <w:num w:numId="6" w16cid:durableId="1105883535">
+    <w:abstractNumId w:val="5"/>
+  </w:num>
+  <w:num w:numId="7" w16cid:durableId="1177497526">
     <w:abstractNumId w:val="2"/>
-  </w:num>
-  <w:num w:numId="6" w16cid:durableId="1105883535">
-    <w:abstractNumId w:val="4"/>
   </w:num>
 </w:numbering>
 </file>
@@ -7875,6 +10194,25 @@
       <w:ind w:left="240"/>
     </w:pPr>
   </w:style>
+  <w:style w:type="table" w:styleId="TableGrid">
+    <w:name w:val="Table Grid"/>
+    <w:basedOn w:val="TableNormal"/>
+    <w:uiPriority w:val="39"/>
+    <w:rsid w:val="00226F02"/>
+    <w:pPr>
+      <w:spacing w:after="0" w:line="240" w:lineRule="auto"/>
+    </w:pPr>
+    <w:tblPr>
+      <w:tblBorders>
+        <w:top w:val="single" w:sz="4" w:space="0" w:color="auto"/>
+        <w:left w:val="single" w:sz="4" w:space="0" w:color="auto"/>
+        <w:bottom w:val="single" w:sz="4" w:space="0" w:color="auto"/>
+        <w:right w:val="single" w:sz="4" w:space="0" w:color="auto"/>
+        <w:insideH w:val="single" w:sz="4" w:space="0" w:color="auto"/>
+        <w:insideV w:val="single" w:sz="4" w:space="0" w:color="auto"/>
+      </w:tblBorders>
+    </w:tblPr>
+  </w:style>
 </w:styles>
 </file>
 

--- a/Documentatie.docx
+++ b/Documentatie.docx
@@ -10,19 +10,11 @@
           <w:rFonts w:asciiTheme="minorHAnsi" w:hAnsiTheme="minorHAnsi" w:cstheme="minorHAnsi"/>
         </w:rPr>
       </w:pPr>
-      <w:proofErr w:type="spellStart"/>
       <w:r>
         <w:rPr>
           <w:rFonts w:asciiTheme="minorHAnsi" w:hAnsiTheme="minorHAnsi" w:cstheme="minorHAnsi"/>
         </w:rPr>
-        <w:t>Exercitiul</w:t>
-      </w:r>
-      <w:proofErr w:type="spellEnd"/>
-      <w:r>
-        <w:rPr>
-          <w:rFonts w:asciiTheme="minorHAnsi" w:hAnsiTheme="minorHAnsi" w:cstheme="minorHAnsi"/>
-        </w:rPr>
-        <w:t xml:space="preserve"> 1</w:t>
+        <w:t>Exercitiul 1</w:t>
       </w:r>
     </w:p>
     <w:p>
@@ -821,7 +813,6 @@
         </w:rPr>
       </w:pPr>
       <w:bookmarkStart w:id="0" w:name="_Toc235545198"/>
-      <w:proofErr w:type="spellStart"/>
       <w:r>
         <w:rPr>
           <w:rFonts w:asciiTheme="minorHAnsi" w:hAnsiTheme="minorHAnsi" w:cstheme="minorHAnsi"/>
@@ -829,7 +820,6 @@
         <w:t>Descriere</w:t>
       </w:r>
       <w:bookmarkEnd w:id="0"/>
-      <w:proofErr w:type="spellEnd"/>
       <w:r>
         <w:rPr>
           <w:rFonts w:asciiTheme="minorHAnsi" w:hAnsiTheme="minorHAnsi" w:cstheme="minorHAnsi"/>
@@ -843,999 +833,29 @@
           <w:rFonts w:cstheme="minorHAnsi"/>
         </w:rPr>
       </w:pPr>
-      <w:proofErr w:type="spellStart"/>
-      <w:r>
-        <w:rPr>
-          <w:rFonts w:cstheme="minorHAnsi"/>
-        </w:rPr>
-        <w:t>Dezvoltarea</w:t>
-      </w:r>
-      <w:proofErr w:type="spellEnd"/>
-      <w:r>
-        <w:rPr>
-          <w:rFonts w:cstheme="minorHAnsi"/>
-        </w:rPr>
-        <w:t xml:space="preserve"> </w:t>
-      </w:r>
-      <w:proofErr w:type="spellStart"/>
-      <w:r>
-        <w:rPr>
-          <w:rFonts w:cstheme="minorHAnsi"/>
-        </w:rPr>
-        <w:t>proiectului</w:t>
-      </w:r>
-      <w:proofErr w:type="spellEnd"/>
-      <w:r>
-        <w:rPr>
-          <w:rFonts w:cstheme="minorHAnsi"/>
-        </w:rPr>
-        <w:t xml:space="preserve"> s-a </w:t>
-      </w:r>
-      <w:proofErr w:type="spellStart"/>
-      <w:r>
-        <w:rPr>
-          <w:rFonts w:cstheme="minorHAnsi"/>
-        </w:rPr>
-        <w:t>desfasurat</w:t>
-      </w:r>
-      <w:proofErr w:type="spellEnd"/>
-      <w:r>
-        <w:rPr>
-          <w:rFonts w:cstheme="minorHAnsi"/>
-        </w:rPr>
-        <w:t xml:space="preserve"> in mod </w:t>
-      </w:r>
-      <w:proofErr w:type="spellStart"/>
-      <w:r>
-        <w:rPr>
-          <w:rFonts w:cstheme="minorHAnsi"/>
-        </w:rPr>
-        <w:t>iterativ</w:t>
-      </w:r>
-      <w:proofErr w:type="spellEnd"/>
-      <w:r>
-        <w:rPr>
-          <w:rFonts w:cstheme="minorHAnsi"/>
-        </w:rPr>
-        <w:t xml:space="preserve">. In prima </w:t>
-      </w:r>
-      <w:proofErr w:type="spellStart"/>
-      <w:r>
-        <w:rPr>
-          <w:rFonts w:cstheme="minorHAnsi"/>
-        </w:rPr>
-        <w:t>faza</w:t>
-      </w:r>
-      <w:proofErr w:type="spellEnd"/>
-      <w:r>
-        <w:rPr>
-          <w:rFonts w:cstheme="minorHAnsi"/>
-        </w:rPr>
-        <w:t xml:space="preserve">, am </w:t>
-      </w:r>
-      <w:proofErr w:type="spellStart"/>
-      <w:r>
-        <w:rPr>
-          <w:rFonts w:cstheme="minorHAnsi"/>
-        </w:rPr>
-        <w:t>dedicat</w:t>
-      </w:r>
-      <w:proofErr w:type="spellEnd"/>
-      <w:r>
-        <w:rPr>
-          <w:rFonts w:cstheme="minorHAnsi"/>
-        </w:rPr>
-        <w:t xml:space="preserve"> </w:t>
-      </w:r>
-      <w:proofErr w:type="spellStart"/>
-      <w:r>
-        <w:rPr>
-          <w:rFonts w:cstheme="minorHAnsi"/>
-        </w:rPr>
-        <w:t>timp</w:t>
-      </w:r>
-      <w:proofErr w:type="spellEnd"/>
-      <w:r>
-        <w:rPr>
-          <w:rFonts w:cstheme="minorHAnsi"/>
-        </w:rPr>
-        <w:t xml:space="preserve"> </w:t>
-      </w:r>
-      <w:proofErr w:type="spellStart"/>
-      <w:r>
-        <w:rPr>
-          <w:rFonts w:cstheme="minorHAnsi"/>
-        </w:rPr>
-        <w:t>documentarii</w:t>
-      </w:r>
-      <w:proofErr w:type="spellEnd"/>
-      <w:r>
-        <w:rPr>
-          <w:rFonts w:cstheme="minorHAnsi"/>
-        </w:rPr>
-        <w:t xml:space="preserve">, </w:t>
-      </w:r>
-      <w:proofErr w:type="spellStart"/>
-      <w:r>
-        <w:rPr>
-          <w:rFonts w:cstheme="minorHAnsi"/>
-        </w:rPr>
-        <w:t>parcurgand</w:t>
-      </w:r>
-      <w:proofErr w:type="spellEnd"/>
-      <w:r>
-        <w:rPr>
-          <w:rFonts w:cstheme="minorHAnsi"/>
-        </w:rPr>
-        <w:t xml:space="preserve"> o </w:t>
-      </w:r>
-      <w:proofErr w:type="spellStart"/>
-      <w:r>
-        <w:rPr>
-          <w:rFonts w:cstheme="minorHAnsi"/>
-        </w:rPr>
-        <w:t>serie</w:t>
-      </w:r>
-      <w:proofErr w:type="spellEnd"/>
-      <w:r>
-        <w:rPr>
-          <w:rFonts w:cstheme="minorHAnsi"/>
-        </w:rPr>
-        <w:t xml:space="preserve"> de </w:t>
-      </w:r>
-      <w:proofErr w:type="spellStart"/>
-      <w:r>
-        <w:rPr>
-          <w:rFonts w:cstheme="minorHAnsi"/>
-        </w:rPr>
-        <w:t>articole</w:t>
-      </w:r>
-      <w:proofErr w:type="spellEnd"/>
-      <w:r>
-        <w:rPr>
-          <w:rFonts w:cstheme="minorHAnsi"/>
-        </w:rPr>
-        <w:t xml:space="preserve"> de </w:t>
-      </w:r>
-      <w:proofErr w:type="spellStart"/>
-      <w:r>
-        <w:rPr>
-          <w:rFonts w:cstheme="minorHAnsi"/>
-        </w:rPr>
-        <w:t>specialitate</w:t>
-      </w:r>
-      <w:proofErr w:type="spellEnd"/>
-      <w:r>
-        <w:rPr>
-          <w:rFonts w:cstheme="minorHAnsi"/>
-        </w:rPr>
-        <w:t xml:space="preserve"> </w:t>
-      </w:r>
-      <w:proofErr w:type="spellStart"/>
-      <w:r>
-        <w:rPr>
-          <w:rFonts w:cstheme="minorHAnsi"/>
-        </w:rPr>
-        <w:t>si</w:t>
-      </w:r>
-      <w:proofErr w:type="spellEnd"/>
-      <w:r>
-        <w:rPr>
-          <w:rFonts w:cstheme="minorHAnsi"/>
-        </w:rPr>
-        <w:t xml:space="preserve"> </w:t>
-      </w:r>
-      <w:proofErr w:type="spellStart"/>
-      <w:r>
-        <w:rPr>
-          <w:rFonts w:cstheme="minorHAnsi"/>
-        </w:rPr>
-        <w:t>tutoriale</w:t>
-      </w:r>
-      <w:proofErr w:type="spellEnd"/>
-      <w:r>
-        <w:rPr>
-          <w:rFonts w:cstheme="minorHAnsi"/>
-        </w:rPr>
-        <w:t xml:space="preserve"> </w:t>
-      </w:r>
-      <w:proofErr w:type="spellStart"/>
-      <w:r>
-        <w:rPr>
-          <w:rFonts w:cstheme="minorHAnsi"/>
-        </w:rPr>
-        <w:t>pentru</w:t>
-      </w:r>
-      <w:proofErr w:type="spellEnd"/>
-      <w:r>
-        <w:rPr>
-          <w:rFonts w:cstheme="minorHAnsi"/>
-        </w:rPr>
-        <w:t xml:space="preserve"> </w:t>
-      </w:r>
-      <w:proofErr w:type="gramStart"/>
-      <w:r>
-        <w:rPr>
-          <w:rFonts w:cstheme="minorHAnsi"/>
-        </w:rPr>
-        <w:t>a</w:t>
-      </w:r>
-      <w:proofErr w:type="gramEnd"/>
-      <w:r>
-        <w:rPr>
-          <w:rFonts w:cstheme="minorHAnsi"/>
-        </w:rPr>
-        <w:t xml:space="preserve"> </w:t>
-      </w:r>
-      <w:proofErr w:type="spellStart"/>
-      <w:r>
-        <w:rPr>
-          <w:rFonts w:cstheme="minorHAnsi"/>
-        </w:rPr>
-        <w:t>intelege</w:t>
-      </w:r>
-      <w:proofErr w:type="spellEnd"/>
-      <w:r>
-        <w:rPr>
-          <w:rFonts w:cstheme="minorHAnsi"/>
-        </w:rPr>
-        <w:t xml:space="preserve"> in </w:t>
-      </w:r>
-      <w:proofErr w:type="spellStart"/>
-      <w:r>
-        <w:rPr>
-          <w:rFonts w:cstheme="minorHAnsi"/>
-        </w:rPr>
-        <w:t>profunzime</w:t>
-      </w:r>
-      <w:proofErr w:type="spellEnd"/>
-      <w:r>
-        <w:rPr>
-          <w:rFonts w:cstheme="minorHAnsi"/>
-        </w:rPr>
-        <w:t xml:space="preserve"> </w:t>
-      </w:r>
-      <w:proofErr w:type="spellStart"/>
-      <w:r>
-        <w:rPr>
-          <w:rFonts w:cstheme="minorHAnsi"/>
-        </w:rPr>
-        <w:t>conceptele</w:t>
-      </w:r>
-      <w:proofErr w:type="spellEnd"/>
-      <w:r>
-        <w:rPr>
-          <w:rFonts w:cstheme="minorHAnsi"/>
-        </w:rPr>
-        <w:t xml:space="preserve"> </w:t>
-      </w:r>
-      <w:proofErr w:type="spellStart"/>
-      <w:r>
-        <w:rPr>
-          <w:rFonts w:cstheme="minorHAnsi"/>
-        </w:rPr>
-        <w:t>necesare</w:t>
-      </w:r>
-      <w:proofErr w:type="spellEnd"/>
-      <w:r>
-        <w:rPr>
-          <w:rFonts w:cstheme="minorHAnsi"/>
-        </w:rPr>
-        <w:t xml:space="preserve">. Pe </w:t>
-      </w:r>
-      <w:proofErr w:type="spellStart"/>
-      <w:r>
-        <w:rPr>
-          <w:rFonts w:cstheme="minorHAnsi"/>
-        </w:rPr>
-        <w:t>baza</w:t>
-      </w:r>
-      <w:proofErr w:type="spellEnd"/>
-      <w:r>
-        <w:rPr>
-          <w:rFonts w:cstheme="minorHAnsi"/>
-        </w:rPr>
-        <w:t xml:space="preserve"> </w:t>
-      </w:r>
-      <w:proofErr w:type="spellStart"/>
-      <w:r>
-        <w:rPr>
-          <w:rFonts w:cstheme="minorHAnsi"/>
-        </w:rPr>
-        <w:t>acestor</w:t>
-      </w:r>
-      <w:proofErr w:type="spellEnd"/>
-      <w:r>
-        <w:rPr>
-          <w:rFonts w:cstheme="minorHAnsi"/>
-        </w:rPr>
-        <w:t xml:space="preserve"> </w:t>
-      </w:r>
-      <w:proofErr w:type="spellStart"/>
-      <w:r>
-        <w:rPr>
-          <w:rFonts w:cstheme="minorHAnsi"/>
-        </w:rPr>
-        <w:t>informatii</w:t>
-      </w:r>
-      <w:proofErr w:type="spellEnd"/>
-      <w:r>
-        <w:rPr>
-          <w:rFonts w:cstheme="minorHAnsi"/>
-        </w:rPr>
-        <w:t xml:space="preserve">, am </w:t>
-      </w:r>
-      <w:proofErr w:type="spellStart"/>
-      <w:r>
-        <w:rPr>
-          <w:rFonts w:cstheme="minorHAnsi"/>
-        </w:rPr>
-        <w:t>creat</w:t>
-      </w:r>
-      <w:proofErr w:type="spellEnd"/>
-      <w:r>
-        <w:rPr>
-          <w:rFonts w:cstheme="minorHAnsi"/>
-        </w:rPr>
-        <w:t xml:space="preserve"> </w:t>
-      </w:r>
-      <w:proofErr w:type="spellStart"/>
-      <w:r>
-        <w:rPr>
-          <w:rFonts w:cstheme="minorHAnsi"/>
-        </w:rPr>
-        <w:t>arhitectura</w:t>
-      </w:r>
-      <w:proofErr w:type="spellEnd"/>
-      <w:r>
-        <w:rPr>
-          <w:rFonts w:cstheme="minorHAnsi"/>
-        </w:rPr>
-        <w:t xml:space="preserve"> </w:t>
-      </w:r>
-      <w:proofErr w:type="spellStart"/>
-      <w:r>
-        <w:rPr>
-          <w:rFonts w:cstheme="minorHAnsi"/>
-        </w:rPr>
-        <w:t>initiala</w:t>
-      </w:r>
-      <w:proofErr w:type="spellEnd"/>
-      <w:r>
-        <w:rPr>
-          <w:rFonts w:cstheme="minorHAnsi"/>
-        </w:rPr>
-        <w:t xml:space="preserve"> </w:t>
-      </w:r>
-      <w:proofErr w:type="spellStart"/>
-      <w:r>
-        <w:rPr>
-          <w:rFonts w:cstheme="minorHAnsi"/>
-        </w:rPr>
-        <w:t>si</w:t>
-      </w:r>
-      <w:proofErr w:type="spellEnd"/>
-      <w:r>
-        <w:rPr>
-          <w:rFonts w:cstheme="minorHAnsi"/>
-        </w:rPr>
-        <w:t xml:space="preserve"> am </w:t>
-      </w:r>
-      <w:proofErr w:type="spellStart"/>
-      <w:r>
-        <w:rPr>
-          <w:rFonts w:cstheme="minorHAnsi"/>
-        </w:rPr>
-        <w:t>dezvoltat</w:t>
-      </w:r>
-      <w:proofErr w:type="spellEnd"/>
-      <w:r>
-        <w:rPr>
-          <w:rFonts w:cstheme="minorHAnsi"/>
-        </w:rPr>
-        <w:t xml:space="preserve"> un cod de </w:t>
-      </w:r>
-      <w:proofErr w:type="spellStart"/>
-      <w:r>
-        <w:rPr>
-          <w:rFonts w:cstheme="minorHAnsi"/>
-        </w:rPr>
-        <w:t>baza</w:t>
-      </w:r>
-      <w:proofErr w:type="spellEnd"/>
-      <w:r>
-        <w:rPr>
-          <w:rFonts w:cstheme="minorHAnsi"/>
-        </w:rPr>
-        <w:t xml:space="preserve"> functional, </w:t>
-      </w:r>
-      <w:proofErr w:type="spellStart"/>
-      <w:r>
-        <w:rPr>
-          <w:rFonts w:cstheme="minorHAnsi"/>
-        </w:rPr>
-        <w:t>acoperind</w:t>
-      </w:r>
-      <w:proofErr w:type="spellEnd"/>
-      <w:r>
-        <w:rPr>
-          <w:rFonts w:cstheme="minorHAnsi"/>
-        </w:rPr>
-        <w:t xml:space="preserve"> </w:t>
-      </w:r>
-      <w:proofErr w:type="spellStart"/>
-      <w:r>
-        <w:rPr>
-          <w:rFonts w:cstheme="minorHAnsi"/>
-        </w:rPr>
-        <w:t>operatiunile</w:t>
-      </w:r>
-      <w:proofErr w:type="spellEnd"/>
-      <w:r>
-        <w:rPr>
-          <w:rFonts w:cstheme="minorHAnsi"/>
-        </w:rPr>
-        <w:t xml:space="preserve"> CRUD </w:t>
-      </w:r>
-      <w:proofErr w:type="spellStart"/>
-      <w:r>
-        <w:rPr>
-          <w:rFonts w:cstheme="minorHAnsi"/>
-        </w:rPr>
-        <w:t>principale</w:t>
-      </w:r>
-      <w:proofErr w:type="spellEnd"/>
-      <w:r>
-        <w:rPr>
-          <w:rFonts w:cstheme="minorHAnsi"/>
-        </w:rPr>
-        <w:t xml:space="preserve">. </w:t>
-      </w:r>
-      <w:proofErr w:type="spellStart"/>
-      <w:r>
-        <w:rPr>
-          <w:rFonts w:cstheme="minorHAnsi"/>
-        </w:rPr>
-        <w:t>Abordarea</w:t>
-      </w:r>
-      <w:proofErr w:type="spellEnd"/>
-      <w:r>
-        <w:rPr>
-          <w:rFonts w:cstheme="minorHAnsi"/>
-        </w:rPr>
-        <w:t xml:space="preserve"> </w:t>
-      </w:r>
-      <w:proofErr w:type="spellStart"/>
-      <w:r>
-        <w:rPr>
-          <w:rFonts w:cstheme="minorHAnsi"/>
-        </w:rPr>
-        <w:t>mea</w:t>
-      </w:r>
-      <w:proofErr w:type="spellEnd"/>
-      <w:r>
-        <w:rPr>
-          <w:rFonts w:cstheme="minorHAnsi"/>
-        </w:rPr>
-        <w:t xml:space="preserve"> a </w:t>
-      </w:r>
-      <w:proofErr w:type="spellStart"/>
-      <w:r>
-        <w:rPr>
-          <w:rFonts w:cstheme="minorHAnsi"/>
-        </w:rPr>
-        <w:t>fost</w:t>
-      </w:r>
-      <w:proofErr w:type="spellEnd"/>
-      <w:r>
-        <w:rPr>
-          <w:rFonts w:cstheme="minorHAnsi"/>
-        </w:rPr>
-        <w:t xml:space="preserve"> </w:t>
-      </w:r>
-      <w:proofErr w:type="spellStart"/>
-      <w:r>
-        <w:rPr>
-          <w:rFonts w:cstheme="minorHAnsi"/>
-        </w:rPr>
-        <w:t>sa</w:t>
-      </w:r>
-      <w:proofErr w:type="spellEnd"/>
-      <w:r>
-        <w:rPr>
-          <w:rFonts w:cstheme="minorHAnsi"/>
-        </w:rPr>
-        <w:t xml:space="preserve"> </w:t>
-      </w:r>
-      <w:proofErr w:type="spellStart"/>
-      <w:r>
-        <w:rPr>
-          <w:rFonts w:cstheme="minorHAnsi"/>
-        </w:rPr>
-        <w:t>mentin</w:t>
-      </w:r>
-      <w:proofErr w:type="spellEnd"/>
-      <w:r>
-        <w:rPr>
-          <w:rFonts w:cstheme="minorHAnsi"/>
-        </w:rPr>
-        <w:t xml:space="preserve"> </w:t>
-      </w:r>
-      <w:proofErr w:type="spellStart"/>
-      <w:r>
-        <w:rPr>
-          <w:rFonts w:cstheme="minorHAnsi"/>
-        </w:rPr>
-        <w:t>implementarea</w:t>
-      </w:r>
-      <w:proofErr w:type="spellEnd"/>
-      <w:r>
-        <w:rPr>
-          <w:rFonts w:cstheme="minorHAnsi"/>
-        </w:rPr>
-        <w:t xml:space="preserve"> </w:t>
-      </w:r>
-      <w:proofErr w:type="spellStart"/>
-      <w:r>
-        <w:rPr>
-          <w:rFonts w:cstheme="minorHAnsi"/>
-        </w:rPr>
-        <w:t>initiala</w:t>
-      </w:r>
-      <w:proofErr w:type="spellEnd"/>
-      <w:r>
-        <w:rPr>
-          <w:rFonts w:cstheme="minorHAnsi"/>
-        </w:rPr>
-        <w:t xml:space="preserve"> cat </w:t>
-      </w:r>
-      <w:proofErr w:type="spellStart"/>
-      <w:r>
-        <w:rPr>
-          <w:rFonts w:cstheme="minorHAnsi"/>
-        </w:rPr>
-        <w:t>mai</w:t>
-      </w:r>
-      <w:proofErr w:type="spellEnd"/>
-      <w:r>
-        <w:rPr>
-          <w:rFonts w:cstheme="minorHAnsi"/>
-        </w:rPr>
-        <w:t xml:space="preserve"> </w:t>
-      </w:r>
-      <w:proofErr w:type="spellStart"/>
-      <w:r>
-        <w:rPr>
-          <w:rFonts w:cstheme="minorHAnsi"/>
-        </w:rPr>
-        <w:t>simpla</w:t>
-      </w:r>
-      <w:proofErr w:type="spellEnd"/>
-      <w:r>
-        <w:rPr>
-          <w:rFonts w:cstheme="minorHAnsi"/>
-        </w:rPr>
-        <w:t xml:space="preserve">, </w:t>
-      </w:r>
-      <w:proofErr w:type="spellStart"/>
-      <w:r>
-        <w:rPr>
-          <w:rFonts w:cstheme="minorHAnsi"/>
-        </w:rPr>
-        <w:t>insa</w:t>
-      </w:r>
-      <w:proofErr w:type="spellEnd"/>
-      <w:r>
-        <w:rPr>
-          <w:rFonts w:cstheme="minorHAnsi"/>
-        </w:rPr>
-        <w:t xml:space="preserve">, in </w:t>
-      </w:r>
-      <w:proofErr w:type="spellStart"/>
-      <w:r>
-        <w:rPr>
-          <w:rFonts w:cstheme="minorHAnsi"/>
-        </w:rPr>
-        <w:t>paralel</w:t>
-      </w:r>
-      <w:proofErr w:type="spellEnd"/>
-      <w:r>
-        <w:rPr>
-          <w:rFonts w:cstheme="minorHAnsi"/>
-        </w:rPr>
-        <w:t xml:space="preserve">, am </w:t>
-      </w:r>
-      <w:proofErr w:type="spellStart"/>
-      <w:r>
-        <w:rPr>
-          <w:rFonts w:cstheme="minorHAnsi"/>
-        </w:rPr>
-        <w:t>documentat</w:t>
-      </w:r>
-      <w:proofErr w:type="spellEnd"/>
-      <w:r>
-        <w:rPr>
-          <w:rFonts w:cstheme="minorHAnsi"/>
-        </w:rPr>
-        <w:t xml:space="preserve"> </w:t>
-      </w:r>
-      <w:proofErr w:type="spellStart"/>
-      <w:r>
-        <w:rPr>
-          <w:rFonts w:cstheme="minorHAnsi"/>
-        </w:rPr>
-        <w:t>toate</w:t>
-      </w:r>
-      <w:proofErr w:type="spellEnd"/>
-      <w:r>
-        <w:rPr>
-          <w:rFonts w:cstheme="minorHAnsi"/>
-        </w:rPr>
-        <w:t xml:space="preserve"> </w:t>
-      </w:r>
-      <w:proofErr w:type="spellStart"/>
-      <w:r>
-        <w:rPr>
-          <w:rFonts w:cstheme="minorHAnsi"/>
-        </w:rPr>
-        <w:t>solutiile</w:t>
-      </w:r>
-      <w:proofErr w:type="spellEnd"/>
-      <w:r>
-        <w:rPr>
-          <w:rFonts w:cstheme="minorHAnsi"/>
-        </w:rPr>
-        <w:t xml:space="preserve"> </w:t>
-      </w:r>
-      <w:proofErr w:type="spellStart"/>
-      <w:r>
-        <w:rPr>
-          <w:rFonts w:cstheme="minorHAnsi"/>
-        </w:rPr>
-        <w:t>complexe</w:t>
-      </w:r>
-      <w:proofErr w:type="spellEnd"/>
-      <w:r>
-        <w:rPr>
-          <w:rFonts w:cstheme="minorHAnsi"/>
-        </w:rPr>
-        <w:t xml:space="preserve"> </w:t>
-      </w:r>
-      <w:proofErr w:type="spellStart"/>
-      <w:r>
-        <w:rPr>
-          <w:rFonts w:cstheme="minorHAnsi"/>
-        </w:rPr>
-        <w:t>si</w:t>
-      </w:r>
-      <w:proofErr w:type="spellEnd"/>
-      <w:r>
-        <w:rPr>
-          <w:rFonts w:cstheme="minorHAnsi"/>
-        </w:rPr>
-        <w:t xml:space="preserve"> </w:t>
-      </w:r>
-      <w:proofErr w:type="spellStart"/>
-      <w:r>
-        <w:rPr>
-          <w:rFonts w:cstheme="minorHAnsi"/>
-        </w:rPr>
-        <w:t>practicile</w:t>
-      </w:r>
-      <w:proofErr w:type="spellEnd"/>
-      <w:r>
-        <w:rPr>
-          <w:rFonts w:cstheme="minorHAnsi"/>
-        </w:rPr>
-        <w:t xml:space="preserve"> din </w:t>
-      </w:r>
-      <w:proofErr w:type="spellStart"/>
-      <w:r>
-        <w:rPr>
-          <w:rFonts w:cstheme="minorHAnsi"/>
-        </w:rPr>
-        <w:t>industrie</w:t>
-      </w:r>
-      <w:proofErr w:type="spellEnd"/>
-      <w:r>
-        <w:rPr>
-          <w:rFonts w:cstheme="minorHAnsi"/>
-        </w:rPr>
-        <w:t xml:space="preserve"> de care </w:t>
-      </w:r>
-      <w:proofErr w:type="spellStart"/>
-      <w:r>
-        <w:rPr>
-          <w:rFonts w:cstheme="minorHAnsi"/>
-        </w:rPr>
-        <w:t>aflam</w:t>
-      </w:r>
-      <w:proofErr w:type="spellEnd"/>
-      <w:r>
-        <w:rPr>
-          <w:rFonts w:cstheme="minorHAnsi"/>
-        </w:rPr>
-        <w:t xml:space="preserve">, </w:t>
-      </w:r>
-      <w:proofErr w:type="spellStart"/>
-      <w:r>
-        <w:rPr>
-          <w:rFonts w:cstheme="minorHAnsi"/>
-        </w:rPr>
-        <w:t>trecandu</w:t>
-      </w:r>
-      <w:proofErr w:type="spellEnd"/>
-      <w:r>
-        <w:rPr>
-          <w:rFonts w:cstheme="minorHAnsi"/>
-        </w:rPr>
-        <w:t xml:space="preserve">-le in </w:t>
-      </w:r>
-      <w:proofErr w:type="spellStart"/>
-      <w:r>
-        <w:rPr>
-          <w:rFonts w:cstheme="minorHAnsi"/>
-        </w:rPr>
-        <w:t>sectiunea</w:t>
-      </w:r>
-      <w:proofErr w:type="spellEnd"/>
-      <w:r>
-        <w:rPr>
-          <w:rFonts w:cstheme="minorHAnsi"/>
-        </w:rPr>
-        <w:t xml:space="preserve"> TODO a </w:t>
-      </w:r>
-      <w:proofErr w:type="spellStart"/>
-      <w:r>
-        <w:rPr>
-          <w:rFonts w:cstheme="minorHAnsi"/>
-        </w:rPr>
-        <w:t>proiectului</w:t>
-      </w:r>
-      <w:proofErr w:type="spellEnd"/>
-      <w:r>
-        <w:rPr>
-          <w:rFonts w:cstheme="minorHAnsi"/>
-        </w:rPr>
-        <w:t xml:space="preserve">. </w:t>
-      </w:r>
-      <w:proofErr w:type="spellStart"/>
-      <w:r>
-        <w:rPr>
-          <w:rFonts w:cstheme="minorHAnsi"/>
-        </w:rPr>
-        <w:t>Odata</w:t>
-      </w:r>
-      <w:proofErr w:type="spellEnd"/>
-      <w:r>
-        <w:rPr>
-          <w:rFonts w:cstheme="minorHAnsi"/>
-        </w:rPr>
-        <w:t xml:space="preserve"> </w:t>
-      </w:r>
-      <w:proofErr w:type="spellStart"/>
-      <w:r>
-        <w:rPr>
-          <w:rFonts w:cstheme="minorHAnsi"/>
-        </w:rPr>
-        <w:t>ce</w:t>
-      </w:r>
-      <w:proofErr w:type="spellEnd"/>
-      <w:r>
-        <w:rPr>
-          <w:rFonts w:cstheme="minorHAnsi"/>
-        </w:rPr>
-        <w:t xml:space="preserve"> </w:t>
-      </w:r>
-      <w:proofErr w:type="spellStart"/>
-      <w:r>
-        <w:rPr>
-          <w:rFonts w:cstheme="minorHAnsi"/>
-        </w:rPr>
-        <w:t>functionalitatile</w:t>
-      </w:r>
-      <w:proofErr w:type="spellEnd"/>
-      <w:r>
-        <w:rPr>
-          <w:rFonts w:cstheme="minorHAnsi"/>
-        </w:rPr>
-        <w:t xml:space="preserve"> </w:t>
-      </w:r>
-      <w:proofErr w:type="spellStart"/>
-      <w:r>
-        <w:rPr>
-          <w:rFonts w:cstheme="minorHAnsi"/>
-        </w:rPr>
-        <w:t>esentiale</w:t>
-      </w:r>
-      <w:proofErr w:type="spellEnd"/>
-      <w:r>
-        <w:rPr>
-          <w:rFonts w:cstheme="minorHAnsi"/>
-        </w:rPr>
-        <w:t xml:space="preserve"> au </w:t>
-      </w:r>
-      <w:proofErr w:type="spellStart"/>
-      <w:r>
-        <w:rPr>
-          <w:rFonts w:cstheme="minorHAnsi"/>
-        </w:rPr>
-        <w:t>fost</w:t>
-      </w:r>
-      <w:proofErr w:type="spellEnd"/>
-      <w:r>
-        <w:rPr>
-          <w:rFonts w:cstheme="minorHAnsi"/>
-        </w:rPr>
-        <w:t xml:space="preserve"> gata, am </w:t>
-      </w:r>
-      <w:proofErr w:type="spellStart"/>
-      <w:r>
-        <w:rPr>
-          <w:rFonts w:cstheme="minorHAnsi"/>
-        </w:rPr>
-        <w:t>preluat</w:t>
-      </w:r>
-      <w:proofErr w:type="spellEnd"/>
-      <w:r>
-        <w:rPr>
-          <w:rFonts w:cstheme="minorHAnsi"/>
-        </w:rPr>
-        <w:t xml:space="preserve"> </w:t>
-      </w:r>
-      <w:proofErr w:type="spellStart"/>
-      <w:r>
-        <w:rPr>
-          <w:rFonts w:cstheme="minorHAnsi"/>
-        </w:rPr>
-        <w:t>sarcinile</w:t>
-      </w:r>
-      <w:proofErr w:type="spellEnd"/>
-      <w:r>
-        <w:rPr>
-          <w:rFonts w:cstheme="minorHAnsi"/>
-        </w:rPr>
-        <w:t xml:space="preserve"> din TODO </w:t>
-      </w:r>
-      <w:proofErr w:type="spellStart"/>
-      <w:r>
-        <w:rPr>
-          <w:rFonts w:cstheme="minorHAnsi"/>
-        </w:rPr>
-        <w:t>si</w:t>
-      </w:r>
-      <w:proofErr w:type="spellEnd"/>
-      <w:r>
-        <w:rPr>
-          <w:rFonts w:cstheme="minorHAnsi"/>
-        </w:rPr>
-        <w:t xml:space="preserve"> le-am </w:t>
-      </w:r>
-      <w:proofErr w:type="spellStart"/>
-      <w:r>
-        <w:rPr>
-          <w:rFonts w:cstheme="minorHAnsi"/>
-        </w:rPr>
-        <w:t>implementat</w:t>
-      </w:r>
-      <w:proofErr w:type="spellEnd"/>
-      <w:r>
-        <w:rPr>
-          <w:rFonts w:cstheme="minorHAnsi"/>
-        </w:rPr>
-        <w:t xml:space="preserve"> </w:t>
-      </w:r>
-      <w:proofErr w:type="spellStart"/>
-      <w:r>
-        <w:rPr>
-          <w:rFonts w:cstheme="minorHAnsi"/>
-        </w:rPr>
-        <w:t>sistematic</w:t>
-      </w:r>
-      <w:proofErr w:type="spellEnd"/>
-      <w:r>
-        <w:rPr>
-          <w:rFonts w:cstheme="minorHAnsi"/>
-        </w:rPr>
-        <w:t xml:space="preserve">, </w:t>
-      </w:r>
-      <w:proofErr w:type="spellStart"/>
-      <w:r>
-        <w:rPr>
-          <w:rFonts w:cstheme="minorHAnsi"/>
-        </w:rPr>
-        <w:t>transformand</w:t>
-      </w:r>
-      <w:proofErr w:type="spellEnd"/>
-      <w:r>
-        <w:rPr>
-          <w:rFonts w:cstheme="minorHAnsi"/>
-        </w:rPr>
-        <w:t xml:space="preserve"> </w:t>
-      </w:r>
-      <w:proofErr w:type="spellStart"/>
-      <w:r>
-        <w:rPr>
-          <w:rFonts w:cstheme="minorHAnsi"/>
-        </w:rPr>
-        <w:t>codul</w:t>
-      </w:r>
-      <w:proofErr w:type="spellEnd"/>
-      <w:r>
-        <w:rPr>
-          <w:rFonts w:cstheme="minorHAnsi"/>
-        </w:rPr>
-        <w:t xml:space="preserve"> de </w:t>
-      </w:r>
-      <w:proofErr w:type="spellStart"/>
-      <w:r>
-        <w:rPr>
-          <w:rFonts w:cstheme="minorHAnsi"/>
-        </w:rPr>
-        <w:t>baza</w:t>
-      </w:r>
-      <w:proofErr w:type="spellEnd"/>
-      <w:r>
-        <w:rPr>
-          <w:rFonts w:cstheme="minorHAnsi"/>
-        </w:rPr>
-        <w:t xml:space="preserve"> </w:t>
-      </w:r>
-      <w:proofErr w:type="spellStart"/>
-      <w:r>
-        <w:rPr>
-          <w:rFonts w:cstheme="minorHAnsi"/>
-        </w:rPr>
-        <w:t>intr</w:t>
-      </w:r>
-      <w:proofErr w:type="spellEnd"/>
-      <w:r>
-        <w:rPr>
-          <w:rFonts w:cstheme="minorHAnsi"/>
-        </w:rPr>
-        <w:t xml:space="preserve">-o </w:t>
-      </w:r>
-      <w:proofErr w:type="spellStart"/>
-      <w:r>
-        <w:rPr>
-          <w:rFonts w:cstheme="minorHAnsi"/>
-        </w:rPr>
-        <w:t>solutie</w:t>
-      </w:r>
-      <w:proofErr w:type="spellEnd"/>
-      <w:r>
-        <w:rPr>
-          <w:rFonts w:cstheme="minorHAnsi"/>
-        </w:rPr>
-        <w:t xml:space="preserve"> </w:t>
-      </w:r>
-      <w:proofErr w:type="spellStart"/>
-      <w:r>
-        <w:rPr>
-          <w:rFonts w:cstheme="minorHAnsi"/>
-        </w:rPr>
-        <w:t>mult</w:t>
-      </w:r>
-      <w:proofErr w:type="spellEnd"/>
-      <w:r>
-        <w:rPr>
-          <w:rFonts w:cstheme="minorHAnsi"/>
-        </w:rPr>
-        <w:t xml:space="preserve"> </w:t>
-      </w:r>
-      <w:proofErr w:type="spellStart"/>
-      <w:r>
-        <w:rPr>
-          <w:rFonts w:cstheme="minorHAnsi"/>
-        </w:rPr>
-        <w:t>mai</w:t>
-      </w:r>
-      <w:proofErr w:type="spellEnd"/>
-      <w:r>
-        <w:rPr>
-          <w:rFonts w:cstheme="minorHAnsi"/>
-        </w:rPr>
-        <w:t xml:space="preserve"> robusta.</w:t>
+      <w:r>
+        <w:rPr>
+          <w:rFonts w:cstheme="minorHAnsi"/>
+        </w:rPr>
+        <w:t>Dezvoltarea proiectului s-a desfasurat in mod iterativ. In prima faza, am dedicat timp documentarii, parcurgand o serie de articole de specialitate si tutoriale pentru a intelege in profunzime conceptele necesare. Pe baza acestor informatii, am creat arhitectura initiala si am dezvoltat un cod de baza functional, acoperind operatiunile CRUD principale. Abordarea mea a fost sa mentin implementarea initiala cat mai simpla, insa, in paralel, am documentat toate solutiile complexe si practicile din industrie de care aflam, trecandu-le in sectiunea TODO a proiectului. Odata ce functionalitatile esentiale au fost gata, am preluat sarcinile din TODO si le-am implementat sistematic, transformand codul de baza intr-o solutie mult mai robusta.</w:t>
+      </w:r>
+      <w:r>
+        <w:rPr>
+          <w:rFonts w:cstheme="minorHAnsi"/>
+        </w:rPr>
+        <w:t xml:space="preserve">Pentru executie se configureaza in env </w:t>
+      </w:r>
+      <w:r>
+        <w:rPr>
+          <w:rFonts w:cstheme="minorHAnsi"/>
+        </w:rPr>
+        <w:t>SPRING_DATASOURCE_PASSWORD=mihai</w:t>
+      </w:r>
+      <w:r>
+        <w:rPr>
+          <w:rFonts w:cstheme="minorHAnsi"/>
+        </w:rPr>
+        <w:t>.</w:t>
       </w:r>
     </w:p>
     <w:p>
@@ -1872,47 +892,11 @@
           <w:rFonts w:cstheme="minorHAnsi"/>
         </w:rPr>
       </w:pPr>
-      <w:proofErr w:type="spellStart"/>
-      <w:r>
-        <w:rPr>
-          <w:rFonts w:cstheme="minorHAnsi"/>
-        </w:rPr>
-        <w:t>Creare</w:t>
-      </w:r>
-      <w:proofErr w:type="spellEnd"/>
-      <w:r>
-        <w:rPr>
-          <w:rFonts w:cstheme="minorHAnsi"/>
-        </w:rPr>
-        <w:t xml:space="preserve"> </w:t>
-      </w:r>
-      <w:proofErr w:type="spellStart"/>
-      <w:r>
-        <w:rPr>
-          <w:rFonts w:cstheme="minorHAnsi"/>
-        </w:rPr>
-        <w:t>proiect</w:t>
-      </w:r>
-      <w:proofErr w:type="spellEnd"/>
-      <w:r>
-        <w:rPr>
-          <w:rFonts w:cstheme="minorHAnsi"/>
-        </w:rPr>
-        <w:t xml:space="preserve"> pe </w:t>
-      </w:r>
-      <w:proofErr w:type="spellStart"/>
-      <w:r>
-        <w:rPr>
-          <w:rFonts w:cstheme="minorHAnsi"/>
-        </w:rPr>
-        <w:t>Github</w:t>
-      </w:r>
-      <w:proofErr w:type="spellEnd"/>
-      <w:r>
-        <w:rPr>
-          <w:rFonts w:cstheme="minorHAnsi"/>
-        </w:rPr>
-        <w:t xml:space="preserve"> - </w:t>
+      <w:r>
+        <w:rPr>
+          <w:rFonts w:cstheme="minorHAnsi"/>
+        </w:rPr>
+        <w:t xml:space="preserve">Creare proiect pe Github - </w:t>
       </w:r>
       <w:hyperlink r:id="rId6" w:history="1">
         <w:r>
@@ -1939,21 +923,8 @@
         <w:rPr>
           <w:rFonts w:cstheme="minorHAnsi"/>
         </w:rPr>
-        <w:t xml:space="preserve">Spring </w:t>
-      </w:r>
-      <w:proofErr w:type="spellStart"/>
-      <w:r>
-        <w:rPr>
-          <w:rFonts w:cstheme="minorHAnsi"/>
-        </w:rPr>
-        <w:t>initializr</w:t>
-      </w:r>
-      <w:proofErr w:type="spellEnd"/>
-      <w:r>
-        <w:rPr>
-          <w:rFonts w:cstheme="minorHAnsi"/>
-        </w:rPr>
-        <w:t xml:space="preserve"> - </w:t>
+        <w:lastRenderedPageBreak/>
+        <w:t xml:space="preserve">Spring initializr - </w:t>
       </w:r>
       <w:hyperlink r:id="rId7" w:history="1">
         <w:r>
@@ -1968,63 +939,7 @@
         <w:rPr>
           <w:rFonts w:cstheme="minorHAnsi"/>
         </w:rPr>
-        <w:t xml:space="preserve"> - </w:t>
-      </w:r>
-      <w:proofErr w:type="spellStart"/>
-      <w:r>
-        <w:rPr>
-          <w:rFonts w:cstheme="minorHAnsi"/>
-        </w:rPr>
-        <w:t>configureaza</w:t>
-      </w:r>
-      <w:proofErr w:type="spellEnd"/>
-      <w:r>
-        <w:rPr>
-          <w:rFonts w:cstheme="minorHAnsi"/>
-        </w:rPr>
-        <w:t xml:space="preserve"> initial o </w:t>
-      </w:r>
-      <w:proofErr w:type="spellStart"/>
-      <w:r>
-        <w:rPr>
-          <w:rFonts w:cstheme="minorHAnsi"/>
-        </w:rPr>
-        <w:t>aplicatie</w:t>
-      </w:r>
-      <w:proofErr w:type="spellEnd"/>
-      <w:r>
-        <w:rPr>
-          <w:rFonts w:cstheme="minorHAnsi"/>
-        </w:rPr>
-        <w:t xml:space="preserve"> </w:t>
-      </w:r>
-      <w:proofErr w:type="spellStart"/>
-      <w:r>
-        <w:rPr>
-          <w:rFonts w:cstheme="minorHAnsi"/>
-        </w:rPr>
-        <w:t>ce</w:t>
-      </w:r>
-      <w:proofErr w:type="spellEnd"/>
-      <w:r>
-        <w:rPr>
-          <w:rFonts w:cstheme="minorHAnsi"/>
-        </w:rPr>
-        <w:t xml:space="preserve"> </w:t>
-      </w:r>
-      <w:proofErr w:type="spellStart"/>
-      <w:r>
-        <w:rPr>
-          <w:rFonts w:cstheme="minorHAnsi"/>
-        </w:rPr>
-        <w:t>utilizeaza</w:t>
-      </w:r>
-      <w:proofErr w:type="spellEnd"/>
-      <w:r>
-        <w:rPr>
-          <w:rFonts w:cstheme="minorHAnsi"/>
-        </w:rPr>
-        <w:t xml:space="preserve"> framework ul spring</w:t>
+        <w:t xml:space="preserve"> - configureaza initial o aplicatie ce utilizeaza framework ul spring</w:t>
       </w:r>
     </w:p>
     <w:p>
@@ -2038,104 +953,11 @@
           <w:rFonts w:cstheme="minorHAnsi"/>
         </w:rPr>
       </w:pPr>
-      <w:proofErr w:type="spellStart"/>
-      <w:r>
-        <w:rPr>
-          <w:rFonts w:cstheme="minorHAnsi"/>
-        </w:rPr>
-        <w:lastRenderedPageBreak/>
-        <w:t>Utilizare</w:t>
-      </w:r>
-      <w:proofErr w:type="spellEnd"/>
-      <w:r>
-        <w:rPr>
-          <w:rFonts w:cstheme="minorHAnsi"/>
-        </w:rPr>
-        <w:t xml:space="preserve"> Maven – </w:t>
-      </w:r>
-      <w:proofErr w:type="spellStart"/>
-      <w:r>
-        <w:rPr>
-          <w:rFonts w:cstheme="minorHAnsi"/>
-        </w:rPr>
-        <w:t>gestioneaza</w:t>
-      </w:r>
-      <w:proofErr w:type="spellEnd"/>
-      <w:r>
-        <w:rPr>
-          <w:rFonts w:cstheme="minorHAnsi"/>
-        </w:rPr>
-        <w:t xml:space="preserve"> </w:t>
-      </w:r>
-      <w:proofErr w:type="spellStart"/>
-      <w:r>
-        <w:rPr>
-          <w:rFonts w:cstheme="minorHAnsi"/>
-        </w:rPr>
-        <w:t>dependentele</w:t>
-      </w:r>
-      <w:proofErr w:type="spellEnd"/>
-      <w:r>
-        <w:rPr>
-          <w:rFonts w:cstheme="minorHAnsi"/>
-        </w:rPr>
-        <w:t xml:space="preserve">, </w:t>
-      </w:r>
-      <w:proofErr w:type="spellStart"/>
-      <w:r>
-        <w:rPr>
-          <w:rFonts w:cstheme="minorHAnsi"/>
-        </w:rPr>
-        <w:t>compileaza</w:t>
-      </w:r>
-      <w:proofErr w:type="spellEnd"/>
-      <w:r>
-        <w:rPr>
-          <w:rFonts w:cstheme="minorHAnsi"/>
-        </w:rPr>
-        <w:t xml:space="preserve"> </w:t>
-      </w:r>
-      <w:proofErr w:type="spellStart"/>
-      <w:r>
-        <w:rPr>
-          <w:rFonts w:cstheme="minorHAnsi"/>
-        </w:rPr>
-        <w:t>si</w:t>
-      </w:r>
-      <w:proofErr w:type="spellEnd"/>
-      <w:r>
-        <w:rPr>
-          <w:rFonts w:cstheme="minorHAnsi"/>
-        </w:rPr>
-        <w:t xml:space="preserve"> </w:t>
-      </w:r>
-      <w:proofErr w:type="spellStart"/>
-      <w:r>
-        <w:rPr>
-          <w:rFonts w:cstheme="minorHAnsi"/>
-        </w:rPr>
-        <w:t>construieste</w:t>
-      </w:r>
-      <w:proofErr w:type="spellEnd"/>
-      <w:r>
-        <w:rPr>
-          <w:rFonts w:cstheme="minorHAnsi"/>
-        </w:rPr>
-        <w:t xml:space="preserve"> </w:t>
-      </w:r>
-      <w:proofErr w:type="spellStart"/>
-      <w:r>
-        <w:rPr>
-          <w:rFonts w:cstheme="minorHAnsi"/>
-        </w:rPr>
-        <w:t>aplicatia</w:t>
-      </w:r>
-      <w:proofErr w:type="spellEnd"/>
-      <w:r>
-        <w:rPr>
-          <w:rFonts w:cstheme="minorHAnsi"/>
-        </w:rPr>
-        <w:t>, etc.</w:t>
+      <w:r>
+        <w:rPr>
+          <w:rFonts w:cstheme="minorHAnsi"/>
+        </w:rPr>
+        <w:t>Utilizare Maven – gestioneaza dependentele, compileaza si construieste aplicatia, etc.</w:t>
       </w:r>
     </w:p>
     <w:p>
@@ -2153,67 +975,7 @@
         <w:rPr>
           <w:rFonts w:cstheme="minorHAnsi"/>
         </w:rPr>
-        <w:t xml:space="preserve">WARN 26580 --- [e1] [           main] </w:t>
-      </w:r>
-      <w:proofErr w:type="spellStart"/>
-      <w:r>
-        <w:rPr>
-          <w:rFonts w:cstheme="minorHAnsi"/>
-        </w:rPr>
-        <w:t>JpaBaseConfiguration$</w:t>
-      </w:r>
-      <w:proofErr w:type="gramStart"/>
-      <w:r>
-        <w:rPr>
-          <w:rFonts w:cstheme="minorHAnsi"/>
-        </w:rPr>
-        <w:t>JpaWebConfiguration</w:t>
-      </w:r>
-      <w:proofErr w:type="spellEnd"/>
-      <w:r>
-        <w:rPr>
-          <w:rFonts w:cstheme="minorHAnsi"/>
-        </w:rPr>
-        <w:t xml:space="preserve"> :</w:t>
-      </w:r>
-      <w:proofErr w:type="gramEnd"/>
-      <w:r>
-        <w:rPr>
-          <w:rFonts w:cstheme="minorHAnsi"/>
-        </w:rPr>
-        <w:t xml:space="preserve"> </w:t>
-      </w:r>
-      <w:proofErr w:type="spellStart"/>
-      <w:proofErr w:type="gramStart"/>
-      <w:r>
-        <w:rPr>
-          <w:rFonts w:cstheme="minorHAnsi"/>
-        </w:rPr>
-        <w:t>spring.jpa.open</w:t>
-      </w:r>
-      <w:proofErr w:type="spellEnd"/>
-      <w:proofErr w:type="gramEnd"/>
-      <w:r>
-        <w:rPr>
-          <w:rFonts w:cstheme="minorHAnsi"/>
-        </w:rPr>
-        <w:t xml:space="preserve">-in-view is enabled by default. Therefore, database queries may be performed during view rendering. Explicitly configure </w:t>
-      </w:r>
-      <w:proofErr w:type="spellStart"/>
-      <w:proofErr w:type="gramStart"/>
-      <w:r>
-        <w:rPr>
-          <w:rFonts w:cstheme="minorHAnsi"/>
-        </w:rPr>
-        <w:t>spring.jpa.open</w:t>
-      </w:r>
-      <w:proofErr w:type="spellEnd"/>
-      <w:proofErr w:type="gramEnd"/>
-      <w:r>
-        <w:rPr>
-          <w:rFonts w:cstheme="minorHAnsi"/>
-        </w:rPr>
-        <w:t>-in-view to disable this warning</w:t>
+        <w:t>WARN 26580 --- [e1] [           main] JpaBaseConfiguration$JpaWebConfiguration : spring.jpa.open-in-view is enabled by default. Therefore, database queries may be performed during view rendering. Explicitly configure spring.jpa.open-in-view to disable this warning</w:t>
       </w:r>
     </w:p>
     <w:p>
@@ -2264,17 +1026,9 @@
         <w:rPr>
           <w:rFonts w:asciiTheme="minorHAnsi" w:hAnsiTheme="minorHAnsi" w:cstheme="minorHAnsi"/>
         </w:rPr>
-        <w:t>Endpoint-</w:t>
-      </w:r>
-      <w:proofErr w:type="spellStart"/>
-      <w:r>
-        <w:rPr>
-          <w:rFonts w:asciiTheme="minorHAnsi" w:hAnsiTheme="minorHAnsi" w:cstheme="minorHAnsi"/>
-        </w:rPr>
-        <w:t>uri</w:t>
+        <w:t>Endpoint-uri</w:t>
       </w:r>
       <w:bookmarkEnd w:id="2"/>
-      <w:proofErr w:type="spellEnd"/>
     </w:p>
     <w:p>
       <w:pPr>
@@ -2303,44 +1057,8 @@
         <w:rPr>
           <w:rFonts w:cstheme="minorHAnsi"/>
         </w:rPr>
-        <w:t xml:space="preserve"> </w:t>
-      </w:r>
-      <w:proofErr w:type="spellStart"/>
-      <w:r>
-        <w:rPr>
-          <w:rFonts w:cstheme="minorHAnsi"/>
-        </w:rPr>
-        <w:t>Creare</w:t>
-      </w:r>
-      <w:proofErr w:type="spellEnd"/>
-      <w:r>
-        <w:rPr>
-          <w:rFonts w:cstheme="minorHAnsi"/>
-        </w:rPr>
-        <w:t xml:space="preserve"> </w:t>
-      </w:r>
-      <w:proofErr w:type="spellStart"/>
-      <w:r>
-        <w:rPr>
-          <w:rFonts w:cstheme="minorHAnsi"/>
-        </w:rPr>
-        <w:t>functie</w:t>
-      </w:r>
-      <w:proofErr w:type="spellEnd"/>
-      <w:r>
-        <w:rPr>
-          <w:rFonts w:cstheme="minorHAnsi"/>
-        </w:rPr>
-        <w:t xml:space="preserve"> </w:t>
-      </w:r>
-      <w:proofErr w:type="spellStart"/>
-      <w:r>
-        <w:rPr>
-          <w:rFonts w:cstheme="minorHAnsi"/>
-        </w:rPr>
-        <w:t>angajat</w:t>
-      </w:r>
-      <w:proofErr w:type="spellEnd"/>
+        <w:t xml:space="preserve"> Creare functie angajat</w:t>
+      </w:r>
     </w:p>
     <w:p>
       <w:pPr>
@@ -2357,30 +1075,8 @@
         <w:rPr>
           <w:rFonts w:cstheme="minorHAnsi"/>
         </w:rPr>
-        <w:t xml:space="preserve">POST /v1/employees </w:t>
-      </w:r>
-      <w:proofErr w:type="spellStart"/>
-      <w:r>
-        <w:rPr>
-          <w:rFonts w:cstheme="minorHAnsi"/>
-        </w:rPr>
-        <w:t>Creare</w:t>
-      </w:r>
-      <w:proofErr w:type="spellEnd"/>
-      <w:r>
-        <w:rPr>
-          <w:rFonts w:cstheme="minorHAnsi"/>
-        </w:rPr>
-        <w:t xml:space="preserve"> </w:t>
-      </w:r>
-      <w:proofErr w:type="spellStart"/>
-      <w:r>
-        <w:rPr>
-          <w:rFonts w:cstheme="minorHAnsi"/>
-        </w:rPr>
-        <w:t>angajat</w:t>
-      </w:r>
-      <w:proofErr w:type="spellEnd"/>
+        <w:t>POST /v1/employees Creare angajat</w:t>
+      </w:r>
     </w:p>
     <w:p>
       <w:pPr>
@@ -2409,44 +1105,8 @@
         <w:rPr>
           <w:rFonts w:cstheme="minorHAnsi"/>
         </w:rPr>
-        <w:t xml:space="preserve"> </w:t>
-      </w:r>
-      <w:proofErr w:type="spellStart"/>
-      <w:r>
-        <w:rPr>
-          <w:rFonts w:cstheme="minorHAnsi"/>
-        </w:rPr>
-        <w:t>Modificare</w:t>
-      </w:r>
-      <w:proofErr w:type="spellEnd"/>
-      <w:r>
-        <w:rPr>
-          <w:rFonts w:cstheme="minorHAnsi"/>
-        </w:rPr>
-        <w:t xml:space="preserve"> </w:t>
-      </w:r>
-      <w:proofErr w:type="spellStart"/>
-      <w:r>
-        <w:rPr>
-          <w:rFonts w:cstheme="minorHAnsi"/>
-        </w:rPr>
-        <w:t>functie</w:t>
-      </w:r>
-      <w:proofErr w:type="spellEnd"/>
-      <w:r>
-        <w:rPr>
-          <w:rFonts w:cstheme="minorHAnsi"/>
-        </w:rPr>
-        <w:t xml:space="preserve"> </w:t>
-      </w:r>
-      <w:proofErr w:type="spellStart"/>
-      <w:r>
-        <w:rPr>
-          <w:rFonts w:cstheme="minorHAnsi"/>
-        </w:rPr>
-        <w:t>angajat</w:t>
-      </w:r>
-      <w:proofErr w:type="spellEnd"/>
+        <w:t xml:space="preserve"> Modificare functie angajat</w:t>
+      </w:r>
     </w:p>
     <w:p>
       <w:pPr>
@@ -2463,30 +1123,8 @@
         <w:rPr>
           <w:rFonts w:cstheme="minorHAnsi"/>
         </w:rPr>
-        <w:t xml:space="preserve">PUT /v1/employees </w:t>
-      </w:r>
-      <w:proofErr w:type="spellStart"/>
-      <w:r>
-        <w:rPr>
-          <w:rFonts w:cstheme="minorHAnsi"/>
-        </w:rPr>
-        <w:t>Modificare</w:t>
-      </w:r>
-      <w:proofErr w:type="spellEnd"/>
-      <w:r>
-        <w:rPr>
-          <w:rFonts w:cstheme="minorHAnsi"/>
-        </w:rPr>
-        <w:t xml:space="preserve"> </w:t>
-      </w:r>
-      <w:proofErr w:type="spellStart"/>
-      <w:r>
-        <w:rPr>
-          <w:rFonts w:cstheme="minorHAnsi"/>
-        </w:rPr>
-        <w:t>angajat</w:t>
-      </w:r>
-      <w:proofErr w:type="spellEnd"/>
+        <w:t>PUT /v1/employees Modificare angajat</w:t>
+      </w:r>
     </w:p>
     <w:p>
       <w:pPr>
@@ -2503,49 +1141,7 @@
         <w:rPr>
           <w:rFonts w:cstheme="minorHAnsi"/>
         </w:rPr>
-        <w:t xml:space="preserve">DELETE /v1/employees/{id} </w:t>
-      </w:r>
-      <w:proofErr w:type="spellStart"/>
-      <w:r>
-        <w:rPr>
-          <w:rFonts w:cstheme="minorHAnsi"/>
-        </w:rPr>
-        <w:t>Stergere</w:t>
-      </w:r>
-      <w:proofErr w:type="spellEnd"/>
-      <w:r>
-        <w:rPr>
-          <w:rFonts w:cstheme="minorHAnsi"/>
-        </w:rPr>
-        <w:t xml:space="preserve"> </w:t>
-      </w:r>
-      <w:proofErr w:type="spellStart"/>
-      <w:r>
-        <w:rPr>
-          <w:rFonts w:cstheme="minorHAnsi"/>
-        </w:rPr>
-        <w:t>angajat</w:t>
-      </w:r>
-      <w:proofErr w:type="spellEnd"/>
-      <w:r>
-        <w:rPr>
-          <w:rFonts w:cstheme="minorHAnsi"/>
-        </w:rPr>
-        <w:t xml:space="preserve"> </w:t>
-      </w:r>
-      <w:proofErr w:type="spellStart"/>
-      <w:r>
-        <w:rPr>
-          <w:rFonts w:cstheme="minorHAnsi"/>
-        </w:rPr>
-        <w:t>dupa</w:t>
-      </w:r>
-      <w:proofErr w:type="spellEnd"/>
-      <w:r>
-        <w:rPr>
-          <w:rFonts w:cstheme="minorHAnsi"/>
-        </w:rPr>
-        <w:t xml:space="preserve"> id</w:t>
+        <w:t>DELETE /v1/employees/{id} Stergere angajat dupa id</w:t>
       </w:r>
     </w:p>
     <w:p>
@@ -2575,49 +1171,7 @@
         <w:rPr>
           <w:rFonts w:cstheme="minorHAnsi"/>
         </w:rPr>
-        <w:t xml:space="preserve">/{id} </w:t>
-      </w:r>
-      <w:proofErr w:type="spellStart"/>
-      <w:r>
-        <w:rPr>
-          <w:rFonts w:cstheme="minorHAnsi"/>
-        </w:rPr>
-        <w:t>Stergere</w:t>
-      </w:r>
-      <w:proofErr w:type="spellEnd"/>
-      <w:r>
-        <w:rPr>
-          <w:rFonts w:cstheme="minorHAnsi"/>
-        </w:rPr>
-        <w:t xml:space="preserve"> </w:t>
-      </w:r>
-      <w:proofErr w:type="spellStart"/>
-      <w:r>
-        <w:rPr>
-          <w:rFonts w:cstheme="minorHAnsi"/>
-        </w:rPr>
-        <w:t>functie</w:t>
-      </w:r>
-      <w:proofErr w:type="spellEnd"/>
-      <w:r>
-        <w:rPr>
-          <w:rFonts w:cstheme="minorHAnsi"/>
-        </w:rPr>
-        <w:t xml:space="preserve"> </w:t>
-      </w:r>
-      <w:proofErr w:type="spellStart"/>
-      <w:r>
-        <w:rPr>
-          <w:rFonts w:cstheme="minorHAnsi"/>
-        </w:rPr>
-        <w:t>dupa</w:t>
-      </w:r>
-      <w:proofErr w:type="spellEnd"/>
-      <w:r>
-        <w:rPr>
-          <w:rFonts w:cstheme="minorHAnsi"/>
-        </w:rPr>
-        <w:t xml:space="preserve"> id</w:t>
+        <w:t>/{id} Stergere functie dupa id</w:t>
       </w:r>
     </w:p>
     <w:p>
@@ -2647,44 +1201,8 @@
         <w:rPr>
           <w:rFonts w:cstheme="minorHAnsi"/>
         </w:rPr>
-        <w:t xml:space="preserve"> </w:t>
-      </w:r>
-      <w:proofErr w:type="spellStart"/>
-      <w:r>
-        <w:rPr>
-          <w:rFonts w:cstheme="minorHAnsi"/>
-        </w:rPr>
-        <w:t>Obtinere</w:t>
-      </w:r>
-      <w:proofErr w:type="spellEnd"/>
-      <w:r>
-        <w:rPr>
-          <w:rFonts w:cstheme="minorHAnsi"/>
-        </w:rPr>
-        <w:t xml:space="preserve"> </w:t>
-      </w:r>
-      <w:proofErr w:type="spellStart"/>
-      <w:r>
-        <w:rPr>
-          <w:rFonts w:cstheme="minorHAnsi"/>
-        </w:rPr>
-        <w:t>toate</w:t>
-      </w:r>
-      <w:proofErr w:type="spellEnd"/>
-      <w:r>
-        <w:rPr>
-          <w:rFonts w:cstheme="minorHAnsi"/>
-        </w:rPr>
-        <w:t xml:space="preserve"> </w:t>
-      </w:r>
-      <w:proofErr w:type="spellStart"/>
-      <w:r>
-        <w:rPr>
-          <w:rFonts w:cstheme="minorHAnsi"/>
-        </w:rPr>
-        <w:t>functiile</w:t>
-      </w:r>
-      <w:proofErr w:type="spellEnd"/>
+        <w:t xml:space="preserve"> Obtinere toate functiile</w:t>
+      </w:r>
     </w:p>
     <w:p>
       <w:pPr>
@@ -2701,42 +1219,7 @@
         <w:rPr>
           <w:rFonts w:cstheme="minorHAnsi"/>
         </w:rPr>
-        <w:t xml:space="preserve">GET /v1/employees </w:t>
-      </w:r>
-      <w:proofErr w:type="spellStart"/>
-      <w:r>
-        <w:rPr>
-          <w:rFonts w:cstheme="minorHAnsi"/>
-        </w:rPr>
-        <w:t>Obtinere</w:t>
-      </w:r>
-      <w:proofErr w:type="spellEnd"/>
-      <w:r>
-        <w:rPr>
-          <w:rFonts w:cstheme="minorHAnsi"/>
-        </w:rPr>
-        <w:t xml:space="preserve"> </w:t>
-      </w:r>
-      <w:proofErr w:type="spellStart"/>
-      <w:r>
-        <w:rPr>
-          <w:rFonts w:cstheme="minorHAnsi"/>
-        </w:rPr>
-        <w:t>toti</w:t>
-      </w:r>
-      <w:proofErr w:type="spellEnd"/>
-      <w:r>
-        <w:rPr>
-          <w:rFonts w:cstheme="minorHAnsi"/>
-        </w:rPr>
-        <w:t xml:space="preserve"> </w:t>
-      </w:r>
-      <w:proofErr w:type="spellStart"/>
-      <w:r>
-        <w:rPr>
-          <w:rFonts w:cstheme="minorHAnsi"/>
-        </w:rPr>
-        <w:t>angajati</w:t>
+        <w:t>GET /v1/employees Obtinere toti angajati</w:t>
       </w:r>
       <w:r>
         <w:rPr>
@@ -2744,7 +1227,6 @@
         </w:rPr>
         <w:t>i</w:t>
       </w:r>
-      <w:proofErr w:type="spellEnd"/>
     </w:p>
     <w:p>
       <w:pPr>
@@ -2773,49 +1255,7 @@
         <w:rPr>
           <w:rFonts w:cstheme="minorHAnsi"/>
         </w:rPr>
-        <w:t xml:space="preserve">/{id} </w:t>
-      </w:r>
-      <w:proofErr w:type="spellStart"/>
-      <w:r>
-        <w:rPr>
-          <w:rFonts w:cstheme="minorHAnsi"/>
-        </w:rPr>
-        <w:t>Obtinere</w:t>
-      </w:r>
-      <w:proofErr w:type="spellEnd"/>
-      <w:r>
-        <w:rPr>
-          <w:rFonts w:cstheme="minorHAnsi"/>
-        </w:rPr>
-        <w:t xml:space="preserve"> </w:t>
-      </w:r>
-      <w:proofErr w:type="spellStart"/>
-      <w:r>
-        <w:rPr>
-          <w:rFonts w:cstheme="minorHAnsi"/>
-        </w:rPr>
-        <w:t>functie</w:t>
-      </w:r>
-      <w:proofErr w:type="spellEnd"/>
-      <w:r>
-        <w:rPr>
-          <w:rFonts w:cstheme="minorHAnsi"/>
-        </w:rPr>
-        <w:t xml:space="preserve"> </w:t>
-      </w:r>
-      <w:proofErr w:type="spellStart"/>
-      <w:r>
-        <w:rPr>
-          <w:rFonts w:cstheme="minorHAnsi"/>
-        </w:rPr>
-        <w:t>dupa</w:t>
-      </w:r>
-      <w:proofErr w:type="spellEnd"/>
-      <w:r>
-        <w:rPr>
-          <w:rFonts w:cstheme="minorHAnsi"/>
-        </w:rPr>
-        <w:t xml:space="preserve"> id</w:t>
+        <w:t>/{id} Obtinere functie dupa id</w:t>
       </w:r>
     </w:p>
     <w:p>
@@ -2833,49 +1273,7 @@
         <w:rPr>
           <w:rFonts w:cstheme="minorHAnsi"/>
         </w:rPr>
-        <w:t xml:space="preserve">GET /v1/employees/{id} </w:t>
-      </w:r>
-      <w:proofErr w:type="spellStart"/>
-      <w:r>
-        <w:rPr>
-          <w:rFonts w:cstheme="minorHAnsi"/>
-        </w:rPr>
-        <w:t>Obtinere</w:t>
-      </w:r>
-      <w:proofErr w:type="spellEnd"/>
-      <w:r>
-        <w:rPr>
-          <w:rFonts w:cstheme="minorHAnsi"/>
-        </w:rPr>
-        <w:t xml:space="preserve"> </w:t>
-      </w:r>
-      <w:proofErr w:type="spellStart"/>
-      <w:r>
-        <w:rPr>
-          <w:rFonts w:cstheme="minorHAnsi"/>
-        </w:rPr>
-        <w:t>angajat</w:t>
-      </w:r>
-      <w:proofErr w:type="spellEnd"/>
-      <w:r>
-        <w:rPr>
-          <w:rFonts w:cstheme="minorHAnsi"/>
-        </w:rPr>
-        <w:t xml:space="preserve"> </w:t>
-      </w:r>
-      <w:proofErr w:type="spellStart"/>
-      <w:r>
-        <w:rPr>
-          <w:rFonts w:cstheme="minorHAnsi"/>
-        </w:rPr>
-        <w:t>dupa</w:t>
-      </w:r>
-      <w:proofErr w:type="spellEnd"/>
-      <w:r>
-        <w:rPr>
-          <w:rFonts w:cstheme="minorHAnsi"/>
-        </w:rPr>
-        <w:t xml:space="preserve"> id</w:t>
+        <w:t>GET /v1/employees/{id} Obtinere angajat dupa id</w:t>
       </w:r>
     </w:p>
     <w:p>
@@ -2886,221 +1284,41 @@
         </w:rPr>
       </w:pPr>
       <w:bookmarkStart w:id="3" w:name="_Toc235545201"/>
-      <w:proofErr w:type="spellStart"/>
       <w:r>
         <w:rPr>
           <w:rFonts w:asciiTheme="minorHAnsi" w:hAnsiTheme="minorHAnsi" w:cstheme="minorHAnsi"/>
         </w:rPr>
-        <w:t>Testare</w:t>
-      </w:r>
-      <w:proofErr w:type="spellEnd"/>
-      <w:r>
+        <w:t>Testare Endpoint-uri</w:t>
+      </w:r>
+      <w:bookmarkEnd w:id="3"/>
+    </w:p>
+    <w:p>
+      <w:pPr>
+        <w:pStyle w:val="Heading2"/>
         <w:rPr>
           <w:rFonts w:asciiTheme="minorHAnsi" w:hAnsiTheme="minorHAnsi" w:cstheme="minorHAnsi"/>
         </w:rPr>
-        <w:t xml:space="preserve"> Endpoint-</w:t>
-      </w:r>
-      <w:proofErr w:type="spellStart"/>
+      </w:pPr>
+      <w:bookmarkStart w:id="4" w:name="_Toc235545202"/>
       <w:r>
         <w:rPr>
           <w:rFonts w:asciiTheme="minorHAnsi" w:hAnsiTheme="minorHAnsi" w:cstheme="minorHAnsi"/>
         </w:rPr>
-        <w:t>uri</w:t>
-      </w:r>
-      <w:bookmarkEnd w:id="3"/>
-      <w:proofErr w:type="spellEnd"/>
-    </w:p>
-    <w:p>
-      <w:pPr>
-        <w:pStyle w:val="Heading2"/>
-        <w:rPr>
-          <w:rFonts w:asciiTheme="minorHAnsi" w:hAnsiTheme="minorHAnsi" w:cstheme="minorHAnsi"/>
-        </w:rPr>
-      </w:pPr>
-      <w:bookmarkStart w:id="4" w:name="_Toc235545202"/>
-      <w:proofErr w:type="spellStart"/>
-      <w:r>
-        <w:rPr>
-          <w:rFonts w:asciiTheme="minorHAnsi" w:hAnsiTheme="minorHAnsi" w:cstheme="minorHAnsi"/>
-        </w:rPr>
-        <w:t>Securizare</w:t>
-      </w:r>
-      <w:proofErr w:type="spellEnd"/>
-      <w:r>
-        <w:rPr>
-          <w:rFonts w:asciiTheme="minorHAnsi" w:hAnsiTheme="minorHAnsi" w:cstheme="minorHAnsi"/>
-        </w:rPr>
-        <w:t xml:space="preserve"> Endpoint-</w:t>
-      </w:r>
-      <w:proofErr w:type="spellStart"/>
-      <w:r>
-        <w:rPr>
-          <w:rFonts w:asciiTheme="minorHAnsi" w:hAnsiTheme="minorHAnsi" w:cstheme="minorHAnsi"/>
-        </w:rPr>
-        <w:t>uri</w:t>
+        <w:t>Securizare Endpoint-uri</w:t>
       </w:r>
       <w:bookmarkEnd w:id="4"/>
-      <w:proofErr w:type="spellEnd"/>
-    </w:p>
-    <w:p>
-      <w:pPr>
-        <w:rPr>
-          <w:rFonts w:cstheme="minorHAnsi"/>
-        </w:rPr>
-      </w:pPr>
-      <w:proofErr w:type="spellStart"/>
-      <w:r>
-        <w:rPr>
-          <w:rFonts w:cstheme="minorHAnsi"/>
-        </w:rPr>
-        <w:t>Deoarece</w:t>
-      </w:r>
-      <w:proofErr w:type="spellEnd"/>
-      <w:r>
-        <w:rPr>
-          <w:rFonts w:cstheme="minorHAnsi"/>
-        </w:rPr>
-        <w:t xml:space="preserve"> </w:t>
-      </w:r>
-      <w:proofErr w:type="spellStart"/>
-      <w:r>
-        <w:rPr>
-          <w:rFonts w:cstheme="minorHAnsi"/>
-        </w:rPr>
-        <w:t>toate</w:t>
-      </w:r>
-      <w:proofErr w:type="spellEnd"/>
-      <w:r>
-        <w:rPr>
-          <w:rFonts w:cstheme="minorHAnsi"/>
-        </w:rPr>
-        <w:t xml:space="preserve"> endpoint-urile sunt </w:t>
-      </w:r>
-      <w:proofErr w:type="spellStart"/>
-      <w:r>
-        <w:rPr>
-          <w:rFonts w:cstheme="minorHAnsi"/>
-        </w:rPr>
-        <w:t>securizate</w:t>
-      </w:r>
-      <w:proofErr w:type="spellEnd"/>
-      <w:r>
-        <w:rPr>
-          <w:rFonts w:cstheme="minorHAnsi"/>
-        </w:rPr>
-        <w:t xml:space="preserve">, </w:t>
-      </w:r>
-      <w:proofErr w:type="spellStart"/>
-      <w:r>
-        <w:rPr>
-          <w:rFonts w:cstheme="minorHAnsi"/>
-        </w:rPr>
-        <w:t>este</w:t>
-      </w:r>
-      <w:proofErr w:type="spellEnd"/>
-      <w:r>
-        <w:rPr>
-          <w:rFonts w:cstheme="minorHAnsi"/>
-        </w:rPr>
-        <w:t xml:space="preserve"> </w:t>
-      </w:r>
-      <w:proofErr w:type="spellStart"/>
-      <w:r>
-        <w:rPr>
-          <w:rFonts w:cstheme="minorHAnsi"/>
-        </w:rPr>
-        <w:t>necesar</w:t>
-      </w:r>
-      <w:proofErr w:type="spellEnd"/>
-      <w:r>
-        <w:rPr>
-          <w:rFonts w:cstheme="minorHAnsi"/>
-        </w:rPr>
-        <w:t xml:space="preserve"> ca </w:t>
-      </w:r>
-      <w:proofErr w:type="spellStart"/>
-      <w:r>
-        <w:rPr>
-          <w:rFonts w:cstheme="minorHAnsi"/>
-        </w:rPr>
-        <w:t>fiecare</w:t>
-      </w:r>
-      <w:proofErr w:type="spellEnd"/>
-      <w:r>
-        <w:rPr>
-          <w:rFonts w:cstheme="minorHAnsi"/>
-        </w:rPr>
-        <w:t xml:space="preserve"> request </w:t>
-      </w:r>
-      <w:proofErr w:type="spellStart"/>
-      <w:r>
-        <w:rPr>
-          <w:rFonts w:cstheme="minorHAnsi"/>
-        </w:rPr>
-        <w:t>sa</w:t>
-      </w:r>
-      <w:proofErr w:type="spellEnd"/>
-      <w:r>
-        <w:rPr>
-          <w:rFonts w:cstheme="minorHAnsi"/>
-        </w:rPr>
-        <w:t xml:space="preserve"> </w:t>
-      </w:r>
-      <w:proofErr w:type="spellStart"/>
-      <w:r>
-        <w:rPr>
-          <w:rFonts w:cstheme="minorHAnsi"/>
-        </w:rPr>
-        <w:t>includa</w:t>
-      </w:r>
-      <w:proofErr w:type="spellEnd"/>
-      <w:r>
-        <w:rPr>
-          <w:rFonts w:cstheme="minorHAnsi"/>
-        </w:rPr>
-        <w:t xml:space="preserve"> in header </w:t>
-      </w:r>
-      <w:proofErr w:type="spellStart"/>
-      <w:r>
-        <w:rPr>
-          <w:rFonts w:cstheme="minorHAnsi"/>
-        </w:rPr>
-        <w:t>campul</w:t>
-      </w:r>
-      <w:proofErr w:type="spellEnd"/>
-      <w:r>
-        <w:rPr>
-          <w:rFonts w:cstheme="minorHAnsi"/>
-        </w:rPr>
-        <w:t xml:space="preserve"> x-</w:t>
-      </w:r>
-      <w:proofErr w:type="spellStart"/>
-      <w:r>
-        <w:rPr>
-          <w:rFonts w:cstheme="minorHAnsi"/>
-        </w:rPr>
-        <w:t>api</w:t>
-      </w:r>
-      <w:proofErr w:type="spellEnd"/>
-      <w:r>
-        <w:rPr>
-          <w:rFonts w:cstheme="minorHAnsi"/>
-        </w:rPr>
-        <w:t xml:space="preserve">-key cu </w:t>
-      </w:r>
-      <w:proofErr w:type="spellStart"/>
-      <w:r>
-        <w:rPr>
-          <w:rFonts w:cstheme="minorHAnsi"/>
-        </w:rPr>
-        <w:t>valoarea</w:t>
-      </w:r>
-      <w:proofErr w:type="spellEnd"/>
-      <w:r>
-        <w:rPr>
-          <w:rFonts w:cstheme="minorHAnsi"/>
-        </w:rPr>
-        <w:t xml:space="preserve"> 1234.</w:t>
+    </w:p>
+    <w:p>
+      <w:pPr>
+        <w:rPr>
+          <w:rFonts w:cstheme="minorHAnsi"/>
+        </w:rPr>
+      </w:pPr>
+      <w:r>
+        <w:rPr>
+          <w:rFonts w:cstheme="minorHAnsi"/>
+        </w:rPr>
+        <w:t>Deoarece toate endpoint-urile sunt securizate, este necesar ca fiecare request sa includa in header campul x-api-key cu valoarea 1234.</w:t>
       </w:r>
     </w:p>
     <w:p>
@@ -3117,30 +1335,8 @@
         <w:rPr>
           <w:rFonts w:cstheme="minorHAnsi"/>
         </w:rPr>
-        <w:t xml:space="preserve">POST /v1/employees </w:t>
-      </w:r>
-      <w:proofErr w:type="spellStart"/>
-      <w:r>
-        <w:rPr>
-          <w:rFonts w:cstheme="minorHAnsi"/>
-        </w:rPr>
-        <w:t>Creare</w:t>
-      </w:r>
-      <w:proofErr w:type="spellEnd"/>
-      <w:r>
-        <w:rPr>
-          <w:rFonts w:cstheme="minorHAnsi"/>
-        </w:rPr>
-        <w:t xml:space="preserve"> </w:t>
-      </w:r>
-      <w:proofErr w:type="spellStart"/>
-      <w:r>
-        <w:rPr>
-          <w:rFonts w:cstheme="minorHAnsi"/>
-        </w:rPr>
-        <w:t>angajat</w:t>
-      </w:r>
-      <w:proofErr w:type="spellEnd"/>
+        <w:t>POST /v1/employees Creare angajat</w:t>
+      </w:r>
     </w:p>
     <w:p>
       <w:pPr>
@@ -3152,61 +1348,11 @@
           <w:rFonts w:cstheme="minorHAnsi"/>
         </w:rPr>
       </w:pPr>
-      <w:proofErr w:type="spellStart"/>
-      <w:r>
-        <w:rPr>
-          <w:rFonts w:cstheme="minorHAnsi"/>
-        </w:rPr>
-        <w:t>Creare</w:t>
-      </w:r>
-      <w:proofErr w:type="spellEnd"/>
-      <w:r>
-        <w:rPr>
-          <w:rFonts w:cstheme="minorHAnsi"/>
-        </w:rPr>
-        <w:t xml:space="preserve"> </w:t>
-      </w:r>
-      <w:proofErr w:type="spellStart"/>
-      <w:r>
-        <w:rPr>
-          <w:rFonts w:cstheme="minorHAnsi"/>
-        </w:rPr>
-        <w:t>angajat</w:t>
-      </w:r>
-      <w:proofErr w:type="spellEnd"/>
-      <w:r>
-        <w:rPr>
-          <w:rFonts w:cstheme="minorHAnsi"/>
-        </w:rPr>
-        <w:t xml:space="preserve"> cu </w:t>
-      </w:r>
-      <w:proofErr w:type="spellStart"/>
-      <w:r>
-        <w:rPr>
-          <w:rFonts w:cstheme="minorHAnsi"/>
-        </w:rPr>
-        <w:t>toate</w:t>
-      </w:r>
-      <w:proofErr w:type="spellEnd"/>
-      <w:r>
-        <w:rPr>
-          <w:rFonts w:cstheme="minorHAnsi"/>
-        </w:rPr>
-        <w:t xml:space="preserve"> </w:t>
-      </w:r>
-      <w:proofErr w:type="spellStart"/>
-      <w:r>
-        <w:rPr>
-          <w:rFonts w:cstheme="minorHAnsi"/>
-        </w:rPr>
-        <w:t>datele</w:t>
-      </w:r>
-      <w:proofErr w:type="spellEnd"/>
-      <w:r>
-        <w:rPr>
-          <w:rFonts w:cstheme="minorHAnsi"/>
-        </w:rPr>
-        <w:t xml:space="preserve"> in regula</w:t>
+      <w:r>
+        <w:rPr>
+          <w:rFonts w:cstheme="minorHAnsi"/>
+        </w:rPr>
+        <w:t>Creare angajat cu toate datele in regula</w:t>
       </w:r>
     </w:p>
     <w:p>
@@ -3269,56 +1415,12 @@
           <w:rFonts w:cstheme="minorHAnsi"/>
         </w:rPr>
       </w:pPr>
-      <w:proofErr w:type="spellStart"/>
-      <w:r>
-        <w:rPr>
-          <w:rFonts w:cstheme="minorHAnsi"/>
-        </w:rPr>
-        <w:t>Creare</w:t>
-      </w:r>
-      <w:proofErr w:type="spellEnd"/>
-      <w:r>
-        <w:rPr>
-          <w:rFonts w:cstheme="minorHAnsi"/>
-        </w:rPr>
-        <w:t xml:space="preserve"> </w:t>
-      </w:r>
-      <w:proofErr w:type="spellStart"/>
-      <w:r>
-        <w:rPr>
-          <w:rFonts w:cstheme="minorHAnsi"/>
-        </w:rPr>
-        <w:t>angajat</w:t>
-      </w:r>
-      <w:proofErr w:type="spellEnd"/>
-      <w:r>
-        <w:rPr>
-          <w:rFonts w:cstheme="minorHAnsi"/>
-        </w:rPr>
-        <w:t xml:space="preserve"> </w:t>
-      </w:r>
-      <w:proofErr w:type="spellStart"/>
-      <w:r>
-        <w:rPr>
-          <w:rFonts w:cstheme="minorHAnsi"/>
-        </w:rPr>
-        <w:t>fara</w:t>
-      </w:r>
-      <w:proofErr w:type="spellEnd"/>
-      <w:r>
-        <w:rPr>
-          <w:rFonts w:cstheme="minorHAnsi"/>
-        </w:rPr>
-        <w:t xml:space="preserve"> data </w:t>
-      </w:r>
-      <w:proofErr w:type="spellStart"/>
-      <w:r>
-        <w:rPr>
-          <w:rFonts w:cstheme="minorHAnsi"/>
-        </w:rPr>
-        <w:t>angajarii</w:t>
-      </w:r>
-      <w:proofErr w:type="spellEnd"/>
+      <w:r>
+        <w:rPr>
+          <w:rFonts w:cstheme="minorHAnsi"/>
+        </w:rPr>
+        <w:t>Creare angajat fara data angajarii</w:t>
+      </w:r>
     </w:p>
     <w:p>
       <w:pPr>
@@ -3379,56 +1481,12 @@
           <w:rFonts w:cstheme="minorHAnsi"/>
         </w:rPr>
       </w:pPr>
-      <w:proofErr w:type="spellStart"/>
-      <w:r>
-        <w:rPr>
-          <w:rFonts w:cstheme="minorHAnsi"/>
-        </w:rPr>
-        <w:t>Creare</w:t>
-      </w:r>
-      <w:proofErr w:type="spellEnd"/>
-      <w:r>
-        <w:rPr>
-          <w:rFonts w:cstheme="minorHAnsi"/>
-        </w:rPr>
-        <w:t xml:space="preserve"> </w:t>
-      </w:r>
-      <w:proofErr w:type="spellStart"/>
-      <w:r>
-        <w:rPr>
-          <w:rFonts w:cstheme="minorHAnsi"/>
-        </w:rPr>
-        <w:t>angajat</w:t>
-      </w:r>
-      <w:proofErr w:type="spellEnd"/>
-      <w:r>
-        <w:rPr>
-          <w:rFonts w:cstheme="minorHAnsi"/>
-        </w:rPr>
-        <w:t xml:space="preserve"> </w:t>
-      </w:r>
-      <w:proofErr w:type="spellStart"/>
-      <w:r>
-        <w:rPr>
-          <w:rFonts w:cstheme="minorHAnsi"/>
-        </w:rPr>
-        <w:t>fara</w:t>
-      </w:r>
-      <w:proofErr w:type="spellEnd"/>
-      <w:r>
-        <w:rPr>
-          <w:rFonts w:cstheme="minorHAnsi"/>
-        </w:rPr>
-        <w:t xml:space="preserve"> </w:t>
-      </w:r>
-      <w:proofErr w:type="spellStart"/>
-      <w:r>
-        <w:rPr>
-          <w:rFonts w:cstheme="minorHAnsi"/>
-        </w:rPr>
-        <w:t>functie</w:t>
-      </w:r>
-      <w:proofErr w:type="spellEnd"/>
+      <w:r>
+        <w:rPr>
+          <w:rFonts w:cstheme="minorHAnsi"/>
+        </w:rPr>
+        <w:t>Creare angajat fara functie</w:t>
+      </w:r>
     </w:p>
     <w:p>
       <w:pPr>
@@ -3490,47 +1548,11 @@
           <w:rFonts w:cstheme="minorHAnsi"/>
         </w:rPr>
       </w:pPr>
-      <w:proofErr w:type="spellStart"/>
-      <w:r>
-        <w:rPr>
-          <w:rFonts w:cstheme="minorHAnsi"/>
-        </w:rPr>
-        <w:t>Creare</w:t>
-      </w:r>
-      <w:proofErr w:type="spellEnd"/>
-      <w:r>
-        <w:rPr>
-          <w:rFonts w:cstheme="minorHAnsi"/>
-        </w:rPr>
-        <w:t xml:space="preserve"> </w:t>
-      </w:r>
-      <w:proofErr w:type="spellStart"/>
-      <w:r>
-        <w:rPr>
-          <w:rFonts w:cstheme="minorHAnsi"/>
-        </w:rPr>
-        <w:t>angajat</w:t>
-      </w:r>
-      <w:proofErr w:type="spellEnd"/>
-      <w:r>
-        <w:rPr>
-          <w:rFonts w:cstheme="minorHAnsi"/>
-        </w:rPr>
-        <w:t xml:space="preserve"> </w:t>
-      </w:r>
-      <w:proofErr w:type="spellStart"/>
-      <w:r>
-        <w:rPr>
-          <w:rFonts w:cstheme="minorHAnsi"/>
-        </w:rPr>
-        <w:t>fara</w:t>
-      </w:r>
-      <w:proofErr w:type="spellEnd"/>
-      <w:r>
-        <w:rPr>
-          <w:rFonts w:cstheme="minorHAnsi"/>
-        </w:rPr>
-        <w:t xml:space="preserve"> email</w:t>
+      <w:r>
+        <w:rPr>
+          <w:rFonts w:cstheme="minorHAnsi"/>
+        </w:rPr>
+        <w:t>Creare angajat fara email</w:t>
       </w:r>
     </w:p>
     <w:p>
@@ -3592,56 +1614,12 @@
           <w:rFonts w:cstheme="minorHAnsi"/>
         </w:rPr>
       </w:pPr>
-      <w:proofErr w:type="spellStart"/>
-      <w:r>
-        <w:rPr>
-          <w:rFonts w:cstheme="minorHAnsi"/>
-        </w:rPr>
-        <w:t>Creare</w:t>
-      </w:r>
-      <w:proofErr w:type="spellEnd"/>
-      <w:r>
-        <w:rPr>
-          <w:rFonts w:cstheme="minorHAnsi"/>
-        </w:rPr>
-        <w:t xml:space="preserve"> </w:t>
-      </w:r>
-      <w:proofErr w:type="spellStart"/>
-      <w:r>
-        <w:rPr>
-          <w:rFonts w:cstheme="minorHAnsi"/>
-        </w:rPr>
-        <w:t>angajat</w:t>
-      </w:r>
-      <w:proofErr w:type="spellEnd"/>
-      <w:r>
-        <w:rPr>
-          <w:rFonts w:cstheme="minorHAnsi"/>
-        </w:rPr>
-        <w:t xml:space="preserve"> </w:t>
-      </w:r>
-      <w:proofErr w:type="spellStart"/>
-      <w:r>
-        <w:rPr>
-          <w:rFonts w:cstheme="minorHAnsi"/>
-        </w:rPr>
-        <w:t>fara</w:t>
-      </w:r>
-      <w:proofErr w:type="spellEnd"/>
-      <w:r>
-        <w:rPr>
-          <w:rFonts w:cstheme="minorHAnsi"/>
-        </w:rPr>
-        <w:t xml:space="preserve"> </w:t>
-      </w:r>
-      <w:proofErr w:type="spellStart"/>
-      <w:r>
-        <w:rPr>
-          <w:rFonts w:cstheme="minorHAnsi"/>
-        </w:rPr>
-        <w:t>prenume</w:t>
-      </w:r>
-      <w:proofErr w:type="spellEnd"/>
+      <w:r>
+        <w:rPr>
+          <w:rFonts w:cstheme="minorHAnsi"/>
+        </w:rPr>
+        <w:t>Creare angajat fara prenume</w:t>
+      </w:r>
     </w:p>
     <w:p>
       <w:pPr>
@@ -3703,70 +1681,12 @@
           <w:rFonts w:cstheme="minorHAnsi"/>
         </w:rPr>
       </w:pPr>
-      <w:proofErr w:type="spellStart"/>
-      <w:r>
-        <w:rPr>
-          <w:rFonts w:cstheme="minorHAnsi"/>
-        </w:rPr>
-        <w:t>Creare</w:t>
-      </w:r>
-      <w:proofErr w:type="spellEnd"/>
-      <w:r>
-        <w:rPr>
-          <w:rFonts w:cstheme="minorHAnsi"/>
-        </w:rPr>
-        <w:t xml:space="preserve"> </w:t>
-      </w:r>
-      <w:proofErr w:type="spellStart"/>
-      <w:r>
-        <w:rPr>
-          <w:rFonts w:cstheme="minorHAnsi"/>
-        </w:rPr>
-        <w:t>angajat</w:t>
-      </w:r>
-      <w:proofErr w:type="spellEnd"/>
-      <w:r>
-        <w:rPr>
-          <w:rFonts w:cstheme="minorHAnsi"/>
-        </w:rPr>
-        <w:t xml:space="preserve"> </w:t>
-      </w:r>
-      <w:proofErr w:type="spellStart"/>
-      <w:r>
-        <w:rPr>
-          <w:rFonts w:cstheme="minorHAnsi"/>
-        </w:rPr>
-        <w:t>fara</w:t>
-      </w:r>
-      <w:proofErr w:type="spellEnd"/>
-      <w:r>
-        <w:rPr>
-          <w:rFonts w:cstheme="minorHAnsi"/>
-        </w:rPr>
-        <w:t xml:space="preserve"> </w:t>
-      </w:r>
-      <w:proofErr w:type="spellStart"/>
-      <w:r>
-        <w:rPr>
-          <w:rFonts w:cstheme="minorHAnsi"/>
-        </w:rPr>
-        <w:t>nume</w:t>
-      </w:r>
-      <w:proofErr w:type="spellEnd"/>
-      <w:r>
-        <w:rPr>
-          <w:rFonts w:cstheme="minorHAnsi"/>
-        </w:rPr>
-        <w:t xml:space="preserve"> de </w:t>
-      </w:r>
-      <w:proofErr w:type="spellStart"/>
-      <w:r>
-        <w:rPr>
-          <w:rFonts w:cstheme="minorHAnsi"/>
-        </w:rPr>
-        <w:t>familie</w:t>
-      </w:r>
-      <w:proofErr w:type="spellEnd"/>
+      <w:r>
+        <w:rPr>
+          <w:rFonts w:cstheme="minorHAnsi"/>
+        </w:rPr>
+        <w:t>Creare angajat fara nume de familie</w:t>
+      </w:r>
     </w:p>
     <w:p>
       <w:pPr>
@@ -3831,30 +1751,8 @@
         <w:rPr>
           <w:rFonts w:cstheme="minorHAnsi"/>
         </w:rPr>
-        <w:t xml:space="preserve">PUT /v1/employees </w:t>
-      </w:r>
-      <w:proofErr w:type="spellStart"/>
-      <w:r>
-        <w:rPr>
-          <w:rFonts w:cstheme="minorHAnsi"/>
-        </w:rPr>
-        <w:t>Modificare</w:t>
-      </w:r>
-      <w:proofErr w:type="spellEnd"/>
-      <w:r>
-        <w:rPr>
-          <w:rFonts w:cstheme="minorHAnsi"/>
-        </w:rPr>
-        <w:t xml:space="preserve"> </w:t>
-      </w:r>
-      <w:proofErr w:type="spellStart"/>
-      <w:r>
-        <w:rPr>
-          <w:rFonts w:cstheme="minorHAnsi"/>
-        </w:rPr>
-        <w:t>angajat</w:t>
-      </w:r>
-      <w:proofErr w:type="spellEnd"/>
+        <w:t>PUT /v1/employees Modificare angajat</w:t>
+      </w:r>
     </w:p>
     <w:p>
       <w:pPr>
@@ -3866,33 +1764,11 @@
           <w:rFonts w:cstheme="minorHAnsi"/>
         </w:rPr>
       </w:pPr>
-      <w:proofErr w:type="spellStart"/>
-      <w:r>
-        <w:rPr>
-          <w:rFonts w:cstheme="minorHAnsi"/>
-        </w:rPr>
-        <w:t>Modificare</w:t>
-      </w:r>
-      <w:proofErr w:type="spellEnd"/>
-      <w:r>
-        <w:rPr>
-          <w:rFonts w:cstheme="minorHAnsi"/>
-        </w:rPr>
-        <w:t xml:space="preserve"> date </w:t>
-      </w:r>
-      <w:proofErr w:type="spellStart"/>
-      <w:r>
-        <w:rPr>
-          <w:rFonts w:cstheme="minorHAnsi"/>
-        </w:rPr>
-        <w:t>angajat</w:t>
-      </w:r>
-      <w:proofErr w:type="spellEnd"/>
-      <w:r>
-        <w:rPr>
-          <w:rFonts w:cstheme="minorHAnsi"/>
-        </w:rPr>
-        <w:t xml:space="preserve"> existent</w:t>
+      <w:r>
+        <w:rPr>
+          <w:rFonts w:cstheme="minorHAnsi"/>
+        </w:rPr>
+        <w:t>Modificare date angajat existent</w:t>
       </w:r>
     </w:p>
     <w:p>
@@ -3959,49 +1835,7 @@
         <w:rPr>
           <w:rFonts w:cstheme="minorHAnsi"/>
         </w:rPr>
-        <w:t xml:space="preserve">DELETE /v1/employees/{id} </w:t>
-      </w:r>
-      <w:proofErr w:type="spellStart"/>
-      <w:r>
-        <w:rPr>
-          <w:rFonts w:cstheme="minorHAnsi"/>
-        </w:rPr>
-        <w:t>Stergere</w:t>
-      </w:r>
-      <w:proofErr w:type="spellEnd"/>
-      <w:r>
-        <w:rPr>
-          <w:rFonts w:cstheme="minorHAnsi"/>
-        </w:rPr>
-        <w:t xml:space="preserve"> </w:t>
-      </w:r>
-      <w:proofErr w:type="spellStart"/>
-      <w:r>
-        <w:rPr>
-          <w:rFonts w:cstheme="minorHAnsi"/>
-        </w:rPr>
-        <w:t>angajat</w:t>
-      </w:r>
-      <w:proofErr w:type="spellEnd"/>
-      <w:r>
-        <w:rPr>
-          <w:rFonts w:cstheme="minorHAnsi"/>
-        </w:rPr>
-        <w:t xml:space="preserve"> </w:t>
-      </w:r>
-      <w:proofErr w:type="spellStart"/>
-      <w:r>
-        <w:rPr>
-          <w:rFonts w:cstheme="minorHAnsi"/>
-        </w:rPr>
-        <w:t>dupa</w:t>
-      </w:r>
-      <w:proofErr w:type="spellEnd"/>
-      <w:r>
-        <w:rPr>
-          <w:rFonts w:cstheme="minorHAnsi"/>
-        </w:rPr>
-        <w:t xml:space="preserve"> id</w:t>
+        <w:t>DELETE /v1/employees/{id} Stergere angajat dupa id</w:t>
       </w:r>
     </w:p>
     <w:p>
@@ -4014,47 +1848,11 @@
           <w:rFonts w:cstheme="minorHAnsi"/>
         </w:rPr>
       </w:pPr>
-      <w:proofErr w:type="spellStart"/>
-      <w:r>
-        <w:rPr>
-          <w:rFonts w:cstheme="minorHAnsi"/>
-        </w:rPr>
-        <w:t>Stergere</w:t>
-      </w:r>
-      <w:proofErr w:type="spellEnd"/>
-      <w:r>
-        <w:rPr>
-          <w:rFonts w:cstheme="minorHAnsi"/>
-        </w:rPr>
-        <w:t xml:space="preserve"> </w:t>
-      </w:r>
-      <w:proofErr w:type="spellStart"/>
-      <w:r>
-        <w:rPr>
-          <w:rFonts w:cstheme="minorHAnsi"/>
-        </w:rPr>
-        <w:t>angajat</w:t>
-      </w:r>
-      <w:proofErr w:type="spellEnd"/>
-      <w:r>
-        <w:rPr>
-          <w:rFonts w:cstheme="minorHAnsi"/>
-        </w:rPr>
-        <w:t xml:space="preserve"> invalid </w:t>
-      </w:r>
-      <w:proofErr w:type="spellStart"/>
-      <w:r>
-        <w:rPr>
-          <w:rFonts w:cstheme="minorHAnsi"/>
-        </w:rPr>
-        <w:t>dupa</w:t>
-      </w:r>
-      <w:proofErr w:type="spellEnd"/>
-      <w:r>
-        <w:rPr>
-          <w:rFonts w:cstheme="minorHAnsi"/>
-        </w:rPr>
-        <w:t xml:space="preserve"> id</w:t>
+      <w:r>
+        <w:rPr>
+          <w:rFonts w:cstheme="minorHAnsi"/>
+        </w:rPr>
+        <w:t>Stergere angajat invalid dupa id</w:t>
       </w:r>
     </w:p>
     <w:p>
@@ -4116,47 +1914,11 @@
           <w:rFonts w:cstheme="minorHAnsi"/>
         </w:rPr>
       </w:pPr>
-      <w:proofErr w:type="spellStart"/>
-      <w:r>
-        <w:rPr>
-          <w:rFonts w:cstheme="minorHAnsi"/>
-        </w:rPr>
-        <w:t>Stergere</w:t>
-      </w:r>
-      <w:proofErr w:type="spellEnd"/>
-      <w:r>
-        <w:rPr>
-          <w:rFonts w:cstheme="minorHAnsi"/>
-        </w:rPr>
-        <w:t xml:space="preserve"> </w:t>
-      </w:r>
-      <w:proofErr w:type="spellStart"/>
-      <w:r>
-        <w:rPr>
-          <w:rFonts w:cstheme="minorHAnsi"/>
-        </w:rPr>
-        <w:t>angajat</w:t>
-      </w:r>
-      <w:proofErr w:type="spellEnd"/>
-      <w:r>
-        <w:rPr>
-          <w:rFonts w:cstheme="minorHAnsi"/>
-        </w:rPr>
-        <w:t xml:space="preserve"> valid </w:t>
-      </w:r>
-      <w:proofErr w:type="spellStart"/>
-      <w:r>
-        <w:rPr>
-          <w:rFonts w:cstheme="minorHAnsi"/>
-        </w:rPr>
-        <w:t>dupa</w:t>
-      </w:r>
-      <w:proofErr w:type="spellEnd"/>
-      <w:r>
-        <w:rPr>
-          <w:rFonts w:cstheme="minorHAnsi"/>
-        </w:rPr>
-        <w:t xml:space="preserve"> id</w:t>
+      <w:r>
+        <w:rPr>
+          <w:rFonts w:cstheme="minorHAnsi"/>
+        </w:rPr>
+        <w:t>Stergere angajat valid dupa id</w:t>
       </w:r>
     </w:p>
     <w:p>
@@ -4239,44 +2001,8 @@
         <w:rPr>
           <w:rFonts w:cstheme="minorHAnsi"/>
         </w:rPr>
-        <w:t xml:space="preserve">GET /v1/employees </w:t>
-      </w:r>
-      <w:proofErr w:type="spellStart"/>
-      <w:r>
-        <w:rPr>
-          <w:rFonts w:cstheme="minorHAnsi"/>
-        </w:rPr>
-        <w:t>Obtinere</w:t>
-      </w:r>
-      <w:proofErr w:type="spellEnd"/>
-      <w:r>
-        <w:rPr>
-          <w:rFonts w:cstheme="minorHAnsi"/>
-        </w:rPr>
-        <w:t xml:space="preserve"> </w:t>
-      </w:r>
-      <w:proofErr w:type="spellStart"/>
-      <w:r>
-        <w:rPr>
-          <w:rFonts w:cstheme="minorHAnsi"/>
-        </w:rPr>
-        <w:t>toti</w:t>
-      </w:r>
-      <w:proofErr w:type="spellEnd"/>
-      <w:r>
-        <w:rPr>
-          <w:rFonts w:cstheme="minorHAnsi"/>
-        </w:rPr>
-        <w:t xml:space="preserve"> </w:t>
-      </w:r>
-      <w:proofErr w:type="spellStart"/>
-      <w:r>
-        <w:rPr>
-          <w:rFonts w:cstheme="minorHAnsi"/>
-        </w:rPr>
-        <w:t>angajatii</w:t>
-      </w:r>
-      <w:proofErr w:type="spellEnd"/>
+        <w:t>GET /v1/employees Obtinere toti angajatii</w:t>
+      </w:r>
     </w:p>
     <w:p>
       <w:pPr>
@@ -4288,56 +2014,12 @@
           <w:rFonts w:cstheme="minorHAnsi"/>
         </w:rPr>
       </w:pPr>
-      <w:proofErr w:type="spellStart"/>
-      <w:r>
-        <w:rPr>
-          <w:rFonts w:cstheme="minorHAnsi"/>
-        </w:rPr>
-        <w:t>Obtinere</w:t>
-      </w:r>
-      <w:proofErr w:type="spellEnd"/>
-      <w:r>
-        <w:rPr>
-          <w:rFonts w:cstheme="minorHAnsi"/>
-        </w:rPr>
-        <w:t xml:space="preserve"> </w:t>
-      </w:r>
-      <w:proofErr w:type="spellStart"/>
-      <w:r>
-        <w:rPr>
-          <w:rFonts w:cstheme="minorHAnsi"/>
-        </w:rPr>
-        <w:t>lista</w:t>
-      </w:r>
-      <w:proofErr w:type="spellEnd"/>
-      <w:r>
-        <w:rPr>
-          <w:rFonts w:cstheme="minorHAnsi"/>
-        </w:rPr>
-        <w:t xml:space="preserve"> completa cu </w:t>
-      </w:r>
-      <w:proofErr w:type="spellStart"/>
-      <w:r>
-        <w:rPr>
-          <w:rFonts w:cstheme="minorHAnsi"/>
-        </w:rPr>
-        <w:t>toti</w:t>
-      </w:r>
-      <w:proofErr w:type="spellEnd"/>
-      <w:r>
-        <w:rPr>
-          <w:rFonts w:cstheme="minorHAnsi"/>
-        </w:rPr>
-        <w:t xml:space="preserve"> </w:t>
-      </w:r>
-      <w:proofErr w:type="spellStart"/>
-      <w:r>
-        <w:rPr>
-          <w:rFonts w:cstheme="minorHAnsi"/>
-        </w:rPr>
-        <w:t>angajatii</w:t>
-      </w:r>
-      <w:proofErr w:type="spellEnd"/>
+      <w:r>
+        <w:rPr>
+          <w:rFonts w:cstheme="minorHAnsi"/>
+        </w:rPr>
+        <w:t>Obtinere lista completa cu toti angajatii</w:t>
+      </w:r>
     </w:p>
     <w:p>
       <w:pPr>
@@ -4403,49 +2085,7 @@
         <w:rPr>
           <w:rFonts w:cstheme="minorHAnsi"/>
         </w:rPr>
-        <w:t xml:space="preserve">GET /v1/employees/{id} </w:t>
-      </w:r>
-      <w:proofErr w:type="spellStart"/>
-      <w:r>
-        <w:rPr>
-          <w:rFonts w:cstheme="minorHAnsi"/>
-        </w:rPr>
-        <w:t>Obtinere</w:t>
-      </w:r>
-      <w:proofErr w:type="spellEnd"/>
-      <w:r>
-        <w:rPr>
-          <w:rFonts w:cstheme="minorHAnsi"/>
-        </w:rPr>
-        <w:t xml:space="preserve"> </w:t>
-      </w:r>
-      <w:proofErr w:type="spellStart"/>
-      <w:r>
-        <w:rPr>
-          <w:rFonts w:cstheme="minorHAnsi"/>
-        </w:rPr>
-        <w:t>angajat</w:t>
-      </w:r>
-      <w:proofErr w:type="spellEnd"/>
-      <w:r>
-        <w:rPr>
-          <w:rFonts w:cstheme="minorHAnsi"/>
-        </w:rPr>
-        <w:t xml:space="preserve"> </w:t>
-      </w:r>
-      <w:proofErr w:type="spellStart"/>
-      <w:r>
-        <w:rPr>
-          <w:rFonts w:cstheme="minorHAnsi"/>
-        </w:rPr>
-        <w:t>dupa</w:t>
-      </w:r>
-      <w:proofErr w:type="spellEnd"/>
-      <w:r>
-        <w:rPr>
-          <w:rFonts w:cstheme="minorHAnsi"/>
-        </w:rPr>
-        <w:t xml:space="preserve"> id</w:t>
+        <w:t>GET /v1/employees/{id} Obtinere angajat dupa id</w:t>
       </w:r>
     </w:p>
     <w:p>
@@ -4458,47 +2098,11 @@
           <w:rFonts w:cstheme="minorHAnsi"/>
         </w:rPr>
       </w:pPr>
-      <w:proofErr w:type="spellStart"/>
-      <w:r>
-        <w:rPr>
-          <w:rFonts w:cstheme="minorHAnsi"/>
-        </w:rPr>
-        <w:t>Obtinere</w:t>
-      </w:r>
-      <w:proofErr w:type="spellEnd"/>
-      <w:r>
-        <w:rPr>
-          <w:rFonts w:cstheme="minorHAnsi"/>
-        </w:rPr>
-        <w:t xml:space="preserve"> </w:t>
-      </w:r>
-      <w:proofErr w:type="spellStart"/>
-      <w:r>
-        <w:rPr>
-          <w:rFonts w:cstheme="minorHAnsi"/>
-        </w:rPr>
-        <w:t>angajat</w:t>
-      </w:r>
-      <w:proofErr w:type="spellEnd"/>
-      <w:r>
-        <w:rPr>
-          <w:rFonts w:cstheme="minorHAnsi"/>
-        </w:rPr>
-        <w:t xml:space="preserve"> existent </w:t>
-      </w:r>
-      <w:proofErr w:type="spellStart"/>
-      <w:r>
-        <w:rPr>
-          <w:rFonts w:cstheme="minorHAnsi"/>
-        </w:rPr>
-        <w:t>dupa</w:t>
-      </w:r>
-      <w:proofErr w:type="spellEnd"/>
-      <w:r>
-        <w:rPr>
-          <w:rFonts w:cstheme="minorHAnsi"/>
-        </w:rPr>
-        <w:t xml:space="preserve"> id</w:t>
+      <w:r>
+        <w:rPr>
+          <w:rFonts w:cstheme="minorHAnsi"/>
+        </w:rPr>
+        <w:t>Obtinere angajat existent dupa id</w:t>
       </w:r>
     </w:p>
     <w:p>
@@ -4561,56 +2165,12 @@
           <w:rFonts w:cstheme="minorHAnsi"/>
         </w:rPr>
       </w:pPr>
-      <w:proofErr w:type="spellStart"/>
-      <w:r>
-        <w:rPr>
-          <w:rFonts w:cstheme="minorHAnsi"/>
-        </w:rPr>
-        <w:t>Obtinere</w:t>
-      </w:r>
-      <w:proofErr w:type="spellEnd"/>
-      <w:r>
-        <w:rPr>
-          <w:rFonts w:cstheme="minorHAnsi"/>
-        </w:rPr>
-        <w:t xml:space="preserve"> </w:t>
-      </w:r>
-      <w:proofErr w:type="spellStart"/>
-      <w:r>
-        <w:rPr>
-          <w:rFonts w:cstheme="minorHAnsi"/>
-        </w:rPr>
-        <w:t>angajat</w:t>
-      </w:r>
-      <w:proofErr w:type="spellEnd"/>
-      <w:r>
-        <w:rPr>
-          <w:rFonts w:cstheme="minorHAnsi"/>
-        </w:rPr>
-        <w:t xml:space="preserve"> </w:t>
-      </w:r>
-      <w:proofErr w:type="spellStart"/>
-      <w:r>
-        <w:rPr>
-          <w:rFonts w:cstheme="minorHAnsi"/>
-        </w:rPr>
-        <w:t>folosind</w:t>
-      </w:r>
-      <w:proofErr w:type="spellEnd"/>
-      <w:r>
-        <w:rPr>
-          <w:rFonts w:cstheme="minorHAnsi"/>
-        </w:rPr>
-        <w:t xml:space="preserve"> un id care nu </w:t>
-      </w:r>
-      <w:proofErr w:type="spellStart"/>
-      <w:r>
-        <w:rPr>
-          <w:rFonts w:cstheme="minorHAnsi"/>
-        </w:rPr>
-        <w:t>exista</w:t>
-      </w:r>
-      <w:proofErr w:type="spellEnd"/>
+      <w:r>
+        <w:rPr>
+          <w:rFonts w:cstheme="minorHAnsi"/>
+        </w:rPr>
+        <w:t>Obtinere angajat folosind un id care nu exista</w:t>
+      </w:r>
     </w:p>
     <w:p>
       <w:pPr>
@@ -4679,44 +2239,8 @@
         <w:rPr>
           <w:rFonts w:cstheme="minorHAnsi"/>
         </w:rPr>
-        <w:t xml:space="preserve"> </w:t>
-      </w:r>
-      <w:proofErr w:type="spellStart"/>
-      <w:r>
-        <w:rPr>
-          <w:rFonts w:cstheme="minorHAnsi"/>
-        </w:rPr>
-        <w:t>Creare</w:t>
-      </w:r>
-      <w:proofErr w:type="spellEnd"/>
-      <w:r>
-        <w:rPr>
-          <w:rFonts w:cstheme="minorHAnsi"/>
-        </w:rPr>
-        <w:t xml:space="preserve"> </w:t>
-      </w:r>
-      <w:proofErr w:type="spellStart"/>
-      <w:r>
-        <w:rPr>
-          <w:rFonts w:cstheme="minorHAnsi"/>
-        </w:rPr>
-        <w:t>functie</w:t>
-      </w:r>
-      <w:proofErr w:type="spellEnd"/>
-      <w:r>
-        <w:rPr>
-          <w:rFonts w:cstheme="minorHAnsi"/>
-        </w:rPr>
-        <w:t xml:space="preserve"> </w:t>
-      </w:r>
-      <w:proofErr w:type="spellStart"/>
-      <w:r>
-        <w:rPr>
-          <w:rFonts w:cstheme="minorHAnsi"/>
-        </w:rPr>
-        <w:t>angajat</w:t>
-      </w:r>
-      <w:proofErr w:type="spellEnd"/>
+        <w:t xml:space="preserve"> Creare functie angajat</w:t>
+      </w:r>
     </w:p>
     <w:p>
       <w:pPr>
@@ -4728,61 +2252,11 @@
           <w:rFonts w:cstheme="minorHAnsi"/>
         </w:rPr>
       </w:pPr>
-      <w:proofErr w:type="spellStart"/>
-      <w:r>
-        <w:rPr>
-          <w:rFonts w:cstheme="minorHAnsi"/>
-        </w:rPr>
-        <w:t>Creare</w:t>
-      </w:r>
-      <w:proofErr w:type="spellEnd"/>
-      <w:r>
-        <w:rPr>
-          <w:rFonts w:cstheme="minorHAnsi"/>
-        </w:rPr>
-        <w:t xml:space="preserve"> </w:t>
-      </w:r>
-      <w:proofErr w:type="spellStart"/>
-      <w:r>
-        <w:rPr>
-          <w:rFonts w:cstheme="minorHAnsi"/>
-        </w:rPr>
-        <w:t>functie</w:t>
-      </w:r>
-      <w:proofErr w:type="spellEnd"/>
-      <w:r>
-        <w:rPr>
-          <w:rFonts w:cstheme="minorHAnsi"/>
-        </w:rPr>
-        <w:t xml:space="preserve"> cu </w:t>
-      </w:r>
-      <w:proofErr w:type="spellStart"/>
-      <w:r>
-        <w:rPr>
-          <w:rFonts w:cstheme="minorHAnsi"/>
-        </w:rPr>
-        <w:t>toate</w:t>
-      </w:r>
-      <w:proofErr w:type="spellEnd"/>
-      <w:r>
-        <w:rPr>
-          <w:rFonts w:cstheme="minorHAnsi"/>
-        </w:rPr>
-        <w:t xml:space="preserve"> </w:t>
-      </w:r>
-      <w:proofErr w:type="spellStart"/>
-      <w:r>
-        <w:rPr>
-          <w:rFonts w:cstheme="minorHAnsi"/>
-        </w:rPr>
-        <w:t>datele</w:t>
-      </w:r>
-      <w:proofErr w:type="spellEnd"/>
-      <w:r>
-        <w:rPr>
-          <w:rFonts w:cstheme="minorHAnsi"/>
-        </w:rPr>
-        <w:t xml:space="preserve"> in regula</w:t>
+      <w:r>
+        <w:rPr>
+          <w:rFonts w:cstheme="minorHAnsi"/>
+        </w:rPr>
+        <w:t>Creare functie cu toate datele in regula</w:t>
       </w:r>
     </w:p>
     <w:p>
@@ -4845,56 +2319,12 @@
           <w:rFonts w:cstheme="minorHAnsi"/>
         </w:rPr>
       </w:pPr>
-      <w:proofErr w:type="spellStart"/>
-      <w:r>
-        <w:rPr>
-          <w:rFonts w:cstheme="minorHAnsi"/>
-        </w:rPr>
-        <w:t>Creare</w:t>
-      </w:r>
-      <w:proofErr w:type="spellEnd"/>
-      <w:r>
-        <w:rPr>
-          <w:rFonts w:cstheme="minorHAnsi"/>
-        </w:rPr>
-        <w:t xml:space="preserve"> </w:t>
-      </w:r>
-      <w:proofErr w:type="spellStart"/>
-      <w:r>
-        <w:rPr>
-          <w:rFonts w:cstheme="minorHAnsi"/>
-        </w:rPr>
-        <w:t>functie</w:t>
-      </w:r>
-      <w:proofErr w:type="spellEnd"/>
-      <w:r>
-        <w:rPr>
-          <w:rFonts w:cstheme="minorHAnsi"/>
-        </w:rPr>
-        <w:t xml:space="preserve"> </w:t>
-      </w:r>
-      <w:proofErr w:type="spellStart"/>
-      <w:r>
-        <w:rPr>
-          <w:rFonts w:cstheme="minorHAnsi"/>
-        </w:rPr>
-        <w:t>fara</w:t>
-      </w:r>
-      <w:proofErr w:type="spellEnd"/>
-      <w:r>
-        <w:rPr>
-          <w:rFonts w:cstheme="minorHAnsi"/>
-        </w:rPr>
-        <w:t xml:space="preserve"> </w:t>
-      </w:r>
-      <w:proofErr w:type="spellStart"/>
-      <w:r>
-        <w:rPr>
-          <w:rFonts w:cstheme="minorHAnsi"/>
-        </w:rPr>
-        <w:t>nume</w:t>
-      </w:r>
-      <w:proofErr w:type="spellEnd"/>
+      <w:r>
+        <w:rPr>
+          <w:rFonts w:cstheme="minorHAnsi"/>
+        </w:rPr>
+        <w:t>Creare functie fara nume</w:t>
+      </w:r>
     </w:p>
     <w:p>
       <w:pPr>
@@ -4971,44 +2401,8 @@
         <w:rPr>
           <w:rFonts w:cstheme="minorHAnsi"/>
         </w:rPr>
-        <w:t xml:space="preserve"> </w:t>
-      </w:r>
-      <w:proofErr w:type="spellStart"/>
-      <w:r>
-        <w:rPr>
-          <w:rFonts w:cstheme="minorHAnsi"/>
-        </w:rPr>
-        <w:t>Modificare</w:t>
-      </w:r>
-      <w:proofErr w:type="spellEnd"/>
-      <w:r>
-        <w:rPr>
-          <w:rFonts w:cstheme="minorHAnsi"/>
-        </w:rPr>
-        <w:t xml:space="preserve"> </w:t>
-      </w:r>
-      <w:proofErr w:type="spellStart"/>
-      <w:r>
-        <w:rPr>
-          <w:rFonts w:cstheme="minorHAnsi"/>
-        </w:rPr>
-        <w:t>functie</w:t>
-      </w:r>
-      <w:proofErr w:type="spellEnd"/>
-      <w:r>
-        <w:rPr>
-          <w:rFonts w:cstheme="minorHAnsi"/>
-        </w:rPr>
-        <w:t xml:space="preserve"> </w:t>
-      </w:r>
-      <w:proofErr w:type="spellStart"/>
-      <w:r>
-        <w:rPr>
-          <w:rFonts w:cstheme="minorHAnsi"/>
-        </w:rPr>
-        <w:t>angajat</w:t>
-      </w:r>
-      <w:proofErr w:type="spellEnd"/>
+        <w:t xml:space="preserve"> Modificare functie angajat</w:t>
+      </w:r>
     </w:p>
     <w:p>
       <w:pPr>
@@ -5020,61 +2414,11 @@
           <w:rFonts w:cstheme="minorHAnsi"/>
         </w:rPr>
       </w:pPr>
-      <w:proofErr w:type="spellStart"/>
-      <w:r>
-        <w:rPr>
-          <w:rFonts w:cstheme="minorHAnsi"/>
-        </w:rPr>
-        <w:t>Modificare</w:t>
-      </w:r>
-      <w:proofErr w:type="spellEnd"/>
-      <w:r>
-        <w:rPr>
-          <w:rFonts w:cstheme="minorHAnsi"/>
-        </w:rPr>
-        <w:t xml:space="preserve"> </w:t>
-      </w:r>
-      <w:proofErr w:type="spellStart"/>
-      <w:r>
-        <w:rPr>
-          <w:rFonts w:cstheme="minorHAnsi"/>
-        </w:rPr>
-        <w:t>functie</w:t>
-      </w:r>
-      <w:proofErr w:type="spellEnd"/>
-      <w:r>
-        <w:rPr>
-          <w:rFonts w:cstheme="minorHAnsi"/>
-        </w:rPr>
-        <w:t xml:space="preserve"> </w:t>
-      </w:r>
-      <w:proofErr w:type="spellStart"/>
-      <w:r>
-        <w:rPr>
-          <w:rFonts w:cstheme="minorHAnsi"/>
-        </w:rPr>
-        <w:t>existenta</w:t>
-      </w:r>
-      <w:proofErr w:type="spellEnd"/>
-      <w:r>
-        <w:rPr>
-          <w:rFonts w:cstheme="minorHAnsi"/>
-        </w:rPr>
-        <w:t xml:space="preserve"> </w:t>
-      </w:r>
-      <w:proofErr w:type="spellStart"/>
-      <w:r>
-        <w:rPr>
-          <w:rFonts w:cstheme="minorHAnsi"/>
-        </w:rPr>
-        <w:t>dupa</w:t>
-      </w:r>
-      <w:proofErr w:type="spellEnd"/>
-      <w:r>
-        <w:rPr>
-          <w:rFonts w:cstheme="minorHAnsi"/>
-        </w:rPr>
-        <w:t xml:space="preserve"> id</w:t>
+      <w:r>
+        <w:rPr>
+          <w:rFonts w:cstheme="minorHAnsi"/>
+        </w:rPr>
+        <w:t>Modificare functie existenta dupa id</w:t>
       </w:r>
     </w:p>
     <w:p>
@@ -5136,57 +2480,13 @@
           <w:rFonts w:cstheme="minorHAnsi"/>
         </w:rPr>
       </w:pPr>
-      <w:proofErr w:type="spellStart"/>
       <w:r>
         <w:rPr>
           <w:rFonts w:cstheme="minorHAnsi"/>
         </w:rPr>
         <w:lastRenderedPageBreak/>
-        <w:t>Modificare</w:t>
-      </w:r>
-      <w:proofErr w:type="spellEnd"/>
-      <w:r>
-        <w:rPr>
-          <w:rFonts w:cstheme="minorHAnsi"/>
-        </w:rPr>
-        <w:t xml:space="preserve"> </w:t>
-      </w:r>
-      <w:proofErr w:type="spellStart"/>
-      <w:r>
-        <w:rPr>
-          <w:rFonts w:cstheme="minorHAnsi"/>
-        </w:rPr>
-        <w:t>functie</w:t>
-      </w:r>
-      <w:proofErr w:type="spellEnd"/>
-      <w:r>
-        <w:rPr>
-          <w:rFonts w:cstheme="minorHAnsi"/>
-        </w:rPr>
-        <w:t xml:space="preserve"> </w:t>
-      </w:r>
-      <w:proofErr w:type="spellStart"/>
-      <w:r>
-        <w:rPr>
-          <w:rFonts w:cstheme="minorHAnsi"/>
-        </w:rPr>
-        <w:t>folosind</w:t>
-      </w:r>
-      <w:proofErr w:type="spellEnd"/>
-      <w:r>
-        <w:rPr>
-          <w:rFonts w:cstheme="minorHAnsi"/>
-        </w:rPr>
-        <w:t xml:space="preserve"> un id care nu </w:t>
-      </w:r>
-      <w:proofErr w:type="spellStart"/>
-      <w:r>
-        <w:rPr>
-          <w:rFonts w:cstheme="minorHAnsi"/>
-        </w:rPr>
-        <w:t>exista</w:t>
-      </w:r>
-      <w:proofErr w:type="spellEnd"/>
+        <w:t>Modificare functie folosind un id care nu exista</w:t>
+      </w:r>
     </w:p>
     <w:p>
       <w:pPr>
@@ -5263,49 +2563,7 @@
         <w:rPr>
           <w:rFonts w:cstheme="minorHAnsi"/>
         </w:rPr>
-        <w:t xml:space="preserve">/{id} </w:t>
-      </w:r>
-      <w:proofErr w:type="spellStart"/>
-      <w:r>
-        <w:rPr>
-          <w:rFonts w:cstheme="minorHAnsi"/>
-        </w:rPr>
-        <w:t>Stergere</w:t>
-      </w:r>
-      <w:proofErr w:type="spellEnd"/>
-      <w:r>
-        <w:rPr>
-          <w:rFonts w:cstheme="minorHAnsi"/>
-        </w:rPr>
-        <w:t xml:space="preserve"> </w:t>
-      </w:r>
-      <w:proofErr w:type="spellStart"/>
-      <w:r>
-        <w:rPr>
-          <w:rFonts w:cstheme="minorHAnsi"/>
-        </w:rPr>
-        <w:t>functie</w:t>
-      </w:r>
-      <w:proofErr w:type="spellEnd"/>
-      <w:r>
-        <w:rPr>
-          <w:rFonts w:cstheme="minorHAnsi"/>
-        </w:rPr>
-        <w:t xml:space="preserve"> </w:t>
-      </w:r>
-      <w:proofErr w:type="spellStart"/>
-      <w:r>
-        <w:rPr>
-          <w:rFonts w:cstheme="minorHAnsi"/>
-        </w:rPr>
-        <w:t>dupa</w:t>
-      </w:r>
-      <w:proofErr w:type="spellEnd"/>
-      <w:r>
-        <w:rPr>
-          <w:rFonts w:cstheme="minorHAnsi"/>
-        </w:rPr>
-        <w:t xml:space="preserve"> id</w:t>
+        <w:t>/{id} Stergere functie dupa id</w:t>
       </w:r>
     </w:p>
     <w:p>
@@ -5318,84 +2576,18 @@
           <w:rFonts w:cstheme="minorHAnsi"/>
         </w:rPr>
       </w:pPr>
-      <w:proofErr w:type="spellStart"/>
-      <w:r>
-        <w:rPr>
-          <w:rFonts w:cstheme="minorHAnsi"/>
-        </w:rPr>
-        <w:t>Stergere</w:t>
-      </w:r>
-      <w:proofErr w:type="spellEnd"/>
-      <w:r>
-        <w:rPr>
-          <w:rFonts w:cstheme="minorHAnsi"/>
-        </w:rPr>
-        <w:t xml:space="preserve"> </w:t>
-      </w:r>
-      <w:proofErr w:type="spellStart"/>
-      <w:r>
-        <w:rPr>
-          <w:rFonts w:cstheme="minorHAnsi"/>
-        </w:rPr>
-        <w:t>functie</w:t>
-      </w:r>
-      <w:proofErr w:type="spellEnd"/>
-      <w:r>
-        <w:rPr>
-          <w:rFonts w:cstheme="minorHAnsi"/>
-        </w:rPr>
-        <w:t xml:space="preserve"> </w:t>
-      </w:r>
-      <w:proofErr w:type="spellStart"/>
-      <w:r>
-        <w:rPr>
-          <w:rFonts w:cstheme="minorHAnsi"/>
-        </w:rPr>
-        <w:t>folosind</w:t>
-      </w:r>
-      <w:proofErr w:type="spellEnd"/>
-      <w:r>
-        <w:rPr>
-          <w:rFonts w:cstheme="minorHAnsi"/>
-        </w:rPr>
-        <w:t xml:space="preserve"> un id care </w:t>
-      </w:r>
-      <w:proofErr w:type="spellStart"/>
-      <w:r>
-        <w:rPr>
-          <w:rFonts w:cstheme="minorHAnsi"/>
-        </w:rPr>
-        <w:t>exista</w:t>
-      </w:r>
-      <w:proofErr w:type="spellEnd"/>
-      <w:r>
-        <w:rPr>
-          <w:rFonts w:cstheme="minorHAnsi"/>
-        </w:rPr>
-        <w:t xml:space="preserve"> </w:t>
-      </w:r>
-      <w:proofErr w:type="spellStart"/>
-      <w:r>
-        <w:rPr>
-          <w:rFonts w:cstheme="minorHAnsi"/>
-        </w:rPr>
-        <w:t>si</w:t>
-      </w:r>
-      <w:proofErr w:type="spellEnd"/>
-      <w:r>
-        <w:rPr>
-          <w:rFonts w:cstheme="minorHAnsi"/>
-        </w:rPr>
-        <w:t xml:space="preserve"> nu e </w:t>
-      </w:r>
-      <w:proofErr w:type="spellStart"/>
-      <w:r>
-        <w:rPr>
-          <w:rFonts w:cstheme="minorHAnsi"/>
-        </w:rPr>
-        <w:t>referit</w:t>
-      </w:r>
-      <w:proofErr w:type="spellEnd"/>
+      <w:r>
+        <w:rPr>
+          <w:rFonts w:cstheme="minorHAnsi"/>
+        </w:rPr>
+        <w:t>Stergere functie folosind un id care exista</w:t>
+      </w:r>
+      <w:r>
+        <w:rPr>
+          <w:rFonts w:cstheme="minorHAnsi"/>
+        </w:rPr>
+        <w:t xml:space="preserve"> si nu e referit</w:t>
+      </w:r>
     </w:p>
     <w:p>
       <w:pPr>
@@ -5456,70 +2648,12 @@
           <w:rFonts w:cstheme="minorHAnsi"/>
         </w:rPr>
       </w:pPr>
-      <w:proofErr w:type="spellStart"/>
-      <w:r>
-        <w:rPr>
-          <w:rFonts w:cstheme="minorHAnsi"/>
-        </w:rPr>
-        <w:t>Stergere</w:t>
-      </w:r>
-      <w:proofErr w:type="spellEnd"/>
-      <w:r>
-        <w:rPr>
-          <w:rFonts w:cstheme="minorHAnsi"/>
-        </w:rPr>
-        <w:t xml:space="preserve"> </w:t>
-      </w:r>
-      <w:proofErr w:type="spellStart"/>
-      <w:r>
-        <w:rPr>
-          <w:rFonts w:cstheme="minorHAnsi"/>
-        </w:rPr>
-        <w:t>functie</w:t>
-      </w:r>
-      <w:proofErr w:type="spellEnd"/>
-      <w:r>
-        <w:rPr>
-          <w:rFonts w:cstheme="minorHAnsi"/>
-        </w:rPr>
-        <w:t xml:space="preserve"> </w:t>
-      </w:r>
-      <w:proofErr w:type="spellStart"/>
-      <w:r>
-        <w:rPr>
-          <w:rFonts w:cstheme="minorHAnsi"/>
-        </w:rPr>
-        <w:t>folosind</w:t>
-      </w:r>
-      <w:proofErr w:type="spellEnd"/>
-      <w:r>
-        <w:rPr>
-          <w:rFonts w:cstheme="minorHAnsi"/>
-        </w:rPr>
-        <w:t xml:space="preserve"> un id </w:t>
-      </w:r>
-      <w:proofErr w:type="spellStart"/>
-      <w:r>
-        <w:rPr>
-          <w:rFonts w:cstheme="minorHAnsi"/>
-        </w:rPr>
-        <w:t>deja</w:t>
-      </w:r>
-      <w:proofErr w:type="spellEnd"/>
-      <w:r>
-        <w:rPr>
-          <w:rFonts w:cstheme="minorHAnsi"/>
-        </w:rPr>
-        <w:t xml:space="preserve"> </w:t>
-      </w:r>
-      <w:proofErr w:type="spellStart"/>
-      <w:r>
-        <w:rPr>
-          <w:rFonts w:cstheme="minorHAnsi"/>
-        </w:rPr>
-        <w:t>referentiat</w:t>
-      </w:r>
-      <w:proofErr w:type="spellEnd"/>
+      <w:r>
+        <w:rPr>
+          <w:rFonts w:cstheme="minorHAnsi"/>
+        </w:rPr>
+        <w:t>Stergere functie folosind un id deja referentiat</w:t>
+      </w:r>
     </w:p>
     <w:p>
       <w:pPr>
@@ -5597,44 +2731,8 @@
         <w:rPr>
           <w:rFonts w:cstheme="minorHAnsi"/>
         </w:rPr>
-        <w:t xml:space="preserve"> </w:t>
-      </w:r>
-      <w:proofErr w:type="spellStart"/>
-      <w:r>
-        <w:rPr>
-          <w:rFonts w:cstheme="minorHAnsi"/>
-        </w:rPr>
-        <w:t>Obtinere</w:t>
-      </w:r>
-      <w:proofErr w:type="spellEnd"/>
-      <w:r>
-        <w:rPr>
-          <w:rFonts w:cstheme="minorHAnsi"/>
-        </w:rPr>
-        <w:t xml:space="preserve"> </w:t>
-      </w:r>
-      <w:proofErr w:type="spellStart"/>
-      <w:r>
-        <w:rPr>
-          <w:rFonts w:cstheme="minorHAnsi"/>
-        </w:rPr>
-        <w:t>toate</w:t>
-      </w:r>
-      <w:proofErr w:type="spellEnd"/>
-      <w:r>
-        <w:rPr>
-          <w:rFonts w:cstheme="minorHAnsi"/>
-        </w:rPr>
-        <w:t xml:space="preserve"> </w:t>
-      </w:r>
-      <w:proofErr w:type="spellStart"/>
-      <w:r>
-        <w:rPr>
-          <w:rFonts w:cstheme="minorHAnsi"/>
-        </w:rPr>
-        <w:t>functiile</w:t>
-      </w:r>
-      <w:proofErr w:type="spellEnd"/>
+        <w:t xml:space="preserve"> Obtinere toate functiile</w:t>
+      </w:r>
     </w:p>
     <w:p>
       <w:pPr>
@@ -5646,56 +2744,12 @@
           <w:rFonts w:cstheme="minorHAnsi"/>
         </w:rPr>
       </w:pPr>
-      <w:proofErr w:type="spellStart"/>
-      <w:r>
-        <w:rPr>
-          <w:rFonts w:cstheme="minorHAnsi"/>
-        </w:rPr>
-        <w:t>Obtinere</w:t>
-      </w:r>
-      <w:proofErr w:type="spellEnd"/>
-      <w:r>
-        <w:rPr>
-          <w:rFonts w:cstheme="minorHAnsi"/>
-        </w:rPr>
-        <w:t xml:space="preserve"> </w:t>
-      </w:r>
-      <w:proofErr w:type="spellStart"/>
-      <w:r>
-        <w:rPr>
-          <w:rFonts w:cstheme="minorHAnsi"/>
-        </w:rPr>
-        <w:t>lista</w:t>
-      </w:r>
-      <w:proofErr w:type="spellEnd"/>
-      <w:r>
-        <w:rPr>
-          <w:rFonts w:cstheme="minorHAnsi"/>
-        </w:rPr>
-        <w:t xml:space="preserve"> completa cu </w:t>
-      </w:r>
-      <w:proofErr w:type="spellStart"/>
-      <w:r>
-        <w:rPr>
-          <w:rFonts w:cstheme="minorHAnsi"/>
-        </w:rPr>
-        <w:t>toate</w:t>
-      </w:r>
-      <w:proofErr w:type="spellEnd"/>
-      <w:r>
-        <w:rPr>
-          <w:rFonts w:cstheme="minorHAnsi"/>
-        </w:rPr>
-        <w:t xml:space="preserve"> </w:t>
-      </w:r>
-      <w:proofErr w:type="spellStart"/>
-      <w:r>
-        <w:rPr>
-          <w:rFonts w:cstheme="minorHAnsi"/>
-        </w:rPr>
-        <w:t>functiile</w:t>
-      </w:r>
-      <w:proofErr w:type="spellEnd"/>
+      <w:r>
+        <w:rPr>
+          <w:rFonts w:cstheme="minorHAnsi"/>
+        </w:rPr>
+        <w:t>Obtinere lista completa cu toate functiile</w:t>
+      </w:r>
     </w:p>
     <w:p>
       <w:pPr>
@@ -5772,49 +2826,7 @@
         <w:rPr>
           <w:rFonts w:cstheme="minorHAnsi"/>
         </w:rPr>
-        <w:t xml:space="preserve">/{id} </w:t>
-      </w:r>
-      <w:proofErr w:type="spellStart"/>
-      <w:r>
-        <w:rPr>
-          <w:rFonts w:cstheme="minorHAnsi"/>
-        </w:rPr>
-        <w:t>Obtinere</w:t>
-      </w:r>
-      <w:proofErr w:type="spellEnd"/>
-      <w:r>
-        <w:rPr>
-          <w:rFonts w:cstheme="minorHAnsi"/>
-        </w:rPr>
-        <w:t xml:space="preserve"> </w:t>
-      </w:r>
-      <w:proofErr w:type="spellStart"/>
-      <w:r>
-        <w:rPr>
-          <w:rFonts w:cstheme="minorHAnsi"/>
-        </w:rPr>
-        <w:t>functie</w:t>
-      </w:r>
-      <w:proofErr w:type="spellEnd"/>
-      <w:r>
-        <w:rPr>
-          <w:rFonts w:cstheme="minorHAnsi"/>
-        </w:rPr>
-        <w:t xml:space="preserve"> </w:t>
-      </w:r>
-      <w:proofErr w:type="spellStart"/>
-      <w:r>
-        <w:rPr>
-          <w:rFonts w:cstheme="minorHAnsi"/>
-        </w:rPr>
-        <w:t>dupa</w:t>
-      </w:r>
-      <w:proofErr w:type="spellEnd"/>
-      <w:r>
-        <w:rPr>
-          <w:rFonts w:cstheme="minorHAnsi"/>
-        </w:rPr>
-        <w:t xml:space="preserve"> id</w:t>
+        <w:t>/{id} Obtinere functie dupa id</w:t>
       </w:r>
     </w:p>
     <w:p>
@@ -5827,56 +2839,12 @@
           <w:rFonts w:cstheme="minorHAnsi"/>
         </w:rPr>
       </w:pPr>
-      <w:proofErr w:type="spellStart"/>
-      <w:r>
-        <w:rPr>
-          <w:rFonts w:cstheme="minorHAnsi"/>
-        </w:rPr>
-        <w:t>Obtinere</w:t>
-      </w:r>
-      <w:proofErr w:type="spellEnd"/>
-      <w:r>
-        <w:rPr>
-          <w:rFonts w:cstheme="minorHAnsi"/>
-        </w:rPr>
-        <w:t xml:space="preserve"> </w:t>
-      </w:r>
-      <w:proofErr w:type="spellStart"/>
-      <w:r>
-        <w:rPr>
-          <w:rFonts w:cstheme="minorHAnsi"/>
-        </w:rPr>
-        <w:t>functie</w:t>
-      </w:r>
-      <w:proofErr w:type="spellEnd"/>
-      <w:r>
-        <w:rPr>
-          <w:rFonts w:cstheme="minorHAnsi"/>
-        </w:rPr>
-        <w:t xml:space="preserve"> </w:t>
-      </w:r>
-      <w:proofErr w:type="spellStart"/>
-      <w:r>
-        <w:rPr>
-          <w:rFonts w:cstheme="minorHAnsi"/>
-        </w:rPr>
-        <w:t>folosind</w:t>
-      </w:r>
-      <w:proofErr w:type="spellEnd"/>
-      <w:r>
-        <w:rPr>
-          <w:rFonts w:cstheme="minorHAnsi"/>
-        </w:rPr>
-        <w:t xml:space="preserve"> un id care nu </w:t>
-      </w:r>
-      <w:proofErr w:type="spellStart"/>
-      <w:r>
-        <w:rPr>
-          <w:rFonts w:cstheme="minorHAnsi"/>
-        </w:rPr>
-        <w:t>exista</w:t>
-      </w:r>
-      <w:proofErr w:type="spellEnd"/>
+      <w:r>
+        <w:rPr>
+          <w:rFonts w:cstheme="minorHAnsi"/>
+        </w:rPr>
+        <w:t>Obtinere functie folosind un id care nu exista</w:t>
+      </w:r>
     </w:p>
     <w:p>
       <w:pPr>
@@ -5940,21 +2908,7 @@
         <w:rPr>
           <w:rFonts w:asciiTheme="minorHAnsi" w:hAnsiTheme="minorHAnsi" w:cstheme="minorHAnsi"/>
         </w:rPr>
-        <w:t xml:space="preserve">Model </w:t>
-      </w:r>
-      <w:proofErr w:type="spellStart"/>
-      <w:r>
-        <w:rPr>
-          <w:rFonts w:asciiTheme="minorHAnsi" w:hAnsiTheme="minorHAnsi" w:cstheme="minorHAnsi"/>
-        </w:rPr>
-        <w:t>baza</w:t>
-      </w:r>
-      <w:proofErr w:type="spellEnd"/>
-      <w:r>
-        <w:rPr>
-          <w:rFonts w:asciiTheme="minorHAnsi" w:hAnsiTheme="minorHAnsi" w:cstheme="minorHAnsi"/>
-        </w:rPr>
-        <w:t xml:space="preserve"> de date</w:t>
+        <w:t>Model baza de date</w:t>
       </w:r>
       <w:bookmarkEnd w:id="5"/>
     </w:p>
@@ -5969,89 +2923,11 @@
           <w:rFonts w:cstheme="minorHAnsi"/>
         </w:rPr>
       </w:pPr>
-      <w:proofErr w:type="spellStart"/>
-      <w:r>
-        <w:rPr>
-          <w:rFonts w:cstheme="minorHAnsi"/>
-        </w:rPr>
-        <w:t>Angajat</w:t>
-      </w:r>
-      <w:proofErr w:type="spellEnd"/>
-      <w:r>
-        <w:rPr>
-          <w:rFonts w:cstheme="minorHAnsi"/>
-        </w:rPr>
-        <w:t xml:space="preserve"> (</w:t>
-      </w:r>
-      <w:proofErr w:type="spellStart"/>
-      <w:r>
-        <w:rPr>
-          <w:rFonts w:cstheme="minorHAnsi"/>
-        </w:rPr>
-        <w:t>id_angajat</w:t>
-      </w:r>
-      <w:proofErr w:type="spellEnd"/>
-      <w:r>
-        <w:rPr>
-          <w:rFonts w:cstheme="minorHAnsi"/>
-        </w:rPr>
-        <w:t xml:space="preserve">#, </w:t>
-      </w:r>
-      <w:proofErr w:type="spellStart"/>
-      <w:r>
-        <w:rPr>
-          <w:rFonts w:cstheme="minorHAnsi"/>
-        </w:rPr>
-        <w:t>nume</w:t>
-      </w:r>
-      <w:proofErr w:type="spellEnd"/>
-      <w:r>
-        <w:rPr>
-          <w:rFonts w:cstheme="minorHAnsi"/>
-        </w:rPr>
-        <w:t xml:space="preserve">, </w:t>
-      </w:r>
-      <w:proofErr w:type="spellStart"/>
-      <w:r>
-        <w:rPr>
-          <w:rFonts w:cstheme="minorHAnsi"/>
-        </w:rPr>
-        <w:t>prenume</w:t>
-      </w:r>
-      <w:proofErr w:type="spellEnd"/>
-      <w:r>
-        <w:rPr>
-          <w:rFonts w:cstheme="minorHAnsi"/>
-        </w:rPr>
-        <w:t xml:space="preserve">, email, </w:t>
-      </w:r>
-      <w:proofErr w:type="spellStart"/>
-      <w:r>
-        <w:rPr>
-          <w:rFonts w:cstheme="minorHAnsi"/>
-        </w:rPr>
-        <w:t>data_angajarii</w:t>
-      </w:r>
-      <w:proofErr w:type="spellEnd"/>
-      <w:r>
-        <w:rPr>
-          <w:rFonts w:cstheme="minorHAnsi"/>
-        </w:rPr>
-        <w:t xml:space="preserve">, </w:t>
-      </w:r>
-      <w:proofErr w:type="spellStart"/>
-      <w:r>
-        <w:rPr>
-          <w:rFonts w:cstheme="minorHAnsi"/>
-        </w:rPr>
-        <w:t>fk_functie</w:t>
-      </w:r>
-      <w:proofErr w:type="spellEnd"/>
-      <w:r>
-        <w:rPr>
-          <w:rFonts w:cstheme="minorHAnsi"/>
-        </w:rPr>
-        <w:t>)</w:t>
+      <w:r>
+        <w:rPr>
+          <w:rFonts w:cstheme="minorHAnsi"/>
+        </w:rPr>
+        <w:t>Angajat (id_angajat#, nume, prenume, email, data_angajarii, fk_functie)</w:t>
       </w:r>
     </w:p>
     <w:p>
@@ -6065,49 +2941,11 @@
           <w:rFonts w:cstheme="minorHAnsi"/>
         </w:rPr>
       </w:pPr>
-      <w:proofErr w:type="spellStart"/>
-      <w:proofErr w:type="gramStart"/>
-      <w:r>
-        <w:rPr>
-          <w:rFonts w:cstheme="minorHAnsi"/>
-        </w:rPr>
-        <w:t>Functie</w:t>
-      </w:r>
-      <w:proofErr w:type="spellEnd"/>
-      <w:r>
-        <w:rPr>
-          <w:rFonts w:cstheme="minorHAnsi"/>
-        </w:rPr>
-        <w:t>(</w:t>
-      </w:r>
-      <w:proofErr w:type="spellStart"/>
-      <w:proofErr w:type="gramEnd"/>
-      <w:r>
-        <w:rPr>
-          <w:rFonts w:cstheme="minorHAnsi"/>
-        </w:rPr>
-        <w:t>id_functie</w:t>
-      </w:r>
-      <w:proofErr w:type="spellEnd"/>
-      <w:r>
-        <w:rPr>
-          <w:rFonts w:cstheme="minorHAnsi"/>
-        </w:rPr>
-        <w:t xml:space="preserve">#, </w:t>
-      </w:r>
-      <w:proofErr w:type="spellStart"/>
-      <w:r>
-        <w:rPr>
-          <w:rFonts w:cstheme="minorHAnsi"/>
-        </w:rPr>
-        <w:t>denumire</w:t>
-      </w:r>
-      <w:proofErr w:type="spellEnd"/>
-      <w:r>
-        <w:rPr>
-          <w:rFonts w:cstheme="minorHAnsi"/>
-        </w:rPr>
-        <w:t>)</w:t>
+      <w:r>
+        <w:rPr>
+          <w:rFonts w:cstheme="minorHAnsi"/>
+        </w:rPr>
+        <w:t>Functie(id_functie#, denumire)</w:t>
       </w:r>
     </w:p>
     <w:p>
@@ -6118,7 +2956,6 @@
         </w:rPr>
       </w:pPr>
       <w:bookmarkStart w:id="6" w:name="_Toc235545204"/>
-      <w:proofErr w:type="spellStart"/>
       <w:r>
         <w:rPr>
           <w:rFonts w:asciiTheme="minorHAnsi" w:hAnsiTheme="minorHAnsi" w:cstheme="minorHAnsi"/>
@@ -6126,7 +2963,6 @@
         <w:t>Articole</w:t>
       </w:r>
       <w:bookmarkEnd w:id="6"/>
-      <w:proofErr w:type="spellEnd"/>
     </w:p>
     <w:p>
       <w:pPr>
@@ -6445,6 +3281,124 @@
     </w:p>
     <w:p>
       <w:pPr>
+        <w:pStyle w:val="ListParagraph"/>
+        <w:numPr>
+          <w:ilvl w:val="0"/>
+          <w:numId w:val="2"/>
+        </w:numPr>
+        <w:rPr>
+          <w:rFonts w:cstheme="minorHAnsi"/>
+        </w:rPr>
+      </w:pPr>
+      <w:hyperlink r:id="rId37" w:history="1">
+        <w:r>
+          <w:rPr>
+            <w:rStyle w:val="Hyperlink"/>
+            <w:rFonts w:cstheme="minorHAnsi"/>
+          </w:rPr>
+          <w:t>https://vladmihalcea.com/database-primary-key-flavors/</w:t>
+        </w:r>
+      </w:hyperlink>
+    </w:p>
+    <w:p>
+      <w:pPr>
+        <w:pStyle w:val="ListParagraph"/>
+        <w:numPr>
+          <w:ilvl w:val="0"/>
+          <w:numId w:val="2"/>
+        </w:numPr>
+        <w:rPr>
+          <w:rFonts w:cstheme="minorHAnsi"/>
+        </w:rPr>
+      </w:pPr>
+      <w:hyperlink r:id="rId38" w:history="1">
+        <w:r>
+          <w:rPr>
+            <w:rStyle w:val="Hyperlink"/>
+            <w:rFonts w:cstheme="minorHAnsi"/>
+          </w:rPr>
+          <w:t>https://vladmihalcea.com/hibernate-identity-sequence-and-table-sequence-generator/</w:t>
+        </w:r>
+      </w:hyperlink>
+    </w:p>
+    <w:p>
+      <w:pPr>
+        <w:pStyle w:val="ListParagraph"/>
+        <w:numPr>
+          <w:ilvl w:val="0"/>
+          <w:numId w:val="2"/>
+        </w:numPr>
+        <w:rPr>
+          <w:rFonts w:cstheme="minorHAnsi"/>
+        </w:rPr>
+      </w:pPr>
+      <w:hyperlink r:id="rId39" w:history="1">
+        <w:r>
+          <w:rPr>
+            <w:rStyle w:val="Hyperlink"/>
+            <w:rFonts w:cstheme="minorHAnsi"/>
+          </w:rPr>
+          <w:t>https://www.baeldung.com/spring-boot-api-key-secret</w:t>
+        </w:r>
+      </w:hyperlink>
+    </w:p>
+    <w:p>
+      <w:pPr>
+        <w:pStyle w:val="ListParagraph"/>
+        <w:numPr>
+          <w:ilvl w:val="0"/>
+          <w:numId w:val="2"/>
+        </w:numPr>
+        <w:rPr>
+          <w:rFonts w:cstheme="minorHAnsi"/>
+        </w:rPr>
+      </w:pPr>
+      <w:hyperlink r:id="rId40" w:history="1">
+        <w:r>
+          <w:rPr>
+            <w:rStyle w:val="Hyperlink"/>
+            <w:rFonts w:cstheme="minorHAnsi"/>
+          </w:rPr>
+          <w:t>https://www.geeksforgeeks.org/advance-java/how-to-define-a-spring-boot-filter/</w:t>
+        </w:r>
+      </w:hyperlink>
+    </w:p>
+    <w:p>
+      <w:pPr>
+        <w:pStyle w:val="ListParagraph"/>
+        <w:numPr>
+          <w:ilvl w:val="0"/>
+          <w:numId w:val="2"/>
+        </w:numPr>
+        <w:rPr>
+          <w:rFonts w:cstheme="minorHAnsi"/>
+        </w:rPr>
+      </w:pPr>
+      <w:r>
+        <w:rPr>
+          <w:rFonts w:cstheme="minorHAnsi"/>
+        </w:rPr>
+        <w:t>https://vladmihalcea.com/the-best-way-to-map-a-onetomany-association-with-jpa-and-hibernate/</w:t>
+      </w:r>
+    </w:p>
+    <w:p>
+      <w:pPr>
+        <w:pStyle w:val="ListParagraph"/>
+        <w:rPr>
+          <w:rFonts w:cstheme="minorHAnsi"/>
+        </w:rPr>
+      </w:pPr>
+    </w:p>
+    <w:p>
+      <w:pPr>
+        <w:pStyle w:val="ListParagraph"/>
+        <w:rPr>
+          <w:rFonts w:cstheme="minorHAnsi"/>
+        </w:rPr>
+      </w:pPr>
+    </w:p>
+    <w:p>
+      <w:pPr>
         <w:ind w:left="360"/>
         <w:rPr>
           <w:rFonts w:cstheme="minorHAnsi"/>
@@ -6473,79 +3427,7 @@
     </w:p>
     <w:p>
       <w:r>
-        <w:t xml:space="preserve">Dupa </w:t>
-      </w:r>
-      <w:proofErr w:type="spellStart"/>
-      <w:r>
-        <w:t>primul</w:t>
-      </w:r>
-      <w:proofErr w:type="spellEnd"/>
-      <w:r>
-        <w:t xml:space="preserve"> pass, las </w:t>
-      </w:r>
-      <w:proofErr w:type="spellStart"/>
-      <w:r>
-        <w:t>si</w:t>
-      </w:r>
-      <w:proofErr w:type="spellEnd"/>
-      <w:r>
-        <w:t xml:space="preserve"> </w:t>
-      </w:r>
-      <w:proofErr w:type="spellStart"/>
-      <w:r>
-        <w:t>cateva</w:t>
-      </w:r>
-      <w:proofErr w:type="spellEnd"/>
-      <w:r>
-        <w:t xml:space="preserve"> </w:t>
-      </w:r>
-      <w:proofErr w:type="spellStart"/>
-      <w:r>
-        <w:t>observatii</w:t>
-      </w:r>
-      <w:proofErr w:type="spellEnd"/>
-      <w:r>
-        <w:t xml:space="preserve"> </w:t>
-      </w:r>
-      <w:proofErr w:type="spellStart"/>
-      <w:r>
-        <w:t>punctuale</w:t>
-      </w:r>
-      <w:proofErr w:type="spellEnd"/>
-      <w:r>
-        <w:t xml:space="preserve"> </w:t>
-      </w:r>
-      <w:proofErr w:type="spellStart"/>
-      <w:r>
-        <w:t>pentru</w:t>
-      </w:r>
-      <w:proofErr w:type="spellEnd"/>
-      <w:r>
-        <w:t xml:space="preserve"> </w:t>
-      </w:r>
-      <w:proofErr w:type="spellStart"/>
-      <w:r>
-        <w:t>ce</w:t>
-      </w:r>
-      <w:proofErr w:type="spellEnd"/>
-      <w:r>
-        <w:t xml:space="preserve"> </w:t>
-      </w:r>
-      <w:proofErr w:type="spellStart"/>
-      <w:r>
-        <w:t>exista</w:t>
-      </w:r>
-      <w:proofErr w:type="spellEnd"/>
-      <w:r>
-        <w:t xml:space="preserve"> </w:t>
-      </w:r>
-      <w:proofErr w:type="spellStart"/>
-      <w:r>
-        <w:t>deja</w:t>
-      </w:r>
-      <w:proofErr w:type="spellEnd"/>
-      <w:r>
-        <w:t>.</w:t>
+        <w:t>Dupa primul pass, las si cateva observatii punctuale pentru ce exista deja.</w:t>
       </w:r>
     </w:p>
     <w:p>
@@ -6556,87 +3438,10 @@
         </w:numPr>
       </w:pPr>
       <w:r>
-        <w:t xml:space="preserve">Research </w:t>
-      </w:r>
-      <w:proofErr w:type="spellStart"/>
-      <w:r>
-        <w:t>te</w:t>
-      </w:r>
-      <w:proofErr w:type="spellEnd"/>
-      <w:r>
-        <w:t xml:space="preserve"> rog entity tracking in </w:t>
-      </w:r>
-      <w:proofErr w:type="spellStart"/>
-      <w:r>
-        <w:t>contextul</w:t>
-      </w:r>
-      <w:proofErr w:type="spellEnd"/>
-      <w:r>
-        <w:t xml:space="preserve"> </w:t>
-      </w:r>
-      <w:proofErr w:type="spellStart"/>
-      <w:r>
-        <w:t>transactiior</w:t>
-      </w:r>
-      <w:proofErr w:type="spellEnd"/>
-      <w:r>
-        <w:t xml:space="preserve">, </w:t>
-      </w:r>
-      <w:proofErr w:type="spellStart"/>
-      <w:r>
-        <w:t>si</w:t>
-      </w:r>
-      <w:proofErr w:type="spellEnd"/>
-      <w:r>
-        <w:t xml:space="preserve"> </w:t>
-      </w:r>
-      <w:proofErr w:type="spellStart"/>
-      <w:r>
-        <w:t>adreseaza</w:t>
-      </w:r>
-      <w:proofErr w:type="spellEnd"/>
-      <w:r>
-        <w:t xml:space="preserve"> </w:t>
-      </w:r>
-      <w:proofErr w:type="spellStart"/>
-      <w:r>
-        <w:t>situatiile</w:t>
-      </w:r>
-      <w:proofErr w:type="spellEnd"/>
-      <w:r>
-        <w:t xml:space="preserve"> </w:t>
-      </w:r>
-      <w:proofErr w:type="spellStart"/>
-      <w:r>
-        <w:t>unde</w:t>
-      </w:r>
-      <w:proofErr w:type="spellEnd"/>
-      <w:r>
-        <w:t xml:space="preserve"> se face </w:t>
-      </w:r>
-      <w:proofErr w:type="gramStart"/>
-      <w:r>
-        <w:t>save</w:t>
-      </w:r>
-      <w:proofErr w:type="gramEnd"/>
-      <w:r>
-        <w:t xml:space="preserve"> </w:t>
-      </w:r>
-      <w:proofErr w:type="spellStart"/>
-      <w:r>
-        <w:t>fara</w:t>
-      </w:r>
-      <w:proofErr w:type="spellEnd"/>
-      <w:r>
-        <w:t xml:space="preserve"> a fi </w:t>
-      </w:r>
-      <w:proofErr w:type="spellStart"/>
-      <w:r>
-        <w:t>necesar</w:t>
-      </w:r>
-      <w:proofErr w:type="spellEnd"/>
-      <w:r>
-        <w:t>.</w:t>
+        <w:t>Research te rog entity tracking in contextul transactiior, si adreseaza situatiile unde se face save fara a fi necesar.</w:t>
+      </w:r>
+      <w:r>
+        <w:t xml:space="preserve"> - Done</w:t>
       </w:r>
     </w:p>
     <w:p>
@@ -6646,127 +3451,11 @@
           <w:numId w:val="7"/>
         </w:numPr>
       </w:pPr>
-      <w:proofErr w:type="spellStart"/>
-      <w:r>
-        <w:t>Shimbare</w:t>
-      </w:r>
-      <w:proofErr w:type="spellEnd"/>
-      <w:r>
-        <w:t xml:space="preserve"> </w:t>
-      </w:r>
-      <w:proofErr w:type="spellStart"/>
-      <w:r>
-        <w:t>varianta</w:t>
-      </w:r>
-      <w:proofErr w:type="spellEnd"/>
-      <w:r>
-        <w:t xml:space="preserve"> </w:t>
-      </w:r>
-      <w:proofErr w:type="spellStart"/>
-      <w:r>
-        <w:t>pentru</w:t>
-      </w:r>
-      <w:proofErr w:type="spellEnd"/>
-      <w:r>
-        <w:t xml:space="preserve"> logging </w:t>
-      </w:r>
-      <w:proofErr w:type="spellStart"/>
-      <w:r>
-        <w:t>sa</w:t>
-      </w:r>
-      <w:proofErr w:type="spellEnd"/>
-      <w:r>
-        <w:t xml:space="preserve"> fie prod ready. (</w:t>
-      </w:r>
-      <w:proofErr w:type="spellStart"/>
-      <w:proofErr w:type="gramStart"/>
-      <w:r>
-        <w:t>IO.println</w:t>
-      </w:r>
-      <w:proofErr w:type="spellEnd"/>
-      <w:proofErr w:type="gramEnd"/>
-      <w:r>
-        <w:t xml:space="preserve">, although </w:t>
-      </w:r>
-      <w:proofErr w:type="spellStart"/>
-      <w:r>
-        <w:t>frumos</w:t>
-      </w:r>
-      <w:proofErr w:type="spellEnd"/>
-      <w:r>
-        <w:t xml:space="preserve"> </w:t>
-      </w:r>
-      <w:proofErr w:type="spellStart"/>
-      <w:r>
-        <w:t>noul</w:t>
-      </w:r>
-      <w:proofErr w:type="spellEnd"/>
-      <w:r>
-        <w:t xml:space="preserve"> shorthand, </w:t>
-      </w:r>
-      <w:proofErr w:type="spellStart"/>
-      <w:r>
-        <w:t>mesajul</w:t>
-      </w:r>
-      <w:proofErr w:type="spellEnd"/>
-      <w:r>
-        <w:t xml:space="preserve"> </w:t>
-      </w:r>
-      <w:proofErr w:type="spellStart"/>
-      <w:r>
-        <w:t>ramane</w:t>
-      </w:r>
-      <w:proofErr w:type="spellEnd"/>
-      <w:r>
-        <w:t xml:space="preserve"> in </w:t>
-      </w:r>
-      <w:proofErr w:type="spellStart"/>
-      <w:r>
-        <w:t>consola</w:t>
-      </w:r>
-      <w:proofErr w:type="spellEnd"/>
-      <w:r>
-        <w:t xml:space="preserve"> </w:t>
-      </w:r>
-      <w:proofErr w:type="spellStart"/>
-      <w:r>
-        <w:t>numai</w:t>
-      </w:r>
-      <w:proofErr w:type="spellEnd"/>
-      <w:r>
-        <w:t xml:space="preserve">, </w:t>
-      </w:r>
-      <w:proofErr w:type="spellStart"/>
-      <w:r>
-        <w:t>iar</w:t>
-      </w:r>
-      <w:proofErr w:type="spellEnd"/>
-      <w:r>
-        <w:t xml:space="preserve"> in </w:t>
-      </w:r>
-      <w:proofErr w:type="spellStart"/>
-      <w:r>
-        <w:t>situatia</w:t>
-      </w:r>
-      <w:proofErr w:type="spellEnd"/>
-      <w:r>
-        <w:t xml:space="preserve"> de prod nu </w:t>
-      </w:r>
-      <w:proofErr w:type="spellStart"/>
-      <w:r>
-        <w:t>este</w:t>
-      </w:r>
-      <w:proofErr w:type="spellEnd"/>
-      <w:r>
-        <w:t xml:space="preserve"> </w:t>
-      </w:r>
-      <w:proofErr w:type="spellStart"/>
-      <w:r>
-        <w:t>suficient</w:t>
-      </w:r>
-      <w:proofErr w:type="spellEnd"/>
-      <w:r>
-        <w:t>.</w:t>
+      <w:r>
+        <w:t>Shimbare varianta pentru logging sa fie prod ready. (IO.println, although frumos noul shorthand, mesajul ramane in consola numai, iar in situatia de prod nu este suficient.</w:t>
+      </w:r>
+      <w:r>
+        <w:t xml:space="preserve"> - Done</w:t>
       </w:r>
     </w:p>
     <w:p>
@@ -6776,163 +3465,12 @@
           <w:numId w:val="7"/>
         </w:numPr>
       </w:pPr>
-      <w:proofErr w:type="spellStart"/>
-      <w:r>
-        <w:t>Autentificarea</w:t>
-      </w:r>
-      <w:proofErr w:type="spellEnd"/>
-      <w:r>
-        <w:t xml:space="preserve"> pe </w:t>
-      </w:r>
-      <w:proofErr w:type="spellStart"/>
-      <w:r>
-        <w:t>baza</w:t>
-      </w:r>
-      <w:proofErr w:type="spellEnd"/>
-      <w:r>
-        <w:t xml:space="preserve"> de API key </w:t>
-      </w:r>
-      <w:proofErr w:type="spellStart"/>
-      <w:r>
-        <w:t>ar</w:t>
-      </w:r>
-      <w:proofErr w:type="spellEnd"/>
-      <w:r>
-        <w:t xml:space="preserve"> </w:t>
-      </w:r>
-      <w:proofErr w:type="spellStart"/>
-      <w:r>
-        <w:t>trebui</w:t>
-      </w:r>
-      <w:proofErr w:type="spellEnd"/>
-      <w:r>
-        <w:t xml:space="preserve"> </w:t>
-      </w:r>
-      <w:proofErr w:type="spellStart"/>
-      <w:r>
-        <w:t>refactorizata</w:t>
-      </w:r>
-      <w:proofErr w:type="spellEnd"/>
-      <w:r>
-        <w:t xml:space="preserve"> </w:t>
-      </w:r>
-      <w:proofErr w:type="spellStart"/>
-      <w:r>
-        <w:t>intr</w:t>
-      </w:r>
-      <w:proofErr w:type="spellEnd"/>
-      <w:r>
-        <w:t xml:space="preserve">-o </w:t>
-      </w:r>
-      <w:proofErr w:type="spellStart"/>
-      <w:r>
-        <w:t>varianta</w:t>
-      </w:r>
-      <w:proofErr w:type="spellEnd"/>
-      <w:r>
-        <w:t xml:space="preserve"> </w:t>
-      </w:r>
-      <w:proofErr w:type="spellStart"/>
-      <w:r>
-        <w:t>generica</w:t>
-      </w:r>
-      <w:proofErr w:type="spellEnd"/>
-      <w:r>
-        <w:t xml:space="preserve">, </w:t>
-      </w:r>
-      <w:proofErr w:type="spellStart"/>
-      <w:r>
-        <w:t>activa</w:t>
-      </w:r>
-      <w:proofErr w:type="spellEnd"/>
-      <w:r>
-        <w:t xml:space="preserve"> implicit </w:t>
-      </w:r>
-      <w:proofErr w:type="spellStart"/>
-      <w:r>
-        <w:t>pentru</w:t>
-      </w:r>
-      <w:proofErr w:type="spellEnd"/>
-      <w:r>
-        <w:t xml:space="preserve"> </w:t>
-      </w:r>
-      <w:proofErr w:type="spellStart"/>
-      <w:r>
-        <w:t>toate</w:t>
-      </w:r>
-      <w:proofErr w:type="spellEnd"/>
-      <w:r>
-        <w:t xml:space="preserve"> endpoint-urile CRUD </w:t>
-      </w:r>
-      <w:proofErr w:type="spellStart"/>
-      <w:r>
-        <w:t>si</w:t>
-      </w:r>
-      <w:proofErr w:type="spellEnd"/>
-      <w:r>
-        <w:t xml:space="preserve"> </w:t>
-      </w:r>
-      <w:proofErr w:type="spellStart"/>
-      <w:r>
-        <w:t>pentru</w:t>
-      </w:r>
-      <w:proofErr w:type="spellEnd"/>
-      <w:r>
-        <w:t xml:space="preserve"> </w:t>
-      </w:r>
-      <w:proofErr w:type="spellStart"/>
-      <w:r>
-        <w:t>orice</w:t>
-      </w:r>
-      <w:proofErr w:type="spellEnd"/>
-      <w:r>
-        <w:t xml:space="preserve"> alt </w:t>
-      </w:r>
-      <w:proofErr w:type="spellStart"/>
-      <w:r>
-        <w:t>endopint</w:t>
-      </w:r>
-      <w:proofErr w:type="spellEnd"/>
-      <w:r>
-        <w:t xml:space="preserve"> nou </w:t>
-      </w:r>
-      <w:proofErr w:type="spellStart"/>
-      <w:r>
-        <w:t>adaugat</w:t>
-      </w:r>
-      <w:proofErr w:type="spellEnd"/>
-      <w:r>
-        <w:t xml:space="preserve">, cu </w:t>
-      </w:r>
-      <w:proofErr w:type="spellStart"/>
-      <w:r>
-        <w:t>exceptia</w:t>
-      </w:r>
-      <w:proofErr w:type="spellEnd"/>
-      <w:r>
-        <w:t xml:space="preserve"> </w:t>
-      </w:r>
-      <w:proofErr w:type="spellStart"/>
-      <w:r>
-        <w:t>celor</w:t>
-      </w:r>
-      <w:proofErr w:type="spellEnd"/>
-      <w:r>
-        <w:t xml:space="preserve"> </w:t>
-      </w:r>
-      <w:proofErr w:type="spellStart"/>
-      <w:r>
-        <w:t>pentru</w:t>
-      </w:r>
-      <w:proofErr w:type="spellEnd"/>
-      <w:r>
-        <w:t xml:space="preserve"> </w:t>
-      </w:r>
-      <w:proofErr w:type="spellStart"/>
-      <w:r>
-        <w:t>OpenAPI</w:t>
-      </w:r>
-      <w:proofErr w:type="spellEnd"/>
+      <w:r>
+        <w:t>Autentificarea pe baza de API key ar trebui refactorizata intr-o varianta generica, activa implicit pentru toate endpoint-urile CRUD si pentru orice alt endopint nou adaugat, cu exceptia celor pentru OpenAPI</w:t>
+      </w:r>
+      <w:r>
+        <w:t xml:space="preserve"> - Done</w:t>
+      </w:r>
     </w:p>
     <w:p>
       <w:pPr>
@@ -6941,133 +3479,8 @@
           <w:numId w:val="7"/>
         </w:numPr>
       </w:pPr>
-      <w:proofErr w:type="spellStart"/>
-      <w:r>
-        <w:t>Scos</w:t>
-      </w:r>
-      <w:proofErr w:type="spellEnd"/>
-      <w:r>
-        <w:t xml:space="preserve"> logging API key, ok </w:t>
-      </w:r>
-      <w:proofErr w:type="spellStart"/>
-      <w:r>
-        <w:t>pentru</w:t>
-      </w:r>
-      <w:proofErr w:type="spellEnd"/>
-      <w:r>
-        <w:t xml:space="preserve"> dev, </w:t>
-      </w:r>
-      <w:proofErr w:type="spellStart"/>
-      <w:r>
-        <w:t>dar</w:t>
-      </w:r>
-      <w:proofErr w:type="spellEnd"/>
-      <w:r>
-        <w:t xml:space="preserve"> </w:t>
-      </w:r>
-      <w:proofErr w:type="spellStart"/>
-      <w:r>
-        <w:t>pentru</w:t>
-      </w:r>
-      <w:proofErr w:type="spellEnd"/>
-      <w:r>
-        <w:t xml:space="preserve"> prod </w:t>
-      </w:r>
-      <w:proofErr w:type="spellStart"/>
-      <w:r>
-        <w:t>ar</w:t>
-      </w:r>
-      <w:proofErr w:type="spellEnd"/>
-      <w:r>
-        <w:t xml:space="preserve"> </w:t>
-      </w:r>
-      <w:proofErr w:type="spellStart"/>
-      <w:r>
-        <w:t>trebui</w:t>
-      </w:r>
-      <w:proofErr w:type="spellEnd"/>
-      <w:r>
-        <w:t xml:space="preserve"> conf </w:t>
-      </w:r>
-      <w:proofErr w:type="spellStart"/>
-      <w:r>
-        <w:t>bunelor</w:t>
-      </w:r>
-      <w:proofErr w:type="spellEnd"/>
-      <w:r>
-        <w:t xml:space="preserve"> </w:t>
-      </w:r>
-      <w:proofErr w:type="spellStart"/>
-      <w:r>
-        <w:t>practici</w:t>
-      </w:r>
-      <w:proofErr w:type="spellEnd"/>
-      <w:r>
-        <w:t xml:space="preserve"> (unless </w:t>
-      </w:r>
-      <w:proofErr w:type="spellStart"/>
-      <w:r>
-        <w:t>cineva</w:t>
-      </w:r>
-      <w:proofErr w:type="spellEnd"/>
-      <w:r>
-        <w:t xml:space="preserve"> </w:t>
-      </w:r>
-      <w:proofErr w:type="spellStart"/>
-      <w:r>
-        <w:t>specifica</w:t>
-      </w:r>
-      <w:proofErr w:type="spellEnd"/>
-      <w:r>
-        <w:t xml:space="preserve"> </w:t>
-      </w:r>
-      <w:proofErr w:type="spellStart"/>
-      <w:r>
-        <w:t>diferit</w:t>
-      </w:r>
-      <w:proofErr w:type="spellEnd"/>
-      <w:r>
-        <w:t xml:space="preserve">, </w:t>
-      </w:r>
-      <w:proofErr w:type="spellStart"/>
-      <w:r>
-        <w:t>si</w:t>
-      </w:r>
-      <w:proofErr w:type="spellEnd"/>
-      <w:r>
-        <w:t xml:space="preserve"> se </w:t>
-      </w:r>
-      <w:proofErr w:type="spellStart"/>
-      <w:r>
-        <w:t>asuma</w:t>
-      </w:r>
-      <w:proofErr w:type="spellEnd"/>
-      <w:r>
-        <w:t xml:space="preserve"> </w:t>
-      </w:r>
-      <w:proofErr w:type="spellStart"/>
-      <w:r>
-        <w:t>anuma</w:t>
-      </w:r>
-      <w:proofErr w:type="spellEnd"/>
-      <w:r>
-        <w:t xml:space="preserve"> </w:t>
-      </w:r>
-      <w:proofErr w:type="spellStart"/>
-      <w:r>
-        <w:t>anumite</w:t>
-      </w:r>
-      <w:proofErr w:type="spellEnd"/>
-      <w:r>
-        <w:t xml:space="preserve"> </w:t>
-      </w:r>
-      <w:proofErr w:type="spellStart"/>
-      <w:r>
-        <w:t>riscuri</w:t>
-      </w:r>
-      <w:proofErr w:type="spellEnd"/>
-      <w:r>
-        <w:t>)</w:t>
+      <w:r>
+        <w:t>Scos logging API key, ok pentru dev, dar pentru prod ar trebui conf bunelor practici (unless cineva specifica diferit, si se asuma anuma anumite riscuri)</w:t>
       </w:r>
       <w:r>
         <w:t xml:space="preserve"> - Done</w:t>
@@ -7080,21 +3493,8 @@
           <w:numId w:val="7"/>
         </w:numPr>
       </w:pPr>
-      <w:proofErr w:type="spellStart"/>
-      <w:r>
-        <w:t>Exista</w:t>
-      </w:r>
-      <w:proofErr w:type="spellEnd"/>
-      <w:r>
-        <w:t xml:space="preserve"> un class name typo: </w:t>
-      </w:r>
-      <w:proofErr w:type="spellStart"/>
-      <w:r>
-        <w:t>Permision</w:t>
-      </w:r>
-      <w:proofErr w:type="spellEnd"/>
-      <w:r>
-        <w:t xml:space="preserve"> in loc de Permission</w:t>
+      <w:r>
+        <w:t>Exista un class name typo: Permision in loc de Permission</w:t>
       </w:r>
       <w:r>
         <w:t xml:space="preserve"> - Done</w:t>
@@ -7108,119 +3508,10 @@
         </w:numPr>
       </w:pPr>
       <w:r>
-        <w:t xml:space="preserve">In </w:t>
-      </w:r>
-      <w:proofErr w:type="spellStart"/>
-      <w:r>
-        <w:t>modelarea</w:t>
-      </w:r>
-      <w:proofErr w:type="spellEnd"/>
-      <w:r>
-        <w:t xml:space="preserve"> </w:t>
-      </w:r>
-      <w:proofErr w:type="spellStart"/>
-      <w:r>
-        <w:t>entitatilor</w:t>
-      </w:r>
-      <w:proofErr w:type="spellEnd"/>
-      <w:r>
-        <w:t xml:space="preserve">, </w:t>
-      </w:r>
-      <w:proofErr w:type="spellStart"/>
-      <w:r>
-        <w:t>relatia</w:t>
-      </w:r>
-      <w:proofErr w:type="spellEnd"/>
-      <w:r>
-        <w:t xml:space="preserve"> </w:t>
-      </w:r>
-      <w:proofErr w:type="spellStart"/>
-      <w:r>
-        <w:t>dintre</w:t>
-      </w:r>
-      <w:proofErr w:type="spellEnd"/>
-      <w:r>
-        <w:t xml:space="preserve"> Employee </w:t>
-      </w:r>
-      <w:proofErr w:type="spellStart"/>
-      <w:r>
-        <w:t>si</w:t>
-      </w:r>
-      <w:proofErr w:type="spellEnd"/>
-      <w:r>
-        <w:t xml:space="preserve"> Position </w:t>
-      </w:r>
-      <w:proofErr w:type="spellStart"/>
-      <w:r>
-        <w:t>ar</w:t>
-      </w:r>
-      <w:proofErr w:type="spellEnd"/>
-      <w:r>
-        <w:t xml:space="preserve"> </w:t>
-      </w:r>
-      <w:proofErr w:type="spellStart"/>
-      <w:r>
-        <w:t>trebui</w:t>
-      </w:r>
-      <w:proofErr w:type="spellEnd"/>
-      <w:r>
-        <w:t xml:space="preserve"> </w:t>
-      </w:r>
-      <w:proofErr w:type="spellStart"/>
-      <w:r>
-        <w:t>reflectata</w:t>
-      </w:r>
-      <w:proofErr w:type="spellEnd"/>
-      <w:r>
-        <w:t xml:space="preserve"> </w:t>
-      </w:r>
-      <w:proofErr w:type="spellStart"/>
-      <w:r>
-        <w:t>corespunzator</w:t>
-      </w:r>
-      <w:proofErr w:type="spellEnd"/>
-      <w:r>
-        <w:t xml:space="preserve">, </w:t>
-      </w:r>
-      <w:proofErr w:type="spellStart"/>
-      <w:r>
-        <w:t>fara</w:t>
-      </w:r>
-      <w:proofErr w:type="spellEnd"/>
-      <w:r>
-        <w:t xml:space="preserve"> </w:t>
-      </w:r>
-      <w:proofErr w:type="gramStart"/>
-      <w:r>
-        <w:t>a</w:t>
-      </w:r>
-      <w:proofErr w:type="gramEnd"/>
-      <w:r>
-        <w:t xml:space="preserve"> </w:t>
-      </w:r>
-      <w:proofErr w:type="spellStart"/>
-      <w:r>
-        <w:t>incerca</w:t>
-      </w:r>
-      <w:proofErr w:type="spellEnd"/>
-      <w:r>
-        <w:t xml:space="preserve"> date </w:t>
-      </w:r>
-      <w:proofErr w:type="spellStart"/>
-      <w:r>
-        <w:t>despre</w:t>
-      </w:r>
-      <w:proofErr w:type="spellEnd"/>
-      <w:r>
-        <w:t xml:space="preserve"> </w:t>
-      </w:r>
-      <w:proofErr w:type="spellStart"/>
-      <w:r>
-        <w:t>legaturi</w:t>
-      </w:r>
-      <w:proofErr w:type="spellEnd"/>
-      <w:r>
-        <w:t>.</w:t>
+        <w:t>In modelarea entitatilor, relatia dintre Employee si Position ar trebui reflectata corespunzator, fara a incerca date despre legaturi.</w:t>
+      </w:r>
+      <w:r>
+        <w:t xml:space="preserve"> - Done</w:t>
       </w:r>
     </w:p>
     <w:p>
@@ -7231,125 +3522,8 @@
         </w:numPr>
       </w:pPr>
       <w:r>
-        <w:t xml:space="preserve">As </w:t>
-      </w:r>
-      <w:proofErr w:type="spellStart"/>
-      <w:r>
-        <w:t>vrea</w:t>
-      </w:r>
-      <w:proofErr w:type="spellEnd"/>
-      <w:r>
-        <w:t xml:space="preserve"> </w:t>
-      </w:r>
-      <w:proofErr w:type="spellStart"/>
-      <w:r>
-        <w:t>si</w:t>
-      </w:r>
-      <w:proofErr w:type="spellEnd"/>
-      <w:r>
-        <w:t xml:space="preserve"> o </w:t>
-      </w:r>
-      <w:proofErr w:type="spellStart"/>
-      <w:r>
-        <w:t>scurta</w:t>
-      </w:r>
-      <w:proofErr w:type="spellEnd"/>
-      <w:r>
-        <w:t xml:space="preserve"> </w:t>
-      </w:r>
-      <w:proofErr w:type="spellStart"/>
-      <w:r>
-        <w:t>justificare</w:t>
-      </w:r>
-      <w:proofErr w:type="spellEnd"/>
-      <w:r>
-        <w:t xml:space="preserve"> </w:t>
-      </w:r>
-      <w:proofErr w:type="spellStart"/>
-      <w:r>
-        <w:t>pentru</w:t>
-      </w:r>
-      <w:proofErr w:type="spellEnd"/>
-      <w:r>
-        <w:t xml:space="preserve"> </w:t>
-      </w:r>
-      <w:proofErr w:type="spellStart"/>
-      <w:r>
-        <w:t>alegerea</w:t>
-      </w:r>
-      <w:proofErr w:type="spellEnd"/>
-      <w:r>
-        <w:t xml:space="preserve"> SEQUENCE la </w:t>
-      </w:r>
-      <w:proofErr w:type="spellStart"/>
-      <w:r>
-        <w:t>generarea</w:t>
-      </w:r>
-      <w:proofErr w:type="spellEnd"/>
-      <w:r>
-        <w:t xml:space="preserve"> PK, nu </w:t>
-      </w:r>
-      <w:proofErr w:type="spellStart"/>
-      <w:r>
-        <w:t>pentru</w:t>
-      </w:r>
-      <w:proofErr w:type="spellEnd"/>
-      <w:r>
-        <w:t xml:space="preserve"> ca </w:t>
-      </w:r>
-      <w:proofErr w:type="spellStart"/>
-      <w:r>
-        <w:t>este</w:t>
-      </w:r>
-      <w:proofErr w:type="spellEnd"/>
-      <w:r>
-        <w:t xml:space="preserve"> </w:t>
-      </w:r>
-      <w:proofErr w:type="spellStart"/>
-      <w:r>
-        <w:t>gresit</w:t>
-      </w:r>
-      <w:proofErr w:type="spellEnd"/>
-      <w:r>
-        <w:t xml:space="preserve">, ci </w:t>
-      </w:r>
-      <w:proofErr w:type="spellStart"/>
-      <w:r>
-        <w:t>pentru</w:t>
-      </w:r>
-      <w:proofErr w:type="spellEnd"/>
-      <w:r>
-        <w:t xml:space="preserve"> a </w:t>
-      </w:r>
-      <w:proofErr w:type="spellStart"/>
-      <w:r>
-        <w:t>confirma</w:t>
-      </w:r>
-      <w:proofErr w:type="spellEnd"/>
-      <w:r>
-        <w:t xml:space="preserve"> ca ai </w:t>
-      </w:r>
-      <w:proofErr w:type="spellStart"/>
-      <w:r>
-        <w:t>inteles</w:t>
-      </w:r>
-      <w:proofErr w:type="spellEnd"/>
-      <w:r>
-        <w:t xml:space="preserve"> </w:t>
-      </w:r>
-      <w:proofErr w:type="spellStart"/>
-      <w:r>
-        <w:t>rationamentul</w:t>
-      </w:r>
-      <w:proofErr w:type="spellEnd"/>
-      <w:r>
-        <w:t xml:space="preserve"> pros / cons la </w:t>
-      </w:r>
-      <w:proofErr w:type="spellStart"/>
-      <w:r>
-        <w:t>fiecare</w:t>
-      </w:r>
-      <w:proofErr w:type="spellEnd"/>
+        <w:t>As vrea si o scurta justificare pentru alegerea SEQUENCE la generarea PK, nu pentru ca este gresit, ci pentru a confirma ca ai inteles rationamentul pros / cons la fiecare</w:t>
+      </w:r>
       <w:r>
         <w:t xml:space="preserve"> -Done</w:t>
       </w:r>
@@ -7361,245 +3535,12 @@
           <w:numId w:val="7"/>
         </w:numPr>
       </w:pPr>
-      <w:proofErr w:type="spellStart"/>
-      <w:r>
-        <w:t>PositionRequest</w:t>
-      </w:r>
-      <w:proofErr w:type="spellEnd"/>
-      <w:r>
-        <w:t xml:space="preserve"> include date </w:t>
-      </w:r>
-      <w:proofErr w:type="spellStart"/>
-      <w:r>
-        <w:t>despre</w:t>
-      </w:r>
-      <w:proofErr w:type="spellEnd"/>
-      <w:r>
-        <w:t xml:space="preserve"> PK, desi sunt </w:t>
-      </w:r>
-      <w:proofErr w:type="spellStart"/>
-      <w:r>
-        <w:t>irelevante</w:t>
-      </w:r>
-      <w:proofErr w:type="spellEnd"/>
-      <w:r>
-        <w:t xml:space="preserve"> in </w:t>
-      </w:r>
-      <w:proofErr w:type="spellStart"/>
-      <w:r>
-        <w:t>contextul</w:t>
-      </w:r>
-      <w:proofErr w:type="spellEnd"/>
-      <w:r>
-        <w:t xml:space="preserve"> in care </w:t>
-      </w:r>
-      <w:proofErr w:type="spellStart"/>
-      <w:r>
-        <w:t>semnatura</w:t>
-      </w:r>
-      <w:proofErr w:type="spellEnd"/>
-      <w:r>
-        <w:t xml:space="preserve"> </w:t>
-      </w:r>
-      <w:proofErr w:type="spellStart"/>
-      <w:r>
-        <w:t>metodei</w:t>
-      </w:r>
-      <w:proofErr w:type="spellEnd"/>
-      <w:r>
-        <w:t xml:space="preserve"> </w:t>
-      </w:r>
-      <w:proofErr w:type="spellStart"/>
-      <w:r>
-        <w:t>pentru</w:t>
-      </w:r>
-      <w:proofErr w:type="spellEnd"/>
-      <w:r>
-        <w:t xml:space="preserve"> update </w:t>
-      </w:r>
-      <w:proofErr w:type="spellStart"/>
-      <w:r>
-        <w:t>specifica</w:t>
-      </w:r>
-      <w:proofErr w:type="spellEnd"/>
-      <w:r>
-        <w:t xml:space="preserve"> in </w:t>
-      </w:r>
-      <w:proofErr w:type="spellStart"/>
-      <w:r>
-        <w:t>clar</w:t>
-      </w:r>
-      <w:proofErr w:type="spellEnd"/>
-      <w:r>
-        <w:t xml:space="preserve"> id-ul ca </w:t>
-      </w:r>
-      <w:proofErr w:type="spellStart"/>
-      <w:r>
-        <w:t>si</w:t>
-      </w:r>
-      <w:proofErr w:type="spellEnd"/>
-      <w:r>
-        <w:t xml:space="preserve"> </w:t>
-      </w:r>
-      <w:proofErr w:type="spellStart"/>
-      <w:r>
-        <w:t>parametru</w:t>
-      </w:r>
-      <w:proofErr w:type="spellEnd"/>
-      <w:r>
-        <w:t xml:space="preserve"> </w:t>
-      </w:r>
-      <w:proofErr w:type="spellStart"/>
-      <w:r>
-        <w:t>diferit</w:t>
-      </w:r>
-      <w:proofErr w:type="spellEnd"/>
-      <w:r>
-        <w:t xml:space="preserve">. A se </w:t>
-      </w:r>
-      <w:proofErr w:type="spellStart"/>
-      <w:r>
-        <w:t>elimina</w:t>
-      </w:r>
-      <w:proofErr w:type="spellEnd"/>
-      <w:r>
-        <w:t xml:space="preserve">, </w:t>
-      </w:r>
-      <w:proofErr w:type="spellStart"/>
-      <w:r>
-        <w:t>poate</w:t>
-      </w:r>
-      <w:proofErr w:type="spellEnd"/>
-      <w:r>
-        <w:t xml:space="preserve"> </w:t>
-      </w:r>
-      <w:proofErr w:type="spellStart"/>
-      <w:r>
-        <w:t>crea</w:t>
-      </w:r>
-      <w:proofErr w:type="spellEnd"/>
-      <w:r>
-        <w:t xml:space="preserve"> </w:t>
-      </w:r>
-      <w:proofErr w:type="spellStart"/>
-      <w:r>
-        <w:t>confuzii</w:t>
-      </w:r>
-      <w:proofErr w:type="spellEnd"/>
-      <w:r>
-        <w:t xml:space="preserve"> ulterior </w:t>
-      </w:r>
-      <w:proofErr w:type="spellStart"/>
-      <w:r>
-        <w:t>pentru</w:t>
-      </w:r>
-      <w:proofErr w:type="spellEnd"/>
-      <w:r>
-        <w:t xml:space="preserve"> alti </w:t>
-      </w:r>
-      <w:proofErr w:type="spellStart"/>
-      <w:r>
-        <w:t>programatori</w:t>
-      </w:r>
-      <w:proofErr w:type="spellEnd"/>
-      <w:r>
-        <w:t xml:space="preserve"> &gt;tine </w:t>
-      </w:r>
-      <w:proofErr w:type="spellStart"/>
-      <w:r>
-        <w:t>cont</w:t>
-      </w:r>
-      <w:proofErr w:type="spellEnd"/>
-      <w:r>
-        <w:t xml:space="preserve"> ca un cod bun </w:t>
-      </w:r>
-      <w:proofErr w:type="spellStart"/>
-      <w:r>
-        <w:t>este</w:t>
-      </w:r>
-      <w:proofErr w:type="spellEnd"/>
-      <w:r>
-        <w:t xml:space="preserve"> un cod care la prima </w:t>
-      </w:r>
-      <w:proofErr w:type="spellStart"/>
-      <w:r>
-        <w:t>vedere</w:t>
-      </w:r>
-      <w:proofErr w:type="spellEnd"/>
-      <w:r>
-        <w:t xml:space="preserve"> </w:t>
-      </w:r>
-      <w:proofErr w:type="spellStart"/>
-      <w:r>
-        <w:t>poti</w:t>
-      </w:r>
-      <w:proofErr w:type="spellEnd"/>
-      <w:r>
-        <w:t xml:space="preserve"> </w:t>
-      </w:r>
-      <w:proofErr w:type="spellStart"/>
-      <w:r>
-        <w:t>sa</w:t>
-      </w:r>
-      <w:proofErr w:type="spellEnd"/>
-      <w:r>
-        <w:t xml:space="preserve"> </w:t>
-      </w:r>
-      <w:proofErr w:type="spellStart"/>
-      <w:r>
-        <w:t>iti</w:t>
-      </w:r>
-      <w:proofErr w:type="spellEnd"/>
-      <w:r>
-        <w:t xml:space="preserve"> </w:t>
-      </w:r>
-      <w:proofErr w:type="spellStart"/>
-      <w:r>
-        <w:t>dai</w:t>
-      </w:r>
-      <w:proofErr w:type="spellEnd"/>
-      <w:r>
-        <w:t xml:space="preserve"> </w:t>
-      </w:r>
-      <w:proofErr w:type="spellStart"/>
-      <w:r>
-        <w:t>seama</w:t>
-      </w:r>
-      <w:proofErr w:type="spellEnd"/>
-      <w:r>
-        <w:t xml:space="preserve"> </w:t>
-      </w:r>
-      <w:proofErr w:type="spellStart"/>
-      <w:r>
-        <w:t>despre</w:t>
-      </w:r>
-      <w:proofErr w:type="spellEnd"/>
-      <w:r>
-        <w:t xml:space="preserve"> </w:t>
-      </w:r>
-      <w:proofErr w:type="spellStart"/>
-      <w:r>
-        <w:t>ce</w:t>
-      </w:r>
-      <w:proofErr w:type="spellEnd"/>
-      <w:r>
-        <w:t xml:space="preserve"> </w:t>
-      </w:r>
-      <w:proofErr w:type="spellStart"/>
-      <w:r>
-        <w:t>este</w:t>
-      </w:r>
-      <w:proofErr w:type="spellEnd"/>
-      <w:r>
-        <w:t xml:space="preserve"> </w:t>
-      </w:r>
-      <w:proofErr w:type="spellStart"/>
-      <w:r>
-        <w:t>vorba</w:t>
-      </w:r>
-      <w:proofErr w:type="spellEnd"/>
-      <w:r>
-        <w:t>&lt;</w:t>
+      <w:r>
+        <w:lastRenderedPageBreak/>
+        <w:t>PositionRequest include date despre PK, desi sunt irelevante in contextul in care semnatura metodei pentru update specifica in clar id-ul ca si parametru diferit. A se elimina, poate crea confuzii ulterior pentru alti programatori &gt;tine cont ca un cod bun este un cod care la prima vedere poti sa iti dai seama despre ce este vorba&lt;</w:t>
+      </w:r>
+      <w:r>
+        <w:t xml:space="preserve"> - Done</w:t>
       </w:r>
     </w:p>
     <w:p>
@@ -7609,101 +3550,8 @@
           <w:numId w:val="7"/>
         </w:numPr>
       </w:pPr>
-      <w:proofErr w:type="spellStart"/>
-      <w:r>
-        <w:t>Ar</w:t>
-      </w:r>
-      <w:proofErr w:type="spellEnd"/>
-      <w:r>
-        <w:t xml:space="preserve"> fi </w:t>
-      </w:r>
-      <w:proofErr w:type="spellStart"/>
-      <w:r>
-        <w:t>foarte</w:t>
-      </w:r>
-      <w:proofErr w:type="spellEnd"/>
-      <w:r>
-        <w:t xml:space="preserve"> util </w:t>
-      </w:r>
-      <w:proofErr w:type="spellStart"/>
-      <w:r>
-        <w:t>sa</w:t>
-      </w:r>
-      <w:proofErr w:type="spellEnd"/>
-      <w:r>
-        <w:t xml:space="preserve"> </w:t>
-      </w:r>
-      <w:proofErr w:type="spellStart"/>
-      <w:r>
-        <w:t>faci</w:t>
-      </w:r>
-      <w:proofErr w:type="spellEnd"/>
-      <w:r>
-        <w:t xml:space="preserve"> ca </w:t>
-      </w:r>
-      <w:proofErr w:type="spellStart"/>
-      <w:r>
-        <w:t>ultim</w:t>
-      </w:r>
-      <w:proofErr w:type="spellEnd"/>
-      <w:r>
-        <w:t xml:space="preserve"> pass, o </w:t>
-      </w:r>
-      <w:proofErr w:type="spellStart"/>
-      <w:r>
-        <w:t>analiza</w:t>
-      </w:r>
-      <w:proofErr w:type="spellEnd"/>
-      <w:r>
-        <w:t xml:space="preserve"> cu SonarQube (se </w:t>
-      </w:r>
-      <w:proofErr w:type="spellStart"/>
-      <w:r>
-        <w:t>poate</w:t>
-      </w:r>
-      <w:proofErr w:type="spellEnd"/>
-      <w:r>
-        <w:t xml:space="preserve"> </w:t>
-      </w:r>
-      <w:proofErr w:type="spellStart"/>
-      <w:r>
-        <w:t>activa</w:t>
-      </w:r>
-      <w:proofErr w:type="spellEnd"/>
-      <w:r>
-        <w:t xml:space="preserve"> ca </w:t>
-      </w:r>
-      <w:proofErr w:type="spellStart"/>
-      <w:r>
-        <w:t>inainte</w:t>
-      </w:r>
-      <w:proofErr w:type="spellEnd"/>
-      <w:r>
-        <w:t xml:space="preserve"> de commit </w:t>
-      </w:r>
-      <w:proofErr w:type="spellStart"/>
-      <w:r>
-        <w:t>sa</w:t>
-      </w:r>
-      <w:proofErr w:type="spellEnd"/>
-      <w:r>
-        <w:t xml:space="preserve"> </w:t>
-      </w:r>
-      <w:proofErr w:type="spellStart"/>
-      <w:r>
-        <w:t>faca</w:t>
-      </w:r>
-      <w:proofErr w:type="spellEnd"/>
-      <w:r>
-        <w:t xml:space="preserve"> trigger </w:t>
-      </w:r>
-      <w:proofErr w:type="spellStart"/>
-      <w:r>
-        <w:t>Intellij</w:t>
-      </w:r>
-      <w:proofErr w:type="spellEnd"/>
-      <w:r>
-        <w:t>).</w:t>
+      <w:r>
+        <w:t>Ar fi foarte util sa faci ca ultim pass, o analiza cu SonarQube (se poate activa ca inainte de commit sa faca trigger Intellij).</w:t>
       </w:r>
     </w:p>
     <w:p/>
@@ -7712,14 +3560,8 @@
         <w:pStyle w:val="Heading1"/>
       </w:pPr>
       <w:bookmarkStart w:id="9" w:name="_Toc235545207"/>
-      <w:proofErr w:type="spellStart"/>
-      <w:r>
-        <w:lastRenderedPageBreak/>
-        <w:t>Justificare</w:t>
-      </w:r>
-      <w:proofErr w:type="spellEnd"/>
-      <w:r>
-        <w:t xml:space="preserve"> </w:t>
+      <w:r>
+        <w:t xml:space="preserve">Justificare </w:t>
       </w:r>
       <w:r>
         <w:t>Sequence</w:t>
@@ -7728,192 +3570,14 @@
     </w:p>
     <w:p/>
     <w:p>
-      <w:proofErr w:type="spellStart"/>
-      <w:r>
-        <w:t>Optiunile</w:t>
-      </w:r>
-      <w:proofErr w:type="spellEnd"/>
-      <w:r>
-        <w:t xml:space="preserve"> pe care le </w:t>
-      </w:r>
-      <w:proofErr w:type="spellStart"/>
-      <w:r>
-        <w:t>aveam</w:t>
-      </w:r>
-      <w:proofErr w:type="spellEnd"/>
-      <w:r>
-        <w:t xml:space="preserve"> </w:t>
-      </w:r>
-      <w:proofErr w:type="spellStart"/>
-      <w:r>
-        <w:t>disponibile</w:t>
-      </w:r>
-      <w:proofErr w:type="spellEnd"/>
-      <w:r>
-        <w:t xml:space="preserve"> </w:t>
-      </w:r>
-      <w:proofErr w:type="spellStart"/>
-      <w:r>
-        <w:t>erau</w:t>
-      </w:r>
-      <w:proofErr w:type="spellEnd"/>
-      <w:r>
-        <w:t xml:space="preserve"> sequence, identity </w:t>
-      </w:r>
-      <w:proofErr w:type="spellStart"/>
-      <w:r>
-        <w:t>si</w:t>
-      </w:r>
-      <w:proofErr w:type="spellEnd"/>
-      <w:r>
-        <w:t xml:space="preserve"> table. Am ales Sequence </w:t>
-      </w:r>
-      <w:proofErr w:type="spellStart"/>
-      <w:r>
-        <w:t>deoare</w:t>
+      <w:r>
+        <w:t>Optiunile pe care le aveam disponibile erau sequence, identity si table. Am ales Sequence deoare</w:t>
       </w:r>
       <w:r>
         <w:t>c</w:t>
       </w:r>
       <w:r>
-        <w:t>e</w:t>
-      </w:r>
-      <w:proofErr w:type="spellEnd"/>
-      <w:r>
-        <w:t xml:space="preserve"> </w:t>
-      </w:r>
-      <w:proofErr w:type="spellStart"/>
-      <w:r>
-        <w:t>permite</w:t>
-      </w:r>
-      <w:proofErr w:type="spellEnd"/>
-      <w:r>
-        <w:t xml:space="preserve"> </w:t>
-      </w:r>
-      <w:proofErr w:type="spellStart"/>
-      <w:r>
-        <w:t>inserarea</w:t>
-      </w:r>
-      <w:proofErr w:type="spellEnd"/>
-      <w:r>
-        <w:t xml:space="preserve"> in batch-</w:t>
-      </w:r>
-      <w:proofErr w:type="spellStart"/>
-      <w:r>
-        <w:t>uri</w:t>
-      </w:r>
-      <w:proofErr w:type="spellEnd"/>
-      <w:r>
-        <w:t xml:space="preserve"> fata de Identity. Daca </w:t>
-      </w:r>
-      <w:proofErr w:type="spellStart"/>
-      <w:r>
-        <w:t>foloseam</w:t>
-      </w:r>
-      <w:proofErr w:type="spellEnd"/>
-      <w:r>
-        <w:t xml:space="preserve"> </w:t>
-      </w:r>
-      <w:proofErr w:type="gramStart"/>
-      <w:r>
-        <w:t>identity ,</w:t>
-      </w:r>
-      <w:proofErr w:type="spellStart"/>
-      <w:r>
-        <w:t>baza</w:t>
-      </w:r>
-      <w:proofErr w:type="spellEnd"/>
-      <w:proofErr w:type="gramEnd"/>
-      <w:r>
-        <w:t xml:space="preserve"> de date genera id ul </w:t>
-      </w:r>
-      <w:proofErr w:type="spellStart"/>
-      <w:r>
-        <w:t>doar</w:t>
-      </w:r>
-      <w:proofErr w:type="spellEnd"/>
-      <w:r>
-        <w:t xml:space="preserve"> in </w:t>
-      </w:r>
-      <w:proofErr w:type="spellStart"/>
-      <w:r>
-        <w:t>momentul</w:t>
-      </w:r>
-      <w:proofErr w:type="spellEnd"/>
-      <w:r>
-        <w:t xml:space="preserve"> </w:t>
-      </w:r>
-      <w:proofErr w:type="spellStart"/>
-      <w:r>
-        <w:t>inserarii</w:t>
-      </w:r>
-      <w:proofErr w:type="spellEnd"/>
-      <w:r>
-        <w:t xml:space="preserve">. Cu sequence </w:t>
-      </w:r>
-      <w:proofErr w:type="spellStart"/>
-      <w:r>
-        <w:t>baza</w:t>
-      </w:r>
-      <w:proofErr w:type="spellEnd"/>
-      <w:r>
-        <w:t xml:space="preserve"> de date </w:t>
-      </w:r>
-      <w:proofErr w:type="spellStart"/>
-      <w:r>
-        <w:t>poate</w:t>
-      </w:r>
-      <w:proofErr w:type="spellEnd"/>
-      <w:r>
-        <w:t xml:space="preserve"> genera in </w:t>
-      </w:r>
-      <w:proofErr w:type="spellStart"/>
-      <w:r>
-        <w:t>avans</w:t>
-      </w:r>
-      <w:proofErr w:type="spellEnd"/>
-      <w:r>
-        <w:t xml:space="preserve"> id urile </w:t>
-      </w:r>
-      <w:proofErr w:type="spellStart"/>
-      <w:r>
-        <w:t>si</w:t>
-      </w:r>
-      <w:proofErr w:type="spellEnd"/>
-      <w:r>
-        <w:t xml:space="preserve"> </w:t>
-      </w:r>
-      <w:proofErr w:type="spellStart"/>
-      <w:r>
-        <w:t>sa</w:t>
-      </w:r>
-      <w:proofErr w:type="spellEnd"/>
-      <w:r>
-        <w:t xml:space="preserve"> le </w:t>
-      </w:r>
-      <w:proofErr w:type="spellStart"/>
-      <w:r>
-        <w:t>foloseaca</w:t>
-      </w:r>
-      <w:proofErr w:type="spellEnd"/>
-      <w:r>
-        <w:t xml:space="preserve"> in </w:t>
-      </w:r>
-      <w:proofErr w:type="spellStart"/>
-      <w:r>
-        <w:t>momentul</w:t>
-      </w:r>
-      <w:proofErr w:type="spellEnd"/>
-      <w:r>
-        <w:t xml:space="preserve"> </w:t>
-      </w:r>
-      <w:proofErr w:type="spellStart"/>
-      <w:r>
-        <w:t>inserarii</w:t>
-      </w:r>
-      <w:proofErr w:type="spellEnd"/>
-      <w:r>
-        <w:t>.</w:t>
+        <w:t>e permite inserarea in batch-uri fata de Identity. Daca foloseam identity ,baza de date genera id ul doar in momentul inserarii. Cu sequence baza de date poate genera in avans id urile si sa le foloseaca in momentul inserarii.</w:t>
       </w:r>
     </w:p>
     <w:p>
@@ -7981,43 +3645,12 @@
               <w:pStyle w:val="ListParagraph"/>
               <w:ind w:left="0"/>
             </w:pPr>
-            <w:proofErr w:type="spellStart"/>
-            <w:r>
-              <w:t>Rapiditate</w:t>
-            </w:r>
-            <w:proofErr w:type="spellEnd"/>
-            <w:r>
-              <w:t xml:space="preserve"> la </w:t>
-            </w:r>
-            <w:proofErr w:type="spellStart"/>
-            <w:r>
-              <w:t>inserare</w:t>
-            </w:r>
-            <w:proofErr w:type="spellEnd"/>
-            <w:r>
-              <w:t xml:space="preserve"> </w:t>
-            </w:r>
-            <w:proofErr w:type="spellStart"/>
-            <w:r>
-              <w:t>prin</w:t>
-            </w:r>
-            <w:proofErr w:type="spellEnd"/>
-            <w:r>
-              <w:t xml:space="preserve"> </w:t>
-            </w:r>
-            <w:proofErr w:type="spellStart"/>
-            <w:r>
-              <w:t>utilizarea</w:t>
-            </w:r>
-            <w:proofErr w:type="spellEnd"/>
-            <w:r>
-              <w:t xml:space="preserve"> batch </w:t>
-            </w:r>
-            <w:proofErr w:type="spellStart"/>
-            <w:r>
-              <w:t>urilor</w:t>
-            </w:r>
-            <w:proofErr w:type="spellEnd"/>
+            <w:r>
+              <w:t>Rapiditate la inserare</w:t>
+            </w:r>
+            <w:r>
+              <w:t xml:space="preserve"> prin utilizarea batch urilor</w:t>
+            </w:r>
           </w:p>
         </w:tc>
         <w:tc>
@@ -8032,81 +3665,18 @@
             <w:r>
               <w:t xml:space="preserve">Daca </w:t>
             </w:r>
-            <w:proofErr w:type="spellStart"/>
             <w:r>
               <w:t>e</w:t>
             </w:r>
             <w:r>
-              <w:t>sueaza</w:t>
-            </w:r>
-            <w:proofErr w:type="spellEnd"/>
-            <w:r>
-              <w:t xml:space="preserve"> o </w:t>
-            </w:r>
-            <w:proofErr w:type="spellStart"/>
-            <w:r>
-              <w:t>tranzactie</w:t>
-            </w:r>
-            <w:proofErr w:type="spellEnd"/>
-            <w:r>
-              <w:t xml:space="preserve"> id urile </w:t>
-            </w:r>
-            <w:proofErr w:type="spellStart"/>
-            <w:r>
-              <w:t>prealocate</w:t>
-            </w:r>
-            <w:proofErr w:type="spellEnd"/>
-            <w:r>
-              <w:t xml:space="preserve"> se </w:t>
-            </w:r>
-            <w:proofErr w:type="spellStart"/>
-            <w:r>
-              <w:t>pierd</w:t>
-            </w:r>
-            <w:proofErr w:type="spellEnd"/>
-            <w:r>
-              <w:t xml:space="preserve"> </w:t>
-            </w:r>
-            <w:proofErr w:type="spellStart"/>
-            <w:r>
-              <w:t>si</w:t>
-            </w:r>
-            <w:proofErr w:type="spellEnd"/>
-            <w:r>
-              <w:t xml:space="preserve"> o </w:t>
-            </w:r>
-            <w:proofErr w:type="spellStart"/>
-            <w:r>
-              <w:t>sa</w:t>
-            </w:r>
-            <w:proofErr w:type="spellEnd"/>
-            <w:r>
-              <w:t xml:space="preserve"> fie </w:t>
-            </w:r>
-            <w:proofErr w:type="spellStart"/>
-            <w:r>
-              <w:t>salturi</w:t>
-            </w:r>
-            <w:proofErr w:type="spellEnd"/>
-            <w:r>
-              <w:t xml:space="preserve"> </w:t>
-            </w:r>
-            <w:proofErr w:type="spellStart"/>
-            <w:r>
-              <w:t>mari</w:t>
-            </w:r>
-            <w:proofErr w:type="spellEnd"/>
-            <w:r>
-              <w:t xml:space="preserve"> </w:t>
-            </w:r>
-            <w:r>
-              <w:t xml:space="preserve">la id </w:t>
-            </w:r>
-            <w:proofErr w:type="spellStart"/>
-            <w:r>
-              <w:t>uri</w:t>
-            </w:r>
-            <w:proofErr w:type="spellEnd"/>
+              <w:t xml:space="preserve">sueaza o tranzactie id urile prealocate se pierd si o sa fie salturi </w:t>
+            </w:r>
+            <w:r>
+              <w:t xml:space="preserve">mari </w:t>
+            </w:r>
+            <w:r>
+              <w:t>la id uri</w:t>
+            </w:r>
           </w:p>
         </w:tc>
       </w:tr>
@@ -8182,61 +3752,8 @@
               <w:ind w:left="0"/>
             </w:pPr>
             <w:r>
-              <w:t xml:space="preserve">Daca </w:t>
-            </w:r>
-            <w:proofErr w:type="spellStart"/>
-            <w:r>
-              <w:t>esueaza</w:t>
-            </w:r>
-            <w:proofErr w:type="spellEnd"/>
-            <w:r>
-              <w:t xml:space="preserve"> o </w:t>
-            </w:r>
-            <w:proofErr w:type="spellStart"/>
-            <w:r>
-              <w:t>tranzactie</w:t>
-            </w:r>
-            <w:proofErr w:type="spellEnd"/>
-            <w:r>
-              <w:t xml:space="preserve"> </w:t>
-            </w:r>
-            <w:proofErr w:type="spellStart"/>
-            <w:r>
-              <w:t>salturile</w:t>
-            </w:r>
-            <w:proofErr w:type="spellEnd"/>
-            <w:r>
-              <w:t xml:space="preserve"> </w:t>
-            </w:r>
-            <w:proofErr w:type="spellStart"/>
-            <w:r>
-              <w:t>intre</w:t>
-            </w:r>
-            <w:proofErr w:type="spellEnd"/>
-            <w:r>
-              <w:t xml:space="preserve"> id </w:t>
-            </w:r>
-            <w:proofErr w:type="spellStart"/>
-            <w:r>
-              <w:t>uri</w:t>
-            </w:r>
-            <w:proofErr w:type="spellEnd"/>
-            <w:r>
-              <w:t xml:space="preserve"> sunt </w:t>
-            </w:r>
-            <w:proofErr w:type="spellStart"/>
-            <w:r>
-              <w:t>mai</w:t>
-            </w:r>
-            <w:proofErr w:type="spellEnd"/>
-            <w:r>
-              <w:t xml:space="preserve"> </w:t>
-            </w:r>
-            <w:proofErr w:type="spellStart"/>
-            <w:r>
-              <w:t>mici</w:t>
-            </w:r>
-            <w:proofErr w:type="spellEnd"/>
+              <w:t>Daca esueaza o tranzactie salturile intre id uri sunt mai mici</w:t>
+            </w:r>
           </w:p>
         </w:tc>
         <w:tc>
@@ -8249,72 +3766,14 @@
               <w:ind w:left="0"/>
             </w:pPr>
             <w:r>
-              <w:t xml:space="preserve">Se </w:t>
-            </w:r>
-            <w:proofErr w:type="spellStart"/>
-            <w:r>
-              <w:t>insereaza</w:t>
-            </w:r>
-            <w:proofErr w:type="spellEnd"/>
-            <w:r>
-              <w:t xml:space="preserve"> </w:t>
-            </w:r>
-            <w:r>
-              <w:t xml:space="preserve">rand cu rand </w:t>
-            </w:r>
-            <w:proofErr w:type="spellStart"/>
-            <w:r>
-              <w:t>pentru</w:t>
-            </w:r>
-            <w:proofErr w:type="spellEnd"/>
-            <w:r>
-              <w:t xml:space="preserve"> </w:t>
-            </w:r>
-            <w:proofErr w:type="gramStart"/>
-            <w:r>
-              <w:t>a</w:t>
-            </w:r>
-            <w:proofErr w:type="gramEnd"/>
-            <w:r>
-              <w:t xml:space="preserve"> </w:t>
-            </w:r>
-            <w:proofErr w:type="spellStart"/>
-            <w:r>
-              <w:t>afla</w:t>
-            </w:r>
-            <w:proofErr w:type="spellEnd"/>
-            <w:r>
-              <w:t xml:space="preserve"> </w:t>
-            </w:r>
-            <w:proofErr w:type="spellStart"/>
-            <w:r>
-              <w:t>urmatorul</w:t>
-            </w:r>
-            <w:proofErr w:type="spellEnd"/>
-            <w:r>
-              <w:t xml:space="preserve"> id </w:t>
-            </w:r>
-            <w:proofErr w:type="spellStart"/>
-            <w:r>
-              <w:t>generat</w:t>
-            </w:r>
-            <w:proofErr w:type="spellEnd"/>
-            <w:r>
-              <w:t xml:space="preserve"> </w:t>
-            </w:r>
-            <w:proofErr w:type="spellStart"/>
-            <w:r>
-              <w:t>scazand</w:t>
-            </w:r>
-            <w:proofErr w:type="spellEnd"/>
-            <w:r>
-              <w:t xml:space="preserve"> </w:t>
-            </w:r>
-            <w:proofErr w:type="spellStart"/>
-            <w:r>
-              <w:t>performanta</w:t>
-            </w:r>
-            <w:proofErr w:type="spellEnd"/>
+              <w:t xml:space="preserve">Se insereaza </w:t>
+            </w:r>
+            <w:r>
+              <w:t>rand cu rand pentru a afla urmatorul id generat</w:t>
+            </w:r>
+            <w:r>
+              <w:t xml:space="preserve"> scazand performanta</w:t>
+            </w:r>
           </w:p>
         </w:tc>
       </w:tr>
